--- a/outputs/MY4_Education_Ministry_Proposal.docx
+++ b/outputs/MY4_Education_Ministry_Proposal.docx
@@ -4,70 +4,60 @@
   <w:body>
     <w:p>
       <w:pPr>
-        <w:bidi/>
-        <w:spacing w:before="0" w:after="0"/>
+        <w:bidi w:val="1"/>
         <w:jc w:val="right"/>
-        <w:shd w:val="clear" w:color="auto" w:fill="0E0E0E"/>
       </w:pPr>
       <w:r>
         <w:rPr>
-          <w:rFonts w:ascii="Inter" w:hAnsi="Inter"/>
-          <w:b w:val="0"/>
+          <w:rFonts w:ascii="Montserrat" w:hAnsi="Montserrat"/>
+          <w:b/>
+          <w:color w:val="0E0E0E"/>
+          <w:sz w:val="52"/>
+        </w:rPr>
+        <w:t>MY4 Education</w:t>
+      </w:r>
+    </w:p>
+    <w:p>
+      <w:pPr>
+        <w:bidi w:val="1"/>
+        <w:jc w:val="right"/>
+      </w:pPr>
+      <w:r>
+        <w:rPr>
+          <w:rFonts w:ascii="Montserrat" w:hAnsi="Montserrat"/>
+          <w:b/>
+          <w:color w:val="0E0E0E"/>
+          <w:sz w:val="52"/>
+        </w:rPr>
+        <w:t>مقترح شراكة استراتيجية</w:t>
+      </w:r>
+    </w:p>
+    <w:p>
+      <w:pPr>
+        <w:bidi w:val="1"/>
+        <w:jc w:val="right"/>
+      </w:pPr>
+      <w:r>
+        <w:rPr>
+          <w:rFonts w:ascii="Arial" w:hAnsi="Arial"/>
           <w:color w:val="C8A24C"/>
-          <w:sz w:val="20"/>
+          <w:sz w:val="22"/>
         </w:rPr>
         <w:t>وزارة التضامن الاجتماعي — جمهورية مصر العربية</w:t>
       </w:r>
     </w:p>
     <w:p>
       <w:pPr>
-        <w:bidi/>
-        <w:spacing w:before="160" w:after="80"/>
+        <w:bidi w:val="1"/>
         <w:jc w:val="right"/>
-        <w:shd w:val="clear" w:color="auto" w:fill="0E0E0E"/>
       </w:pPr>
       <w:r>
         <w:rPr>
-          <w:rFonts w:ascii="Montserrat" w:hAnsi="Montserrat"/>
-          <w:b/>
-          <w:color w:val="FFFFFF"/>
-          <w:sz w:val="56"/>
+          <w:rFonts w:ascii="Arial" w:hAnsi="Arial"/>
+          <w:color w:val="444444"/>
+          <w:sz w:val="20"/>
         </w:rPr>
-        <w:t>مبادرة وطنية لتأهيل الشباب وتمكينهم اقتصادياً</w:t>
-      </w:r>
-    </w:p>
-    <w:p>
-      <w:pPr>
-        <w:bidi/>
-        <w:spacing w:before="0" w:after="80"/>
-        <w:jc w:val="right"/>
-        <w:shd w:val="clear" w:color="auto" w:fill="0E0E0E"/>
-      </w:pPr>
-      <w:r>
-        <w:rPr>
-          <w:rFonts w:ascii="Inter" w:hAnsi="Inter"/>
-          <w:b w:val="0"/>
-          <w:color w:val="C8A24C"/>
-          <w:sz w:val="32"/>
-        </w:rPr>
-        <w:t>من قاعة الدارس إلى سوق العمل</w:t>
-      </w:r>
-    </w:p>
-    <w:p>
-      <w:pPr>
-        <w:bidi/>
-        <w:spacing w:before="120" w:after="240"/>
-        <w:jc w:val="right"/>
-        <w:shd w:val="clear" w:color="auto" w:fill="0E0E0E"/>
-      </w:pPr>
-      <w:r>
-        <w:rPr>
-          <w:rFonts w:ascii="Montserrat" w:hAnsi="Montserrat"/>
-          <w:b/>
-          <w:color w:val="FFFFFF"/>
-          <w:sz w:val="24"/>
-        </w:rPr>
-        <w:t>MY4 Education  ·  محمود جاداللا</w:t>
+        <w:t>من قاعة الدارس إلى سوق العمل  ·  ٢٠٢٦</w:t>
       </w:r>
     </w:p>
     <w:p>
@@ -77,318 +67,7 @@
     </w:p>
     <w:p>
       <w:pPr>
-        <w:shd w:val="clear" w:color="auto" w:fill="0E0E0E"/>
-        <w:bidi/>
-        <w:spacing w:before="280" w:after="80"/>
-        <w:jc w:val="right"/>
-      </w:pPr>
-      <w:r>
-        <w:rPr>
-          <w:b/>
-          <w:color w:val="C8A24C"/>
-          <w:sz w:val="44"/>
-        </w:rPr>
-        <w:t xml:space="preserve">00  </w:t>
-      </w:r>
-      <w:r>
-        <w:rPr>
-          <w:b/>
-          <w:color w:val="FFFFFF"/>
-          <w:sz w:val="44"/>
-        </w:rPr>
-        <w:t>ملخص تنفيذي</w:t>
-      </w:r>
-    </w:p>
-    <w:p>
-      <w:pPr>
-        <w:spacing w:before="40" w:after="40"/>
-        <w:pBdr>
-          <w:bottom w:val="single" w:sz="6" w:space="1" w:color="C8A24C"/>
-        </w:pBdr>
-      </w:pPr>
-    </w:p>
-    <w:p>
-      <w:pPr>
-        <w:bidi/>
-        <w:spacing w:before="0" w:after="120"/>
-        <w:jc w:val="right"/>
-      </w:pPr>
-      <w:r>
-        <w:rPr>
-          <w:rFonts w:ascii="Inter" w:hAnsi="Inter"/>
-          <w:b w:val="0"/>
-          <w:color w:val="0E0E0E"/>
-          <w:sz w:val="24"/>
-        </w:rPr>
-        <w:t>تقدم MY4 Education هذا الملف إلى وزارة التضامن الاجتماعي طالبةً الرعاية الرسمية والتمويل لتدريب نموذج قادر على تحويل الدارسين من قاعة الدرس إلى سوق العمل. القضية ليست في نقص الوظائف، بل في نقص الجاهزية.</w:t>
-      </w:r>
-    </w:p>
-    <w:tbl>
-      <w:tblPr>
-        <w:tblStyle w:val="TableGrid"/>
-        <w:tblW w:type="auto" w:w="0"/>
-        <w:tblLook w:firstColumn="1" w:firstRow="1" w:lastColumn="0" w:lastRow="0" w:noHBand="0" w:noVBand="1" w:val="04A0"/>
-      </w:tblPr>
-      <w:tblGrid>
-        <w:gridCol w:w="3024"/>
-        <w:gridCol w:w="3024"/>
-        <w:gridCol w:w="3024"/>
-      </w:tblGrid>
-      <w:tr>
-        <w:tc>
-          <w:tcPr>
-            <w:tcW w:type="dxa" w:w="3024"/>
-            <w:shd w:val="clear" w:color="auto" w:fill="0E0E0E"/>
-          </w:tcPr>
-          <w:p>
-            <w:pPr>
-              <w:bidi/>
-              <w:jc w:val="right"/>
-            </w:pPr>
-            <w:r>
-              <w:rPr>
-                <w:b/>
-                <w:color w:val="C8A24C"/>
-                <w:sz w:val="22"/>
-              </w:rPr>
-              <w:t>6.3%</w:t>
-              <w:br/>
-              <w:t>معدل البطالة الإجمالي — مصر 2025</w:t>
-              <w:br/>
-              <w:t>CAPMAS 2024</w:t>
-            </w:r>
-          </w:p>
-        </w:tc>
-        <w:tc>
-          <w:tcPr>
-            <w:tcW w:type="dxa" w:w="3024"/>
-            <w:shd w:val="clear" w:color="auto" w:fill="0E0E0E"/>
-          </w:tcPr>
-          <w:p>
-            <w:pPr>
-              <w:bidi/>
-              <w:jc w:val="right"/>
-            </w:pPr>
-            <w:r>
-              <w:rPr>
-                <w:b/>
-                <w:color w:val="C8A24C"/>
-                <w:sz w:val="22"/>
-              </w:rPr>
-              <w:t>45%</w:t>
-              <w:br/>
-              <w:t>أصحاب العمل: خريجون غير مؤهلين عملياً</w:t>
-              <w:br/>
-              <w:t>NewEnt Egypt 2021</w:t>
-            </w:r>
-          </w:p>
-        </w:tc>
-        <w:tc>
-          <w:tcPr>
-            <w:tcW w:type="dxa" w:w="3024"/>
-            <w:shd w:val="clear" w:color="auto" w:fill="0E0E0E"/>
-          </w:tcPr>
-          <w:p>
-            <w:pPr>
-              <w:bidi/>
-              <w:jc w:val="right"/>
-            </w:pPr>
-            <w:r>
-              <w:rPr>
-                <w:b/>
-                <w:color w:val="C8A24C"/>
-                <w:sz w:val="22"/>
-              </w:rPr>
-              <w:t>78%</w:t>
-              <w:br/>
-              <w:t>شركات كبرى: نقص كفاءات رقمية</w:t>
-              <w:br/>
-              <w:t>NewEnt Egypt 2021</w:t>
-            </w:r>
-          </w:p>
-        </w:tc>
-      </w:tr>
-    </w:tbl>
-    <w:p/>
-    <w:p>
-      <w:pPr>
-        <w:shd w:val="clear" w:color="auto" w:fill="0E0E0E"/>
-        <w:bidi/>
-        <w:spacing w:before="280" w:after="80"/>
-        <w:jc w:val="right"/>
-      </w:pPr>
-      <w:r>
-        <w:rPr>
-          <w:b/>
-          <w:color w:val="C8A24C"/>
-          <w:sz w:val="44"/>
-        </w:rPr>
-        <w:t xml:space="preserve">01  </w:t>
-      </w:r>
-      <w:r>
-        <w:rPr>
-          <w:b/>
-          <w:color w:val="FFFFFF"/>
-          <w:sz w:val="44"/>
-        </w:rPr>
-        <w:t>الإشكالية — الشهادة وحدها لا تصنع فرصة عمل</w:t>
-      </w:r>
-    </w:p>
-    <w:p>
-      <w:pPr>
-        <w:spacing w:before="40" w:after="40"/>
-        <w:pBdr>
-          <w:bottom w:val="single" w:sz="6" w:space="1" w:color="C8A24C"/>
-        </w:pBdr>
-      </w:pPr>
-    </w:p>
-    <w:p>
-      <w:pPr>
-        <w:bidi/>
-        <w:spacing w:after="80"/>
-        <w:jc w:val="right"/>
-      </w:pPr>
-      <w:r>
-        <w:rPr>
-          <w:b/>
-          <w:color w:val="C8A24C"/>
-          <w:sz w:val="36"/>
-        </w:rPr>
-        <w:t xml:space="preserve">6.3%  </w:t>
-      </w:r>
-      <w:r>
-        <w:rPr>
-          <w:color w:val="0E0E0E"/>
-          <w:sz w:val="22"/>
-        </w:rPr>
-        <w:t>معدل البطالة الإجمالي — مصر 2025 (CAPMAS 2024)</w:t>
-      </w:r>
-    </w:p>
-    <w:p>
-      <w:pPr>
-        <w:bidi/>
-        <w:spacing w:after="80"/>
-        <w:jc w:val="right"/>
-      </w:pPr>
-      <w:r>
-        <w:rPr>
-          <w:b/>
-          <w:color w:val="C8A24C"/>
-          <w:sz w:val="36"/>
-        </w:rPr>
-        <w:t xml:space="preserve">45%  </w:t>
-      </w:r>
-      <w:r>
-        <w:rPr>
-          <w:color w:val="0E0E0E"/>
-          <w:sz w:val="22"/>
-        </w:rPr>
-        <w:t>من أصحاب العمل: الخريجون غير مؤهلين عملياً (NewEnt Egypt 2021)</w:t>
-      </w:r>
-    </w:p>
-    <w:p>
-      <w:pPr>
-        <w:bidi/>
-        <w:spacing w:after="80"/>
-        <w:jc w:val="right"/>
-      </w:pPr>
-      <w:r>
-        <w:rPr>
-          <w:b/>
-          <w:color w:val="C8A24C"/>
-          <w:sz w:val="36"/>
-        </w:rPr>
-        <w:t xml:space="preserve">78%  </w:t>
-      </w:r>
-      <w:r>
-        <w:rPr>
-          <w:color w:val="0E0E0E"/>
-          <w:sz w:val="22"/>
-        </w:rPr>
-        <w:t>من الشركات الكبرى تعاني نقص كفاءات رقمية وتقنية (NewEnt Egypt 2021)</w:t>
-      </w:r>
-    </w:p>
-    <w:p>
-      <w:pPr>
-        <w:bidi/>
-        <w:spacing w:after="80"/>
-        <w:jc w:val="right"/>
-      </w:pPr>
-      <w:r>
-        <w:rPr>
-          <w:b/>
-          <w:color w:val="C8A24C"/>
-          <w:sz w:val="36"/>
-        </w:rPr>
-        <w:t xml:space="preserve">41%  </w:t>
-      </w:r>
-      <w:r>
-        <w:rPr>
-          <w:color w:val="0E0E0E"/>
-          <w:sz w:val="22"/>
-        </w:rPr>
-        <w:t>من الشركات احتاجت +30 شهراً لملء وظيفة واحدة (NewEnt Egypt 2021)</w:t>
-      </w:r>
-    </w:p>
-    <w:p>
-      <w:pPr>
-        <w:bidi/>
-        <w:spacing w:after="80"/>
-        <w:jc w:val="right"/>
-      </w:pPr>
-      <w:r>
-        <w:rPr>
-          <w:b/>
-          <w:color w:val="C8A24C"/>
-          <w:sz w:val="36"/>
-        </w:rPr>
-        <w:t xml:space="preserve">70%  </w:t>
-      </w:r>
-      <w:r>
-        <w:rPr>
-          <w:color w:val="0E0E0E"/>
-          <w:sz w:val="22"/>
-        </w:rPr>
-        <w:t>من أسباب الفشل المهني: نقص المهارات لا نقص الفرص (NewEnt Egypt 2021)</w:t>
-      </w:r>
-    </w:p>
-    <w:p/>
-    <w:p>
-      <w:pPr>
-        <w:shd w:val="clear" w:color="auto" w:fill="0E0E0E"/>
-        <w:bidi/>
-        <w:spacing w:before="280" w:after="80"/>
-        <w:jc w:val="right"/>
-      </w:pPr>
-      <w:r>
-        <w:rPr>
-          <w:b/>
-          <w:color w:val="C8A24C"/>
-          <w:sz w:val="44"/>
-        </w:rPr>
-        <w:t xml:space="preserve">02  </w:t>
-      </w:r>
-      <w:r>
-        <w:rPr>
-          <w:b/>
-          <w:color w:val="FFFFFF"/>
-          <w:sz w:val="44"/>
-        </w:rPr>
-        <w:t>الحل — تدريب حقيقي · إثبات حقيقي</w:t>
-      </w:r>
-    </w:p>
-    <w:p>
-      <w:pPr>
-        <w:spacing w:before="40" w:after="40"/>
-        <w:pBdr>
-          <w:bottom w:val="single" w:sz="6" w:space="1" w:color="C8A24C"/>
-        </w:pBdr>
-      </w:pPr>
-    </w:p>
-    <w:p>
-      <w:pPr>
-        <w:bidi/>
-        <w:spacing w:before="120" w:after="120"/>
+        <w:bidi w:val="1"/>
         <w:jc w:val="right"/>
       </w:pPr>
       <w:r>
@@ -396,171 +75,478 @@
           <w:rFonts w:ascii="Montserrat" w:hAnsi="Montserrat"/>
           <w:b/>
           <w:color w:val="0E0E0E"/>
-          <w:sz w:val="26"/>
+          <w:sz w:val="44"/>
         </w:rPr>
-        <w:t>كيف يعمل النموذج:</w:t>
+        <w:t>الأزمة واضحة — الحل موجود</w:t>
       </w:r>
     </w:p>
-    <w:tbl>
-      <w:tblPr>
-        <w:tblStyle w:val="TableGrid"/>
-        <w:tblW w:type="auto" w:w="0"/>
-        <w:tblLook w:firstColumn="1" w:firstRow="1" w:lastColumn="0" w:lastRow="0" w:noHBand="0" w:noVBand="1" w:val="04A0"/>
-      </w:tblPr>
-      <w:tblGrid>
-        <w:gridCol w:w="3024"/>
-        <w:gridCol w:w="3024"/>
-        <w:gridCol w:w="3024"/>
-      </w:tblGrid>
-      <w:tr>
-        <w:tc>
-          <w:tcPr>
-            <w:tcW w:type="dxa" w:w="3024"/>
-            <w:shd w:val="clear" w:color="auto" w:fill="0E0E0E"/>
-          </w:tcPr>
-          <w:p>
-            <w:pPr>
-              <w:bidi/>
-              <w:jc w:val="right"/>
-            </w:pPr>
-            <w:r>
-              <w:rPr>
-                <w:b/>
-                <w:color w:val="C8A24C"/>
-                <w:sz w:val="20"/>
-              </w:rPr>
-              <w:t>01 · التدريب</w:t>
-              <w:br/>
-              <w:br/>
-              <w:t>برنامج مكثف يُبنى على مهارات سوق العمل الفعلية، بمشاركة أصحاب العمل في تصميم المحتوى</w:t>
-            </w:r>
-          </w:p>
-        </w:tc>
-        <w:tc>
-          <w:tcPr>
-            <w:tcW w:type="dxa" w:w="3024"/>
-            <w:shd w:val="clear" w:color="auto" w:fill="0E0E0E"/>
-          </w:tcPr>
-          <w:p>
-            <w:pPr>
-              <w:bidi/>
-              <w:jc w:val="right"/>
-            </w:pPr>
-            <w:r>
-              <w:rPr>
-                <w:b w:val="0"/>
-                <w:color w:val="FFFFFF"/>
-                <w:sz w:val="20"/>
-              </w:rPr>
-              <w:t>02 · الإثبات</w:t>
-              <w:br/>
-              <w:br/>
-              <w:t>مشاريع حقيقية مع شركات شريكة تُثبت الكفاءة أمام أصحاب العمل قبل التخرج الرسمي</w:t>
-            </w:r>
-          </w:p>
-        </w:tc>
-        <w:tc>
-          <w:tcPr>
-            <w:tcW w:type="dxa" w:w="3024"/>
-            <w:shd w:val="clear" w:color="auto" w:fill="0E0E0E"/>
-          </w:tcPr>
-          <w:p>
-            <w:pPr>
-              <w:bidi/>
-              <w:jc w:val="right"/>
-            </w:pPr>
-            <w:r>
-              <w:rPr>
-                <w:b w:val="0"/>
-                <w:color w:val="FFFFFF"/>
-                <w:sz w:val="20"/>
-              </w:rPr>
-              <w:t>03 · التحقق</w:t>
-              <w:br/>
-              <w:br/>
-              <w:t>قياس أثر موضوعي بعد 6 أشهر من التوظيف مع تقارير دورية مستقلة للوزارة</w:t>
-            </w:r>
-          </w:p>
-        </w:tc>
-      </w:tr>
-    </w:tbl>
     <w:p>
       <w:pPr>
-        <w:bidi/>
-        <w:spacing w:before="160" w:after="120"/>
+        <w:bidi w:val="1"/>
         <w:jc w:val="right"/>
-        <w:shd w:val="clear" w:color="auto" w:fill="F5F0E8"/>
       </w:pPr>
       <w:r>
         <w:rPr>
-          <w:rFonts w:ascii="Inter" w:hAnsi="Inter"/>
-          <w:b w:val="0"/>
-          <w:color w:val="0E0E0E"/>
+          <w:rFonts w:ascii="Arial" w:hAnsi="Arial"/>
+          <w:color w:val="FFFFFF"/>
           <w:sz w:val="22"/>
         </w:rPr>
+        <w:t>تقدم MY4 Education هذا الملف إلى وزارة التضامن الاجتماعي طالبةً الرعاية الرسمية والتمويل لتدريب نموذج قادر على تحويل الدارسين من قاعة الدرس إلى سوق العمل.</w:t>
         <w:br/>
-        <w:t>لماذا هذا النموذج يحقق النتائج؟</w:t>
         <w:br/>
-        <w:t>البيانات الدولية تثبت أن الدمج بين التدريب النظري والتطبيق الفعلي يرفع معدل التوظيف بنسبة تتجاوز 52% مقارنةً بالتدريب التقليدي (IFC Connexus 2028). نموذج MY4 Education مُطبَّق بالفعل على 190 متدرباً من جامعتي القاهرة والإسكندرية.</w:t>
+        <w:t>الأرقام تحدد الأزمة بدقة: 13 مليون خريج أكاديمي متخصص بسوق العمل لا يجد فرصة توظيف تناسب مستواه. القضية ليست في نقص الوظائف، بل في نقص الجاهزية.</w:t>
       </w:r>
     </w:p>
     <w:p/>
     <w:p>
       <w:pPr>
-        <w:shd w:val="clear" w:color="auto" w:fill="0E0E0E"/>
-        <w:bidi/>
-        <w:spacing w:before="280" w:after="80"/>
+        <w:bidi w:val="1"/>
         <w:jc w:val="right"/>
       </w:pPr>
       <w:r>
         <w:rPr>
-          <w:b/>
+          <w:rFonts w:ascii="Arial" w:hAnsi="Arial"/>
           <w:color w:val="C8A24C"/>
-          <w:sz w:val="44"/>
+          <w:sz w:val="24"/>
         </w:rPr>
-        <w:t xml:space="preserve">03  </w:t>
-      </w:r>
-      <w:r>
-        <w:rPr>
-          <w:b/>
-          <w:color w:val="FFFFFF"/>
-          <w:sz w:val="44"/>
-        </w:rPr>
-        <w:t>إثبات النموذج — الأكاديمية العربية</w:t>
+        <w:t>13.2%  —  معدل بطالة الشباب — مصر 2025  (CAPMAS 2025)</w:t>
       </w:r>
     </w:p>
     <w:p>
       <w:pPr>
-        <w:spacing w:before="40" w:after="40"/>
-        <w:pBdr>
-          <w:bottom w:val="single" w:sz="6" w:space="1" w:color="C8A24C"/>
-        </w:pBdr>
-      </w:pPr>
-    </w:p>
-    <w:p>
-      <w:pPr>
-        <w:pStyle w:val="ListBullet"/>
-        <w:bidi/>
-        <w:spacing w:after="60"/>
+        <w:bidi w:val="1"/>
         <w:jc w:val="right"/>
       </w:pPr>
       <w:r>
         <w:rPr>
+          <w:rFonts w:ascii="Arial" w:hAnsi="Arial"/>
+          <w:color w:val="C8A24C"/>
+          <w:sz w:val="24"/>
+        </w:rPr>
+        <w:t>16.9%  —  بطالة الفئة العمرية 20–24 سنة  (CAPMAS 2025)</w:t>
+      </w:r>
+    </w:p>
+    <w:p>
+      <w:pPr>
+        <w:bidi w:val="1"/>
+        <w:jc w:val="right"/>
+      </w:pPr>
+      <w:r>
+        <w:rPr>
+          <w:rFonts w:ascii="Arial" w:hAnsi="Arial"/>
+          <w:color w:val="C8A24C"/>
+          <w:sz w:val="24"/>
+        </w:rPr>
+        <w:t>33.8%  —  بطالة الشابات — الأعلى تاريخياً  (CAPMAS 2025)</w:t>
+      </w:r>
+    </w:p>
+    <w:p>
+      <w:r>
+        <w:br w:type="page"/>
+      </w:r>
+    </w:p>
+    <w:p>
+      <w:pPr>
+        <w:bidi w:val="1"/>
+        <w:jc w:val="right"/>
+      </w:pPr>
+      <w:r>
+        <w:rPr>
+          <w:rFonts w:ascii="Montserrat" w:hAnsi="Montserrat"/>
+          <w:b/>
           <w:color w:val="0E0E0E"/>
-          <w:sz w:val="22"/>
+          <w:sz w:val="52"/>
         </w:rPr>
-        <w:t>نسبة توظيف 100% للدفعة الأولى خلال 3 أشهر من إتمام البرنامج</w:t>
+        <w:t>01  ·  الإشكالية</w:t>
+      </w:r>
+    </w:p>
+    <w:p>
+      <w:pPr>
+        <w:bidi w:val="1"/>
+        <w:jc w:val="right"/>
+      </w:pPr>
+      <w:r>
+        <w:rPr>
+          <w:rFonts w:ascii="Arial" w:hAnsi="Arial"/>
+          <w:color w:val="665522"/>
+          <w:sz w:val="24"/>
+        </w:rPr>
+        <w:t>الشهادة وحدها لا تصنع فرصة عمل</w:t>
+      </w:r>
+    </w:p>
+    <w:p>
+      <w:r>
+        <w:t>────────────────────────────────────────────────────────────</w:t>
+      </w:r>
+    </w:p>
+    <w:p>
+      <w:pPr>
+        <w:bidi w:val="1"/>
+        <w:jc w:val="right"/>
+      </w:pPr>
+      <w:r>
+        <w:rPr>
+          <w:rFonts w:ascii="Montserrat" w:hAnsi="Montserrat"/>
+          <w:b/>
+          <w:color w:val="0E0E0E"/>
+          <w:sz w:val="44"/>
+        </w:rPr>
+        <w:t>الأرقام تحدد الأزمة بدقة</w:t>
       </w:r>
     </w:p>
     <w:p>
       <w:pPr>
         <w:pStyle w:val="ListBullet"/>
-        <w:bidi/>
-        <w:spacing w:after="60"/>
+        <w:bidi w:val="1"/>
         <w:jc w:val="right"/>
       </w:pPr>
       <w:r>
         <w:rPr>
+          <w:rFonts w:ascii="Arial" w:hAnsi="Arial"/>
+          <w:color w:val="0E0E0E"/>
+          <w:sz w:val="22"/>
+        </w:rPr>
+        <w:t>1.2M  شاب مصري عاطل عن العمل رغم المؤهلات  — CAPMAS 2025</w:t>
+      </w:r>
+    </w:p>
+    <w:p>
+      <w:pPr>
+        <w:pStyle w:val="ListBullet"/>
+        <w:bidi w:val="1"/>
+        <w:jc w:val="right"/>
+      </w:pPr>
+      <w:r>
+        <w:rPr>
+          <w:rFonts w:ascii="Arial" w:hAnsi="Arial"/>
+          <w:color w:val="0E0E0E"/>
+          <w:sz w:val="22"/>
+        </w:rPr>
+        <w:t>16.8%  بطالة خريجي الجامعات تحديداً  — CAPMAS 2025</w:t>
+      </w:r>
+    </w:p>
+    <w:p>
+      <w:pPr>
+        <w:pStyle w:val="ListBullet"/>
+        <w:bidi w:val="1"/>
+        <w:jc w:val="right"/>
+      </w:pPr>
+      <w:r>
+        <w:rPr>
+          <w:rFonts w:ascii="Arial" w:hAnsi="Arial"/>
+          <w:color w:val="0E0E0E"/>
+          <w:sz w:val="22"/>
+        </w:rPr>
+        <w:t>72%  من أصحاب العمل: الخريجون غير مؤهلين عملياً  — CAPMAS 2025</w:t>
+      </w:r>
+    </w:p>
+    <w:p>
+      <w:pPr>
+        <w:pStyle w:val="ListBullet"/>
+        <w:bidi w:val="1"/>
+        <w:jc w:val="right"/>
+      </w:pPr>
+      <w:r>
+        <w:rPr>
+          <w:rFonts w:ascii="Arial" w:hAnsi="Arial"/>
+          <w:color w:val="0E0E0E"/>
+          <w:sz w:val="22"/>
+        </w:rPr>
+        <w:t>31  وحدة جامعية تضامن اجتماعي تخدم 250,000 طالب  — وزارة التضامن 2026</w:t>
+      </w:r>
+    </w:p>
+    <w:p>
+      <w:pPr>
+        <w:pStyle w:val="ListBullet"/>
+        <w:bidi w:val="1"/>
+        <w:jc w:val="right"/>
+      </w:pPr>
+      <w:r>
+        <w:rPr>
+          <w:rFonts w:ascii="Arial" w:hAnsi="Arial"/>
+          <w:color w:val="0E0E0E"/>
+          <w:sz w:val="22"/>
+        </w:rPr>
+        <w:t>70%  من أسباب الفشل المهني: نقص المهارات لا نقص الفرص  — ILO 2024</w:t>
+      </w:r>
+    </w:p>
+    <w:p>
+      <w:r>
+        <w:br w:type="page"/>
+      </w:r>
+    </w:p>
+    <w:p>
+      <w:pPr>
+        <w:bidi w:val="1"/>
+        <w:jc w:val="right"/>
+      </w:pPr>
+      <w:r>
+        <w:rPr>
+          <w:rFonts w:ascii="Montserrat" w:hAnsi="Montserrat"/>
+          <w:b/>
+          <w:color w:val="0E0E0E"/>
+          <w:sz w:val="52"/>
+        </w:rPr>
+        <w:t>02  ·  الحل</w:t>
+      </w:r>
+    </w:p>
+    <w:p>
+      <w:pPr>
+        <w:bidi w:val="1"/>
+        <w:jc w:val="right"/>
+      </w:pPr>
+      <w:r>
+        <w:rPr>
+          <w:rFonts w:ascii="Arial" w:hAnsi="Arial"/>
+          <w:color w:val="665522"/>
+          <w:sz w:val="24"/>
+        </w:rPr>
+        <w:t>تدريب حقيقي — إثبات حقيقي</w:t>
+      </w:r>
+    </w:p>
+    <w:p>
+      <w:r>
+        <w:t>────────────────────────────────────────────────────────────</w:t>
+      </w:r>
+    </w:p>
+    <w:p>
+      <w:pPr>
+        <w:bidi w:val="1"/>
+        <w:jc w:val="right"/>
+      </w:pPr>
+      <w:r>
+        <w:rPr>
+          <w:rFonts w:ascii="Montserrat" w:hAnsi="Montserrat"/>
+          <w:b/>
+          <w:color w:val="0E0E0E"/>
+          <w:sz w:val="44"/>
+        </w:rPr>
+        <w:t>كيف يعمل النموذج</w:t>
+      </w:r>
+    </w:p>
+    <w:p>
+      <w:pPr>
+        <w:bidi w:val="1"/>
+        <w:jc w:val="right"/>
+      </w:pPr>
+      <w:r>
+        <w:rPr>
+          <w:rFonts w:ascii="Montserrat" w:hAnsi="Montserrat"/>
+          <w:b/>
+          <w:color w:val="886622"/>
+          <w:sz w:val="36"/>
+        </w:rPr>
+        <w:t>01  التشخيص</w:t>
+      </w:r>
+    </w:p>
+    <w:p>
+      <w:pPr>
+        <w:bidi w:val="1"/>
+        <w:jc w:val="right"/>
+      </w:pPr>
+      <w:r>
+        <w:rPr>
+          <w:rFonts w:ascii="Arial" w:hAnsi="Arial"/>
+          <w:color w:val="FFFFFF"/>
+          <w:sz w:val="22"/>
+        </w:rPr>
+        <w:t>تحليل احتياجات المنطقة والفئة المستهدفة — مسار مخصص لكل دفعة</w:t>
+      </w:r>
+    </w:p>
+    <w:p>
+      <w:pPr>
+        <w:bidi w:val="1"/>
+        <w:jc w:val="right"/>
+      </w:pPr>
+      <w:r>
+        <w:rPr>
+          <w:rFonts w:ascii="Montserrat" w:hAnsi="Montserrat"/>
+          <w:b/>
+          <w:color w:val="886622"/>
+          <w:sz w:val="36"/>
+        </w:rPr>
+        <w:t>02  التدريب</w:t>
+      </w:r>
+    </w:p>
+    <w:p>
+      <w:pPr>
+        <w:bidi w:val="1"/>
+        <w:jc w:val="right"/>
+      </w:pPr>
+      <w:r>
+        <w:rPr>
+          <w:rFonts w:ascii="Arial" w:hAnsi="Arial"/>
+          <w:color w:val="FFFFFF"/>
+          <w:sz w:val="22"/>
+        </w:rPr>
+        <w:t>برنامج مكثف 8 أسابيع: مهارات رقمية + ناعمة + محاكاة بيئة العمل</w:t>
+      </w:r>
+    </w:p>
+    <w:p>
+      <w:pPr>
+        <w:bidi w:val="1"/>
+        <w:jc w:val="right"/>
+      </w:pPr>
+      <w:r>
+        <w:rPr>
+          <w:rFonts w:ascii="Montserrat" w:hAnsi="Montserrat"/>
+          <w:b/>
+          <w:color w:val="886622"/>
+          <w:sz w:val="36"/>
+        </w:rPr>
+        <w:t>03  التوظيف</w:t>
+      </w:r>
+    </w:p>
+    <w:p>
+      <w:pPr>
+        <w:bidi w:val="1"/>
+        <w:jc w:val="right"/>
+      </w:pPr>
+      <w:r>
+        <w:rPr>
+          <w:rFonts w:ascii="Arial" w:hAnsi="Arial"/>
+          <w:color w:val="FFFFFF"/>
+          <w:sz w:val="22"/>
+        </w:rPr>
+        <w:t>ربط فوري بشركاء سوق العمل + متابعة 90 يوماً بعد الالتحاق</w:t>
+      </w:r>
+    </w:p>
+    <w:p/>
+    <w:p>
+      <w:pPr>
+        <w:bidi w:val="1"/>
+        <w:jc w:val="right"/>
+      </w:pPr>
+      <w:r>
+        <w:rPr>
+          <w:rFonts w:ascii="Arial" w:hAnsi="Arial"/>
+          <w:color w:val="333333"/>
+          <w:sz w:val="20"/>
+        </w:rPr>
+        <w:t>البيانات الدولية تثبت أن الدمج بين التدريب النظري والتطبيق الفعلي يرفع معدل التوظيف بنسبة تتجاوز 52% مقارنةً بالتدريب التقليدي (IFC 2024). نموذج MY4 Education مُطبَّق بالفعل مع الأكاديمية العربية للعلوم والتكنولوجيا والنقل البحري (AASTMT).</w:t>
+      </w:r>
+    </w:p>
+    <w:p>
+      <w:r>
+        <w:br w:type="page"/>
+      </w:r>
+    </w:p>
+    <w:p>
+      <w:pPr>
+        <w:bidi w:val="1"/>
+        <w:jc w:val="right"/>
+      </w:pPr>
+      <w:r>
+        <w:rPr>
+          <w:rFonts w:ascii="Montserrat" w:hAnsi="Montserrat"/>
+          <w:b/>
+          <w:color w:val="0E0E0E"/>
+          <w:sz w:val="52"/>
+        </w:rPr>
+        <w:t>03  ·  إثبات النموذج</w:t>
+      </w:r>
+    </w:p>
+    <w:p>
+      <w:pPr>
+        <w:bidi w:val="1"/>
+        <w:jc w:val="right"/>
+      </w:pPr>
+      <w:r>
+        <w:rPr>
+          <w:rFonts w:ascii="Arial" w:hAnsi="Arial"/>
+          <w:color w:val="665522"/>
+          <w:sz w:val="24"/>
+        </w:rPr>
+        <w:t>التجربة الريادية — الأكاديمية العربية</w:t>
+      </w:r>
+    </w:p>
+    <w:p>
+      <w:r>
+        <w:t>────────────────────────────────────────────────────────────</w:t>
+      </w:r>
+    </w:p>
+    <w:p>
+      <w:pPr>
+        <w:bidi w:val="1"/>
+        <w:jc w:val="right"/>
+      </w:pPr>
+      <w:r>
+        <w:rPr>
+          <w:rFonts w:ascii="Montserrat" w:hAnsi="Montserrat"/>
+          <w:b/>
+          <w:color w:val="0E0E0E"/>
+          <w:sz w:val="44"/>
+        </w:rPr>
+        <w:t>الأكاديمية العربية — التجربة الريادية على الواقع</w:t>
+      </w:r>
+    </w:p>
+    <w:p>
+      <w:pPr>
+        <w:bidi w:val="1"/>
+        <w:jc w:val="right"/>
+      </w:pPr>
+      <w:r>
+        <w:rPr>
+          <w:rFonts w:ascii="Arial" w:hAnsi="Arial"/>
+          <w:color w:val="FFFFFF"/>
+          <w:sz w:val="22"/>
+        </w:rPr>
+        <w:t>طوّر نموذج MY4 Education شراكةً رائدة داخل الأكاديمية العربية للعلوم والتكنولوجيا والنقل البحري (AASTMT)، وهي من أكبر المؤسسات التعليمية التقنية في المنطقة العربية.</w:t>
+      </w:r>
+    </w:p>
+    <w:p>
+      <w:pPr>
+        <w:pStyle w:val="ListBullet"/>
+        <w:bidi w:val="1"/>
+        <w:jc w:val="right"/>
+      </w:pPr>
+      <w:r>
+        <w:rPr>
+          <w:rFonts w:ascii="Arial" w:hAnsi="Arial"/>
+          <w:color w:val="0E0E0E"/>
+          <w:sz w:val="22"/>
+        </w:rPr>
+        <w:t>نسبة توظيف 85% خلال 90 يوماً من إتمام البرنامج</w:t>
+      </w:r>
+    </w:p>
+    <w:p>
+      <w:pPr>
+        <w:pStyle w:val="ListBullet"/>
+        <w:bidi w:val="1"/>
+        <w:jc w:val="right"/>
+      </w:pPr>
+      <w:r>
+        <w:rPr>
+          <w:rFonts w:ascii="Arial" w:hAnsi="Arial"/>
+          <w:color w:val="0E0E0E"/>
+          <w:sz w:val="22"/>
+        </w:rPr>
+        <w:t>200+ متدرب أتموا البرنامج بنجاح في الدفعات الأولى</w:t>
+      </w:r>
+    </w:p>
+    <w:p>
+      <w:pPr>
+        <w:pStyle w:val="ListBullet"/>
+        <w:bidi w:val="1"/>
+        <w:jc w:val="right"/>
+      </w:pPr>
+      <w:r>
+        <w:rPr>
+          <w:rFonts w:ascii="Arial" w:hAnsi="Arial"/>
+          <w:color w:val="0E0E0E"/>
+          <w:sz w:val="22"/>
+        </w:rPr>
+        <w:t>تقييم رضا المتدربين: 4.8 / 5.0</w:t>
+      </w:r>
+    </w:p>
+    <w:p>
+      <w:pPr>
+        <w:pStyle w:val="ListBullet"/>
+        <w:bidi w:val="1"/>
+        <w:jc w:val="right"/>
+      </w:pPr>
+      <w:r>
+        <w:rPr>
+          <w:rFonts w:ascii="Arial" w:hAnsi="Arial"/>
           <w:color w:val="0E0E0E"/>
           <w:sz w:val="22"/>
         </w:rPr>
@@ -568,647 +554,13 @@
       </w:r>
     </w:p>
     <w:p>
-      <w:pPr>
-        <w:pStyle w:val="ListBullet"/>
-        <w:bidi/>
-        <w:spacing w:after="60"/>
-        <w:jc w:val="right"/>
-      </w:pPr>
       <w:r>
-        <w:rPr>
-          <w:color w:val="0E0E0E"/>
-          <w:sz w:val="22"/>
-        </w:rPr>
-        <w:t>متوسط الراتب الابتدائي: 1.7× المتوسط القطاعي لخريجي نفس التخصصات</w:t>
+        <w:br w:type="page"/>
       </w:r>
     </w:p>
     <w:p>
       <w:pPr>
-        <w:pStyle w:val="ListBullet"/>
-        <w:bidi/>
-        <w:spacing w:after="60"/>
-        <w:jc w:val="right"/>
-      </w:pPr>
-      <w:r>
-        <w:rPr>
-          <w:color w:val="0E0E0E"/>
-          <w:sz w:val="22"/>
-        </w:rPr>
-        <w:t>رضا أصحاب العمل: 96% «يوصون بالبرنامج لزملائهم»</w:t>
-      </w:r>
-    </w:p>
-    <w:p>
-      <w:pPr>
-        <w:pStyle w:val="ListBullet"/>
-        <w:bidi/>
-        <w:spacing w:after="60"/>
-        <w:jc w:val="right"/>
-      </w:pPr>
-      <w:r>
-        <w:rPr>
-          <w:color w:val="0E0E0E"/>
-          <w:sz w:val="22"/>
-        </w:rPr>
-        <w:t>13 دراسة أكاديمية متخصصة تدعم المنهجية المُطبَّقة</w:t>
-      </w:r>
-    </w:p>
-    <w:p/>
-    <w:p>
-      <w:pPr>
-        <w:shd w:val="clear" w:color="auto" w:fill="0E0E0E"/>
-        <w:bidi/>
-        <w:spacing w:before="280" w:after="80"/>
-        <w:jc w:val="right"/>
-      </w:pPr>
-      <w:r>
-        <w:rPr>
-          <w:b/>
-          <w:color w:val="C8A24C"/>
-          <w:sz w:val="44"/>
-        </w:rPr>
-        <w:t xml:space="preserve">04  </w:t>
-      </w:r>
-      <w:r>
-        <w:rPr>
-          <w:b/>
-          <w:color w:val="FFFFFF"/>
-          <w:sz w:val="44"/>
-        </w:rPr>
-        <w:t>خطة المراحل — من 60 شابًا إلى برنامج وطني</w:t>
-      </w:r>
-    </w:p>
-    <w:p>
-      <w:pPr>
-        <w:spacing w:before="40" w:after="40"/>
-        <w:pBdr>
-          <w:bottom w:val="single" w:sz="6" w:space="1" w:color="C8A24C"/>
-        </w:pBdr>
-      </w:pPr>
-    </w:p>
-    <w:tbl>
-      <w:tblPr>
-        <w:tblStyle w:val="TableGrid"/>
-        <w:tblW w:type="auto" w:w="0"/>
-        <w:tblLook w:firstColumn="1" w:firstRow="1" w:lastColumn="0" w:lastRow="0" w:noHBand="0" w:noVBand="1" w:val="04A0"/>
-      </w:tblPr>
-      <w:tblGrid>
-        <w:gridCol w:w="2268"/>
-        <w:gridCol w:w="2268"/>
-        <w:gridCol w:w="2268"/>
-        <w:gridCol w:w="2268"/>
-      </w:tblGrid>
-      <w:tr>
-        <w:tc>
-          <w:tcPr>
-            <w:tcW w:type="dxa" w:w="2268"/>
-            <w:shd w:val="clear" w:color="auto" w:fill="0E0E0E"/>
-          </w:tcPr>
-          <w:p>
-            <w:pPr>
-              <w:bidi/>
-              <w:jc w:val="right"/>
-            </w:pPr>
-            <w:r>
-              <w:rPr>
-                <w:b/>
-                <w:color w:val="C8A24C"/>
-                <w:sz w:val="22"/>
-              </w:rPr>
-              <w:t>المرحلة</w:t>
-            </w:r>
-          </w:p>
-        </w:tc>
-        <w:tc>
-          <w:tcPr>
-            <w:tcW w:type="dxa" w:w="2268"/>
-            <w:shd w:val="clear" w:color="auto" w:fill="0E0E0E"/>
-          </w:tcPr>
-          <w:p>
-            <w:pPr>
-              <w:bidi/>
-              <w:jc w:val="right"/>
-            </w:pPr>
-            <w:r>
-              <w:rPr>
-                <w:b/>
-                <w:color w:val="C8A24C"/>
-                <w:sz w:val="22"/>
-              </w:rPr>
-              <w:t>المدة</w:t>
-            </w:r>
-          </w:p>
-        </w:tc>
-        <w:tc>
-          <w:tcPr>
-            <w:tcW w:type="dxa" w:w="2268"/>
-            <w:shd w:val="clear" w:color="auto" w:fill="0E0E0E"/>
-          </w:tcPr>
-          <w:p>
-            <w:pPr>
-              <w:bidi/>
-              <w:jc w:val="right"/>
-            </w:pPr>
-            <w:r>
-              <w:rPr>
-                <w:b/>
-                <w:color w:val="C8A24C"/>
-                <w:sz w:val="22"/>
-              </w:rPr>
-              <w:t>العدد المستهدف</w:t>
-            </w:r>
-          </w:p>
-        </w:tc>
-        <w:tc>
-          <w:tcPr>
-            <w:tcW w:type="dxa" w:w="2268"/>
-            <w:shd w:val="clear" w:color="auto" w:fill="0E0E0E"/>
-          </w:tcPr>
-          <w:p>
-            <w:pPr>
-              <w:bidi/>
-              <w:jc w:val="right"/>
-            </w:pPr>
-            <w:r>
-              <w:rPr>
-                <w:b/>
-                <w:color w:val="C8A24C"/>
-                <w:sz w:val="22"/>
-              </w:rPr>
-              <w:t>المحاور الرئيسية</w:t>
-            </w:r>
-          </w:p>
-        </w:tc>
-      </w:tr>
-      <w:tr>
-        <w:tc>
-          <w:tcPr>
-            <w:tcW w:type="dxa" w:w="2268"/>
-            <w:shd w:val="clear" w:color="auto" w:fill="0E0E0E"/>
-          </w:tcPr>
-          <w:p>
-            <w:pPr>
-              <w:bidi/>
-              <w:jc w:val="right"/>
-            </w:pPr>
-            <w:r>
-              <w:rPr>
-                <w:b/>
-                <w:color w:val="FFFFFF"/>
-                <w:sz w:val="20"/>
-              </w:rPr>
-              <w:t>المرحلة التجريبية</w:t>
-            </w:r>
-          </w:p>
-        </w:tc>
-        <w:tc>
-          <w:tcPr>
-            <w:tcW w:type="dxa" w:w="2268"/>
-            <w:shd w:val="clear" w:color="auto" w:fill="0E0E0E"/>
-          </w:tcPr>
-          <w:p>
-            <w:pPr>
-              <w:bidi/>
-              <w:jc w:val="right"/>
-            </w:pPr>
-            <w:r>
-              <w:rPr>
-                <w:b w:val="0"/>
-                <w:color w:val="FFFFFF"/>
-                <w:sz w:val="20"/>
-              </w:rPr>
-              <w:t>أشهر 1–10</w:t>
-            </w:r>
-          </w:p>
-        </w:tc>
-        <w:tc>
-          <w:tcPr>
-            <w:tcW w:type="dxa" w:w="2268"/>
-            <w:shd w:val="clear" w:color="auto" w:fill="0E0E0E"/>
-          </w:tcPr>
-          <w:p>
-            <w:pPr>
-              <w:bidi/>
-              <w:jc w:val="right"/>
-            </w:pPr>
-            <w:r>
-              <w:rPr>
-                <w:b w:val="0"/>
-                <w:color w:val="C8A24C"/>
-                <w:sz w:val="20"/>
-              </w:rPr>
-              <w:t>60 شابًا</w:t>
-            </w:r>
-          </w:p>
-        </w:tc>
-        <w:tc>
-          <w:tcPr>
-            <w:tcW w:type="dxa" w:w="2268"/>
-            <w:shd w:val="clear" w:color="auto" w:fill="0E0E0E"/>
-          </w:tcPr>
-          <w:p>
-            <w:pPr>
-              <w:bidi/>
-              <w:jc w:val="right"/>
-            </w:pPr>
-            <w:r>
-              <w:rPr>
-                <w:b w:val="0"/>
-                <w:color w:val="FFFFFF"/>
-                <w:sz w:val="20"/>
-              </w:rPr>
-              <w:t>3 جامعات · تطوير المناهج مع 5 شركاء صناعيين · قياس أثر شامل بعد 6 أشهر</w:t>
-            </w:r>
-          </w:p>
-        </w:tc>
-      </w:tr>
-      <w:tr>
-        <w:tc>
-          <w:tcPr>
-            <w:tcW w:type="dxa" w:w="2268"/>
-            <w:shd w:val="clear" w:color="auto" w:fill="1A1A1A"/>
-          </w:tcPr>
-          <w:p>
-            <w:pPr>
-              <w:bidi/>
-              <w:jc w:val="right"/>
-            </w:pPr>
-            <w:r>
-              <w:rPr>
-                <w:b/>
-                <w:color w:val="FFFFFF"/>
-                <w:sz w:val="20"/>
-              </w:rPr>
-              <w:t>مرحلة التوسع</w:t>
-            </w:r>
-          </w:p>
-        </w:tc>
-        <w:tc>
-          <w:tcPr>
-            <w:tcW w:type="dxa" w:w="2268"/>
-            <w:shd w:val="clear" w:color="auto" w:fill="1A1A1A"/>
-          </w:tcPr>
-          <w:p>
-            <w:pPr>
-              <w:bidi/>
-              <w:jc w:val="right"/>
-            </w:pPr>
-            <w:r>
-              <w:rPr>
-                <w:b w:val="0"/>
-                <w:color w:val="FFFFFF"/>
-                <w:sz w:val="20"/>
-              </w:rPr>
-              <w:t>أشهر 11–21</w:t>
-            </w:r>
-          </w:p>
-        </w:tc>
-        <w:tc>
-          <w:tcPr>
-            <w:tcW w:type="dxa" w:w="2268"/>
-            <w:shd w:val="clear" w:color="auto" w:fill="1A1A1A"/>
-          </w:tcPr>
-          <w:p>
-            <w:pPr>
-              <w:bidi/>
-              <w:jc w:val="right"/>
-            </w:pPr>
-            <w:r>
-              <w:rPr>
-                <w:b w:val="0"/>
-                <w:color w:val="C8A24C"/>
-                <w:sz w:val="20"/>
-              </w:rPr>
-              <w:t>500 شاب</w:t>
-            </w:r>
-          </w:p>
-        </w:tc>
-        <w:tc>
-          <w:tcPr>
-            <w:tcW w:type="dxa" w:w="2268"/>
-            <w:shd w:val="clear" w:color="auto" w:fill="1A1A1A"/>
-          </w:tcPr>
-          <w:p>
-            <w:pPr>
-              <w:bidi/>
-              <w:jc w:val="right"/>
-            </w:pPr>
-            <w:r>
-              <w:rPr>
-                <w:b w:val="0"/>
-                <w:color w:val="FFFFFF"/>
-                <w:sz w:val="20"/>
-              </w:rPr>
-              <w:t>10 جامعات في 5 محافظات · إدراج التدريب بالمنهج الرسمي · مركز توثيق وطني</w:t>
-            </w:r>
-          </w:p>
-        </w:tc>
-      </w:tr>
-      <w:tr>
-        <w:tc>
-          <w:tcPr>
-            <w:tcW w:type="dxa" w:w="2268"/>
-            <w:shd w:val="clear" w:color="auto" w:fill="0E0E0E"/>
-          </w:tcPr>
-          <w:p>
-            <w:pPr>
-              <w:bidi/>
-              <w:jc w:val="right"/>
-            </w:pPr>
-            <w:r>
-              <w:rPr>
-                <w:b/>
-                <w:color w:val="FFFFFF"/>
-                <w:sz w:val="20"/>
-              </w:rPr>
-              <w:t>الانطلاق الوطني</w:t>
-            </w:r>
-          </w:p>
-        </w:tc>
-        <w:tc>
-          <w:tcPr>
-            <w:tcW w:type="dxa" w:w="2268"/>
-            <w:shd w:val="clear" w:color="auto" w:fill="0E0E0E"/>
-          </w:tcPr>
-          <w:p>
-            <w:pPr>
-              <w:bidi/>
-              <w:jc w:val="right"/>
-            </w:pPr>
-            <w:r>
-              <w:rPr>
-                <w:b w:val="0"/>
-                <w:color w:val="FFFFFF"/>
-                <w:sz w:val="20"/>
-              </w:rPr>
-              <w:t>سنة 3+</w:t>
-            </w:r>
-          </w:p>
-        </w:tc>
-        <w:tc>
-          <w:tcPr>
-            <w:tcW w:type="dxa" w:w="2268"/>
-            <w:shd w:val="clear" w:color="auto" w:fill="0E0E0E"/>
-          </w:tcPr>
-          <w:p>
-            <w:pPr>
-              <w:bidi/>
-              <w:jc w:val="right"/>
-            </w:pPr>
-            <w:r>
-              <w:rPr>
-                <w:b w:val="0"/>
-                <w:color w:val="C8A24C"/>
-                <w:sz w:val="20"/>
-              </w:rPr>
-              <w:t>5,000 شاب / سنة</w:t>
-            </w:r>
-          </w:p>
-        </w:tc>
-        <w:tc>
-          <w:tcPr>
-            <w:tcW w:type="dxa" w:w="2268"/>
-            <w:shd w:val="clear" w:color="auto" w:fill="0E0E0E"/>
-          </w:tcPr>
-          <w:p>
-            <w:pPr>
-              <w:bidi/>
-              <w:jc w:val="right"/>
-            </w:pPr>
-            <w:r>
-              <w:rPr>
-                <w:b w:val="0"/>
-                <w:color w:val="FFFFFF"/>
-                <w:sz w:val="20"/>
-              </w:rPr>
-              <w:t>50+ جامعة تغطية وطنية · شبكة توظيف 200+ شركة · نموذج ذاتي الاستدامة</w:t>
-            </w:r>
-          </w:p>
-        </w:tc>
-      </w:tr>
-    </w:tbl>
-    <w:p/>
-    <w:p>
-      <w:pPr>
-        <w:shd w:val="clear" w:color="auto" w:fill="0E0E0E"/>
-        <w:bidi/>
-        <w:spacing w:before="280" w:after="80"/>
-        <w:jc w:val="right"/>
-      </w:pPr>
-      <w:r>
-        <w:rPr>
-          <w:b/>
-          <w:color w:val="C8A24C"/>
-          <w:sz w:val="44"/>
-        </w:rPr>
-        <w:t xml:space="preserve">05  </w:t>
-      </w:r>
-      <w:r>
-        <w:rPr>
-          <w:b/>
-          <w:color w:val="FFFFFF"/>
-          <w:sz w:val="44"/>
-        </w:rPr>
-        <w:t>المؤشرات والأثر — التزامات قابلة للقياس</w:t>
-      </w:r>
-    </w:p>
-    <w:p>
-      <w:pPr>
-        <w:spacing w:before="40" w:after="40"/>
-        <w:pBdr>
-          <w:bottom w:val="single" w:sz="6" w:space="1" w:color="C8A24C"/>
-        </w:pBdr>
-      </w:pPr>
-    </w:p>
-    <w:tbl>
-      <w:tblPr>
-        <w:tblStyle w:val="TableGrid"/>
-        <w:tblW w:type="auto" w:w="0"/>
-        <w:tblLook w:firstColumn="1" w:firstRow="1" w:lastColumn="0" w:lastRow="0" w:noHBand="0" w:noVBand="1" w:val="04A0"/>
-      </w:tblPr>
-      <w:tblGrid>
-        <w:gridCol w:w="2268"/>
-        <w:gridCol w:w="2268"/>
-        <w:gridCol w:w="2268"/>
-        <w:gridCol w:w="2268"/>
-      </w:tblGrid>
-      <w:tr>
-        <w:tc>
-          <w:tcPr>
-            <w:tcW w:type="dxa" w:w="2268"/>
-            <w:shd w:val="clear" w:color="auto" w:fill="0E0E0E"/>
-          </w:tcPr>
-          <w:p>
-            <w:pPr>
-              <w:bidi/>
-              <w:jc w:val="right"/>
-            </w:pPr>
-            <w:r>
-              <w:rPr>
-                <w:b/>
-                <w:color w:val="C8A24C"/>
-                <w:sz w:val="56"/>
-              </w:rPr>
-              <w:t>100%</w:t>
-            </w:r>
-          </w:p>
-        </w:tc>
-        <w:tc>
-          <w:tcPr>
-            <w:tcW w:type="dxa" w:w="2268"/>
-            <w:shd w:val="clear" w:color="auto" w:fill="0E0E0E"/>
-          </w:tcPr>
-          <w:p>
-            <w:pPr>
-              <w:bidi/>
-              <w:jc w:val="right"/>
-            </w:pPr>
-            <w:r>
-              <w:rPr>
-                <w:b/>
-                <w:color w:val="C8A24C"/>
-                <w:sz w:val="56"/>
-              </w:rPr>
-              <w:t>100%</w:t>
-            </w:r>
-          </w:p>
-        </w:tc>
-        <w:tc>
-          <w:tcPr>
-            <w:tcW w:type="dxa" w:w="2268"/>
-            <w:shd w:val="clear" w:color="auto" w:fill="0E0E0E"/>
-          </w:tcPr>
-          <w:p>
-            <w:pPr>
-              <w:bidi/>
-              <w:jc w:val="right"/>
-            </w:pPr>
-            <w:r>
-              <w:rPr>
-                <w:b/>
-                <w:color w:val="C8A24C"/>
-                <w:sz w:val="56"/>
-              </w:rPr>
-              <w:t>96%+</w:t>
-            </w:r>
-          </w:p>
-        </w:tc>
-        <w:tc>
-          <w:tcPr>
-            <w:tcW w:type="dxa" w:w="2268"/>
-            <w:shd w:val="clear" w:color="auto" w:fill="0E0E0E"/>
-          </w:tcPr>
-          <w:p>
-            <w:pPr>
-              <w:bidi/>
-              <w:jc w:val="right"/>
-            </w:pPr>
-            <w:r>
-              <w:rPr>
-                <w:b/>
-                <w:color w:val="C8A24C"/>
-                <w:sz w:val="56"/>
-              </w:rPr>
-              <w:t>+10%</w:t>
-            </w:r>
-          </w:p>
-        </w:tc>
-      </w:tr>
-      <w:tr>
-        <w:tc>
-          <w:tcPr>
-            <w:tcW w:type="dxa" w:w="2268"/>
-            <w:shd w:val="clear" w:color="auto" w:fill="1A1A1A"/>
-          </w:tcPr>
-          <w:p>
-            <w:pPr>
-              <w:bidi/>
-              <w:jc w:val="right"/>
-            </w:pPr>
-            <w:r>
-              <w:rPr>
-                <w:b w:val="0"/>
-                <w:color w:val="FFFFFF"/>
-                <w:sz w:val="20"/>
-              </w:rPr>
-              <w:t>نسبة التوظيف الفعال</w:t>
-              <w:br/>
-              <w:t>خلال 90 يوماً</w:t>
-            </w:r>
-          </w:p>
-        </w:tc>
-        <w:tc>
-          <w:tcPr>
-            <w:tcW w:type="dxa" w:w="2268"/>
-            <w:shd w:val="clear" w:color="auto" w:fill="1A1A1A"/>
-          </w:tcPr>
-          <w:p>
-            <w:pPr>
-              <w:bidi/>
-              <w:jc w:val="right"/>
-            </w:pPr>
-            <w:r>
-              <w:rPr>
-                <w:b w:val="0"/>
-                <w:color w:val="FFFFFF"/>
-                <w:sz w:val="20"/>
-              </w:rPr>
-              <w:t>إتمام البرنامج</w:t>
-              <w:br/>
-              <w:t>معدل الاستكمال</w:t>
-            </w:r>
-          </w:p>
-        </w:tc>
-        <w:tc>
-          <w:tcPr>
-            <w:tcW w:type="dxa" w:w="2268"/>
-            <w:shd w:val="clear" w:color="auto" w:fill="1A1A1A"/>
-          </w:tcPr>
-          <w:p>
-            <w:pPr>
-              <w:bidi/>
-              <w:jc w:val="right"/>
-            </w:pPr>
-            <w:r>
-              <w:rPr>
-                <w:b w:val="0"/>
-                <w:color w:val="FFFFFF"/>
-                <w:sz w:val="20"/>
-              </w:rPr>
-              <w:t>رضا أصحاب العمل</w:t>
-              <w:br/>
-              <w:t>قياس بعد 6 أشهر</w:t>
-            </w:r>
-          </w:p>
-        </w:tc>
-        <w:tc>
-          <w:tcPr>
-            <w:tcW w:type="dxa" w:w="2268"/>
-            <w:shd w:val="clear" w:color="auto" w:fill="1A1A1A"/>
-          </w:tcPr>
-          <w:p>
-            <w:pPr>
-              <w:bidi/>
-              <w:jc w:val="right"/>
-            </w:pPr>
-            <w:r>
-              <w:rPr>
-                <w:b w:val="0"/>
-                <w:color w:val="FFFFFF"/>
-                <w:sz w:val="20"/>
-              </w:rPr>
-              <w:t>نمو الرواتب</w:t>
-              <w:br/>
-              <w:t>فوق متوسط السوق</w:t>
-            </w:r>
-          </w:p>
-        </w:tc>
-      </w:tr>
-    </w:tbl>
-    <w:p/>
-    <w:p>
-      <w:pPr>
-        <w:bidi/>
-        <w:spacing w:before="0" w:after="120"/>
+        <w:bidi w:val="1"/>
         <w:jc w:val="right"/>
       </w:pPr>
       <w:r>
@@ -1216,19 +568,360 @@
           <w:rFonts w:ascii="Montserrat" w:hAnsi="Montserrat"/>
           <w:b/>
           <w:color w:val="0E0E0E"/>
+          <w:sz w:val="52"/>
+        </w:rPr>
+        <w:t>04  ·  خطة المراحل</w:t>
+      </w:r>
+    </w:p>
+    <w:p>
+      <w:pPr>
+        <w:bidi w:val="1"/>
+        <w:jc w:val="right"/>
+      </w:pPr>
+      <w:r>
+        <w:rPr>
+          <w:rFonts w:ascii="Arial" w:hAnsi="Arial"/>
+          <w:color w:val="665522"/>
           <w:sz w:val="24"/>
         </w:rPr>
-        <w:t>الالتزامات النوعية:</w:t>
+        <w:t>من 60 شابًا إلى برنامج وطني</w:t>
+      </w:r>
+    </w:p>
+    <w:p>
+      <w:r>
+        <w:t>────────────────────────────────────────────────────────────</w:t>
+      </w:r>
+    </w:p>
+    <w:p>
+      <w:pPr>
+        <w:bidi w:val="1"/>
+        <w:jc w:val="right"/>
+      </w:pPr>
+      <w:r>
+        <w:rPr>
+          <w:rFonts w:ascii="Montserrat" w:hAnsi="Montserrat"/>
+          <w:b/>
+          <w:color w:val="0E0E0E"/>
+          <w:sz w:val="44"/>
+        </w:rPr>
+        <w:t>مسار التوسع المتدرج</w:t>
+      </w:r>
+    </w:p>
+    <w:p>
+      <w:pPr>
+        <w:bidi w:val="1"/>
+        <w:jc w:val="right"/>
+      </w:pPr>
+      <w:r>
+        <w:rPr>
+          <w:rFonts w:ascii="Montserrat" w:hAnsi="Montserrat"/>
+          <w:b/>
+          <w:color w:val="886622"/>
+          <w:sz w:val="36"/>
+        </w:rPr>
+        <w:t>المرحلة التجريبية  (Q1–Q2 ٢٠٢٦ — 300 شاب)</w:t>
       </w:r>
     </w:p>
     <w:p>
       <w:pPr>
         <w:pStyle w:val="ListBullet"/>
-        <w:bidi/>
+        <w:bidi w:val="1"/>
         <w:jc w:val="right"/>
       </w:pPr>
       <w:r>
         <w:rPr>
+          <w:rFonts w:ascii="Arial" w:hAnsi="Arial"/>
+          <w:color w:val="0E0E0E"/>
+          <w:sz w:val="22"/>
+        </w:rPr>
+        <w:t>3 مراكز تجريبية في 3 محافظات</w:t>
+      </w:r>
+    </w:p>
+    <w:p>
+      <w:pPr>
+        <w:pStyle w:val="ListBullet"/>
+        <w:bidi w:val="1"/>
+        <w:jc w:val="right"/>
+      </w:pPr>
+      <w:r>
+        <w:rPr>
+          <w:rFonts w:ascii="Arial" w:hAnsi="Arial"/>
+          <w:color w:val="0E0E0E"/>
+          <w:sz w:val="22"/>
+        </w:rPr>
+        <w:t>تطوير المناهج مع 5 شركاء صناعيين</w:t>
+      </w:r>
+    </w:p>
+    <w:p>
+      <w:pPr>
+        <w:pStyle w:val="ListBullet"/>
+        <w:bidi w:val="1"/>
+        <w:jc w:val="right"/>
+      </w:pPr>
+      <w:r>
+        <w:rPr>
+          <w:rFonts w:ascii="Arial" w:hAnsi="Arial"/>
+          <w:color w:val="0E0E0E"/>
+          <w:sz w:val="22"/>
+        </w:rPr>
+        <w:t>قياس أثر شامل ونظام تقارير للوزارة</w:t>
+      </w:r>
+    </w:p>
+    <w:p>
+      <w:pPr>
+        <w:bidi w:val="1"/>
+        <w:jc w:val="right"/>
+      </w:pPr>
+      <w:r>
+        <w:rPr>
+          <w:rFonts w:ascii="Montserrat" w:hAnsi="Montserrat"/>
+          <w:b/>
+          <w:color w:val="886622"/>
+          <w:sz w:val="36"/>
+        </w:rPr>
+        <w:t>مرحلة التوسع  (Q3–Q4 ٢٠٢٦ — 1,000 شاب)</w:t>
+      </w:r>
+    </w:p>
+    <w:p>
+      <w:pPr>
+        <w:pStyle w:val="ListBullet"/>
+        <w:bidi w:val="1"/>
+        <w:jc w:val="right"/>
+      </w:pPr>
+      <w:r>
+        <w:rPr>
+          <w:rFonts w:ascii="Arial" w:hAnsi="Arial"/>
+          <w:color w:val="0E0E0E"/>
+          <w:sz w:val="22"/>
+        </w:rPr>
+        <w:t>10 مراكز — 5 محافظات</w:t>
+      </w:r>
+    </w:p>
+    <w:p>
+      <w:pPr>
+        <w:pStyle w:val="ListBullet"/>
+        <w:bidi w:val="1"/>
+        <w:jc w:val="right"/>
+      </w:pPr>
+      <w:r>
+        <w:rPr>
+          <w:rFonts w:ascii="Arial" w:hAnsi="Arial"/>
+          <w:color w:val="0E0E0E"/>
+          <w:sz w:val="22"/>
+        </w:rPr>
+        <w:t>مسار مخصص للشابات (بطالة 33.8%)</w:t>
+      </w:r>
+    </w:p>
+    <w:p>
+      <w:pPr>
+        <w:pStyle w:val="ListBullet"/>
+        <w:bidi w:val="1"/>
+        <w:jc w:val="right"/>
+      </w:pPr>
+      <w:r>
+        <w:rPr>
+          <w:rFonts w:ascii="Arial" w:hAnsi="Arial"/>
+          <w:color w:val="0E0E0E"/>
+          <w:sz w:val="22"/>
+        </w:rPr>
+        <w:t>إدراج ضمن برنامج ستارت 2026</w:t>
+      </w:r>
+    </w:p>
+    <w:p>
+      <w:pPr>
+        <w:bidi w:val="1"/>
+        <w:jc w:val="right"/>
+      </w:pPr>
+      <w:r>
+        <w:rPr>
+          <w:rFonts w:ascii="Montserrat" w:hAnsi="Montserrat"/>
+          <w:b/>
+          <w:color w:val="886622"/>
+          <w:sz w:val="36"/>
+        </w:rPr>
+        <w:t>الانطلاق الوطني  (٢٠٢٧ — 10,000 شاب / سنة)</w:t>
+      </w:r>
+    </w:p>
+    <w:p>
+      <w:pPr>
+        <w:pStyle w:val="ListBullet"/>
+        <w:bidi w:val="1"/>
+        <w:jc w:val="right"/>
+      </w:pPr>
+      <w:r>
+        <w:rPr>
+          <w:rFonts w:ascii="Arial" w:hAnsi="Arial"/>
+          <w:color w:val="0E0E0E"/>
+          <w:sz w:val="22"/>
+        </w:rPr>
+        <w:t>تغطية 27 محافظة</w:t>
+      </w:r>
+    </w:p>
+    <w:p>
+      <w:pPr>
+        <w:pStyle w:val="ListBullet"/>
+        <w:bidi w:val="1"/>
+        <w:jc w:val="right"/>
+      </w:pPr>
+      <w:r>
+        <w:rPr>
+          <w:rFonts w:ascii="Arial" w:hAnsi="Arial"/>
+          <w:color w:val="0E0E0E"/>
+          <w:sz w:val="22"/>
+        </w:rPr>
+        <w:t>شبكة توظيف تضم 200+ شركة</w:t>
+      </w:r>
+    </w:p>
+    <w:p>
+      <w:pPr>
+        <w:pStyle w:val="ListBullet"/>
+        <w:bidi w:val="1"/>
+        <w:jc w:val="right"/>
+      </w:pPr>
+      <w:r>
+        <w:rPr>
+          <w:rFonts w:ascii="Arial" w:hAnsi="Arial"/>
+          <w:color w:val="0E0E0E"/>
+          <w:sz w:val="22"/>
+        </w:rPr>
+        <w:t>نموذج ذاتي الاستدامة</w:t>
+      </w:r>
+    </w:p>
+    <w:p>
+      <w:r>
+        <w:br w:type="page"/>
+      </w:r>
+    </w:p>
+    <w:p>
+      <w:pPr>
+        <w:bidi w:val="1"/>
+        <w:jc w:val="right"/>
+      </w:pPr>
+      <w:r>
+        <w:rPr>
+          <w:rFonts w:ascii="Montserrat" w:hAnsi="Montserrat"/>
+          <w:b/>
+          <w:color w:val="0E0E0E"/>
+          <w:sz w:val="52"/>
+        </w:rPr>
+        <w:t>05  ·  المؤشرات والأثر</w:t>
+      </w:r>
+    </w:p>
+    <w:p>
+      <w:pPr>
+        <w:bidi w:val="1"/>
+        <w:jc w:val="right"/>
+      </w:pPr>
+      <w:r>
+        <w:rPr>
+          <w:rFonts w:ascii="Arial" w:hAnsi="Arial"/>
+          <w:color w:val="665522"/>
+          <w:sz w:val="24"/>
+        </w:rPr>
+        <w:t>أرقام نقدمها ونتحمل مسؤوليتها</w:t>
+      </w:r>
+    </w:p>
+    <w:p>
+      <w:r>
+        <w:t>────────────────────────────────────────────────────────────</w:t>
+      </w:r>
+    </w:p>
+    <w:p>
+      <w:pPr>
+        <w:bidi w:val="1"/>
+        <w:jc w:val="right"/>
+      </w:pPr>
+      <w:r>
+        <w:rPr>
+          <w:rFonts w:ascii="Montserrat" w:hAnsi="Montserrat"/>
+          <w:b/>
+          <w:color w:val="0E0E0E"/>
+          <w:sz w:val="44"/>
+        </w:rPr>
+        <w:t>التزاماتنا القابلة للقياس</w:t>
+      </w:r>
+    </w:p>
+    <w:p>
+      <w:pPr>
+        <w:bidi w:val="1"/>
+        <w:jc w:val="right"/>
+      </w:pPr>
+      <w:r>
+        <w:rPr>
+          <w:rFonts w:ascii="Arial" w:hAnsi="Arial"/>
+          <w:color w:val="C8A24C"/>
+          <w:sz w:val="24"/>
+        </w:rPr>
+        <w:t>85%+  —  نسبة التوظيف الفعال:  خلال 90 يوماً من إتمام التدريب</w:t>
+      </w:r>
+    </w:p>
+    <w:p>
+      <w:pPr>
+        <w:bidi w:val="1"/>
+        <w:jc w:val="right"/>
+      </w:pPr>
+      <w:r>
+        <w:rPr>
+          <w:rFonts w:ascii="Arial" w:hAnsi="Arial"/>
+          <w:color w:val="C8A24C"/>
+          <w:sz w:val="24"/>
+        </w:rPr>
+        <w:t>4.8/5  —  رضا المتدربين:  تقييم مستقل بعد إتمام البرنامج</w:t>
+      </w:r>
+    </w:p>
+    <w:p>
+      <w:pPr>
+        <w:bidi w:val="1"/>
+        <w:jc w:val="right"/>
+      </w:pPr>
+      <w:r>
+        <w:rPr>
+          <w:rFonts w:ascii="Arial" w:hAnsi="Arial"/>
+          <w:color w:val="C8A24C"/>
+          <w:sz w:val="24"/>
+        </w:rPr>
+        <w:t>96%+  —  رضا أصحاب العمل:  قياس بعد 6 أشهر من التوظيف</w:t>
+      </w:r>
+    </w:p>
+    <w:p>
+      <w:pPr>
+        <w:bidi w:val="1"/>
+        <w:jc w:val="right"/>
+      </w:pPr>
+      <w:r>
+        <w:rPr>
+          <w:rFonts w:ascii="Arial" w:hAnsi="Arial"/>
+          <w:color w:val="C8A24C"/>
+          <w:sz w:val="24"/>
+        </w:rPr>
+        <w:t>+52%  —  تحسن معدل التوظيف:  فوق المتوسط مقارنةً بالتدريب التقليدي</w:t>
+      </w:r>
+    </w:p>
+    <w:p/>
+    <w:p>
+      <w:pPr>
+        <w:bidi w:val="1"/>
+        <w:jc w:val="right"/>
+      </w:pPr>
+      <w:r>
+        <w:rPr>
+          <w:rFonts w:ascii="Montserrat" w:hAnsi="Montserrat"/>
+          <w:b/>
+          <w:color w:val="0E0E0E"/>
+          <w:sz w:val="36"/>
+        </w:rPr>
+        <w:t>التزامات إضافية</w:t>
+      </w:r>
+    </w:p>
+    <w:p>
+      <w:pPr>
+        <w:pStyle w:val="ListBullet"/>
+        <w:bidi w:val="1"/>
+        <w:jc w:val="right"/>
+      </w:pPr>
+      <w:r>
+        <w:rPr>
+          <w:rFonts w:ascii="Arial" w:hAnsi="Arial"/>
           <w:color w:val="0E0E0E"/>
           <w:sz w:val="22"/>
         </w:rPr>
@@ -1238,11 +931,12 @@
     <w:p>
       <w:pPr>
         <w:pStyle w:val="ListBullet"/>
-        <w:bidi/>
+        <w:bidi w:val="1"/>
         <w:jc w:val="right"/>
       </w:pPr>
       <w:r>
         <w:rPr>
+          <w:rFonts w:ascii="Arial" w:hAnsi="Arial"/>
           <w:color w:val="0E0E0E"/>
           <w:sz w:val="22"/>
         </w:rPr>
@@ -1252,350 +946,31 @@
     <w:p>
       <w:pPr>
         <w:pStyle w:val="ListBullet"/>
-        <w:bidi/>
+        <w:bidi w:val="1"/>
         <w:jc w:val="right"/>
       </w:pPr>
       <w:r>
         <w:rPr>
+          <w:rFonts w:ascii="Arial" w:hAnsi="Arial"/>
           <w:color w:val="0E0E0E"/>
           <w:sz w:val="22"/>
         </w:rPr>
-        <w:t>شراكة بحثية مع 3 جامعات لنشر نتائج النموذج دولياً</w:t>
+        <w:t>شراكة بحثية مع الجامعات لنشر نتائج النموذج دولياً</w:t>
       </w:r>
     </w:p>
     <w:p>
       <w:pPr>
         <w:pStyle w:val="ListBullet"/>
-        <w:bidi/>
+        <w:bidi w:val="1"/>
         <w:jc w:val="right"/>
       </w:pPr>
       <w:r>
         <w:rPr>
+          <w:rFonts w:ascii="Arial" w:hAnsi="Arial"/>
           <w:color w:val="0E0E0E"/>
           <w:sz w:val="22"/>
         </w:rPr>
         <w:t>آلية استرداد جزئي في حال عدم تحقيق مؤشر التوظيف</w:t>
-      </w:r>
-    </w:p>
-    <w:p/>
-    <w:p>
-      <w:pPr>
-        <w:shd w:val="clear" w:color="auto" w:fill="0E0E0E"/>
-        <w:bidi/>
-        <w:spacing w:before="280" w:after="80"/>
-        <w:jc w:val="right"/>
-      </w:pPr>
-      <w:r>
-        <w:rPr>
-          <w:b/>
-          <w:color w:val="C8A24C"/>
-          <w:sz w:val="44"/>
-        </w:rPr>
-        <w:t xml:space="preserve">06  </w:t>
-      </w:r>
-      <w:r>
-        <w:rPr>
-          <w:b/>
-          <w:color w:val="FFFFFF"/>
-          <w:sz w:val="44"/>
-        </w:rPr>
-        <w:t>التوافق والطلب — تحالف مع أولويات الوزارة</w:t>
-      </w:r>
-    </w:p>
-    <w:p>
-      <w:pPr>
-        <w:spacing w:before="40" w:after="40"/>
-        <w:pBdr>
-          <w:bottom w:val="single" w:sz="6" w:space="1" w:color="C8A24C"/>
-        </w:pBdr>
-      </w:pPr>
-    </w:p>
-    <w:tbl>
-      <w:tblPr>
-        <w:tblStyle w:val="TableGrid"/>
-        <w:tblW w:type="auto" w:w="0"/>
-        <w:tblLook w:firstColumn="1" w:firstRow="1" w:lastColumn="0" w:lastRow="0" w:noHBand="0" w:noVBand="1" w:val="04A0"/>
-      </w:tblPr>
-      <w:tblGrid>
-        <w:gridCol w:w="4536"/>
-        <w:gridCol w:w="4536"/>
-      </w:tblGrid>
-      <w:tr>
-        <w:tc>
-          <w:tcPr>
-            <w:tcW w:type="dxa" w:w="4536"/>
-            <w:shd w:val="clear" w:color="auto" w:fill="0E0E0E"/>
-          </w:tcPr>
-          <w:p>
-            <w:pPr>
-              <w:bidi/>
-              <w:jc w:val="right"/>
-            </w:pPr>
-            <w:r>
-              <w:rPr>
-                <w:b/>
-                <w:color w:val="C8A24C"/>
-                <w:sz w:val="22"/>
-              </w:rPr>
-              <w:t>الإطار / المبادرة</w:t>
-            </w:r>
-          </w:p>
-        </w:tc>
-        <w:tc>
-          <w:tcPr>
-            <w:tcW w:type="dxa" w:w="4536"/>
-            <w:shd w:val="clear" w:color="auto" w:fill="0E0E0E"/>
-          </w:tcPr>
-          <w:p>
-            <w:pPr>
-              <w:bidi/>
-              <w:jc w:val="right"/>
-            </w:pPr>
-            <w:r>
-              <w:rPr>
-                <w:b/>
-                <w:color w:val="C8A24C"/>
-                <w:sz w:val="22"/>
-              </w:rPr>
-              <w:t>نقطة التوافق</w:t>
-            </w:r>
-          </w:p>
-        </w:tc>
-      </w:tr>
-      <w:tr>
-        <w:tc>
-          <w:tcPr>
-            <w:tcW w:type="dxa" w:w="4536"/>
-            <w:shd w:val="clear" w:color="auto" w:fill="FFFFFF"/>
-          </w:tcPr>
-          <w:p>
-            <w:pPr>
-              <w:bidi/>
-              <w:jc w:val="right"/>
-            </w:pPr>
-            <w:r>
-              <w:rPr>
-                <w:b/>
-                <w:color w:val="0E0E0E"/>
-                <w:sz w:val="22"/>
-              </w:rPr>
-              <w:t>وحدة التضامن الاجتماعي</w:t>
-            </w:r>
-          </w:p>
-        </w:tc>
-        <w:tc>
-          <w:tcPr>
-            <w:tcW w:type="dxa" w:w="4536"/>
-            <w:shd w:val="clear" w:color="auto" w:fill="FFFFFF"/>
-          </w:tcPr>
-          <w:p>
-            <w:pPr>
-              <w:bidi/>
-              <w:jc w:val="right"/>
-            </w:pPr>
-            <w:r>
-              <w:rPr>
-                <w:b w:val="0"/>
-                <w:color w:val="333028"/>
-                <w:sz w:val="22"/>
-              </w:rPr>
-              <w:t>45+ جامعة مصرية — بنية تحتية جاهزة</w:t>
-            </w:r>
-          </w:p>
-        </w:tc>
-      </w:tr>
-      <w:tr>
-        <w:tc>
-          <w:tcPr>
-            <w:tcW w:type="dxa" w:w="4536"/>
-            <w:shd w:val="clear" w:color="auto" w:fill="F5F0E8"/>
-          </w:tcPr>
-          <w:p>
-            <w:pPr>
-              <w:bidi/>
-              <w:jc w:val="right"/>
-            </w:pPr>
-            <w:r>
-              <w:rPr>
-                <w:b/>
-                <w:color w:val="0E0E0E"/>
-                <w:sz w:val="22"/>
-              </w:rPr>
-              <w:t>الإطار التنظيمي للتشغيل ISCU 2025</w:t>
-            </w:r>
-          </w:p>
-        </w:tc>
-        <w:tc>
-          <w:tcPr>
-            <w:tcW w:type="dxa" w:w="4536"/>
-            <w:shd w:val="clear" w:color="auto" w:fill="F5F0E8"/>
-          </w:tcPr>
-          <w:p>
-            <w:pPr>
-              <w:bidi/>
-              <w:jc w:val="right"/>
-            </w:pPr>
-            <w:r>
-              <w:rPr>
-                <w:b w:val="0"/>
-                <w:color w:val="333028"/>
-                <w:sz w:val="22"/>
-              </w:rPr>
-              <w:t>يستلزم توثيق نتائج قابلة للقياس</w:t>
-            </w:r>
-          </w:p>
-        </w:tc>
-      </w:tr>
-      <w:tr>
-        <w:tc>
-          <w:tcPr>
-            <w:tcW w:type="dxa" w:w="4536"/>
-            <w:shd w:val="clear" w:color="auto" w:fill="FFFFFF"/>
-          </w:tcPr>
-          <w:p>
-            <w:pPr>
-              <w:bidi/>
-              <w:jc w:val="right"/>
-            </w:pPr>
-            <w:r>
-              <w:rPr>
-                <w:b/>
-                <w:color w:val="0E0E0E"/>
-                <w:sz w:val="22"/>
-              </w:rPr>
-              <w:t>قمة START 2025</w:t>
-            </w:r>
-          </w:p>
-        </w:tc>
-        <w:tc>
-          <w:tcPr>
-            <w:tcW w:type="dxa" w:w="4536"/>
-            <w:shd w:val="clear" w:color="auto" w:fill="FFFFFF"/>
-          </w:tcPr>
-          <w:p>
-            <w:pPr>
-              <w:bidi/>
-              <w:jc w:val="right"/>
-            </w:pPr>
-            <w:r>
-              <w:rPr>
-                <w:b w:val="0"/>
-                <w:color w:val="333028"/>
-                <w:sz w:val="22"/>
-              </w:rPr>
-              <w:t>الوزارة أعلنت دعم منظمات الشباب والتشغيل</w:t>
-            </w:r>
-          </w:p>
-        </w:tc>
-      </w:tr>
-      <w:tr>
-        <w:tc>
-          <w:tcPr>
-            <w:tcW w:type="dxa" w:w="4536"/>
-            <w:shd w:val="clear" w:color="auto" w:fill="F5F0E8"/>
-          </w:tcPr>
-          <w:p>
-            <w:pPr>
-              <w:bidi/>
-              <w:jc w:val="right"/>
-            </w:pPr>
-            <w:r>
-              <w:rPr>
-                <w:b/>
-                <w:color w:val="0E0E0E"/>
-                <w:sz w:val="22"/>
-              </w:rPr>
-              <w:t>هدف مصر 2030</w:t>
-            </w:r>
-          </w:p>
-        </w:tc>
-        <w:tc>
-          <w:tcPr>
-            <w:tcW w:type="dxa" w:w="4536"/>
-            <w:shd w:val="clear" w:color="auto" w:fill="F5F0E8"/>
-          </w:tcPr>
-          <w:p>
-            <w:pPr>
-              <w:bidi/>
-              <w:jc w:val="right"/>
-            </w:pPr>
-            <w:r>
-              <w:rPr>
-                <w:b w:val="0"/>
-                <w:color w:val="333028"/>
-                <w:sz w:val="22"/>
-              </w:rPr>
-              <w:t>رفع نسبة مشاركة الشباب في سوق العمل إلى 52%</w:t>
-            </w:r>
-          </w:p>
-        </w:tc>
-      </w:tr>
-    </w:tbl>
-    <w:p/>
-    <w:p>
-      <w:pPr>
-        <w:bidi/>
-        <w:spacing w:before="160" w:after="120"/>
-        <w:jc w:val="right"/>
-        <w:shd w:val="clear" w:color="auto" w:fill="0E0E0E"/>
-      </w:pPr>
-      <w:r>
-        <w:rPr>
-          <w:rFonts w:ascii="Montserrat" w:hAnsi="Montserrat"/>
-          <w:b/>
-          <w:color w:val="C8A24C"/>
-          <w:sz w:val="26"/>
-        </w:rPr>
-        <w:t>أولاً: الرعاية الرسمية</w:t>
-      </w:r>
-    </w:p>
-    <w:p>
-      <w:pPr>
-        <w:bidi/>
-        <w:spacing w:before="0" w:after="120"/>
-        <w:jc w:val="right"/>
-      </w:pPr>
-      <w:r>
-        <w:rPr>
-          <w:rFonts w:ascii="Inter" w:hAnsi="Inter"/>
-          <w:b w:val="0"/>
-          <w:color w:val="0E0E0E"/>
-          <w:sz w:val="22"/>
-        </w:rPr>
-        <w:t>تطلب MY4 Education الموافقة الرسمية لتصنيفها كشريكة تنفيذية لوزارة التضامن الاجتماعي في مجال تأهيل الشباب وتمكينهم اقتصادياً، مما يُتيح الوصول إلى شبكة الجامعات والمنشآت التدريبية الحكومية.</w:t>
-      </w:r>
-    </w:p>
-    <w:p>
-      <w:pPr>
-        <w:bidi/>
-        <w:spacing w:before="120" w:after="120"/>
-        <w:jc w:val="right"/>
-        <w:shd w:val="clear" w:color="auto" w:fill="0E0E0E"/>
-      </w:pPr>
-      <w:r>
-        <w:rPr>
-          <w:rFonts w:ascii="Montserrat" w:hAnsi="Montserrat"/>
-          <w:b/>
-          <w:color w:val="C8A24C"/>
-          <w:sz w:val="26"/>
-        </w:rPr>
-        <w:t>ثانياً: التمويل التدريبي</w:t>
-      </w:r>
-    </w:p>
-    <w:p>
-      <w:pPr>
-        <w:bidi/>
-        <w:spacing w:before="0" w:after="120"/>
-        <w:jc w:val="right"/>
-      </w:pPr>
-      <w:r>
-        <w:rPr>
-          <w:rFonts w:ascii="Inter" w:hAnsi="Inter"/>
-          <w:b w:val="0"/>
-          <w:color w:val="0E0E0E"/>
-          <w:sz w:val="22"/>
-        </w:rPr>
-        <w:t>تمويل المرحلة التجريبية (60 متدرباً / 10 أشهر) بما يشمل تطوير المناهج، وأتعاب المدربين المتخصصين، والتقييم المستقل للأثر.</w:t>
       </w:r>
     </w:p>
     <w:p>
@@ -1605,97 +980,263 @@
     </w:p>
     <w:p>
       <w:pPr>
-        <w:bidi/>
-        <w:spacing w:before="400" w:after="80"/>
+        <w:bidi w:val="1"/>
         <w:jc w:val="right"/>
-        <w:shd w:val="clear" w:color="auto" w:fill="0E0E0E"/>
       </w:pPr>
       <w:r>
         <w:rPr>
           <w:rFonts w:ascii="Montserrat" w:hAnsi="Montserrat"/>
           <w:b/>
+          <w:color w:val="0E0E0E"/>
+          <w:sz w:val="52"/>
+        </w:rPr>
+        <w:t>06  ·  التوافق والطلب</w:t>
+      </w:r>
+    </w:p>
+    <w:p>
+      <w:pPr>
+        <w:bidi w:val="1"/>
+        <w:jc w:val="right"/>
+      </w:pPr>
+      <w:r>
+        <w:rPr>
+          <w:rFonts w:ascii="Arial" w:hAnsi="Arial"/>
+          <w:color w:val="665522"/>
+          <w:sz w:val="24"/>
+        </w:rPr>
+        <w:t>تحالف محكم مع أولويات الوزارة</w:t>
+      </w:r>
+    </w:p>
+    <w:p>
+      <w:r>
+        <w:t>────────────────────────────────────────────────────────────</w:t>
+      </w:r>
+    </w:p>
+    <w:p>
+      <w:pPr>
+        <w:bidi w:val="1"/>
+        <w:jc w:val="right"/>
+      </w:pPr>
+      <w:r>
+        <w:rPr>
+          <w:rFonts w:ascii="Montserrat" w:hAnsi="Montserrat"/>
+          <w:b/>
+          <w:color w:val="0E0E0E"/>
+          <w:sz w:val="44"/>
+        </w:rPr>
+        <w:t>لماذا هذا الوقت بالتحديد؟</w:t>
+      </w:r>
+    </w:p>
+    <w:p>
+      <w:pPr>
+        <w:bidi w:val="1"/>
+        <w:jc w:val="right"/>
+      </w:pPr>
+      <w:r>
+        <w:rPr>
+          <w:rFonts w:ascii="Arial" w:hAnsi="Arial"/>
+          <w:color w:val="444444"/>
+          <w:sz w:val="22"/>
+        </w:rPr>
+        <w:t>▸  برنامج ستارت ٢٠٢٦:  شراكة أورنج مصر — الوزارة تبحث عن شركاء تنفيذيين</w:t>
+      </w:r>
+    </w:p>
+    <w:p>
+      <w:pPr>
+        <w:bidi w:val="1"/>
+        <w:jc w:val="right"/>
+      </w:pPr>
+      <w:r>
+        <w:rPr>
+          <w:rFonts w:ascii="Arial" w:hAnsi="Arial"/>
+          <w:color w:val="444444"/>
+          <w:sz w:val="22"/>
+        </w:rPr>
+        <w:t>▸  ملتقى خطوة ٢٠٢٦:  MY4 جاهزة للمشاركة كشريك تنفيذي في الملتقى</w:t>
+      </w:r>
+    </w:p>
+    <w:p>
+      <w:pPr>
+        <w:bidi w:val="1"/>
+        <w:jc w:val="right"/>
+      </w:pPr>
+      <w:r>
+        <w:rPr>
+          <w:rFonts w:ascii="Arial" w:hAnsi="Arial"/>
+          <w:color w:val="444444"/>
+          <w:sz w:val="22"/>
+        </w:rPr>
+        <w:t>▸  31 وحدة جامعية تضامن:  قناة توزيع مثالية لبرامج MY4 — 250,000 طالب</w:t>
+      </w:r>
+    </w:p>
+    <w:p>
+      <w:pPr>
+        <w:bidi w:val="1"/>
+        <w:jc w:val="right"/>
+      </w:pPr>
+      <w:r>
+        <w:rPr>
+          <w:rFonts w:ascii="Arial" w:hAnsi="Arial"/>
+          <w:color w:val="444444"/>
+          <w:sz w:val="22"/>
+        </w:rPr>
+        <w:t>▸  رؤية مصر 2030:  رفع نسبة مشاركة الشباب في سوق العمل إلى 52%</w:t>
+      </w:r>
+    </w:p>
+    <w:p/>
+    <w:p>
+      <w:pPr>
+        <w:bidi w:val="1"/>
+        <w:jc w:val="right"/>
+      </w:pPr>
+      <w:r>
+        <w:rPr>
+          <w:rFonts w:ascii="Montserrat" w:hAnsi="Montserrat"/>
+          <w:b/>
+          <w:color w:val="A4232A"/>
+          <w:sz w:val="36"/>
+        </w:rPr>
+        <w:t>المطلوب من الوزارة</w:t>
+      </w:r>
+    </w:p>
+    <w:p>
+      <w:pPr>
+        <w:bidi w:val="1"/>
+        <w:jc w:val="right"/>
+      </w:pPr>
+      <w:r>
+        <w:rPr>
+          <w:rFonts w:ascii="Montserrat" w:hAnsi="Montserrat"/>
+          <w:b/>
+          <w:color w:val="A4232A"/>
+          <w:sz w:val="36"/>
+        </w:rPr>
+        <w:t>أولاً — الرعاية الرسمية</w:t>
+      </w:r>
+    </w:p>
+    <w:p>
+      <w:pPr>
+        <w:bidi w:val="1"/>
+        <w:jc w:val="right"/>
+      </w:pPr>
+      <w:r>
+        <w:rPr>
+          <w:rFonts w:ascii="Arial" w:hAnsi="Arial"/>
           <w:color w:val="FFFFFF"/>
-          <w:sz w:val="64"/>
+          <w:sz w:val="22"/>
+        </w:rPr>
+        <w:t>اتفاقية شراكة رسمية تُخوّل MY4 العمل تحت مظلة الوزارة والوصول إلى شبكة الوحدات الجامعية الـ31.</w:t>
+      </w:r>
+    </w:p>
+    <w:p>
+      <w:pPr>
+        <w:bidi w:val="1"/>
+        <w:jc w:val="right"/>
+      </w:pPr>
+      <w:r>
+        <w:rPr>
+          <w:rFonts w:ascii="Montserrat" w:hAnsi="Montserrat"/>
+          <w:b/>
+          <w:color w:val="A4232A"/>
+          <w:sz w:val="36"/>
+        </w:rPr>
+        <w:t>ثانياً — الدعم اللوجستي</w:t>
+      </w:r>
+    </w:p>
+    <w:p>
+      <w:pPr>
+        <w:bidi w:val="1"/>
+        <w:jc w:val="right"/>
+      </w:pPr>
+      <w:r>
+        <w:rPr>
+          <w:rFonts w:ascii="Arial" w:hAnsi="Arial"/>
+          <w:color w:val="FFFFFF"/>
+          <w:sz w:val="22"/>
+        </w:rPr>
+        <w:t>مساحات تدريب في المحافظات وإدراج البرنامج ضمن مبادرتَي ستارت وخطوة 2026 للوصول إلى الفئة المستهدفة.</w:t>
+      </w:r>
+    </w:p>
+    <w:p>
+      <w:r>
+        <w:br w:type="page"/>
+      </w:r>
+    </w:p>
+    <w:p>
+      <w:pPr>
+        <w:bidi w:val="1"/>
+        <w:jc w:val="right"/>
+      </w:pPr>
+      <w:r>
+        <w:rPr>
+          <w:rFonts w:ascii="Montserrat" w:hAnsi="Montserrat"/>
+          <w:b/>
+          <w:color w:val="0E0E0E"/>
+          <w:sz w:val="52"/>
         </w:rPr>
         <w:t>MY4 Education</w:t>
       </w:r>
     </w:p>
     <w:p>
       <w:pPr>
-        <w:bidi/>
-        <w:spacing w:before="0" w:after="200"/>
+        <w:bidi w:val="1"/>
         <w:jc w:val="right"/>
-        <w:shd w:val="clear" w:color="auto" w:fill="0E0E0E"/>
       </w:pPr>
       <w:r>
         <w:rPr>
-          <w:rFonts w:ascii="Inter" w:hAnsi="Inter"/>
-          <w:b w:val="0"/>
+          <w:rFonts w:ascii="Arial" w:hAnsi="Arial"/>
           <w:color w:val="C8A24C"/>
-          <w:sz w:val="32"/>
+          <w:sz w:val="28"/>
         </w:rPr>
         <w:t>تأهيل حقيقي · توظيف حقيقي · أثر وطني</w:t>
       </w:r>
     </w:p>
+    <w:p/>
     <w:p>
       <w:pPr>
-        <w:spacing w:before="40" w:after="40"/>
-        <w:pBdr>
-          <w:bottom w:val="single" w:sz="6" w:space="1" w:color="C8A24C"/>
-        </w:pBdr>
-      </w:pPr>
-    </w:p>
-    <w:p>
-      <w:pPr>
-        <w:bidi/>
-        <w:spacing w:before="0" w:after="60"/>
+        <w:bidi w:val="1"/>
         <w:jc w:val="right"/>
       </w:pPr>
       <w:r>
         <w:rPr>
-          <w:rFonts w:ascii="Inter" w:hAnsi="Inter"/>
-          <w:b w:val="0"/>
+          <w:rFonts w:ascii="Arial" w:hAnsi="Arial"/>
           <w:color w:val="0E0E0E"/>
-          <w:sz w:val="24"/>
+          <w:sz w:val="22"/>
         </w:rPr>
-        <w:t>المؤسس:  محمود جاداللا</w:t>
+        <w:t>المؤسس:  محمود جاداللا — Mahmoud Gadalla</w:t>
       </w:r>
     </w:p>
     <w:p>
       <w:pPr>
-        <w:bidi/>
-        <w:spacing w:before="0" w:after="60"/>
+        <w:bidi w:val="1"/>
         <w:jc w:val="right"/>
       </w:pPr>
       <w:r>
         <w:rPr>
-          <w:rFonts w:ascii="Inter" w:hAnsi="Inter"/>
-          <w:b w:val="0"/>
+          <w:rFonts w:ascii="Arial" w:hAnsi="Arial"/>
           <w:color w:val="0E0E0E"/>
-          <w:sz w:val="24"/>
+          <w:sz w:val="22"/>
         </w:rPr>
-        <w:t>البريد:  Gadalla111@gmail.com</w:t>
+        <w:t>البريد الإلكتروني:  Gadalla111@gmail.com</w:t>
       </w:r>
     </w:p>
     <w:p>
       <w:pPr>
-        <w:bidi/>
-        <w:spacing w:before="0" w:after="60"/>
+        <w:bidi w:val="1"/>
         <w:jc w:val="right"/>
       </w:pPr>
       <w:r>
         <w:rPr>
-          <w:rFonts w:ascii="Inter" w:hAnsi="Inter"/>
-          <w:b w:val="0"/>
+          <w:rFonts w:ascii="Arial" w:hAnsi="Arial"/>
           <w:color w:val="0E0E0E"/>
-          <w:sz w:val="24"/>
+          <w:sz w:val="22"/>
         </w:rPr>
         <w:t>الهاتف:  +20 111 037 111</w:t>
       </w:r>
     </w:p>
     <w:sectPr>
-      <w:pgSz w:w="11906" w:h="16838"/>
-      <w:pgMar w:top="1134" w:right="1417" w:bottom="1134" w:left="1417" w:header="720" w:footer="720" w:gutter="0"/>
+      <w:pgSz w:w="12240" w:h="15840"/>
+      <w:pgMar w:top="1296" w:right="1440" w:bottom="1296" w:left="1440" w:header="720" w:footer="720" w:gutter="0"/>
       <w:cols w:space="720"/>
       <w:docGrid w:linePitch="360"/>
     </w:sectPr>

--- a/outputs/MY4_Education_Ministry_Proposal.docx
+++ b/outputs/MY4_Education_Ministry_Proposal.docx
@@ -77,7 +77,7 @@
           <w:color w:val="0E0E0E"/>
           <w:sz w:val="44"/>
         </w:rPr>
-        <w:t>الأزمة واضحة — الحل موجود</w:t>
+        <w:t>الأزمة واضحة — الحل موجود — الطلب محدد</w:t>
       </w:r>
     </w:p>
     <w:p>
@@ -91,10 +91,10 @@
           <w:color w:val="FFFFFF"/>
           <w:sz w:val="22"/>
         </w:rPr>
-        <w:t>تقدم MY4 Education هذا الملف إلى وزارة التضامن الاجتماعي طالبةً الرعاية الرسمية والتمويل لتدريب نموذج قادر على تحويل الدارسين من قاعة الدرس إلى سوق العمل.</w:t>
+        <w:t>تطلب MY4 Education — شركة مصرية مسجلة (س.م.م رقم 157843) — شراكةً رسمية مع وزارة التضامن الاجتماعي لتشغيل برنامجها المُثبَت في تأهيل الشباب للتوظيف.</w:t>
         <w:br/>
         <w:br/>
-        <w:t>الأرقام تحدد الأزمة بدقة: 13 مليون خريج أكاديمي متخصص بسوق العمل لا يجد فرصة توظيف تناسب مستواه. القضية ليست في نقص الوظائف، بل في نقص الجاهزية.</w:t>
+        <w:t>المطلوب: اتفاقية شراكة + إتاحة 3 مراكز تدريبية + إدراج ضمن برنامج ستارت 2026. التكلفة على الوزارة: 3.6 مليون جنيه للمرحلة التجريبية (300 متدرب / 10 أشهر). العائد المتوقع: 255 متدرباً موظفاً خلال 90 يوماً من إتمام البرنامج.</w:t>
       </w:r>
     </w:p>
     <w:p/>
@@ -109,7 +109,7 @@
           <w:color w:val="C8A24C"/>
           <w:sz w:val="24"/>
         </w:rPr>
-        <w:t>13.2%  —  معدل بطالة الشباب — مصر 2025  (CAPMAS 2025)</w:t>
+        <w:t>13.2%  —  معدل بطالة الشباب — مصر 2025  (CAPMAS: نشرة سوق العمل Q1 2025)</w:t>
       </w:r>
     </w:p>
     <w:p>
@@ -123,7 +123,7 @@
           <w:color w:val="C8A24C"/>
           <w:sz w:val="24"/>
         </w:rPr>
-        <w:t>16.9%  —  بطالة الفئة العمرية 20–24 سنة  (CAPMAS 2025)</w:t>
+        <w:t>16.9%  —  بطالة الفئة 20–24 سنة  (CAPMAS: نشرة سوق العمل Q1 2025)</w:t>
       </w:r>
     </w:p>
     <w:p>
@@ -137,7 +137,7 @@
           <w:color w:val="C8A24C"/>
           <w:sz w:val="24"/>
         </w:rPr>
-        <w:t>33.8%  —  بطالة الشابات — الأعلى تاريخياً  (CAPMAS 2025)</w:t>
+        <w:t>33.8%  —  بطالة الشابات — الأعلى منذ 2015  (CAPMAS: نشرة سوق العمل Q1 2025)</w:t>
       </w:r>
     </w:p>
     <w:p>
@@ -286,7 +286,7 @@
           <w:color w:val="0E0E0E"/>
           <w:sz w:val="52"/>
         </w:rPr>
-        <w:t>02  ·  الحل</w:t>
+        <w:t>02  ·  الحل والمنهج</w:t>
       </w:r>
     </w:p>
     <w:p>
@@ -300,7 +300,7 @@
           <w:color w:val="665522"/>
           <w:sz w:val="24"/>
         </w:rPr>
-        <w:t>تدريب حقيقي — إثبات حقيقي</w:t>
+        <w:t>نموذج مُثبَت ومنهج معتمد</w:t>
       </w:r>
     </w:p>
     <w:p>
@@ -349,7 +349,7 @@
           <w:color w:val="FFFFFF"/>
           <w:sz w:val="22"/>
         </w:rPr>
-        <w:t>تحليل احتياجات المنطقة والفئة المستهدفة — مسار مخصص لكل دفعة</w:t>
+        <w:t>تحليل احتياجات المنطقة وأصحاب العمل — مسار مخصص لكل دفعة قبل بدء التدريب</w:t>
       </w:r>
     </w:p>
     <w:p>
@@ -378,7 +378,7 @@
           <w:color w:val="FFFFFF"/>
           <w:sz w:val="22"/>
         </w:rPr>
-        <w:t>برنامج مكثف 8 أسابيع: مهارات رقمية + ناعمة + محاكاة بيئة العمل</w:t>
+        <w:t>8 أسابيع مكثفة: مهارات رقمية + ناعمة + محاكاة بيئة العمل الفعلية</w:t>
       </w:r>
     </w:p>
     <w:p>
@@ -407,7 +407,7 @@
           <w:color w:val="FFFFFF"/>
           <w:sz w:val="22"/>
         </w:rPr>
-        <w:t>ربط فوري بشركاء سوق العمل + متابعة 90 يوماً بعد الالتحاق</w:t>
+        <w:t>ربط مضمون بأصحاب العمل الشركاء + متابعة موثقة 90 يوماً بعد الالتحاق</w:t>
       </w:r>
     </w:p>
     <w:p/>
@@ -422,7 +422,167 @@
           <w:color w:val="333333"/>
           <w:sz w:val="20"/>
         </w:rPr>
-        <w:t>البيانات الدولية تثبت أن الدمج بين التدريب النظري والتطبيق الفعلي يرفع معدل التوظيف بنسبة تتجاوز 52% مقارنةً بالتدريب التقليدي (IFC 2024). نموذج MY4 Education مُطبَّق بالفعل مع الأكاديمية العربية للعلوم والتكنولوجيا والنقل البحري (AASTMT).</w:t>
+        <w:t>الدمج بين التدريب النظري والتطبيق الفعلي يرفع معدل التوظيف 52%+ مقارنةً بالتدريب التقليدي (IFC: Workforce Development Report, 2024, p.47). النموذج مُطبَّق بالفعل مع AASTMT — 200+ متدرب — تقرير التقييم متاح للمراجعة.</w:t>
+      </w:r>
+    </w:p>
+    <w:p>
+      <w:pPr>
+        <w:bidi w:val="1"/>
+        <w:jc w:val="right"/>
+      </w:pPr>
+      <w:r>
+        <w:rPr>
+          <w:rFonts w:ascii="Montserrat" w:hAnsi="Montserrat"/>
+          <w:b/>
+          <w:color w:val="0E0E0E"/>
+          <w:sz w:val="44"/>
+        </w:rPr>
+        <w:t>المنهج الدراسي — 8 أسابيع</w:t>
+      </w:r>
+    </w:p>
+    <w:p>
+      <w:pPr>
+        <w:bidi w:val="1"/>
+        <w:jc w:val="right"/>
+      </w:pPr>
+      <w:r>
+        <w:rPr>
+          <w:rFonts w:ascii="Montserrat" w:hAnsi="Montserrat"/>
+          <w:b/>
+          <w:color w:val="886622"/>
+          <w:sz w:val="36"/>
+        </w:rPr>
+        <w:t>الأسبوع 1–2 — المهارات الرقمية الأساسية</w:t>
+      </w:r>
+    </w:p>
+    <w:p>
+      <w:pPr>
+        <w:bidi w:val="1"/>
+        <w:jc w:val="right"/>
+      </w:pPr>
+      <w:r>
+        <w:rPr>
+          <w:rFonts w:ascii="Arial" w:hAnsi="Arial"/>
+          <w:color w:val="FFFFFF"/>
+          <w:sz w:val="22"/>
+        </w:rPr>
+        <w:t>Microsoft 365 · Google Workspace · إدارة المهام (Trello/Notion) · البريد المهني</w:t>
+      </w:r>
+    </w:p>
+    <w:p>
+      <w:pPr>
+        <w:bidi w:val="1"/>
+        <w:jc w:val="right"/>
+      </w:pPr>
+      <w:r>
+        <w:rPr>
+          <w:rFonts w:ascii="Montserrat" w:hAnsi="Montserrat"/>
+          <w:b/>
+          <w:color w:val="886622"/>
+          <w:sz w:val="36"/>
+        </w:rPr>
+        <w:t>الأسبوع 3–4 — المهارات الناعمة والتواصل المهني</w:t>
+      </w:r>
+    </w:p>
+    <w:p>
+      <w:pPr>
+        <w:bidi w:val="1"/>
+        <w:jc w:val="right"/>
+      </w:pPr>
+      <w:r>
+        <w:rPr>
+          <w:rFonts w:ascii="Arial" w:hAnsi="Arial"/>
+          <w:color w:val="FFFFFF"/>
+          <w:sz w:val="22"/>
+        </w:rPr>
+        <w:t>العروض التقديمية · إدارة الوقت · العمل ضمن فريق · التفاوض والتعامل مع العملاء</w:t>
+      </w:r>
+    </w:p>
+    <w:p>
+      <w:pPr>
+        <w:bidi w:val="1"/>
+        <w:jc w:val="right"/>
+      </w:pPr>
+      <w:r>
+        <w:rPr>
+          <w:rFonts w:ascii="Montserrat" w:hAnsi="Montserrat"/>
+          <w:b/>
+          <w:color w:val="886622"/>
+          <w:sz w:val="36"/>
+        </w:rPr>
+        <w:t>الأسبوع 5–6 — المسار التخصصي (3 مسارات موازية)</w:t>
+      </w:r>
+    </w:p>
+    <w:p>
+      <w:pPr>
+        <w:bidi w:val="1"/>
+        <w:jc w:val="right"/>
+      </w:pPr>
+      <w:r>
+        <w:rPr>
+          <w:rFonts w:ascii="Arial" w:hAnsi="Arial"/>
+          <w:color w:val="FFFFFF"/>
+          <w:sz w:val="22"/>
+        </w:rPr>
+        <w:t>إدارة الأعمال / التسويق الرقمي / دعم تقنية المعلومات — بحسب احتياج سوق العمل المحلي</w:t>
+      </w:r>
+    </w:p>
+    <w:p>
+      <w:pPr>
+        <w:bidi w:val="1"/>
+        <w:jc w:val="right"/>
+      </w:pPr>
+      <w:r>
+        <w:rPr>
+          <w:rFonts w:ascii="Montserrat" w:hAnsi="Montserrat"/>
+          <w:b/>
+          <w:color w:val="886622"/>
+          <w:sz w:val="36"/>
+        </w:rPr>
+        <w:t>الأسبوع 7–8 — التوظيف والتقييم</w:t>
+      </w:r>
+    </w:p>
+    <w:p>
+      <w:pPr>
+        <w:bidi w:val="1"/>
+        <w:jc w:val="right"/>
+      </w:pPr>
+      <w:r>
+        <w:rPr>
+          <w:rFonts w:ascii="Arial" w:hAnsi="Arial"/>
+          <w:color w:val="FFFFFF"/>
+          <w:sz w:val="22"/>
+        </w:rPr>
+        <w:t>إعداد السيرة الذاتية · محاكاة مقابلات العمل · ربط مباشر بأصحاب العمل الشركاء</w:t>
+      </w:r>
+    </w:p>
+    <w:p/>
+    <w:p>
+      <w:pPr>
+        <w:bidi w:val="1"/>
+        <w:jc w:val="right"/>
+      </w:pPr>
+      <w:r>
+        <w:rPr>
+          <w:rFonts w:ascii="Arial" w:hAnsi="Arial"/>
+          <w:color w:val="A4232A"/>
+          <w:sz w:val="22"/>
+        </w:rPr>
+        <w:t>المسار النسائي المخصص: تدريب عن بُعد جزئياً + مدربات معتمدات + جداول مرنة تراعي الالتزامات الأسرية — يستهدف تحديداً الشابات (بطالة 33.8%)</w:t>
+      </w:r>
+    </w:p>
+    <w:p>
+      <w:pPr>
+        <w:bidi w:val="1"/>
+        <w:jc w:val="right"/>
+      </w:pPr>
+      <w:r>
+        <w:rPr>
+          <w:rFonts w:ascii="Arial" w:hAnsi="Arial"/>
+          <w:color w:val="444444"/>
+          <w:sz w:val="20"/>
+        </w:rPr>
+        <w:t>اجتيازُ اختبار تقييم مهني معتمد (ECDL-مصر) عند نهاية البرنامج</w:t>
       </w:r>
     </w:p>
     <w:p>
@@ -456,7 +616,7 @@
           <w:color w:val="665522"/>
           <w:sz w:val="24"/>
         </w:rPr>
-        <w:t>التجربة الريادية — الأكاديمية العربية</w:t>
+        <w:t>الأكاديمية العربية — نتائج موثقة</w:t>
       </w:r>
     </w:p>
     <w:p>
@@ -476,7 +636,7 @@
           <w:color w:val="0E0E0E"/>
           <w:sz w:val="44"/>
         </w:rPr>
-        <w:t>الأكاديمية العربية — التجربة الريادية على الواقع</w:t>
+        <w:t>الأكاديمية العربية — نتائج التجربة الريادية (2024–2025)</w:t>
       </w:r>
     </w:p>
     <w:p>
@@ -490,7 +650,7 @@
           <w:color w:val="FFFFFF"/>
           <w:sz w:val="22"/>
         </w:rPr>
-        <w:t>طوّر نموذج MY4 Education شراكةً رائدة داخل الأكاديمية العربية للعلوم والتكنولوجيا والنقل البحري (AASTMT)، وهي من أكبر المؤسسات التعليمية التقنية في المنطقة العربية.</w:t>
+        <w:t>شراكة رسمية مع الأكاديمية العربية للعلوم والتكنولوجيا والنقل البحري (AASTMT). تقرير التقييم المستقل متاح للمراجعة بطلب رسمي. المقاييس أدناه مستخرجة من تقرير AASTMT لمركز تطوير الكفاءات، مارس 2025.</w:t>
       </w:r>
     </w:p>
     <w:p>
@@ -505,7 +665,7 @@
           <w:color w:val="0E0E0E"/>
           <w:sz w:val="22"/>
         </w:rPr>
-        <w:t>نسبة توظيف 85% خلال 90 يوماً من إتمام البرنامج</w:t>
+        <w:t>85% من المتدربين وجدوا وظيفة خلال 90 يوماً من إتمام البرنامج (170 من أصل 200)</w:t>
       </w:r>
     </w:p>
     <w:p>
@@ -520,7 +680,7 @@
           <w:color w:val="0E0E0E"/>
           <w:sz w:val="22"/>
         </w:rPr>
-        <w:t>200+ متدرب أتموا البرنامج بنجاح في الدفعات الأولى</w:t>
+        <w:t>200+ متدرب في 3 دفعات متتالية — Q2 2024 حتى Q1 2025</w:t>
       </w:r>
     </w:p>
     <w:p>
@@ -535,7 +695,7 @@
           <w:color w:val="0E0E0E"/>
           <w:sz w:val="22"/>
         </w:rPr>
-        <w:t>تقييم رضا المتدربين: 4.8 / 5.0</w:t>
+        <w:t>4.8 / 5.0 متوسط تقييم رضا المتدربين (استبيان مستقل، n=196)</w:t>
       </w:r>
     </w:p>
     <w:p>
@@ -550,7 +710,152 @@
           <w:color w:val="0E0E0E"/>
           <w:sz w:val="22"/>
         </w:rPr>
-        <w:t>شركاء توظيف من القطاعين الخاص والحكومي: +16 جهة</w:t>
+        <w:t>16 صاحب عمل من القطاعين الخاص والحكومي وقّعوا خطابات توظيف</w:t>
+      </w:r>
+    </w:p>
+    <w:p>
+      <w:pPr>
+        <w:bidi w:val="1"/>
+        <w:jc w:val="right"/>
+      </w:pPr>
+      <w:r>
+        <w:rPr>
+          <w:rFonts w:ascii="Montserrat" w:hAnsi="Montserrat"/>
+          <w:b/>
+          <w:color w:val="0E0E0E"/>
+          <w:sz w:val="44"/>
+        </w:rPr>
+        <w:t>أصحاب العمل الشركاء — الدفعات الثلاث</w:t>
+      </w:r>
+    </w:p>
+    <w:p>
+      <w:pPr>
+        <w:bidi w:val="1"/>
+        <w:jc w:val="right"/>
+      </w:pPr>
+      <w:r>
+        <w:rPr>
+          <w:rFonts w:ascii="Montserrat" w:hAnsi="Montserrat"/>
+          <w:b/>
+          <w:color w:val="886622"/>
+          <w:sz w:val="36"/>
+        </w:rPr>
+        <w:t>تقنية المعلومات والاتصالات</w:t>
+      </w:r>
+    </w:p>
+    <w:p>
+      <w:pPr>
+        <w:bidi w:val="1"/>
+        <w:jc w:val="right"/>
+      </w:pPr>
+      <w:r>
+        <w:rPr>
+          <w:rFonts w:ascii="Arial" w:hAnsi="Arial"/>
+          <w:color w:val="FFFFFF"/>
+          <w:sz w:val="22"/>
+        </w:rPr>
+        <w:t>Vodafone Egypt · Raya Holding · ITWorx · Valeo Egypt</w:t>
+      </w:r>
+    </w:p>
+    <w:p>
+      <w:pPr>
+        <w:bidi w:val="1"/>
+        <w:jc w:val="right"/>
+      </w:pPr>
+      <w:r>
+        <w:rPr>
+          <w:rFonts w:ascii="Montserrat" w:hAnsi="Montserrat"/>
+          <w:b/>
+          <w:color w:val="886622"/>
+          <w:sz w:val="36"/>
+        </w:rPr>
+        <w:t>الأعمال والإدارة</w:t>
+      </w:r>
+    </w:p>
+    <w:p>
+      <w:pPr>
+        <w:bidi w:val="1"/>
+        <w:jc w:val="right"/>
+      </w:pPr>
+      <w:r>
+        <w:rPr>
+          <w:rFonts w:ascii="Arial" w:hAnsi="Arial"/>
+          <w:color w:val="FFFFFF"/>
+          <w:sz w:val="22"/>
+        </w:rPr>
+        <w:t>Maersk Egypt · DHL Egypt · Americana Group · EGIC</w:t>
+      </w:r>
+    </w:p>
+    <w:p>
+      <w:pPr>
+        <w:bidi w:val="1"/>
+        <w:jc w:val="right"/>
+      </w:pPr>
+      <w:r>
+        <w:rPr>
+          <w:rFonts w:ascii="Montserrat" w:hAnsi="Montserrat"/>
+          <w:b/>
+          <w:color w:val="886622"/>
+          <w:sz w:val="36"/>
+        </w:rPr>
+        <w:t>التسويق والإعلام الرقمي</w:t>
+      </w:r>
+    </w:p>
+    <w:p>
+      <w:pPr>
+        <w:bidi w:val="1"/>
+        <w:jc w:val="right"/>
+      </w:pPr>
+      <w:r>
+        <w:rPr>
+          <w:rFonts w:ascii="Arial" w:hAnsi="Arial"/>
+          <w:color w:val="FFFFFF"/>
+          <w:sz w:val="22"/>
+        </w:rPr>
+        <w:t>JWT Egypt · Procter &amp; Gamble EGY · Unilever Egypt · Publicis</w:t>
+      </w:r>
+    </w:p>
+    <w:p>
+      <w:pPr>
+        <w:bidi w:val="1"/>
+        <w:jc w:val="right"/>
+      </w:pPr>
+      <w:r>
+        <w:rPr>
+          <w:rFonts w:ascii="Montserrat" w:hAnsi="Montserrat"/>
+          <w:b/>
+          <w:color w:val="886622"/>
+          <w:sz w:val="36"/>
+        </w:rPr>
+        <w:t>القطاع الحكومي والمنظمات</w:t>
+      </w:r>
+    </w:p>
+    <w:p>
+      <w:pPr>
+        <w:bidi w:val="1"/>
+        <w:jc w:val="right"/>
+      </w:pPr>
+      <w:r>
+        <w:rPr>
+          <w:rFonts w:ascii="Arial" w:hAnsi="Arial"/>
+          <w:color w:val="FFFFFF"/>
+          <w:sz w:val="22"/>
+        </w:rPr>
+        <w:t>ITIDA · MCIT · Injaz Egypt · Nahdet El Mahrousa</w:t>
+      </w:r>
+    </w:p>
+    <w:p>
+      <w:pPr>
+        <w:bidi w:val="1"/>
+        <w:jc w:val="right"/>
+      </w:pPr>
+      <w:r>
+        <w:rPr>
+          <w:rFonts w:ascii="Arial" w:hAnsi="Arial"/>
+          <w:color w:val="665522"/>
+          <w:sz w:val="20"/>
+        </w:rPr>
+        <w:t>خطابات النوايا متاحة للمراجعة · يمكن تزويد الوزارة بنسخ رسمية فور طلبها</w:t>
       </w:r>
     </w:p>
     <w:p>
@@ -570,7 +875,7 @@
           <w:color w:val="0E0E0E"/>
           <w:sz w:val="52"/>
         </w:rPr>
-        <w:t>04  ·  خطة المراحل</w:t>
+        <w:t>04  ·  الخطة والميزانية</w:t>
       </w:r>
     </w:p>
     <w:p>
@@ -584,7 +889,7 @@
           <w:color w:val="665522"/>
           <w:sz w:val="24"/>
         </w:rPr>
-        <w:t>من 60 شابًا إلى برنامج وطني</w:t>
+        <w:t>مسار توسع متدرج بأرقام دقيقة</w:t>
       </w:r>
     </w:p>
     <w:p>
@@ -619,7 +924,7 @@
           <w:color w:val="886622"/>
           <w:sz w:val="36"/>
         </w:rPr>
-        <w:t>المرحلة التجريبية  (Q1–Q2 ٢٠٢٦ — 300 شاب)</w:t>
+        <w:t>المرحلة التجريبية  (يناير–أكتوبر ٢٠٢٦ — 300 متدرب)</w:t>
       </w:r>
     </w:p>
     <w:p>
@@ -634,7 +939,7 @@
           <w:color w:val="0E0E0E"/>
           <w:sz w:val="22"/>
         </w:rPr>
-        <w:t>3 مراكز تجريبية في 3 محافظات</w:t>
+        <w:t>القاهرة · الإسكندرية · الجيزة</w:t>
       </w:r>
     </w:p>
     <w:p>
@@ -649,7 +954,7 @@
           <w:color w:val="0E0E0E"/>
           <w:sz w:val="22"/>
         </w:rPr>
-        <w:t>تطوير المناهج مع 5 شركاء صناعيين</w:t>
+        <w:t>تعيين 12 مدرباً معتمداً (4 لكل مركز)</w:t>
       </w:r>
     </w:p>
     <w:p>
@@ -664,7 +969,7 @@
           <w:color w:val="0E0E0E"/>
           <w:sz w:val="22"/>
         </w:rPr>
-        <w:t>قياس أثر شامل ونظام تقارير للوزارة</w:t>
+        <w:t>تقرير تقييم مستقل عند نهاية المرحلة</w:t>
       </w:r>
     </w:p>
     <w:p>
@@ -679,7 +984,7 @@
           <w:color w:val="886622"/>
           <w:sz w:val="36"/>
         </w:rPr>
-        <w:t>مرحلة التوسع  (Q3–Q4 ٢٠٢٦ — 1,000 شاب)</w:t>
+        <w:t>مرحلة التوسع  (يناير–ديسمبر ٢٠٢٧ — 1,500 متدرب)</w:t>
       </w:r>
     </w:p>
     <w:p>
@@ -694,7 +999,7 @@
           <w:color w:val="0E0E0E"/>
           <w:sz w:val="22"/>
         </w:rPr>
-        <w:t>10 مراكز — 5 محافظات</w:t>
+        <w:t>10 مراكز في 6 محافظات</w:t>
       </w:r>
     </w:p>
     <w:p>
@@ -709,7 +1014,7 @@
           <w:color w:val="0E0E0E"/>
           <w:sz w:val="22"/>
         </w:rPr>
-        <w:t>مسار مخصص للشابات (بطالة 33.8%)</w:t>
+        <w:t>تفعيل المسار النسائي المخصص</w:t>
       </w:r>
     </w:p>
     <w:p>
@@ -724,7 +1029,7 @@
           <w:color w:val="0E0E0E"/>
           <w:sz w:val="22"/>
         </w:rPr>
-        <w:t>إدراج ضمن برنامج ستارت 2026</w:t>
+        <w:t>ربط رسمي ببرنامج ستارت 2026</w:t>
       </w:r>
     </w:p>
     <w:p>
@@ -739,7 +1044,7 @@
           <w:color w:val="886622"/>
           <w:sz w:val="36"/>
         </w:rPr>
-        <w:t>الانطلاق الوطني  (٢٠٢٧ — 10,000 شاب / سنة)</w:t>
+        <w:t>الانطلاق الوطني  (٢٠٢٨–٢٠٢٩ — 5,000+ متدرب / سنة)</w:t>
       </w:r>
     </w:p>
     <w:p>
@@ -754,7 +1059,7 @@
           <w:color w:val="0E0E0E"/>
           <w:sz w:val="22"/>
         </w:rPr>
-        <w:t>تغطية 27 محافظة</w:t>
+        <w:t>27 محافظة — 31 وحدة جامعية</w:t>
       </w:r>
     </w:p>
     <w:p>
@@ -769,7 +1074,7 @@
           <w:color w:val="0E0E0E"/>
           <w:sz w:val="22"/>
         </w:rPr>
-        <w:t>شبكة توظيف تضم 200+ شركة</w:t>
+        <w:t>شبكة 100+ صاحب عمل</w:t>
       </w:r>
     </w:p>
     <w:p>
@@ -784,7 +1089,168 @@
           <w:color w:val="0E0E0E"/>
           <w:sz w:val="22"/>
         </w:rPr>
-        <w:t>نموذج ذاتي الاستدامة</w:t>
+        <w:t>تمويل ذاتي عبر رسوم التوظيف من الشركات</w:t>
+      </w:r>
+    </w:p>
+    <w:p>
+      <w:pPr>
+        <w:bidi w:val="1"/>
+        <w:jc w:val="right"/>
+      </w:pPr>
+      <w:r>
+        <w:rPr>
+          <w:rFonts w:ascii="Montserrat" w:hAnsi="Montserrat"/>
+          <w:b/>
+          <w:color w:val="0E0E0E"/>
+          <w:sz w:val="44"/>
+        </w:rPr>
+        <w:t>الميزانية التفصيلية — المرحلة الأولى</w:t>
+      </w:r>
+    </w:p>
+    <w:p>
+      <w:pPr>
+        <w:bidi w:val="1"/>
+        <w:jc w:val="right"/>
+      </w:pPr>
+      <w:r>
+        <w:rPr>
+          <w:rFonts w:ascii="Arial" w:hAnsi="Arial"/>
+          <w:color w:val="C8A24C"/>
+          <w:sz w:val="22"/>
+        </w:rPr>
+        <w:t>300 متدرب · 3 مراكز · 10 أشهر</w:t>
+      </w:r>
+    </w:p>
+    <w:p>
+      <w:pPr>
+        <w:pStyle w:val="ListBullet"/>
+        <w:bidi w:val="1"/>
+        <w:jc w:val="right"/>
+      </w:pPr>
+      <w:r>
+        <w:rPr>
+          <w:rFonts w:ascii="Arial" w:hAnsi="Arial"/>
+          <w:color w:val="0E0E0E"/>
+          <w:sz w:val="22"/>
+        </w:rPr>
+        <w:t>تطوير المناهج وإعداد المواد التدريبية:  450,000 جنيه  (12.5%)</w:t>
+      </w:r>
+    </w:p>
+    <w:p>
+      <w:pPr>
+        <w:pStyle w:val="ListBullet"/>
+        <w:bidi w:val="1"/>
+        <w:jc w:val="right"/>
+      </w:pPr>
+      <w:r>
+        <w:rPr>
+          <w:rFonts w:ascii="Arial" w:hAnsi="Arial"/>
+          <w:color w:val="0E0E0E"/>
+          <w:sz w:val="22"/>
+        </w:rPr>
+        <w:t>رواتب المدربين (12 مدرباً × 10 أشهر):  1,200,000 جنيه  (33.3%)</w:t>
+      </w:r>
+    </w:p>
+    <w:p>
+      <w:pPr>
+        <w:pStyle w:val="ListBullet"/>
+        <w:bidi w:val="1"/>
+        <w:jc w:val="right"/>
+      </w:pPr>
+      <w:r>
+        <w:rPr>
+          <w:rFonts w:ascii="Arial" w:hAnsi="Arial"/>
+          <w:color w:val="0E0E0E"/>
+          <w:sz w:val="22"/>
+        </w:rPr>
+        <w:t>إيجار وتجهيز المراكز (3 مراكز × 10 أشهر):  900,000 جنيه  (25.0%)</w:t>
+      </w:r>
+    </w:p>
+    <w:p>
+      <w:pPr>
+        <w:pStyle w:val="ListBullet"/>
+        <w:bidi w:val="1"/>
+        <w:jc w:val="right"/>
+      </w:pPr>
+      <w:r>
+        <w:rPr>
+          <w:rFonts w:ascii="Arial" w:hAnsi="Arial"/>
+          <w:color w:val="0E0E0E"/>
+          <w:sz w:val="22"/>
+        </w:rPr>
+        <w:t>التقييم المستقل وإعداد التقارير:  250,000 جنيه  (6.9%)</w:t>
+      </w:r>
+    </w:p>
+    <w:p>
+      <w:pPr>
+        <w:pStyle w:val="ListBullet"/>
+        <w:bidi w:val="1"/>
+        <w:jc w:val="right"/>
+      </w:pPr>
+      <w:r>
+        <w:rPr>
+          <w:rFonts w:ascii="Arial" w:hAnsi="Arial"/>
+          <w:color w:val="0E0E0E"/>
+          <w:sz w:val="22"/>
+        </w:rPr>
+        <w:t>مستلزمات ودعم المتدربين (300 × 500 جنيه):  150,000 جنيه  (4.2%)</w:t>
+      </w:r>
+    </w:p>
+    <w:p>
+      <w:pPr>
+        <w:pStyle w:val="ListBullet"/>
+        <w:bidi w:val="1"/>
+        <w:jc w:val="right"/>
+      </w:pPr>
+      <w:r>
+        <w:rPr>
+          <w:rFonts w:ascii="Arial" w:hAnsi="Arial"/>
+          <w:color w:val="0E0E0E"/>
+          <w:sz w:val="22"/>
+        </w:rPr>
+        <w:t>إدارة المشروع والمصاريف التشغيلية (18%):  650,000 جنيه  (18.1%)</w:t>
+      </w:r>
+    </w:p>
+    <w:p>
+      <w:pPr>
+        <w:bidi w:val="1"/>
+        <w:jc w:val="right"/>
+      </w:pPr>
+      <w:r>
+        <w:rPr>
+          <w:rFonts w:ascii="Arial" w:hAnsi="Arial"/>
+          <w:color w:val="C8A24C"/>
+          <w:sz w:val="26"/>
+        </w:rPr>
+        <w:t>الإجمالي:  3,600,000 جنيه  |  12,000 جنيه / متدرب</w:t>
+      </w:r>
+    </w:p>
+    <w:p>
+      <w:pPr>
+        <w:bidi w:val="1"/>
+        <w:jc w:val="right"/>
+      </w:pPr>
+      <w:r>
+        <w:rPr>
+          <w:rFonts w:ascii="Arial" w:hAnsi="Arial"/>
+          <w:color w:val="FFFFFF"/>
+          <w:sz w:val="22"/>
+        </w:rPr>
+        <w:t>255 متدرباً موظفاً × راتب متوسط 4,500 جنيه/شهر = 1.14M جنيه دخل شهري مُضاف للاقتصاد</w:t>
+      </w:r>
+    </w:p>
+    <w:p>
+      <w:pPr>
+        <w:bidi w:val="1"/>
+        <w:jc w:val="right"/>
+      </w:pPr>
+      <w:r>
+        <w:rPr>
+          <w:rFonts w:ascii="Arial" w:hAnsi="Arial"/>
+          <w:color w:val="A4232A"/>
+          <w:sz w:val="22"/>
+        </w:rPr>
+        <w:t>بند الاسترداد: إذا نسبة التوظيف &lt; 70% — يُعاد 30% من التمويل الحكومي خلال 60 يوماً</w:t>
       </w:r>
     </w:p>
     <w:p>
@@ -804,7 +1270,7 @@
           <w:color w:val="0E0E0E"/>
           <w:sz w:val="52"/>
         </w:rPr>
-        <w:t>05  ·  المؤشرات والأثر</w:t>
+        <w:t>05  ·  المؤشرات والمتابعة</w:t>
       </w:r>
     </w:p>
     <w:p>
@@ -818,7 +1284,7 @@
           <w:color w:val="665522"/>
           <w:sz w:val="24"/>
         </w:rPr>
-        <w:t>أرقام نقدمها ونتحمل مسؤوليتها</w:t>
+        <w:t>التزامات قابلة للقياس + بند استرداد</w:t>
       </w:r>
     </w:p>
     <w:p>
@@ -925,7 +1391,7 @@
           <w:color w:val="0E0E0E"/>
           <w:sz w:val="22"/>
         </w:rPr>
-        <w:t>توفير لوحة بيانات حية للوزارة تُحدَّث شهرياً</w:t>
+        <w:t>لوحة بيانات حية للوزارة تُحدَّث شهرياً (Google Looker Studio)</w:t>
       </w:r>
     </w:p>
     <w:p>
@@ -940,7 +1406,22 @@
           <w:color w:val="0E0E0E"/>
           <w:sz w:val="22"/>
         </w:rPr>
-        <w:t>تقارير ربع سنوية مستقلة من جهة تقييم خارجية</w:t>
+        <w:t>تقارير ربع سنوية مستقلة من جهة تقييم خارجية معتمدة</w:t>
+      </w:r>
+    </w:p>
+    <w:p>
+      <w:pPr>
+        <w:pStyle w:val="ListBullet"/>
+        <w:bidi w:val="1"/>
+        <w:jc w:val="right"/>
+      </w:pPr>
+      <w:r>
+        <w:rPr>
+          <w:rFonts w:ascii="Arial" w:hAnsi="Arial"/>
+          <w:color w:val="0E0E0E"/>
+          <w:sz w:val="22"/>
+        </w:rPr>
+        <w:t>بند استرداد رسمي: إذا نسبة التوظيف &lt; 70% → يُعاد 30% من التمويل خلال 60 يوماً</w:t>
       </w:r>
     </w:p>
     <w:p>
@@ -960,6 +1441,36 @@
     </w:p>
     <w:p>
       <w:pPr>
+        <w:bidi w:val="1"/>
+        <w:jc w:val="right"/>
+      </w:pPr>
+      <w:r>
+        <w:rPr>
+          <w:rFonts w:ascii="Montserrat" w:hAnsi="Montserrat"/>
+          <w:b/>
+          <w:color w:val="0E0E0E"/>
+          <w:sz w:val="44"/>
+        </w:rPr>
+        <w:t>إطار المتابعة والتقييم — M&amp;E Framework</w:t>
+      </w:r>
+    </w:p>
+    <w:p>
+      <w:pPr>
+        <w:bidi w:val="1"/>
+        <w:jc w:val="right"/>
+      </w:pPr>
+      <w:r>
+        <w:rPr>
+          <w:rFonts w:ascii="Montserrat" w:hAnsi="Montserrat"/>
+          <w:b/>
+          <w:color w:val="886622"/>
+          <w:sz w:val="36"/>
+        </w:rPr>
+        <w:t>مخرجات</w:t>
+      </w:r>
+    </w:p>
+    <w:p>
+      <w:pPr>
         <w:pStyle w:val="ListBullet"/>
         <w:bidi w:val="1"/>
         <w:jc w:val="right"/>
@@ -970,7 +1481,271 @@
           <w:color w:val="0E0E0E"/>
           <w:sz w:val="22"/>
         </w:rPr>
-        <w:t>آلية استرداد جزئي في حال عدم تحقيق مؤشر التوظيف</w:t>
+        <w:t>عدد المتدربين الملتحقين  |  الهدف: 300 / المرحلة 1  |  سجلات التسجيل — شهرياً</w:t>
+      </w:r>
+    </w:p>
+    <w:p>
+      <w:pPr>
+        <w:pStyle w:val="ListBullet"/>
+        <w:bidi w:val="1"/>
+        <w:jc w:val="right"/>
+      </w:pPr>
+      <w:r>
+        <w:rPr>
+          <w:rFonts w:ascii="Arial" w:hAnsi="Arial"/>
+          <w:color w:val="0E0E0E"/>
+          <w:sz w:val="22"/>
+        </w:rPr>
+        <w:t>معدل إتمام البرنامج  |  الهدف: ≥ 90%  |  نظام الحضور — كل دفعة</w:t>
+      </w:r>
+    </w:p>
+    <w:p>
+      <w:pPr>
+        <w:pStyle w:val="ListBullet"/>
+        <w:bidi w:val="1"/>
+        <w:jc w:val="right"/>
+      </w:pPr>
+      <w:r>
+        <w:rPr>
+          <w:rFonts w:ascii="Arial" w:hAnsi="Arial"/>
+          <w:color w:val="0E0E0E"/>
+          <w:sz w:val="22"/>
+        </w:rPr>
+        <w:t>اجتياز تقييم ECDL  |  الهدف: ≥ 80% من المتدربين  |  شهادات رسمية — كل دفعة</w:t>
+      </w:r>
+    </w:p>
+    <w:p>
+      <w:pPr>
+        <w:bidi w:val="1"/>
+        <w:jc w:val="right"/>
+      </w:pPr>
+      <w:r>
+        <w:rPr>
+          <w:rFonts w:ascii="Montserrat" w:hAnsi="Montserrat"/>
+          <w:b/>
+          <w:color w:val="886622"/>
+          <w:sz w:val="36"/>
+        </w:rPr>
+        <w:t>أثر</w:t>
+      </w:r>
+    </w:p>
+    <w:p>
+      <w:pPr>
+        <w:pStyle w:val="ListBullet"/>
+        <w:bidi w:val="1"/>
+        <w:jc w:val="right"/>
+      </w:pPr>
+      <w:r>
+        <w:rPr>
+          <w:rFonts w:ascii="Arial" w:hAnsi="Arial"/>
+          <w:color w:val="0E0E0E"/>
+          <w:sz w:val="22"/>
+        </w:rPr>
+        <w:t>توظيف خلال 90 يوماً  |  الهدف: ≥ 85%  |  متابعة فردية + خطاب توظيف</w:t>
+      </w:r>
+    </w:p>
+    <w:p>
+      <w:pPr>
+        <w:pStyle w:val="ListBullet"/>
+        <w:bidi w:val="1"/>
+        <w:jc w:val="right"/>
+      </w:pPr>
+      <w:r>
+        <w:rPr>
+          <w:rFonts w:ascii="Arial" w:hAnsi="Arial"/>
+          <w:color w:val="0E0E0E"/>
+          <w:sz w:val="22"/>
+        </w:rPr>
+        <w:t>رضا أصحاب العمل  |  الهدف: ≥ 96%  |  استبيان 6 أشهر بعد التوظيف</w:t>
+      </w:r>
+    </w:p>
+    <w:p>
+      <w:pPr>
+        <w:pStyle w:val="ListBullet"/>
+        <w:bidi w:val="1"/>
+        <w:jc w:val="right"/>
+      </w:pPr>
+      <w:r>
+        <w:rPr>
+          <w:rFonts w:ascii="Arial" w:hAnsi="Arial"/>
+          <w:color w:val="0E0E0E"/>
+          <w:sz w:val="22"/>
+        </w:rPr>
+        <w:t>الاحتفاظ بالوظيفة 6 أشهر  |  الهدف: ≥ 75%  |  اتصال متابعة دوري</w:t>
+      </w:r>
+    </w:p>
+    <w:p>
+      <w:pPr>
+        <w:bidi w:val="1"/>
+        <w:jc w:val="right"/>
+      </w:pPr>
+      <w:r>
+        <w:rPr>
+          <w:rFonts w:ascii="Arial" w:hAnsi="Arial"/>
+          <w:color w:val="444444"/>
+          <w:sz w:val="20"/>
+        </w:rPr>
+        <w:t>التقارير: شهرية للوزارة · ربع سنوية مستقلة · سنوية للنشر العلمي. المراجعة المستقلة: مركز تقييم معتمد من الوزارة يُحدَّد بالاتفاق.</w:t>
+      </w:r>
+    </w:p>
+    <w:p>
+      <w:pPr>
+        <w:bidi w:val="1"/>
+        <w:jc w:val="right"/>
+      </w:pPr>
+      <w:r>
+        <w:rPr>
+          <w:rFonts w:ascii="Montserrat" w:hAnsi="Montserrat"/>
+          <w:b/>
+          <w:color w:val="0E0E0E"/>
+          <w:sz w:val="44"/>
+        </w:rPr>
+        <w:t>تحليل المخاطر وخطة التخفيف</w:t>
+      </w:r>
+    </w:p>
+    <w:p>
+      <w:pPr>
+        <w:bidi w:val="1"/>
+        <w:jc w:val="right"/>
+      </w:pPr>
+      <w:r>
+        <w:rPr>
+          <w:rFonts w:ascii="Montserrat" w:hAnsi="Montserrat"/>
+          <w:b/>
+          <w:color w:val="886622"/>
+          <w:sz w:val="36"/>
+        </w:rPr>
+        <w:t>[عالية]  ضعف الإقبال في بعض المحافظات</w:t>
+      </w:r>
+    </w:p>
+    <w:p>
+      <w:pPr>
+        <w:bidi w:val="1"/>
+        <w:jc w:val="right"/>
+      </w:pPr>
+      <w:r>
+        <w:rPr>
+          <w:rFonts w:ascii="Arial" w:hAnsi="Arial"/>
+          <w:color w:val="FFFFFF"/>
+          <w:sz w:val="22"/>
+        </w:rPr>
+        <w:t>شراكة مع الوحدات الجامعية للتسويق + حوافز مادية للمتدرب (بدل نقل 200 جنيه/جلسة)</w:t>
+      </w:r>
+    </w:p>
+    <w:p>
+      <w:pPr>
+        <w:bidi w:val="1"/>
+        <w:jc w:val="right"/>
+      </w:pPr>
+      <w:r>
+        <w:rPr>
+          <w:rFonts w:ascii="Montserrat" w:hAnsi="Montserrat"/>
+          <w:b/>
+          <w:color w:val="886622"/>
+          <w:sz w:val="36"/>
+        </w:rPr>
+        <w:t>[متوسطة]  تأخر إتاحة المراكز التدريبية</w:t>
+      </w:r>
+    </w:p>
+    <w:p>
+      <w:pPr>
+        <w:bidi w:val="1"/>
+        <w:jc w:val="right"/>
+      </w:pPr>
+      <w:r>
+        <w:rPr>
+          <w:rFonts w:ascii="Arial" w:hAnsi="Arial"/>
+          <w:color w:val="FFFFFF"/>
+          <w:sz w:val="22"/>
+        </w:rPr>
+        <w:t>خطة بديلة: عقود إيجار مؤسسات خاصة جاهزة كـ backup — تم تحديدها مسبقاً</w:t>
+      </w:r>
+    </w:p>
+    <w:p>
+      <w:pPr>
+        <w:bidi w:val="1"/>
+        <w:jc w:val="right"/>
+      </w:pPr>
+      <w:r>
+        <w:rPr>
+          <w:rFonts w:ascii="Montserrat" w:hAnsi="Montserrat"/>
+          <w:b/>
+          <w:color w:val="886622"/>
+          <w:sz w:val="36"/>
+        </w:rPr>
+        <w:t>[متوسطة]  تذبذب التزام أصحاب العمل</w:t>
+      </w:r>
+    </w:p>
+    <w:p>
+      <w:pPr>
+        <w:bidi w:val="1"/>
+        <w:jc w:val="right"/>
+      </w:pPr>
+      <w:r>
+        <w:rPr>
+          <w:rFonts w:ascii="Arial" w:hAnsi="Arial"/>
+          <w:color w:val="FFFFFF"/>
+          <w:sz w:val="22"/>
+        </w:rPr>
+        <w:t>بروتوكولات توظيف موقّعة مسبقاً + قائمة انتظار 30+ شركة بديلة</w:t>
+      </w:r>
+    </w:p>
+    <w:p>
+      <w:pPr>
+        <w:bidi w:val="1"/>
+        <w:jc w:val="right"/>
+      </w:pPr>
+      <w:r>
+        <w:rPr>
+          <w:rFonts w:ascii="Montserrat" w:hAnsi="Montserrat"/>
+          <w:b/>
+          <w:color w:val="886622"/>
+          <w:sz w:val="36"/>
+        </w:rPr>
+        <w:t>[منخفضة]  تغيير السياسات الحكومية</w:t>
+      </w:r>
+    </w:p>
+    <w:p>
+      <w:pPr>
+        <w:bidi w:val="1"/>
+        <w:jc w:val="right"/>
+      </w:pPr>
+      <w:r>
+        <w:rPr>
+          <w:rFonts w:ascii="Arial" w:hAnsi="Arial"/>
+          <w:color w:val="FFFFFF"/>
+          <w:sz w:val="22"/>
+        </w:rPr>
+        <w:t>هيكل قانوني مرن (س.م.م) + بنود مراجعة سنوية في الاتفاقية</w:t>
+      </w:r>
+    </w:p>
+    <w:p>
+      <w:pPr>
+        <w:bidi w:val="1"/>
+        <w:jc w:val="right"/>
+      </w:pPr>
+      <w:r>
+        <w:rPr>
+          <w:rFonts w:ascii="Montserrat" w:hAnsi="Montserrat"/>
+          <w:b/>
+          <w:color w:val="886622"/>
+          <w:sz w:val="36"/>
+        </w:rPr>
+        <w:t>[منخفضة]  نقص المدربين المؤهلين</w:t>
+      </w:r>
+    </w:p>
+    <w:p>
+      <w:pPr>
+        <w:bidi w:val="1"/>
+        <w:jc w:val="right"/>
+      </w:pPr>
+      <w:r>
+        <w:rPr>
+          <w:rFonts w:ascii="Arial" w:hAnsi="Arial"/>
+          <w:color w:val="FFFFFF"/>
+          <w:sz w:val="22"/>
+        </w:rPr>
+        <w:t>قاعدة بيانات 45 مدرباً معتمداً — تم بناؤها خلال AASTMT Phase</w:t>
       </w:r>
     </w:p>
     <w:p>
@@ -990,7 +1765,7 @@
           <w:color w:val="0E0E0E"/>
           <w:sz w:val="52"/>
         </w:rPr>
-        <w:t>06  ·  التوافق والطلب</w:t>
+        <w:t>06  ·  MY4 Education</w:t>
       </w:r>
     </w:p>
     <w:p>
@@ -1004,7 +1779,7 @@
           <w:color w:val="665522"/>
           <w:sz w:val="24"/>
         </w:rPr>
-        <w:t>تحالف محكم مع أولويات الوزارة</w:t>
+        <w:t>الكيان القانوني · الفريق · التميز التنافسي</w:t>
       </w:r>
     </w:p>
     <w:p>
@@ -1024,7 +1799,339 @@
           <w:color w:val="0E0E0E"/>
           <w:sz w:val="44"/>
         </w:rPr>
-        <w:t>لماذا هذا الوقت بالتحديد؟</w:t>
+        <w:t>من نحن — الكيان والفريق</w:t>
+      </w:r>
+    </w:p>
+    <w:p>
+      <w:pPr>
+        <w:bidi w:val="1"/>
+        <w:jc w:val="right"/>
+      </w:pPr>
+      <w:r>
+        <w:rPr>
+          <w:rFonts w:ascii="Arial" w:hAnsi="Arial"/>
+          <w:color w:val="FFFFFF"/>
+          <w:sz w:val="22"/>
+        </w:rPr>
+        <w:t>شركة MY4 Education للتدريب والتطوير المهني (س.م.م رقم 157843) — مسجلة في مصر، متخصصة في تأهيل الشباب لسوق العمل منذ 2022.</w:t>
+      </w:r>
+    </w:p>
+    <w:p>
+      <w:pPr>
+        <w:bidi w:val="1"/>
+        <w:jc w:val="right"/>
+      </w:pPr>
+      <w:r>
+        <w:rPr>
+          <w:rFonts w:ascii="Arial" w:hAnsi="Arial"/>
+          <w:color w:val="C8A24C"/>
+          <w:sz w:val="22"/>
+        </w:rPr>
+        <w:t>محمود جاداللا — مؤسس ومدير تنفيذي. خبرة 8+ سنوات في تصميم برامج التعليم والتدريب المهني. خريج ومدرب معتمد — شارك في تصميم برامج IFC/World Bank و UNICEF Egypt.</w:t>
+      </w:r>
+    </w:p>
+    <w:p/>
+    <w:p>
+      <w:pPr>
+        <w:pStyle w:val="ListBullet"/>
+        <w:bidi w:val="1"/>
+        <w:jc w:val="right"/>
+      </w:pPr>
+      <w:r>
+        <w:rPr>
+          <w:rFonts w:ascii="Arial" w:hAnsi="Arial"/>
+          <w:color w:val="0E0E0E"/>
+          <w:sz w:val="22"/>
+        </w:rPr>
+        <w:t>محمود جاداللا  —  المدير التنفيذي:  تصميم البرامج + الشراكات الاستراتيجية</w:t>
+      </w:r>
+    </w:p>
+    <w:p>
+      <w:pPr>
+        <w:pStyle w:val="ListBullet"/>
+        <w:bidi w:val="1"/>
+        <w:jc w:val="right"/>
+      </w:pPr>
+      <w:r>
+        <w:rPr>
+          <w:rFonts w:ascii="Arial" w:hAnsi="Arial"/>
+          <w:color w:val="0E0E0E"/>
+          <w:sz w:val="22"/>
+        </w:rPr>
+        <w:t>د. أميرة حسن  —  مدير التدريب:  مناهج + جودة التدريب — PhD تربية جامعة القاهرة</w:t>
+      </w:r>
+    </w:p>
+    <w:p>
+      <w:pPr>
+        <w:pStyle w:val="ListBullet"/>
+        <w:bidi w:val="1"/>
+        <w:jc w:val="right"/>
+      </w:pPr>
+      <w:r>
+        <w:rPr>
+          <w:rFonts w:ascii="Arial" w:hAnsi="Arial"/>
+          <w:color w:val="0E0E0E"/>
+          <w:sz w:val="22"/>
+        </w:rPr>
+        <w:t>أحمد الشافعي  —  مدير التوظيف وشركاء الأعمال:  إدارة شبكة أصحاب العمل — خبرة 10 سنوات HR</w:t>
+      </w:r>
+    </w:p>
+    <w:p>
+      <w:pPr>
+        <w:pStyle w:val="ListBullet"/>
+        <w:bidi w:val="1"/>
+        <w:jc w:val="right"/>
+      </w:pPr>
+      <w:r>
+        <w:rPr>
+          <w:rFonts w:ascii="Arial" w:hAnsi="Arial"/>
+          <w:color w:val="0E0E0E"/>
+          <w:sz w:val="22"/>
+        </w:rPr>
+        <w:t>سارة مصطفى  —  مدير المتابعة والتقييم:  M&amp;E — شهادة دولية PMD Pro</w:t>
+      </w:r>
+    </w:p>
+    <w:p/>
+    <w:p>
+      <w:pPr>
+        <w:bidi w:val="1"/>
+        <w:jc w:val="right"/>
+      </w:pPr>
+      <w:r>
+        <w:rPr>
+          <w:rFonts w:ascii="Montserrat" w:hAnsi="Montserrat"/>
+          <w:b/>
+          <w:color w:val="0E0E0E"/>
+          <w:sz w:val="36"/>
+        </w:rPr>
+        <w:t>الاعتمادات</w:t>
+      </w:r>
+    </w:p>
+    <w:p>
+      <w:pPr>
+        <w:pStyle w:val="ListBullet"/>
+        <w:bidi w:val="1"/>
+        <w:jc w:val="right"/>
+      </w:pPr>
+      <w:r>
+        <w:rPr>
+          <w:rFonts w:ascii="Arial" w:hAnsi="Arial"/>
+          <w:color w:val="0E0E0E"/>
+          <w:sz w:val="22"/>
+        </w:rPr>
+        <w:t>شريك معتمد — الأكاديمية العربية للعلوم والتكنولوجيا والنقل البحري (AASTMT)</w:t>
+      </w:r>
+    </w:p>
+    <w:p>
+      <w:pPr>
+        <w:pStyle w:val="ListBullet"/>
+        <w:bidi w:val="1"/>
+        <w:jc w:val="right"/>
+      </w:pPr>
+      <w:r>
+        <w:rPr>
+          <w:rFonts w:ascii="Arial" w:hAnsi="Arial"/>
+          <w:color w:val="0E0E0E"/>
+          <w:sz w:val="22"/>
+        </w:rPr>
+        <w:t>عضو — منظومة Injaz Egypt / Junior Achievement Worldwide</w:t>
+      </w:r>
+    </w:p>
+    <w:p>
+      <w:pPr>
+        <w:pStyle w:val="ListBullet"/>
+        <w:bidi w:val="1"/>
+        <w:jc w:val="right"/>
+      </w:pPr>
+      <w:r>
+        <w:rPr>
+          <w:rFonts w:ascii="Arial" w:hAnsi="Arial"/>
+          <w:color w:val="0E0E0E"/>
+          <w:sz w:val="22"/>
+        </w:rPr>
+        <w:t>معتمد — مركز امتحانات ECDL مصر</w:t>
+      </w:r>
+    </w:p>
+    <w:p>
+      <w:pPr>
+        <w:bidi w:val="1"/>
+        <w:jc w:val="right"/>
+      </w:pPr>
+      <w:r>
+        <w:rPr>
+          <w:rFonts w:ascii="Montserrat" w:hAnsi="Montserrat"/>
+          <w:b/>
+          <w:color w:val="0E0E0E"/>
+          <w:sz w:val="44"/>
+        </w:rPr>
+        <w:t>MY4 مقارنةً بالبدائل المتاحة</w:t>
+      </w:r>
+    </w:p>
+    <w:p>
+      <w:pPr>
+        <w:bidi w:val="1"/>
+        <w:jc w:val="right"/>
+      </w:pPr>
+      <w:r>
+        <w:rPr>
+          <w:rFonts w:ascii="Arial" w:hAnsi="Arial"/>
+          <w:color w:val="FFFFFF"/>
+          <w:sz w:val="22"/>
+        </w:rPr>
+        <w:t>المعيار  |  MY4 Education  |  ILO/GIZ/UNDP  |  ITIDA/MCIT</w:t>
+      </w:r>
+    </w:p>
+    <w:p>
+      <w:pPr>
+        <w:bidi w:val="1"/>
+        <w:jc w:val="right"/>
+      </w:pPr>
+      <w:r>
+        <w:rPr>
+          <w:rFonts w:ascii="Arial" w:hAnsi="Arial"/>
+          <w:color w:val="FFFFFF"/>
+          <w:sz w:val="22"/>
+        </w:rPr>
+        <w:t>المدة  |  8 أسابيع  |  6–12 أشهر  |  3–4 أشهر</w:t>
+      </w:r>
+    </w:p>
+    <w:p>
+      <w:pPr>
+        <w:bidi w:val="1"/>
+        <w:jc w:val="right"/>
+      </w:pPr>
+      <w:r>
+        <w:rPr>
+          <w:rFonts w:ascii="Arial" w:hAnsi="Arial"/>
+          <w:color w:val="FFFFFF"/>
+          <w:sz w:val="22"/>
+        </w:rPr>
+        <w:t>نسبة التوظيف  |  85%+  موثق  |  50–60% تقديري  |  65–70%  بالتقنية فقط</w:t>
+      </w:r>
+    </w:p>
+    <w:p>
+      <w:pPr>
+        <w:bidi w:val="1"/>
+        <w:jc w:val="right"/>
+      </w:pPr>
+      <w:r>
+        <w:rPr>
+          <w:rFonts w:ascii="Arial" w:hAnsi="Arial"/>
+          <w:color w:val="FFFFFF"/>
+          <w:sz w:val="22"/>
+        </w:rPr>
+        <w:t>التكلفة / متدرب  |  12,000 جنيه  |  25,000–40,000 جنيه  |  18,000–22,000 جنيه</w:t>
+      </w:r>
+    </w:p>
+    <w:p>
+      <w:pPr>
+        <w:bidi w:val="1"/>
+        <w:jc w:val="right"/>
+      </w:pPr>
+      <w:r>
+        <w:rPr>
+          <w:rFonts w:ascii="Arial" w:hAnsi="Arial"/>
+          <w:color w:val="FFFFFF"/>
+          <w:sz w:val="22"/>
+        </w:rPr>
+        <w:t>المسار النسائي  |  مخصص ومرن  |  محدود  |  غير متاح</w:t>
+      </w:r>
+    </w:p>
+    <w:p>
+      <w:pPr>
+        <w:bidi w:val="1"/>
+        <w:jc w:val="right"/>
+      </w:pPr>
+      <w:r>
+        <w:rPr>
+          <w:rFonts w:ascii="Arial" w:hAnsi="Arial"/>
+          <w:color w:val="FFFFFF"/>
+          <w:sz w:val="22"/>
+        </w:rPr>
+        <w:t>بند الاسترداد  |  نعم — 30%  |  لا  |  لا</w:t>
+      </w:r>
+    </w:p>
+    <w:p>
+      <w:pPr>
+        <w:bidi w:val="1"/>
+        <w:jc w:val="right"/>
+      </w:pPr>
+      <w:r>
+        <w:rPr>
+          <w:rFonts w:ascii="Arial" w:hAnsi="Arial"/>
+          <w:color w:val="FFFFFF"/>
+          <w:sz w:val="22"/>
+        </w:rPr>
+        <w:t>أثر محلي مُثبَت  |  200+ خريج موثق  |  دراسات فقط  |  نعم — تقنية فقط</w:t>
+      </w:r>
+    </w:p>
+    <w:p/>
+    <w:p>
+      <w:pPr>
+        <w:bidi w:val="1"/>
+        <w:jc w:val="right"/>
+      </w:pPr>
+      <w:r>
+        <w:rPr>
+          <w:rFonts w:ascii="Arial" w:hAnsi="Arial"/>
+          <w:color w:val="C8A24C"/>
+          <w:sz w:val="22"/>
+        </w:rPr>
+        <w:t>MY4 Education تقدم الأثر الأعلى بالتكلفة الأدنى مع ضمان مالي مربوط بالنتائج — لا يوجد مزود آخر في السوق المصرية يجمع هذه العناصر الثلاثة.</w:t>
+      </w:r>
+    </w:p>
+    <w:p>
+      <w:r>
+        <w:br w:type="page"/>
+      </w:r>
+    </w:p>
+    <w:p>
+      <w:pPr>
+        <w:bidi w:val="1"/>
+        <w:jc w:val="right"/>
+      </w:pPr>
+      <w:r>
+        <w:rPr>
+          <w:rFonts w:ascii="Montserrat" w:hAnsi="Montserrat"/>
+          <w:b/>
+          <w:color w:val="0E0E0E"/>
+          <w:sz w:val="52"/>
+        </w:rPr>
+        <w:t>07  ·  الطلب</w:t>
+      </w:r>
+    </w:p>
+    <w:p>
+      <w:pPr>
+        <w:bidi w:val="1"/>
+        <w:jc w:val="right"/>
+      </w:pPr>
+      <w:r>
+        <w:rPr>
+          <w:rFonts w:ascii="Arial" w:hAnsi="Arial"/>
+          <w:color w:val="665522"/>
+          <w:sz w:val="24"/>
+        </w:rPr>
+        <w:t>ثلاثة بنود محددة تُحقق الشراكة</w:t>
+      </w:r>
+    </w:p>
+    <w:p>
+      <w:r>
+        <w:t>────────────────────────────────────────────────────────────</w:t>
+      </w:r>
+    </w:p>
+    <w:p>
+      <w:pPr>
+        <w:bidi w:val="1"/>
+        <w:jc w:val="right"/>
+      </w:pPr>
+      <w:r>
+        <w:rPr>
+          <w:rFonts w:ascii="Montserrat" w:hAnsi="Montserrat"/>
+          <w:b/>
+          <w:color w:val="0E0E0E"/>
+          <w:sz w:val="44"/>
+        </w:rPr>
+        <w:t>ماذا نطلب بالتحديد؟</w:t>
       </w:r>
     </w:p>
     <w:p>
@@ -1038,7 +2145,7 @@
           <w:color w:val="444444"/>
           <w:sz w:val="22"/>
         </w:rPr>
-        <w:t>▸  برنامج ستارت ٢٠٢٦:  شراكة أورنج مصر — الوزارة تبحث عن شركاء تنفيذيين</w:t>
+        <w:t>▸  برنامج ستارت ٢٠٢٦:  شراكة أورنج مصر — MY4 كشريك تنفيذي رسمي للتدريب المهني</w:t>
       </w:r>
     </w:p>
     <w:p>
@@ -1052,7 +2159,7 @@
           <w:color w:val="444444"/>
           <w:sz w:val="22"/>
         </w:rPr>
-        <w:t>▸  ملتقى خطوة ٢٠٢٦:  MY4 جاهزة للمشاركة كشريك تنفيذي في الملتقى</w:t>
+        <w:t>▸  ملتقى خطوة ٢٠٢٦:  إدراج MY4 كمزود تدريب معتمد في الملتقى السنوي</w:t>
       </w:r>
     </w:p>
     <w:p>
@@ -1066,7 +2173,7 @@
           <w:color w:val="444444"/>
           <w:sz w:val="22"/>
         </w:rPr>
-        <w:t>▸  31 وحدة جامعية تضامن:  قناة توزيع مثالية لبرامج MY4 — 250,000 طالب</w:t>
+        <w:t>▸  31 وحدة جامعية تضامن:  إتاحة 3 وحدات (القاهرة/الإسكندرية/الجيزة) لتشغيل المرحلة الأولى</w:t>
       </w:r>
     </w:p>
     <w:p>
@@ -1080,7 +2187,7 @@
           <w:color w:val="444444"/>
           <w:sz w:val="22"/>
         </w:rPr>
-        <w:t>▸  رؤية مصر 2030:  رفع نسبة مشاركة الشباب في سوق العمل إلى 52%</w:t>
+        <w:t>▸  رؤية مصر 2030:  الشراكة تُسهم مباشرةً في مؤشر رفع مشاركة الشباب في سوق العمل</w:t>
       </w:r>
     </w:p>
     <w:p/>
@@ -1111,7 +2218,7 @@
           <w:color w:val="A4232A"/>
           <w:sz w:val="36"/>
         </w:rPr>
-        <w:t>أولاً — الرعاية الرسمية</w:t>
+        <w:t>أولاً — اتفاقية شراكة رسمية</w:t>
       </w:r>
     </w:p>
     <w:p>
@@ -1125,7 +2232,7 @@
           <w:color w:val="FFFFFF"/>
           <w:sz w:val="22"/>
         </w:rPr>
-        <w:t>اتفاقية شراكة رسمية تُخوّل MY4 العمل تحت مظلة الوزارة والوصول إلى شبكة الوحدات الجامعية الـ31.</w:t>
+        <w:t>بروتوكول تعاون رسمي بين الوزارة وشركة MY4 Education (س.م.م 157843) يُحدد: الصلاحيات · آلية التقييم المستقل · حدود المسؤولية القانونية.</w:t>
       </w:r>
     </w:p>
     <w:p>
@@ -1140,7 +2247,7 @@
           <w:color w:val="A4232A"/>
           <w:sz w:val="36"/>
         </w:rPr>
-        <w:t>ثانياً — الدعم اللوجستي</w:t>
+        <w:t>ثانياً — إتاحة 3 مراكز تدريبية</w:t>
       </w:r>
     </w:p>
     <w:p>
@@ -1154,7 +2261,36 @@
           <w:color w:val="FFFFFF"/>
           <w:sz w:val="22"/>
         </w:rPr>
-        <w:t>مساحات تدريب في المحافظات وإدراج البرنامج ضمن مبادرتَي ستارت وخطوة 2026 للوصول إلى الفئة المستهدفة.</w:t>
+        <w:t>مساحة تدريبية في الوحدات الجامعية بالقاهرة والإسكندرية والجيزة. المطلوب: 2 قاعة × 25 مقعداً في كل مركز · لمدة 10 أشهر.</w:t>
+      </w:r>
+    </w:p>
+    <w:p>
+      <w:pPr>
+        <w:bidi w:val="1"/>
+        <w:jc w:val="right"/>
+      </w:pPr>
+      <w:r>
+        <w:rPr>
+          <w:rFonts w:ascii="Montserrat" w:hAnsi="Montserrat"/>
+          <w:b/>
+          <w:color w:val="A4232A"/>
+          <w:sz w:val="36"/>
+        </w:rPr>
+        <w:t>ثالثاً — الإدراج في برنامج ستارت 2026</w:t>
+      </w:r>
+    </w:p>
+    <w:p>
+      <w:pPr>
+        <w:bidi w:val="1"/>
+        <w:jc w:val="right"/>
+      </w:pPr>
+      <w:r>
+        <w:rPr>
+          <w:rFonts w:ascii="Arial" w:hAnsi="Arial"/>
+          <w:color w:val="FFFFFF"/>
+          <w:sz w:val="22"/>
+        </w:rPr>
+        <w:t>تحويل 300 مستفيد من قاعدة بيانات برنامج ستارت للتدريب لدى MY4 مقابل تقديم تقرير التوظيف الرسمي للوزارة خلال 90 يوماً.</w:t>
       </w:r>
     </w:p>
     <w:p>
@@ -1217,7 +2353,7 @@
           <w:color w:val="0E0E0E"/>
           <w:sz w:val="22"/>
         </w:rPr>
-        <w:t>البريد الإلكتروني:  Gadalla111@gmail.com</w:t>
+        <w:t>البريد الإلكتروني:  mahmoud@my4.education</w:t>
       </w:r>
     </w:p>
     <w:p>

--- a/outputs/MY4_Education_Ministry_Proposal.docx
+++ b/outputs/MY4_Education_Ministry_Proposal.docx
@@ -4,58 +4,66 @@
   <w:body>
     <w:p>
       <w:pPr>
-        <w:bidi w:val="1"/>
+        <w:bidi/>
         <w:jc w:val="right"/>
       </w:pPr>
       <w:r>
         <w:rPr>
-          <w:rFonts w:ascii="Montserrat" w:hAnsi="Montserrat"/>
+          <w:rFonts w:ascii="Arial" w:hAnsi="Arial" w:cs="Arial"/>
           <w:b/>
           <w:color w:val="0E0E0E"/>
           <w:sz w:val="52"/>
+          <w:rtl/>
+          <w:lang w:bidi="ar-SA"/>
         </w:rPr>
         <w:t>MY4 Education</w:t>
       </w:r>
     </w:p>
     <w:p>
       <w:pPr>
-        <w:bidi w:val="1"/>
+        <w:bidi/>
         <w:jc w:val="right"/>
       </w:pPr>
       <w:r>
         <w:rPr>
-          <w:rFonts w:ascii="Montserrat" w:hAnsi="Montserrat"/>
+          <w:rFonts w:ascii="Arial" w:hAnsi="Arial" w:cs="Arial"/>
           <w:b/>
           <w:color w:val="0E0E0E"/>
           <w:sz w:val="52"/>
+          <w:rtl/>
+          <w:lang w:bidi="ar-SA"/>
         </w:rPr>
         <w:t>مقترح شراكة استراتيجية</w:t>
       </w:r>
     </w:p>
     <w:p>
       <w:pPr>
-        <w:bidi w:val="1"/>
+        <w:bidi/>
         <w:jc w:val="right"/>
       </w:pPr>
       <w:r>
         <w:rPr>
-          <w:rFonts w:ascii="Arial" w:hAnsi="Arial"/>
+          <w:rFonts w:ascii="Arial" w:hAnsi="Arial" w:cs="Arial"/>
           <w:color w:val="C8A24C"/>
           <w:sz w:val="22"/>
+          <w:rtl/>
+          <w:lang w:bidi="ar-SA"/>
         </w:rPr>
         <w:t>وزارة التضامن الاجتماعي — جمهورية مصر العربية</w:t>
       </w:r>
     </w:p>
     <w:p>
       <w:pPr>
-        <w:bidi w:val="1"/>
+        <w:bidi/>
         <w:jc w:val="right"/>
       </w:pPr>
       <w:r>
         <w:rPr>
-          <w:rFonts w:ascii="Arial" w:hAnsi="Arial"/>
+          <w:rFonts w:ascii="Arial" w:hAnsi="Arial" w:cs="Arial"/>
           <w:color w:val="444444"/>
           <w:sz w:val="20"/>
+          <w:rtl/>
+          <w:lang w:bidi="ar-SA"/>
         </w:rPr>
         <w:t>من قاعة الدارس إلى سوق العمل  ·  ٢٠٢٦</w:t>
       </w:r>
@@ -67,29 +75,33 @@
     </w:p>
     <w:p>
       <w:pPr>
-        <w:bidi w:val="1"/>
+        <w:bidi/>
         <w:jc w:val="right"/>
       </w:pPr>
       <w:r>
         <w:rPr>
-          <w:rFonts w:ascii="Montserrat" w:hAnsi="Montserrat"/>
+          <w:rFonts w:ascii="Arial" w:hAnsi="Arial" w:cs="Arial"/>
           <w:b/>
           <w:color w:val="0E0E0E"/>
           <w:sz w:val="44"/>
+          <w:rtl/>
+          <w:lang w:bidi="ar-SA"/>
         </w:rPr>
         <w:t>الأزمة واضحة — الحل موجود — الطلب محدد</w:t>
       </w:r>
     </w:p>
     <w:p>
       <w:pPr>
-        <w:bidi w:val="1"/>
+        <w:bidi/>
         <w:jc w:val="right"/>
       </w:pPr>
       <w:r>
         <w:rPr>
-          <w:rFonts w:ascii="Arial" w:hAnsi="Arial"/>
-          <w:color w:val="FFFFFF"/>
+          <w:rFonts w:ascii="Arial" w:hAnsi="Arial" w:cs="Arial"/>
+          <w:color w:val="0E0E0E"/>
           <w:sz w:val="22"/>
+          <w:rtl/>
+          <w:lang w:bidi="ar-SA"/>
         </w:rPr>
         <w:t>تطلب MY4 Education — شركة مصرية مسجلة (س.م.م رقم 157843) — شراكةً رسمية مع وزارة التضامن الاجتماعي لتشغيل برنامجها المُثبَت في تأهيل الشباب للتوظيف.</w:t>
         <w:br/>
@@ -100,42 +112,48 @@
     <w:p/>
     <w:p>
       <w:pPr>
-        <w:bidi w:val="1"/>
+        <w:bidi/>
         <w:jc w:val="right"/>
       </w:pPr>
       <w:r>
         <w:rPr>
-          <w:rFonts w:ascii="Arial" w:hAnsi="Arial"/>
+          <w:rFonts w:ascii="Arial" w:hAnsi="Arial" w:cs="Arial"/>
           <w:color w:val="C8A24C"/>
           <w:sz w:val="24"/>
+          <w:rtl/>
+          <w:lang w:bidi="ar-SA"/>
         </w:rPr>
         <w:t>13.2%  —  معدل بطالة الشباب — مصر 2025  (CAPMAS: نشرة سوق العمل Q1 2025)</w:t>
       </w:r>
     </w:p>
     <w:p>
       <w:pPr>
-        <w:bidi w:val="1"/>
+        <w:bidi/>
         <w:jc w:val="right"/>
       </w:pPr>
       <w:r>
         <w:rPr>
-          <w:rFonts w:ascii="Arial" w:hAnsi="Arial"/>
+          <w:rFonts w:ascii="Arial" w:hAnsi="Arial" w:cs="Arial"/>
           <w:color w:val="C8A24C"/>
           <w:sz w:val="24"/>
+          <w:rtl/>
+          <w:lang w:bidi="ar-SA"/>
         </w:rPr>
         <w:t>16.9%  —  بطالة الفئة 20–24 سنة  (CAPMAS: نشرة سوق العمل Q1 2025)</w:t>
       </w:r>
     </w:p>
     <w:p>
       <w:pPr>
-        <w:bidi w:val="1"/>
+        <w:bidi/>
         <w:jc w:val="right"/>
       </w:pPr>
       <w:r>
         <w:rPr>
-          <w:rFonts w:ascii="Arial" w:hAnsi="Arial"/>
+          <w:rFonts w:ascii="Arial" w:hAnsi="Arial" w:cs="Arial"/>
           <w:color w:val="C8A24C"/>
           <w:sz w:val="24"/>
+          <w:rtl/>
+          <w:lang w:bidi="ar-SA"/>
         </w:rPr>
         <w:t>33.8%  —  بطالة الشابات — الأعلى منذ 2015  (CAPMAS: نشرة سوق العمل Q1 2025)</w:t>
       </w:r>
@@ -147,29 +165,33 @@
     </w:p>
     <w:p>
       <w:pPr>
-        <w:bidi w:val="1"/>
+        <w:bidi/>
         <w:jc w:val="right"/>
       </w:pPr>
       <w:r>
         <w:rPr>
-          <w:rFonts w:ascii="Montserrat" w:hAnsi="Montserrat"/>
+          <w:rFonts w:ascii="Arial" w:hAnsi="Arial" w:cs="Arial"/>
           <w:b/>
           <w:color w:val="0E0E0E"/>
           <w:sz w:val="52"/>
+          <w:rtl/>
+          <w:lang w:bidi="ar-SA"/>
         </w:rPr>
         <w:t>01  ·  الإشكالية</w:t>
       </w:r>
     </w:p>
     <w:p>
       <w:pPr>
-        <w:bidi w:val="1"/>
+        <w:bidi/>
         <w:jc w:val="right"/>
       </w:pPr>
       <w:r>
         <w:rPr>
-          <w:rFonts w:ascii="Arial" w:hAnsi="Arial"/>
+          <w:rFonts w:ascii="Arial" w:hAnsi="Arial" w:cs="Arial"/>
           <w:color w:val="665522"/>
           <w:sz w:val="24"/>
+          <w:rtl/>
+          <w:lang w:bidi="ar-SA"/>
         </w:rPr>
         <w:t>الشهادة وحدها لا تصنع فرصة عمل</w:t>
       </w:r>
@@ -181,15 +203,17 @@
     </w:p>
     <w:p>
       <w:pPr>
-        <w:bidi w:val="1"/>
+        <w:bidi/>
         <w:jc w:val="right"/>
       </w:pPr>
       <w:r>
         <w:rPr>
-          <w:rFonts w:ascii="Montserrat" w:hAnsi="Montserrat"/>
+          <w:rFonts w:ascii="Arial" w:hAnsi="Arial" w:cs="Arial"/>
           <w:b/>
           <w:color w:val="0E0E0E"/>
           <w:sz w:val="44"/>
+          <w:rtl/>
+          <w:lang w:bidi="ar-SA"/>
         </w:rPr>
         <w:t>الأرقام تحدد الأزمة بدقة</w:t>
       </w:r>
@@ -197,14 +221,16 @@
     <w:p>
       <w:pPr>
         <w:pStyle w:val="ListBullet"/>
-        <w:bidi w:val="1"/>
+        <w:bidi/>
         <w:jc w:val="right"/>
       </w:pPr>
       <w:r>
         <w:rPr>
-          <w:rFonts w:ascii="Arial" w:hAnsi="Arial"/>
+          <w:rFonts w:ascii="Arial" w:hAnsi="Arial" w:cs="Arial"/>
           <w:color w:val="0E0E0E"/>
           <w:sz w:val="22"/>
+          <w:rtl/>
+          <w:lang w:bidi="ar-SA"/>
         </w:rPr>
         <w:t>1.2M  شاب مصري عاطل عن العمل رغم المؤهلات  — CAPMAS 2025</w:t>
       </w:r>
@@ -212,14 +238,16 @@
     <w:p>
       <w:pPr>
         <w:pStyle w:val="ListBullet"/>
-        <w:bidi w:val="1"/>
+        <w:bidi/>
         <w:jc w:val="right"/>
       </w:pPr>
       <w:r>
         <w:rPr>
-          <w:rFonts w:ascii="Arial" w:hAnsi="Arial"/>
+          <w:rFonts w:ascii="Arial" w:hAnsi="Arial" w:cs="Arial"/>
           <w:color w:val="0E0E0E"/>
           <w:sz w:val="22"/>
+          <w:rtl/>
+          <w:lang w:bidi="ar-SA"/>
         </w:rPr>
         <w:t>16.8%  بطالة خريجي الجامعات تحديداً  — CAPMAS 2025</w:t>
       </w:r>
@@ -227,14 +255,16 @@
     <w:p>
       <w:pPr>
         <w:pStyle w:val="ListBullet"/>
-        <w:bidi w:val="1"/>
+        <w:bidi/>
         <w:jc w:val="right"/>
       </w:pPr>
       <w:r>
         <w:rPr>
-          <w:rFonts w:ascii="Arial" w:hAnsi="Arial"/>
+          <w:rFonts w:ascii="Arial" w:hAnsi="Arial" w:cs="Arial"/>
           <w:color w:val="0E0E0E"/>
           <w:sz w:val="22"/>
+          <w:rtl/>
+          <w:lang w:bidi="ar-SA"/>
         </w:rPr>
         <w:t>72%  من أصحاب العمل: الخريجون غير مؤهلين عملياً  — CAPMAS 2025</w:t>
       </w:r>
@@ -242,14 +272,16 @@
     <w:p>
       <w:pPr>
         <w:pStyle w:val="ListBullet"/>
-        <w:bidi w:val="1"/>
+        <w:bidi/>
         <w:jc w:val="right"/>
       </w:pPr>
       <w:r>
         <w:rPr>
-          <w:rFonts w:ascii="Arial" w:hAnsi="Arial"/>
+          <w:rFonts w:ascii="Arial" w:hAnsi="Arial" w:cs="Arial"/>
           <w:color w:val="0E0E0E"/>
           <w:sz w:val="22"/>
+          <w:rtl/>
+          <w:lang w:bidi="ar-SA"/>
         </w:rPr>
         <w:t>31  وحدة جامعية تضامن اجتماعي تخدم 250,000 طالب  — وزارة التضامن 2026</w:t>
       </w:r>
@@ -257,14 +289,16 @@
     <w:p>
       <w:pPr>
         <w:pStyle w:val="ListBullet"/>
-        <w:bidi w:val="1"/>
+        <w:bidi/>
         <w:jc w:val="right"/>
       </w:pPr>
       <w:r>
         <w:rPr>
-          <w:rFonts w:ascii="Arial" w:hAnsi="Arial"/>
+          <w:rFonts w:ascii="Arial" w:hAnsi="Arial" w:cs="Arial"/>
           <w:color w:val="0E0E0E"/>
           <w:sz w:val="22"/>
+          <w:rtl/>
+          <w:lang w:bidi="ar-SA"/>
         </w:rPr>
         <w:t>70%  من أسباب الفشل المهني: نقص المهارات لا نقص الفرص  — ILO 2024</w:t>
       </w:r>
@@ -276,29 +310,33 @@
     </w:p>
     <w:p>
       <w:pPr>
-        <w:bidi w:val="1"/>
+        <w:bidi/>
         <w:jc w:val="right"/>
       </w:pPr>
       <w:r>
         <w:rPr>
-          <w:rFonts w:ascii="Montserrat" w:hAnsi="Montserrat"/>
+          <w:rFonts w:ascii="Arial" w:hAnsi="Arial" w:cs="Arial"/>
           <w:b/>
           <w:color w:val="0E0E0E"/>
           <w:sz w:val="52"/>
+          <w:rtl/>
+          <w:lang w:bidi="ar-SA"/>
         </w:rPr>
         <w:t>02  ·  الحل والمنهج</w:t>
       </w:r>
     </w:p>
     <w:p>
       <w:pPr>
-        <w:bidi w:val="1"/>
+        <w:bidi/>
         <w:jc w:val="right"/>
       </w:pPr>
       <w:r>
         <w:rPr>
-          <w:rFonts w:ascii="Arial" w:hAnsi="Arial"/>
+          <w:rFonts w:ascii="Arial" w:hAnsi="Arial" w:cs="Arial"/>
           <w:color w:val="665522"/>
           <w:sz w:val="24"/>
+          <w:rtl/>
+          <w:lang w:bidi="ar-SA"/>
         </w:rPr>
         <w:t>نموذج مُثبَت ومنهج معتمد</w:t>
       </w:r>
@@ -310,102 +348,116 @@
     </w:p>
     <w:p>
       <w:pPr>
-        <w:bidi w:val="1"/>
+        <w:bidi/>
         <w:jc w:val="right"/>
       </w:pPr>
       <w:r>
         <w:rPr>
-          <w:rFonts w:ascii="Montserrat" w:hAnsi="Montserrat"/>
+          <w:rFonts w:ascii="Arial" w:hAnsi="Arial" w:cs="Arial"/>
           <w:b/>
           <w:color w:val="0E0E0E"/>
           <w:sz w:val="44"/>
+          <w:rtl/>
+          <w:lang w:bidi="ar-SA"/>
         </w:rPr>
         <w:t>كيف يعمل النموذج</w:t>
       </w:r>
     </w:p>
     <w:p>
       <w:pPr>
-        <w:bidi w:val="1"/>
+        <w:bidi/>
         <w:jc w:val="right"/>
       </w:pPr>
       <w:r>
         <w:rPr>
-          <w:rFonts w:ascii="Montserrat" w:hAnsi="Montserrat"/>
+          <w:rFonts w:ascii="Arial" w:hAnsi="Arial" w:cs="Arial"/>
           <w:b/>
           <w:color w:val="886622"/>
           <w:sz w:val="36"/>
+          <w:rtl/>
+          <w:lang w:bidi="ar-SA"/>
         </w:rPr>
         <w:t>01  التشخيص</w:t>
       </w:r>
     </w:p>
     <w:p>
       <w:pPr>
-        <w:bidi w:val="1"/>
+        <w:bidi/>
         <w:jc w:val="right"/>
       </w:pPr>
       <w:r>
         <w:rPr>
-          <w:rFonts w:ascii="Arial" w:hAnsi="Arial"/>
-          <w:color w:val="FFFFFF"/>
+          <w:rFonts w:ascii="Arial" w:hAnsi="Arial" w:cs="Arial"/>
+          <w:color w:val="0E0E0E"/>
           <w:sz w:val="22"/>
+          <w:rtl/>
+          <w:lang w:bidi="ar-SA"/>
         </w:rPr>
         <w:t>تحليل احتياجات المنطقة وأصحاب العمل — مسار مخصص لكل دفعة قبل بدء التدريب</w:t>
       </w:r>
     </w:p>
     <w:p>
       <w:pPr>
-        <w:bidi w:val="1"/>
+        <w:bidi/>
         <w:jc w:val="right"/>
       </w:pPr>
       <w:r>
         <w:rPr>
-          <w:rFonts w:ascii="Montserrat" w:hAnsi="Montserrat"/>
+          <w:rFonts w:ascii="Arial" w:hAnsi="Arial" w:cs="Arial"/>
           <w:b/>
           <w:color w:val="886622"/>
           <w:sz w:val="36"/>
+          <w:rtl/>
+          <w:lang w:bidi="ar-SA"/>
         </w:rPr>
         <w:t>02  التدريب</w:t>
       </w:r>
     </w:p>
     <w:p>
       <w:pPr>
-        <w:bidi w:val="1"/>
+        <w:bidi/>
         <w:jc w:val="right"/>
       </w:pPr>
       <w:r>
         <w:rPr>
-          <w:rFonts w:ascii="Arial" w:hAnsi="Arial"/>
-          <w:color w:val="FFFFFF"/>
+          <w:rFonts w:ascii="Arial" w:hAnsi="Arial" w:cs="Arial"/>
+          <w:color w:val="0E0E0E"/>
           <w:sz w:val="22"/>
+          <w:rtl/>
+          <w:lang w:bidi="ar-SA"/>
         </w:rPr>
         <w:t>8 أسابيع مكثفة: مهارات رقمية + ناعمة + محاكاة بيئة العمل الفعلية</w:t>
       </w:r>
     </w:p>
     <w:p>
       <w:pPr>
-        <w:bidi w:val="1"/>
+        <w:bidi/>
         <w:jc w:val="right"/>
       </w:pPr>
       <w:r>
         <w:rPr>
-          <w:rFonts w:ascii="Montserrat" w:hAnsi="Montserrat"/>
+          <w:rFonts w:ascii="Arial" w:hAnsi="Arial" w:cs="Arial"/>
           <w:b/>
           <w:color w:val="886622"/>
           <w:sz w:val="36"/>
+          <w:rtl/>
+          <w:lang w:bidi="ar-SA"/>
         </w:rPr>
         <w:t>03  التوظيف</w:t>
       </w:r>
     </w:p>
     <w:p>
       <w:pPr>
-        <w:bidi w:val="1"/>
+        <w:bidi/>
         <w:jc w:val="right"/>
       </w:pPr>
       <w:r>
         <w:rPr>
-          <w:rFonts w:ascii="Arial" w:hAnsi="Arial"/>
-          <w:color w:val="FFFFFF"/>
+          <w:rFonts w:ascii="Arial" w:hAnsi="Arial" w:cs="Arial"/>
+          <w:color w:val="0E0E0E"/>
           <w:sz w:val="22"/>
+          <w:rtl/>
+          <w:lang w:bidi="ar-SA"/>
         </w:rPr>
         <w:t>ربط مضمون بأصحاب العمل الشركاء + متابعة موثقة 90 يوماً بعد الالتحاق</w:t>
       </w:r>
@@ -413,145 +465,165 @@
     <w:p/>
     <w:p>
       <w:pPr>
-        <w:bidi w:val="1"/>
+        <w:bidi/>
         <w:jc w:val="right"/>
       </w:pPr>
       <w:r>
         <w:rPr>
-          <w:rFonts w:ascii="Arial" w:hAnsi="Arial"/>
+          <w:rFonts w:ascii="Arial" w:hAnsi="Arial" w:cs="Arial"/>
           <w:color w:val="333333"/>
           <w:sz w:val="20"/>
+          <w:rtl/>
+          <w:lang w:bidi="ar-SA"/>
         </w:rPr>
         <w:t>الدمج بين التدريب النظري والتطبيق الفعلي يرفع معدل التوظيف 52%+ مقارنةً بالتدريب التقليدي (IFC: Workforce Development Report, 2024, p.47). النموذج مُطبَّق بالفعل مع AASTMT — 200+ متدرب — تقرير التقييم متاح للمراجعة.</w:t>
       </w:r>
     </w:p>
     <w:p>
       <w:pPr>
-        <w:bidi w:val="1"/>
+        <w:bidi/>
         <w:jc w:val="right"/>
       </w:pPr>
       <w:r>
         <w:rPr>
-          <w:rFonts w:ascii="Montserrat" w:hAnsi="Montserrat"/>
+          <w:rFonts w:ascii="Arial" w:hAnsi="Arial" w:cs="Arial"/>
           <w:b/>
           <w:color w:val="0E0E0E"/>
           <w:sz w:val="44"/>
+          <w:rtl/>
+          <w:lang w:bidi="ar-SA"/>
         </w:rPr>
         <w:t>المنهج الدراسي — 8 أسابيع</w:t>
       </w:r>
     </w:p>
     <w:p>
       <w:pPr>
-        <w:bidi w:val="1"/>
+        <w:bidi/>
         <w:jc w:val="right"/>
       </w:pPr>
       <w:r>
         <w:rPr>
-          <w:rFonts w:ascii="Montserrat" w:hAnsi="Montserrat"/>
+          <w:rFonts w:ascii="Arial" w:hAnsi="Arial" w:cs="Arial"/>
           <w:b/>
           <w:color w:val="886622"/>
           <w:sz w:val="36"/>
+          <w:rtl/>
+          <w:lang w:bidi="ar-SA"/>
         </w:rPr>
         <w:t>الأسبوع 1–2 — المهارات الرقمية الأساسية</w:t>
       </w:r>
     </w:p>
     <w:p>
       <w:pPr>
-        <w:bidi w:val="1"/>
+        <w:bidi/>
         <w:jc w:val="right"/>
       </w:pPr>
       <w:r>
         <w:rPr>
-          <w:rFonts w:ascii="Arial" w:hAnsi="Arial"/>
-          <w:color w:val="FFFFFF"/>
+          <w:rFonts w:ascii="Arial" w:hAnsi="Arial" w:cs="Arial"/>
+          <w:color w:val="0E0E0E"/>
           <w:sz w:val="22"/>
+          <w:rtl/>
+          <w:lang w:bidi="ar-SA"/>
         </w:rPr>
         <w:t>Microsoft 365 · Google Workspace · إدارة المهام (Trello/Notion) · البريد المهني</w:t>
       </w:r>
     </w:p>
     <w:p>
       <w:pPr>
-        <w:bidi w:val="1"/>
+        <w:bidi/>
         <w:jc w:val="right"/>
       </w:pPr>
       <w:r>
         <w:rPr>
-          <w:rFonts w:ascii="Montserrat" w:hAnsi="Montserrat"/>
+          <w:rFonts w:ascii="Arial" w:hAnsi="Arial" w:cs="Arial"/>
           <w:b/>
           <w:color w:val="886622"/>
           <w:sz w:val="36"/>
+          <w:rtl/>
+          <w:lang w:bidi="ar-SA"/>
         </w:rPr>
         <w:t>الأسبوع 3–4 — المهارات الناعمة والتواصل المهني</w:t>
       </w:r>
     </w:p>
     <w:p>
       <w:pPr>
-        <w:bidi w:val="1"/>
+        <w:bidi/>
         <w:jc w:val="right"/>
       </w:pPr>
       <w:r>
         <w:rPr>
-          <w:rFonts w:ascii="Arial" w:hAnsi="Arial"/>
-          <w:color w:val="FFFFFF"/>
+          <w:rFonts w:ascii="Arial" w:hAnsi="Arial" w:cs="Arial"/>
+          <w:color w:val="0E0E0E"/>
           <w:sz w:val="22"/>
+          <w:rtl/>
+          <w:lang w:bidi="ar-SA"/>
         </w:rPr>
         <w:t>العروض التقديمية · إدارة الوقت · العمل ضمن فريق · التفاوض والتعامل مع العملاء</w:t>
       </w:r>
     </w:p>
     <w:p>
       <w:pPr>
-        <w:bidi w:val="1"/>
+        <w:bidi/>
         <w:jc w:val="right"/>
       </w:pPr>
       <w:r>
         <w:rPr>
-          <w:rFonts w:ascii="Montserrat" w:hAnsi="Montserrat"/>
+          <w:rFonts w:ascii="Arial" w:hAnsi="Arial" w:cs="Arial"/>
           <w:b/>
           <w:color w:val="886622"/>
           <w:sz w:val="36"/>
+          <w:rtl/>
+          <w:lang w:bidi="ar-SA"/>
         </w:rPr>
         <w:t>الأسبوع 5–6 — المسار التخصصي (3 مسارات موازية)</w:t>
       </w:r>
     </w:p>
     <w:p>
       <w:pPr>
-        <w:bidi w:val="1"/>
+        <w:bidi/>
         <w:jc w:val="right"/>
       </w:pPr>
       <w:r>
         <w:rPr>
-          <w:rFonts w:ascii="Arial" w:hAnsi="Arial"/>
-          <w:color w:val="FFFFFF"/>
+          <w:rFonts w:ascii="Arial" w:hAnsi="Arial" w:cs="Arial"/>
+          <w:color w:val="0E0E0E"/>
           <w:sz w:val="22"/>
+          <w:rtl/>
+          <w:lang w:bidi="ar-SA"/>
         </w:rPr>
         <w:t>إدارة الأعمال / التسويق الرقمي / دعم تقنية المعلومات — بحسب احتياج سوق العمل المحلي</w:t>
       </w:r>
     </w:p>
     <w:p>
       <w:pPr>
-        <w:bidi w:val="1"/>
+        <w:bidi/>
         <w:jc w:val="right"/>
       </w:pPr>
       <w:r>
         <w:rPr>
-          <w:rFonts w:ascii="Montserrat" w:hAnsi="Montserrat"/>
+          <w:rFonts w:ascii="Arial" w:hAnsi="Arial" w:cs="Arial"/>
           <w:b/>
           <w:color w:val="886622"/>
           <w:sz w:val="36"/>
+          <w:rtl/>
+          <w:lang w:bidi="ar-SA"/>
         </w:rPr>
         <w:t>الأسبوع 7–8 — التوظيف والتقييم</w:t>
       </w:r>
     </w:p>
     <w:p>
       <w:pPr>
-        <w:bidi w:val="1"/>
+        <w:bidi/>
         <w:jc w:val="right"/>
       </w:pPr>
       <w:r>
         <w:rPr>
-          <w:rFonts w:ascii="Arial" w:hAnsi="Arial"/>
-          <w:color w:val="FFFFFF"/>
+          <w:rFonts w:ascii="Arial" w:hAnsi="Arial" w:cs="Arial"/>
+          <w:color w:val="0E0E0E"/>
           <w:sz w:val="22"/>
+          <w:rtl/>
+          <w:lang w:bidi="ar-SA"/>
         </w:rPr>
         <w:t>إعداد السيرة الذاتية · محاكاة مقابلات العمل · ربط مباشر بأصحاب العمل الشركاء</w:t>
       </w:r>
@@ -559,28 +631,32 @@
     <w:p/>
     <w:p>
       <w:pPr>
-        <w:bidi w:val="1"/>
+        <w:bidi/>
         <w:jc w:val="right"/>
       </w:pPr>
       <w:r>
         <w:rPr>
-          <w:rFonts w:ascii="Arial" w:hAnsi="Arial"/>
+          <w:rFonts w:ascii="Arial" w:hAnsi="Arial" w:cs="Arial"/>
           <w:color w:val="A4232A"/>
           <w:sz w:val="22"/>
+          <w:rtl/>
+          <w:lang w:bidi="ar-SA"/>
         </w:rPr>
         <w:t>المسار النسائي المخصص: تدريب عن بُعد جزئياً + مدربات معتمدات + جداول مرنة تراعي الالتزامات الأسرية — يستهدف تحديداً الشابات (بطالة 33.8%)</w:t>
       </w:r>
     </w:p>
     <w:p>
       <w:pPr>
-        <w:bidi w:val="1"/>
+        <w:bidi/>
         <w:jc w:val="right"/>
       </w:pPr>
       <w:r>
         <w:rPr>
-          <w:rFonts w:ascii="Arial" w:hAnsi="Arial"/>
+          <w:rFonts w:ascii="Arial" w:hAnsi="Arial" w:cs="Arial"/>
           <w:color w:val="444444"/>
           <w:sz w:val="20"/>
+          <w:rtl/>
+          <w:lang w:bidi="ar-SA"/>
         </w:rPr>
         <w:t>اجتيازُ اختبار تقييم مهني معتمد (ECDL-مصر) عند نهاية البرنامج</w:t>
       </w:r>
@@ -592,29 +668,33 @@
     </w:p>
     <w:p>
       <w:pPr>
-        <w:bidi w:val="1"/>
+        <w:bidi/>
         <w:jc w:val="right"/>
       </w:pPr>
       <w:r>
         <w:rPr>
-          <w:rFonts w:ascii="Montserrat" w:hAnsi="Montserrat"/>
+          <w:rFonts w:ascii="Arial" w:hAnsi="Arial" w:cs="Arial"/>
           <w:b/>
           <w:color w:val="0E0E0E"/>
           <w:sz w:val="52"/>
+          <w:rtl/>
+          <w:lang w:bidi="ar-SA"/>
         </w:rPr>
         <w:t>03  ·  إثبات النموذج</w:t>
       </w:r>
     </w:p>
     <w:p>
       <w:pPr>
-        <w:bidi w:val="1"/>
+        <w:bidi/>
         <w:jc w:val="right"/>
       </w:pPr>
       <w:r>
         <w:rPr>
-          <w:rFonts w:ascii="Arial" w:hAnsi="Arial"/>
+          <w:rFonts w:ascii="Arial" w:hAnsi="Arial" w:cs="Arial"/>
           <w:color w:val="665522"/>
           <w:sz w:val="24"/>
+          <w:rtl/>
+          <w:lang w:bidi="ar-SA"/>
         </w:rPr>
         <w:t>الأكاديمية العربية — نتائج موثقة</w:t>
       </w:r>
@@ -626,29 +706,33 @@
     </w:p>
     <w:p>
       <w:pPr>
-        <w:bidi w:val="1"/>
+        <w:bidi/>
         <w:jc w:val="right"/>
       </w:pPr>
       <w:r>
         <w:rPr>
-          <w:rFonts w:ascii="Montserrat" w:hAnsi="Montserrat"/>
+          <w:rFonts w:ascii="Arial" w:hAnsi="Arial" w:cs="Arial"/>
           <w:b/>
           <w:color w:val="0E0E0E"/>
           <w:sz w:val="44"/>
+          <w:rtl/>
+          <w:lang w:bidi="ar-SA"/>
         </w:rPr>
         <w:t>الأكاديمية العربية — نتائج التجربة الريادية (2024–2025)</w:t>
       </w:r>
     </w:p>
     <w:p>
       <w:pPr>
-        <w:bidi w:val="1"/>
+        <w:bidi/>
         <w:jc w:val="right"/>
       </w:pPr>
       <w:r>
         <w:rPr>
-          <w:rFonts w:ascii="Arial" w:hAnsi="Arial"/>
-          <w:color w:val="FFFFFF"/>
+          <w:rFonts w:ascii="Arial" w:hAnsi="Arial" w:cs="Arial"/>
+          <w:color w:val="0E0E0E"/>
           <w:sz w:val="22"/>
+          <w:rtl/>
+          <w:lang w:bidi="ar-SA"/>
         </w:rPr>
         <w:t>شراكة رسمية مع الأكاديمية العربية للعلوم والتكنولوجيا والنقل البحري (AASTMT). تقرير التقييم المستقل متاح للمراجعة بطلب رسمي. المقاييس أدناه مستخرجة من تقرير AASTMT لمركز تطوير الكفاءات، مارس 2025.</w:t>
       </w:r>
@@ -656,14 +740,16 @@
     <w:p>
       <w:pPr>
         <w:pStyle w:val="ListBullet"/>
-        <w:bidi w:val="1"/>
+        <w:bidi/>
         <w:jc w:val="right"/>
       </w:pPr>
       <w:r>
         <w:rPr>
-          <w:rFonts w:ascii="Arial" w:hAnsi="Arial"/>
+          <w:rFonts w:ascii="Arial" w:hAnsi="Arial" w:cs="Arial"/>
           <w:color w:val="0E0E0E"/>
           <w:sz w:val="22"/>
+          <w:rtl/>
+          <w:lang w:bidi="ar-SA"/>
         </w:rPr>
         <w:t>85% من المتدربين وجدوا وظيفة خلال 90 يوماً من إتمام البرنامج (170 من أصل 200)</w:t>
       </w:r>
@@ -671,14 +757,16 @@
     <w:p>
       <w:pPr>
         <w:pStyle w:val="ListBullet"/>
-        <w:bidi w:val="1"/>
+        <w:bidi/>
         <w:jc w:val="right"/>
       </w:pPr>
       <w:r>
         <w:rPr>
-          <w:rFonts w:ascii="Arial" w:hAnsi="Arial"/>
+          <w:rFonts w:ascii="Arial" w:hAnsi="Arial" w:cs="Arial"/>
           <w:color w:val="0E0E0E"/>
           <w:sz w:val="22"/>
+          <w:rtl/>
+          <w:lang w:bidi="ar-SA"/>
         </w:rPr>
         <w:t>200+ متدرب في 3 دفعات متتالية — Q2 2024 حتى Q1 2025</w:t>
       </w:r>
@@ -686,14 +774,16 @@
     <w:p>
       <w:pPr>
         <w:pStyle w:val="ListBullet"/>
-        <w:bidi w:val="1"/>
+        <w:bidi/>
         <w:jc w:val="right"/>
       </w:pPr>
       <w:r>
         <w:rPr>
-          <w:rFonts w:ascii="Arial" w:hAnsi="Arial"/>
+          <w:rFonts w:ascii="Arial" w:hAnsi="Arial" w:cs="Arial"/>
           <w:color w:val="0E0E0E"/>
           <w:sz w:val="22"/>
+          <w:rtl/>
+          <w:lang w:bidi="ar-SA"/>
         </w:rPr>
         <w:t>4.8 / 5.0 متوسط تقييم رضا المتدربين (استبيان مستقل، n=196)</w:t>
       </w:r>
@@ -701,159 +791,181 @@
     <w:p>
       <w:pPr>
         <w:pStyle w:val="ListBullet"/>
-        <w:bidi w:val="1"/>
+        <w:bidi/>
         <w:jc w:val="right"/>
       </w:pPr>
       <w:r>
         <w:rPr>
-          <w:rFonts w:ascii="Arial" w:hAnsi="Arial"/>
+          <w:rFonts w:ascii="Arial" w:hAnsi="Arial" w:cs="Arial"/>
           <w:color w:val="0E0E0E"/>
           <w:sz w:val="22"/>
+          <w:rtl/>
+          <w:lang w:bidi="ar-SA"/>
         </w:rPr>
         <w:t>16 صاحب عمل من القطاعين الخاص والحكومي وقّعوا خطابات توظيف</w:t>
       </w:r>
     </w:p>
     <w:p>
       <w:pPr>
-        <w:bidi w:val="1"/>
+        <w:bidi/>
         <w:jc w:val="right"/>
       </w:pPr>
       <w:r>
         <w:rPr>
-          <w:rFonts w:ascii="Montserrat" w:hAnsi="Montserrat"/>
+          <w:rFonts w:ascii="Arial" w:hAnsi="Arial" w:cs="Arial"/>
           <w:b/>
           <w:color w:val="0E0E0E"/>
           <w:sz w:val="44"/>
+          <w:rtl/>
+          <w:lang w:bidi="ar-SA"/>
         </w:rPr>
         <w:t>أصحاب العمل الشركاء — الدفعات الثلاث</w:t>
       </w:r>
     </w:p>
     <w:p>
       <w:pPr>
-        <w:bidi w:val="1"/>
+        <w:bidi/>
         <w:jc w:val="right"/>
       </w:pPr>
       <w:r>
         <w:rPr>
-          <w:rFonts w:ascii="Montserrat" w:hAnsi="Montserrat"/>
+          <w:rFonts w:ascii="Arial" w:hAnsi="Arial" w:cs="Arial"/>
           <w:b/>
           <w:color w:val="886622"/>
           <w:sz w:val="36"/>
+          <w:rtl/>
+          <w:lang w:bidi="ar-SA"/>
         </w:rPr>
         <w:t>تقنية المعلومات والاتصالات</w:t>
       </w:r>
     </w:p>
     <w:p>
       <w:pPr>
-        <w:bidi w:val="1"/>
+        <w:bidi/>
         <w:jc w:val="right"/>
       </w:pPr>
       <w:r>
         <w:rPr>
-          <w:rFonts w:ascii="Arial" w:hAnsi="Arial"/>
-          <w:color w:val="FFFFFF"/>
+          <w:rFonts w:ascii="Arial" w:hAnsi="Arial" w:cs="Arial"/>
+          <w:color w:val="0E0E0E"/>
           <w:sz w:val="22"/>
+          <w:rtl/>
+          <w:lang w:bidi="ar-SA"/>
         </w:rPr>
         <w:t>Vodafone Egypt · Raya Holding · ITWorx · Valeo Egypt</w:t>
       </w:r>
     </w:p>
     <w:p>
       <w:pPr>
-        <w:bidi w:val="1"/>
+        <w:bidi/>
         <w:jc w:val="right"/>
       </w:pPr>
       <w:r>
         <w:rPr>
-          <w:rFonts w:ascii="Montserrat" w:hAnsi="Montserrat"/>
+          <w:rFonts w:ascii="Arial" w:hAnsi="Arial" w:cs="Arial"/>
           <w:b/>
           <w:color w:val="886622"/>
           <w:sz w:val="36"/>
+          <w:rtl/>
+          <w:lang w:bidi="ar-SA"/>
         </w:rPr>
         <w:t>الأعمال والإدارة</w:t>
       </w:r>
     </w:p>
     <w:p>
       <w:pPr>
-        <w:bidi w:val="1"/>
+        <w:bidi/>
         <w:jc w:val="right"/>
       </w:pPr>
       <w:r>
         <w:rPr>
-          <w:rFonts w:ascii="Arial" w:hAnsi="Arial"/>
-          <w:color w:val="FFFFFF"/>
+          <w:rFonts w:ascii="Arial" w:hAnsi="Arial" w:cs="Arial"/>
+          <w:color w:val="0E0E0E"/>
           <w:sz w:val="22"/>
+          <w:rtl/>
+          <w:lang w:bidi="ar-SA"/>
         </w:rPr>
         <w:t>Maersk Egypt · DHL Egypt · Americana Group · EGIC</w:t>
       </w:r>
     </w:p>
     <w:p>
       <w:pPr>
-        <w:bidi w:val="1"/>
+        <w:bidi/>
         <w:jc w:val="right"/>
       </w:pPr>
       <w:r>
         <w:rPr>
-          <w:rFonts w:ascii="Montserrat" w:hAnsi="Montserrat"/>
+          <w:rFonts w:ascii="Arial" w:hAnsi="Arial" w:cs="Arial"/>
           <w:b/>
           <w:color w:val="886622"/>
           <w:sz w:val="36"/>
+          <w:rtl/>
+          <w:lang w:bidi="ar-SA"/>
         </w:rPr>
         <w:t>التسويق والإعلام الرقمي</w:t>
       </w:r>
     </w:p>
     <w:p>
       <w:pPr>
-        <w:bidi w:val="1"/>
+        <w:bidi/>
         <w:jc w:val="right"/>
       </w:pPr>
       <w:r>
         <w:rPr>
-          <w:rFonts w:ascii="Arial" w:hAnsi="Arial"/>
-          <w:color w:val="FFFFFF"/>
+          <w:rFonts w:ascii="Arial" w:hAnsi="Arial" w:cs="Arial"/>
+          <w:color w:val="0E0E0E"/>
           <w:sz w:val="22"/>
+          <w:rtl/>
+          <w:lang w:bidi="ar-SA"/>
         </w:rPr>
         <w:t>JWT Egypt · Procter &amp; Gamble EGY · Unilever Egypt · Publicis</w:t>
       </w:r>
     </w:p>
     <w:p>
       <w:pPr>
-        <w:bidi w:val="1"/>
+        <w:bidi/>
         <w:jc w:val="right"/>
       </w:pPr>
       <w:r>
         <w:rPr>
-          <w:rFonts w:ascii="Montserrat" w:hAnsi="Montserrat"/>
+          <w:rFonts w:ascii="Arial" w:hAnsi="Arial" w:cs="Arial"/>
           <w:b/>
           <w:color w:val="886622"/>
           <w:sz w:val="36"/>
+          <w:rtl/>
+          <w:lang w:bidi="ar-SA"/>
         </w:rPr>
         <w:t>القطاع الحكومي والمنظمات</w:t>
       </w:r>
     </w:p>
     <w:p>
       <w:pPr>
-        <w:bidi w:val="1"/>
+        <w:bidi/>
         <w:jc w:val="right"/>
       </w:pPr>
       <w:r>
         <w:rPr>
-          <w:rFonts w:ascii="Arial" w:hAnsi="Arial"/>
-          <w:color w:val="FFFFFF"/>
+          <w:rFonts w:ascii="Arial" w:hAnsi="Arial" w:cs="Arial"/>
+          <w:color w:val="0E0E0E"/>
           <w:sz w:val="22"/>
+          <w:rtl/>
+          <w:lang w:bidi="ar-SA"/>
         </w:rPr>
         <w:t>ITIDA · MCIT · Injaz Egypt · Nahdet El Mahrousa</w:t>
       </w:r>
     </w:p>
     <w:p>
       <w:pPr>
-        <w:bidi w:val="1"/>
+        <w:bidi/>
         <w:jc w:val="right"/>
       </w:pPr>
       <w:r>
         <w:rPr>
-          <w:rFonts w:ascii="Arial" w:hAnsi="Arial"/>
+          <w:rFonts w:ascii="Arial" w:hAnsi="Arial" w:cs="Arial"/>
           <w:color w:val="665522"/>
           <w:sz w:val="20"/>
+          <w:rtl/>
+          <w:lang w:bidi="ar-SA"/>
         </w:rPr>
         <w:t>خطابات النوايا متاحة للمراجعة · يمكن تزويد الوزارة بنسخ رسمية فور طلبها</w:t>
       </w:r>
@@ -865,29 +977,33 @@
     </w:p>
     <w:p>
       <w:pPr>
-        <w:bidi w:val="1"/>
+        <w:bidi/>
         <w:jc w:val="right"/>
       </w:pPr>
       <w:r>
         <w:rPr>
-          <w:rFonts w:ascii="Montserrat" w:hAnsi="Montserrat"/>
+          <w:rFonts w:ascii="Arial" w:hAnsi="Arial" w:cs="Arial"/>
           <w:b/>
           <w:color w:val="0E0E0E"/>
           <w:sz w:val="52"/>
+          <w:rtl/>
+          <w:lang w:bidi="ar-SA"/>
         </w:rPr>
         <w:t>04  ·  الخطة والميزانية</w:t>
       </w:r>
     </w:p>
     <w:p>
       <w:pPr>
-        <w:bidi w:val="1"/>
+        <w:bidi/>
         <w:jc w:val="right"/>
       </w:pPr>
       <w:r>
         <w:rPr>
-          <w:rFonts w:ascii="Arial" w:hAnsi="Arial"/>
+          <w:rFonts w:ascii="Arial" w:hAnsi="Arial" w:cs="Arial"/>
           <w:color w:val="665522"/>
           <w:sz w:val="24"/>
+          <w:rtl/>
+          <w:lang w:bidi="ar-SA"/>
         </w:rPr>
         <w:t>مسار توسع متدرج بأرقام دقيقة</w:t>
       </w:r>
@@ -899,30 +1015,34 @@
     </w:p>
     <w:p>
       <w:pPr>
-        <w:bidi w:val="1"/>
+        <w:bidi/>
         <w:jc w:val="right"/>
       </w:pPr>
       <w:r>
         <w:rPr>
-          <w:rFonts w:ascii="Montserrat" w:hAnsi="Montserrat"/>
+          <w:rFonts w:ascii="Arial" w:hAnsi="Arial" w:cs="Arial"/>
           <w:b/>
           <w:color w:val="0E0E0E"/>
           <w:sz w:val="44"/>
+          <w:rtl/>
+          <w:lang w:bidi="ar-SA"/>
         </w:rPr>
         <w:t>مسار التوسع المتدرج</w:t>
       </w:r>
     </w:p>
     <w:p>
       <w:pPr>
-        <w:bidi w:val="1"/>
+        <w:bidi/>
         <w:jc w:val="right"/>
       </w:pPr>
       <w:r>
         <w:rPr>
-          <w:rFonts w:ascii="Montserrat" w:hAnsi="Montserrat"/>
+          <w:rFonts w:ascii="Arial" w:hAnsi="Arial" w:cs="Arial"/>
           <w:b/>
           <w:color w:val="886622"/>
           <w:sz w:val="36"/>
+          <w:rtl/>
+          <w:lang w:bidi="ar-SA"/>
         </w:rPr>
         <w:t>المرحلة التجريبية  (يناير–أكتوبر ٢٠٢٦ — 300 متدرب)</w:t>
       </w:r>
@@ -930,14 +1050,16 @@
     <w:p>
       <w:pPr>
         <w:pStyle w:val="ListBullet"/>
-        <w:bidi w:val="1"/>
+        <w:bidi/>
         <w:jc w:val="right"/>
       </w:pPr>
       <w:r>
         <w:rPr>
-          <w:rFonts w:ascii="Arial" w:hAnsi="Arial"/>
+          <w:rFonts w:ascii="Arial" w:hAnsi="Arial" w:cs="Arial"/>
           <w:color w:val="0E0E0E"/>
           <w:sz w:val="22"/>
+          <w:rtl/>
+          <w:lang w:bidi="ar-SA"/>
         </w:rPr>
         <w:t>القاهرة · الإسكندرية · الجيزة</w:t>
       </w:r>
@@ -945,14 +1067,16 @@
     <w:p>
       <w:pPr>
         <w:pStyle w:val="ListBullet"/>
-        <w:bidi w:val="1"/>
+        <w:bidi/>
         <w:jc w:val="right"/>
       </w:pPr>
       <w:r>
         <w:rPr>
-          <w:rFonts w:ascii="Arial" w:hAnsi="Arial"/>
+          <w:rFonts w:ascii="Arial" w:hAnsi="Arial" w:cs="Arial"/>
           <w:color w:val="0E0E0E"/>
           <w:sz w:val="22"/>
+          <w:rtl/>
+          <w:lang w:bidi="ar-SA"/>
         </w:rPr>
         <w:t>تعيين 12 مدرباً معتمداً (4 لكل مركز)</w:t>
       </w:r>
@@ -960,29 +1084,33 @@
     <w:p>
       <w:pPr>
         <w:pStyle w:val="ListBullet"/>
-        <w:bidi w:val="1"/>
+        <w:bidi/>
         <w:jc w:val="right"/>
       </w:pPr>
       <w:r>
         <w:rPr>
-          <w:rFonts w:ascii="Arial" w:hAnsi="Arial"/>
+          <w:rFonts w:ascii="Arial" w:hAnsi="Arial" w:cs="Arial"/>
           <w:color w:val="0E0E0E"/>
           <w:sz w:val="22"/>
+          <w:rtl/>
+          <w:lang w:bidi="ar-SA"/>
         </w:rPr>
         <w:t>تقرير تقييم مستقل عند نهاية المرحلة</w:t>
       </w:r>
     </w:p>
     <w:p>
       <w:pPr>
-        <w:bidi w:val="1"/>
+        <w:bidi/>
         <w:jc w:val="right"/>
       </w:pPr>
       <w:r>
         <w:rPr>
-          <w:rFonts w:ascii="Montserrat" w:hAnsi="Montserrat"/>
+          <w:rFonts w:ascii="Arial" w:hAnsi="Arial" w:cs="Arial"/>
           <w:b/>
           <w:color w:val="886622"/>
           <w:sz w:val="36"/>
+          <w:rtl/>
+          <w:lang w:bidi="ar-SA"/>
         </w:rPr>
         <w:t>مرحلة التوسع  (يناير–ديسمبر ٢٠٢٧ — 1,500 متدرب)</w:t>
       </w:r>
@@ -990,14 +1118,16 @@
     <w:p>
       <w:pPr>
         <w:pStyle w:val="ListBullet"/>
-        <w:bidi w:val="1"/>
+        <w:bidi/>
         <w:jc w:val="right"/>
       </w:pPr>
       <w:r>
         <w:rPr>
-          <w:rFonts w:ascii="Arial" w:hAnsi="Arial"/>
+          <w:rFonts w:ascii="Arial" w:hAnsi="Arial" w:cs="Arial"/>
           <w:color w:val="0E0E0E"/>
           <w:sz w:val="22"/>
+          <w:rtl/>
+          <w:lang w:bidi="ar-SA"/>
         </w:rPr>
         <w:t>10 مراكز في 6 محافظات</w:t>
       </w:r>
@@ -1005,14 +1135,16 @@
     <w:p>
       <w:pPr>
         <w:pStyle w:val="ListBullet"/>
-        <w:bidi w:val="1"/>
+        <w:bidi/>
         <w:jc w:val="right"/>
       </w:pPr>
       <w:r>
         <w:rPr>
-          <w:rFonts w:ascii="Arial" w:hAnsi="Arial"/>
+          <w:rFonts w:ascii="Arial" w:hAnsi="Arial" w:cs="Arial"/>
           <w:color w:val="0E0E0E"/>
           <w:sz w:val="22"/>
+          <w:rtl/>
+          <w:lang w:bidi="ar-SA"/>
         </w:rPr>
         <w:t>تفعيل المسار النسائي المخصص</w:t>
       </w:r>
@@ -1020,29 +1152,33 @@
     <w:p>
       <w:pPr>
         <w:pStyle w:val="ListBullet"/>
-        <w:bidi w:val="1"/>
+        <w:bidi/>
         <w:jc w:val="right"/>
       </w:pPr>
       <w:r>
         <w:rPr>
-          <w:rFonts w:ascii="Arial" w:hAnsi="Arial"/>
+          <w:rFonts w:ascii="Arial" w:hAnsi="Arial" w:cs="Arial"/>
           <w:color w:val="0E0E0E"/>
           <w:sz w:val="22"/>
+          <w:rtl/>
+          <w:lang w:bidi="ar-SA"/>
         </w:rPr>
         <w:t>ربط رسمي ببرنامج ستارت 2026</w:t>
       </w:r>
     </w:p>
     <w:p>
       <w:pPr>
-        <w:bidi w:val="1"/>
+        <w:bidi/>
         <w:jc w:val="right"/>
       </w:pPr>
       <w:r>
         <w:rPr>
-          <w:rFonts w:ascii="Montserrat" w:hAnsi="Montserrat"/>
+          <w:rFonts w:ascii="Arial" w:hAnsi="Arial" w:cs="Arial"/>
           <w:b/>
           <w:color w:val="886622"/>
           <w:sz w:val="36"/>
+          <w:rtl/>
+          <w:lang w:bidi="ar-SA"/>
         </w:rPr>
         <w:t>الانطلاق الوطني  (٢٠٢٨–٢٠٢٩ — 5,000+ متدرب / سنة)</w:t>
       </w:r>
@@ -1050,14 +1186,16 @@
     <w:p>
       <w:pPr>
         <w:pStyle w:val="ListBullet"/>
-        <w:bidi w:val="1"/>
+        <w:bidi/>
         <w:jc w:val="right"/>
       </w:pPr>
       <w:r>
         <w:rPr>
-          <w:rFonts w:ascii="Arial" w:hAnsi="Arial"/>
+          <w:rFonts w:ascii="Arial" w:hAnsi="Arial" w:cs="Arial"/>
           <w:color w:val="0E0E0E"/>
           <w:sz w:val="22"/>
+          <w:rtl/>
+          <w:lang w:bidi="ar-SA"/>
         </w:rPr>
         <w:t>27 محافظة — 31 وحدة جامعية</w:t>
       </w:r>
@@ -1065,14 +1203,16 @@
     <w:p>
       <w:pPr>
         <w:pStyle w:val="ListBullet"/>
-        <w:bidi w:val="1"/>
+        <w:bidi/>
         <w:jc w:val="right"/>
       </w:pPr>
       <w:r>
         <w:rPr>
-          <w:rFonts w:ascii="Arial" w:hAnsi="Arial"/>
+          <w:rFonts w:ascii="Arial" w:hAnsi="Arial" w:cs="Arial"/>
           <w:color w:val="0E0E0E"/>
           <w:sz w:val="22"/>
+          <w:rtl/>
+          <w:lang w:bidi="ar-SA"/>
         </w:rPr>
         <w:t>شبكة 100+ صاحب عمل</w:t>
       </w:r>
@@ -1080,43 +1220,49 @@
     <w:p>
       <w:pPr>
         <w:pStyle w:val="ListBullet"/>
-        <w:bidi w:val="1"/>
+        <w:bidi/>
         <w:jc w:val="right"/>
       </w:pPr>
       <w:r>
         <w:rPr>
-          <w:rFonts w:ascii="Arial" w:hAnsi="Arial"/>
+          <w:rFonts w:ascii="Arial" w:hAnsi="Arial" w:cs="Arial"/>
           <w:color w:val="0E0E0E"/>
           <w:sz w:val="22"/>
+          <w:rtl/>
+          <w:lang w:bidi="ar-SA"/>
         </w:rPr>
         <w:t>تمويل ذاتي عبر رسوم التوظيف من الشركات</w:t>
       </w:r>
     </w:p>
     <w:p>
       <w:pPr>
-        <w:bidi w:val="1"/>
+        <w:bidi/>
         <w:jc w:val="right"/>
       </w:pPr>
       <w:r>
         <w:rPr>
-          <w:rFonts w:ascii="Montserrat" w:hAnsi="Montserrat"/>
+          <w:rFonts w:ascii="Arial" w:hAnsi="Arial" w:cs="Arial"/>
           <w:b/>
           <w:color w:val="0E0E0E"/>
           <w:sz w:val="44"/>
+          <w:rtl/>
+          <w:lang w:bidi="ar-SA"/>
         </w:rPr>
         <w:t>الميزانية التفصيلية — المرحلة الأولى</w:t>
       </w:r>
     </w:p>
     <w:p>
       <w:pPr>
-        <w:bidi w:val="1"/>
+        <w:bidi/>
         <w:jc w:val="right"/>
       </w:pPr>
       <w:r>
         <w:rPr>
-          <w:rFonts w:ascii="Arial" w:hAnsi="Arial"/>
+          <w:rFonts w:ascii="Arial" w:hAnsi="Arial" w:cs="Arial"/>
           <w:color w:val="C8A24C"/>
           <w:sz w:val="22"/>
+          <w:rtl/>
+          <w:lang w:bidi="ar-SA"/>
         </w:rPr>
         <w:t>300 متدرب · 3 مراكز · 10 أشهر</w:t>
       </w:r>
@@ -1124,14 +1270,16 @@
     <w:p>
       <w:pPr>
         <w:pStyle w:val="ListBullet"/>
-        <w:bidi w:val="1"/>
+        <w:bidi/>
         <w:jc w:val="right"/>
       </w:pPr>
       <w:r>
         <w:rPr>
-          <w:rFonts w:ascii="Arial" w:hAnsi="Arial"/>
+          <w:rFonts w:ascii="Arial" w:hAnsi="Arial" w:cs="Arial"/>
           <w:color w:val="0E0E0E"/>
           <w:sz w:val="22"/>
+          <w:rtl/>
+          <w:lang w:bidi="ar-SA"/>
         </w:rPr>
         <w:t>تطوير المناهج وإعداد المواد التدريبية:  450,000 جنيه  (12.5%)</w:t>
       </w:r>
@@ -1139,14 +1287,16 @@
     <w:p>
       <w:pPr>
         <w:pStyle w:val="ListBullet"/>
-        <w:bidi w:val="1"/>
+        <w:bidi/>
         <w:jc w:val="right"/>
       </w:pPr>
       <w:r>
         <w:rPr>
-          <w:rFonts w:ascii="Arial" w:hAnsi="Arial"/>
+          <w:rFonts w:ascii="Arial" w:hAnsi="Arial" w:cs="Arial"/>
           <w:color w:val="0E0E0E"/>
           <w:sz w:val="22"/>
+          <w:rtl/>
+          <w:lang w:bidi="ar-SA"/>
         </w:rPr>
         <w:t>رواتب المدربين (12 مدرباً × 10 أشهر):  1,200,000 جنيه  (33.3%)</w:t>
       </w:r>
@@ -1154,14 +1304,16 @@
     <w:p>
       <w:pPr>
         <w:pStyle w:val="ListBullet"/>
-        <w:bidi w:val="1"/>
+        <w:bidi/>
         <w:jc w:val="right"/>
       </w:pPr>
       <w:r>
         <w:rPr>
-          <w:rFonts w:ascii="Arial" w:hAnsi="Arial"/>
+          <w:rFonts w:ascii="Arial" w:hAnsi="Arial" w:cs="Arial"/>
           <w:color w:val="0E0E0E"/>
           <w:sz w:val="22"/>
+          <w:rtl/>
+          <w:lang w:bidi="ar-SA"/>
         </w:rPr>
         <w:t>إيجار وتجهيز المراكز (3 مراكز × 10 أشهر):  900,000 جنيه  (25.0%)</w:t>
       </w:r>
@@ -1169,14 +1321,16 @@
     <w:p>
       <w:pPr>
         <w:pStyle w:val="ListBullet"/>
-        <w:bidi w:val="1"/>
+        <w:bidi/>
         <w:jc w:val="right"/>
       </w:pPr>
       <w:r>
         <w:rPr>
-          <w:rFonts w:ascii="Arial" w:hAnsi="Arial"/>
+          <w:rFonts w:ascii="Arial" w:hAnsi="Arial" w:cs="Arial"/>
           <w:color w:val="0E0E0E"/>
           <w:sz w:val="22"/>
+          <w:rtl/>
+          <w:lang w:bidi="ar-SA"/>
         </w:rPr>
         <w:t>التقييم المستقل وإعداد التقارير:  250,000 جنيه  (6.9%)</w:t>
       </w:r>
@@ -1184,14 +1338,16 @@
     <w:p>
       <w:pPr>
         <w:pStyle w:val="ListBullet"/>
-        <w:bidi w:val="1"/>
+        <w:bidi/>
         <w:jc w:val="right"/>
       </w:pPr>
       <w:r>
         <w:rPr>
-          <w:rFonts w:ascii="Arial" w:hAnsi="Arial"/>
+          <w:rFonts w:ascii="Arial" w:hAnsi="Arial" w:cs="Arial"/>
           <w:color w:val="0E0E0E"/>
           <w:sz w:val="22"/>
+          <w:rtl/>
+          <w:lang w:bidi="ar-SA"/>
         </w:rPr>
         <w:t>مستلزمات ودعم المتدربين (300 × 500 جنيه):  150,000 جنيه  (4.2%)</w:t>
       </w:r>
@@ -1199,56 +1355,64 @@
     <w:p>
       <w:pPr>
         <w:pStyle w:val="ListBullet"/>
-        <w:bidi w:val="1"/>
+        <w:bidi/>
         <w:jc w:val="right"/>
       </w:pPr>
       <w:r>
         <w:rPr>
-          <w:rFonts w:ascii="Arial" w:hAnsi="Arial"/>
+          <w:rFonts w:ascii="Arial" w:hAnsi="Arial" w:cs="Arial"/>
           <w:color w:val="0E0E0E"/>
           <w:sz w:val="22"/>
+          <w:rtl/>
+          <w:lang w:bidi="ar-SA"/>
         </w:rPr>
         <w:t>إدارة المشروع والمصاريف التشغيلية (18%):  650,000 جنيه  (18.1%)</w:t>
       </w:r>
     </w:p>
     <w:p>
       <w:pPr>
-        <w:bidi w:val="1"/>
+        <w:bidi/>
         <w:jc w:val="right"/>
       </w:pPr>
       <w:r>
         <w:rPr>
-          <w:rFonts w:ascii="Arial" w:hAnsi="Arial"/>
+          <w:rFonts w:ascii="Arial" w:hAnsi="Arial" w:cs="Arial"/>
           <w:color w:val="C8A24C"/>
           <w:sz w:val="26"/>
+          <w:rtl/>
+          <w:lang w:bidi="ar-SA"/>
         </w:rPr>
         <w:t>الإجمالي:  3,600,000 جنيه  |  12,000 جنيه / متدرب</w:t>
       </w:r>
     </w:p>
     <w:p>
       <w:pPr>
-        <w:bidi w:val="1"/>
+        <w:bidi/>
         <w:jc w:val="right"/>
       </w:pPr>
       <w:r>
         <w:rPr>
-          <w:rFonts w:ascii="Arial" w:hAnsi="Arial"/>
-          <w:color w:val="FFFFFF"/>
+          <w:rFonts w:ascii="Arial" w:hAnsi="Arial" w:cs="Arial"/>
+          <w:color w:val="0E0E0E"/>
           <w:sz w:val="22"/>
+          <w:rtl/>
+          <w:lang w:bidi="ar-SA"/>
         </w:rPr>
         <w:t>255 متدرباً موظفاً × راتب متوسط 4,500 جنيه/شهر = 1.14M جنيه دخل شهري مُضاف للاقتصاد</w:t>
       </w:r>
     </w:p>
     <w:p>
       <w:pPr>
-        <w:bidi w:val="1"/>
+        <w:bidi/>
         <w:jc w:val="right"/>
       </w:pPr>
       <w:r>
         <w:rPr>
-          <w:rFonts w:ascii="Arial" w:hAnsi="Arial"/>
+          <w:rFonts w:ascii="Arial" w:hAnsi="Arial" w:cs="Arial"/>
           <w:color w:val="A4232A"/>
           <w:sz w:val="22"/>
+          <w:rtl/>
+          <w:lang w:bidi="ar-SA"/>
         </w:rPr>
         <w:t>بند الاسترداد: إذا نسبة التوظيف &lt; 70% — يُعاد 30% من التمويل الحكومي خلال 60 يوماً</w:t>
       </w:r>
@@ -1260,29 +1424,33 @@
     </w:p>
     <w:p>
       <w:pPr>
-        <w:bidi w:val="1"/>
+        <w:bidi/>
         <w:jc w:val="right"/>
       </w:pPr>
       <w:r>
         <w:rPr>
-          <w:rFonts w:ascii="Montserrat" w:hAnsi="Montserrat"/>
+          <w:rFonts w:ascii="Arial" w:hAnsi="Arial" w:cs="Arial"/>
           <w:b/>
           <w:color w:val="0E0E0E"/>
           <w:sz w:val="52"/>
+          <w:rtl/>
+          <w:lang w:bidi="ar-SA"/>
         </w:rPr>
         <w:t>05  ·  المؤشرات والمتابعة</w:t>
       </w:r>
     </w:p>
     <w:p>
       <w:pPr>
-        <w:bidi w:val="1"/>
+        <w:bidi/>
         <w:jc w:val="right"/>
       </w:pPr>
       <w:r>
         <w:rPr>
-          <w:rFonts w:ascii="Arial" w:hAnsi="Arial"/>
+          <w:rFonts w:ascii="Arial" w:hAnsi="Arial" w:cs="Arial"/>
           <w:color w:val="665522"/>
           <w:sz w:val="24"/>
+          <w:rtl/>
+          <w:lang w:bidi="ar-SA"/>
         </w:rPr>
         <w:t>التزامات قابلة للقياس + بند استرداد</w:t>
       </w:r>
@@ -1294,71 +1462,81 @@
     </w:p>
     <w:p>
       <w:pPr>
-        <w:bidi w:val="1"/>
+        <w:bidi/>
         <w:jc w:val="right"/>
       </w:pPr>
       <w:r>
         <w:rPr>
-          <w:rFonts w:ascii="Montserrat" w:hAnsi="Montserrat"/>
+          <w:rFonts w:ascii="Arial" w:hAnsi="Arial" w:cs="Arial"/>
           <w:b/>
           <w:color w:val="0E0E0E"/>
           <w:sz w:val="44"/>
+          <w:rtl/>
+          <w:lang w:bidi="ar-SA"/>
         </w:rPr>
         <w:t>التزاماتنا القابلة للقياس</w:t>
       </w:r>
     </w:p>
     <w:p>
       <w:pPr>
-        <w:bidi w:val="1"/>
+        <w:bidi/>
         <w:jc w:val="right"/>
       </w:pPr>
       <w:r>
         <w:rPr>
-          <w:rFonts w:ascii="Arial" w:hAnsi="Arial"/>
+          <w:rFonts w:ascii="Arial" w:hAnsi="Arial" w:cs="Arial"/>
           <w:color w:val="C8A24C"/>
           <w:sz w:val="24"/>
+          <w:rtl/>
+          <w:lang w:bidi="ar-SA"/>
         </w:rPr>
         <w:t>85%+  —  نسبة التوظيف الفعال:  خلال 90 يوماً من إتمام التدريب</w:t>
       </w:r>
     </w:p>
     <w:p>
       <w:pPr>
-        <w:bidi w:val="1"/>
+        <w:bidi/>
         <w:jc w:val="right"/>
       </w:pPr>
       <w:r>
         <w:rPr>
-          <w:rFonts w:ascii="Arial" w:hAnsi="Arial"/>
+          <w:rFonts w:ascii="Arial" w:hAnsi="Arial" w:cs="Arial"/>
           <w:color w:val="C8A24C"/>
           <w:sz w:val="24"/>
+          <w:rtl/>
+          <w:lang w:bidi="ar-SA"/>
         </w:rPr>
         <w:t>4.8/5  —  رضا المتدربين:  تقييم مستقل بعد إتمام البرنامج</w:t>
       </w:r>
     </w:p>
     <w:p>
       <w:pPr>
-        <w:bidi w:val="1"/>
+        <w:bidi/>
         <w:jc w:val="right"/>
       </w:pPr>
       <w:r>
         <w:rPr>
-          <w:rFonts w:ascii="Arial" w:hAnsi="Arial"/>
+          <w:rFonts w:ascii="Arial" w:hAnsi="Arial" w:cs="Arial"/>
           <w:color w:val="C8A24C"/>
           <w:sz w:val="24"/>
+          <w:rtl/>
+          <w:lang w:bidi="ar-SA"/>
         </w:rPr>
         <w:t>96%+  —  رضا أصحاب العمل:  قياس بعد 6 أشهر من التوظيف</w:t>
       </w:r>
     </w:p>
     <w:p>
       <w:pPr>
-        <w:bidi w:val="1"/>
+        <w:bidi/>
         <w:jc w:val="right"/>
       </w:pPr>
       <w:r>
         <w:rPr>
-          <w:rFonts w:ascii="Arial" w:hAnsi="Arial"/>
+          <w:rFonts w:ascii="Arial" w:hAnsi="Arial" w:cs="Arial"/>
           <w:color w:val="C8A24C"/>
           <w:sz w:val="24"/>
+          <w:rtl/>
+          <w:lang w:bidi="ar-SA"/>
         </w:rPr>
         <w:t>+52%  —  تحسن معدل التوظيف:  فوق المتوسط مقارنةً بالتدريب التقليدي</w:t>
       </w:r>
@@ -1366,15 +1544,17 @@
     <w:p/>
     <w:p>
       <w:pPr>
-        <w:bidi w:val="1"/>
+        <w:bidi/>
         <w:jc w:val="right"/>
       </w:pPr>
       <w:r>
         <w:rPr>
-          <w:rFonts w:ascii="Montserrat" w:hAnsi="Montserrat"/>
+          <w:rFonts w:ascii="Arial" w:hAnsi="Arial" w:cs="Arial"/>
           <w:b/>
           <w:color w:val="0E0E0E"/>
           <w:sz w:val="36"/>
+          <w:rtl/>
+          <w:lang w:bidi="ar-SA"/>
         </w:rPr>
         <w:t>التزامات إضافية</w:t>
       </w:r>
@@ -1382,14 +1562,16 @@
     <w:p>
       <w:pPr>
         <w:pStyle w:val="ListBullet"/>
-        <w:bidi w:val="1"/>
+        <w:bidi/>
         <w:jc w:val="right"/>
       </w:pPr>
       <w:r>
         <w:rPr>
-          <w:rFonts w:ascii="Arial" w:hAnsi="Arial"/>
+          <w:rFonts w:ascii="Arial" w:hAnsi="Arial" w:cs="Arial"/>
           <w:color w:val="0E0E0E"/>
           <w:sz w:val="22"/>
+          <w:rtl/>
+          <w:lang w:bidi="ar-SA"/>
         </w:rPr>
         <w:t>لوحة بيانات حية للوزارة تُحدَّث شهرياً (Google Looker Studio)</w:t>
       </w:r>
@@ -1397,14 +1579,16 @@
     <w:p>
       <w:pPr>
         <w:pStyle w:val="ListBullet"/>
-        <w:bidi w:val="1"/>
+        <w:bidi/>
         <w:jc w:val="right"/>
       </w:pPr>
       <w:r>
         <w:rPr>
-          <w:rFonts w:ascii="Arial" w:hAnsi="Arial"/>
+          <w:rFonts w:ascii="Arial" w:hAnsi="Arial" w:cs="Arial"/>
           <w:color w:val="0E0E0E"/>
           <w:sz w:val="22"/>
+          <w:rtl/>
+          <w:lang w:bidi="ar-SA"/>
         </w:rPr>
         <w:t>تقارير ربع سنوية مستقلة من جهة تقييم خارجية معتمدة</w:t>
       </w:r>
@@ -1412,14 +1596,16 @@
     <w:p>
       <w:pPr>
         <w:pStyle w:val="ListBullet"/>
-        <w:bidi w:val="1"/>
+        <w:bidi/>
         <w:jc w:val="right"/>
       </w:pPr>
       <w:r>
         <w:rPr>
-          <w:rFonts w:ascii="Arial" w:hAnsi="Arial"/>
+          <w:rFonts w:ascii="Arial" w:hAnsi="Arial" w:cs="Arial"/>
           <w:color w:val="0E0E0E"/>
           <w:sz w:val="22"/>
+          <w:rtl/>
+          <w:lang w:bidi="ar-SA"/>
         </w:rPr>
         <w:t>بند استرداد رسمي: إذا نسبة التوظيف &lt; 70% → يُعاد 30% من التمويل خلال 60 يوماً</w:t>
       </w:r>
@@ -1427,44 +1613,50 @@
     <w:p>
       <w:pPr>
         <w:pStyle w:val="ListBullet"/>
-        <w:bidi w:val="1"/>
+        <w:bidi/>
         <w:jc w:val="right"/>
       </w:pPr>
       <w:r>
         <w:rPr>
-          <w:rFonts w:ascii="Arial" w:hAnsi="Arial"/>
+          <w:rFonts w:ascii="Arial" w:hAnsi="Arial" w:cs="Arial"/>
           <w:color w:val="0E0E0E"/>
           <w:sz w:val="22"/>
+          <w:rtl/>
+          <w:lang w:bidi="ar-SA"/>
         </w:rPr>
         <w:t>شراكة بحثية مع الجامعات لنشر نتائج النموذج دولياً</w:t>
       </w:r>
     </w:p>
     <w:p>
       <w:pPr>
-        <w:bidi w:val="1"/>
+        <w:bidi/>
         <w:jc w:val="right"/>
       </w:pPr>
       <w:r>
         <w:rPr>
-          <w:rFonts w:ascii="Montserrat" w:hAnsi="Montserrat"/>
+          <w:rFonts w:ascii="Arial" w:hAnsi="Arial" w:cs="Arial"/>
           <w:b/>
           <w:color w:val="0E0E0E"/>
           <w:sz w:val="44"/>
+          <w:rtl/>
+          <w:lang w:bidi="ar-SA"/>
         </w:rPr>
         <w:t>إطار المتابعة والتقييم — M&amp;E Framework</w:t>
       </w:r>
     </w:p>
     <w:p>
       <w:pPr>
-        <w:bidi w:val="1"/>
+        <w:bidi/>
         <w:jc w:val="right"/>
       </w:pPr>
       <w:r>
         <w:rPr>
-          <w:rFonts w:ascii="Montserrat" w:hAnsi="Montserrat"/>
+          <w:rFonts w:ascii="Arial" w:hAnsi="Arial" w:cs="Arial"/>
           <w:b/>
           <w:color w:val="886622"/>
           <w:sz w:val="36"/>
+          <w:rtl/>
+          <w:lang w:bidi="ar-SA"/>
         </w:rPr>
         <w:t>مخرجات</w:t>
       </w:r>
@@ -1472,14 +1664,16 @@
     <w:p>
       <w:pPr>
         <w:pStyle w:val="ListBullet"/>
-        <w:bidi w:val="1"/>
+        <w:bidi/>
         <w:jc w:val="right"/>
       </w:pPr>
       <w:r>
         <w:rPr>
-          <w:rFonts w:ascii="Arial" w:hAnsi="Arial"/>
+          <w:rFonts w:ascii="Arial" w:hAnsi="Arial" w:cs="Arial"/>
           <w:color w:val="0E0E0E"/>
           <w:sz w:val="22"/>
+          <w:rtl/>
+          <w:lang w:bidi="ar-SA"/>
         </w:rPr>
         <w:t>عدد المتدربين الملتحقين  |  الهدف: 300 / المرحلة 1  |  سجلات التسجيل — شهرياً</w:t>
       </w:r>
@@ -1487,14 +1681,16 @@
     <w:p>
       <w:pPr>
         <w:pStyle w:val="ListBullet"/>
-        <w:bidi w:val="1"/>
+        <w:bidi/>
         <w:jc w:val="right"/>
       </w:pPr>
       <w:r>
         <w:rPr>
-          <w:rFonts w:ascii="Arial" w:hAnsi="Arial"/>
+          <w:rFonts w:ascii="Arial" w:hAnsi="Arial" w:cs="Arial"/>
           <w:color w:val="0E0E0E"/>
           <w:sz w:val="22"/>
+          <w:rtl/>
+          <w:lang w:bidi="ar-SA"/>
         </w:rPr>
         <w:t>معدل إتمام البرنامج  |  الهدف: ≥ 90%  |  نظام الحضور — كل دفعة</w:t>
       </w:r>
@@ -1502,29 +1698,33 @@
     <w:p>
       <w:pPr>
         <w:pStyle w:val="ListBullet"/>
-        <w:bidi w:val="1"/>
+        <w:bidi/>
         <w:jc w:val="right"/>
       </w:pPr>
       <w:r>
         <w:rPr>
-          <w:rFonts w:ascii="Arial" w:hAnsi="Arial"/>
+          <w:rFonts w:ascii="Arial" w:hAnsi="Arial" w:cs="Arial"/>
           <w:color w:val="0E0E0E"/>
           <w:sz w:val="22"/>
+          <w:rtl/>
+          <w:lang w:bidi="ar-SA"/>
         </w:rPr>
         <w:t>اجتياز تقييم ECDL  |  الهدف: ≥ 80% من المتدربين  |  شهادات رسمية — كل دفعة</w:t>
       </w:r>
     </w:p>
     <w:p>
       <w:pPr>
-        <w:bidi w:val="1"/>
+        <w:bidi/>
         <w:jc w:val="right"/>
       </w:pPr>
       <w:r>
         <w:rPr>
-          <w:rFonts w:ascii="Montserrat" w:hAnsi="Montserrat"/>
+          <w:rFonts w:ascii="Arial" w:hAnsi="Arial" w:cs="Arial"/>
           <w:b/>
           <w:color w:val="886622"/>
           <w:sz w:val="36"/>
+          <w:rtl/>
+          <w:lang w:bidi="ar-SA"/>
         </w:rPr>
         <w:t>أثر</w:t>
       </w:r>
@@ -1532,14 +1732,16 @@
     <w:p>
       <w:pPr>
         <w:pStyle w:val="ListBullet"/>
-        <w:bidi w:val="1"/>
+        <w:bidi/>
         <w:jc w:val="right"/>
       </w:pPr>
       <w:r>
         <w:rPr>
-          <w:rFonts w:ascii="Arial" w:hAnsi="Arial"/>
+          <w:rFonts w:ascii="Arial" w:hAnsi="Arial" w:cs="Arial"/>
           <w:color w:val="0E0E0E"/>
           <w:sz w:val="22"/>
+          <w:rtl/>
+          <w:lang w:bidi="ar-SA"/>
         </w:rPr>
         <w:t>توظيف خلال 90 يوماً  |  الهدف: ≥ 85%  |  متابعة فردية + خطاب توظيف</w:t>
       </w:r>
@@ -1547,14 +1749,16 @@
     <w:p>
       <w:pPr>
         <w:pStyle w:val="ListBullet"/>
-        <w:bidi w:val="1"/>
+        <w:bidi/>
         <w:jc w:val="right"/>
       </w:pPr>
       <w:r>
         <w:rPr>
-          <w:rFonts w:ascii="Arial" w:hAnsi="Arial"/>
+          <w:rFonts w:ascii="Arial" w:hAnsi="Arial" w:cs="Arial"/>
           <w:color w:val="0E0E0E"/>
           <w:sz w:val="22"/>
+          <w:rtl/>
+          <w:lang w:bidi="ar-SA"/>
         </w:rPr>
         <w:t>رضا أصحاب العمل  |  الهدف: ≥ 96%  |  استبيان 6 أشهر بعد التوظيف</w:t>
       </w:r>
@@ -1562,188 +1766,214 @@
     <w:p>
       <w:pPr>
         <w:pStyle w:val="ListBullet"/>
-        <w:bidi w:val="1"/>
+        <w:bidi/>
         <w:jc w:val="right"/>
       </w:pPr>
       <w:r>
         <w:rPr>
-          <w:rFonts w:ascii="Arial" w:hAnsi="Arial"/>
+          <w:rFonts w:ascii="Arial" w:hAnsi="Arial" w:cs="Arial"/>
           <w:color w:val="0E0E0E"/>
           <w:sz w:val="22"/>
+          <w:rtl/>
+          <w:lang w:bidi="ar-SA"/>
         </w:rPr>
         <w:t>الاحتفاظ بالوظيفة 6 أشهر  |  الهدف: ≥ 75%  |  اتصال متابعة دوري</w:t>
       </w:r>
     </w:p>
     <w:p>
       <w:pPr>
-        <w:bidi w:val="1"/>
+        <w:bidi/>
         <w:jc w:val="right"/>
       </w:pPr>
       <w:r>
         <w:rPr>
-          <w:rFonts w:ascii="Arial" w:hAnsi="Arial"/>
+          <w:rFonts w:ascii="Arial" w:hAnsi="Arial" w:cs="Arial"/>
           <w:color w:val="444444"/>
           <w:sz w:val="20"/>
+          <w:rtl/>
+          <w:lang w:bidi="ar-SA"/>
         </w:rPr>
         <w:t>التقارير: شهرية للوزارة · ربع سنوية مستقلة · سنوية للنشر العلمي. المراجعة المستقلة: مركز تقييم معتمد من الوزارة يُحدَّد بالاتفاق.</w:t>
       </w:r>
     </w:p>
     <w:p>
       <w:pPr>
-        <w:bidi w:val="1"/>
+        <w:bidi/>
         <w:jc w:val="right"/>
       </w:pPr>
       <w:r>
         <w:rPr>
-          <w:rFonts w:ascii="Montserrat" w:hAnsi="Montserrat"/>
+          <w:rFonts w:ascii="Arial" w:hAnsi="Arial" w:cs="Arial"/>
           <w:b/>
           <w:color w:val="0E0E0E"/>
           <w:sz w:val="44"/>
+          <w:rtl/>
+          <w:lang w:bidi="ar-SA"/>
         </w:rPr>
         <w:t>تحليل المخاطر وخطة التخفيف</w:t>
       </w:r>
     </w:p>
     <w:p>
       <w:pPr>
-        <w:bidi w:val="1"/>
+        <w:bidi/>
         <w:jc w:val="right"/>
       </w:pPr>
       <w:r>
         <w:rPr>
-          <w:rFonts w:ascii="Montserrat" w:hAnsi="Montserrat"/>
+          <w:rFonts w:ascii="Arial" w:hAnsi="Arial" w:cs="Arial"/>
           <w:b/>
           <w:color w:val="886622"/>
           <w:sz w:val="36"/>
+          <w:rtl/>
+          <w:lang w:bidi="ar-SA"/>
         </w:rPr>
         <w:t>[عالية]  ضعف الإقبال في بعض المحافظات</w:t>
       </w:r>
     </w:p>
     <w:p>
       <w:pPr>
-        <w:bidi w:val="1"/>
+        <w:bidi/>
         <w:jc w:val="right"/>
       </w:pPr>
       <w:r>
         <w:rPr>
-          <w:rFonts w:ascii="Arial" w:hAnsi="Arial"/>
-          <w:color w:val="FFFFFF"/>
+          <w:rFonts w:ascii="Arial" w:hAnsi="Arial" w:cs="Arial"/>
+          <w:color w:val="0E0E0E"/>
           <w:sz w:val="22"/>
+          <w:rtl/>
+          <w:lang w:bidi="ar-SA"/>
         </w:rPr>
         <w:t>شراكة مع الوحدات الجامعية للتسويق + حوافز مادية للمتدرب (بدل نقل 200 جنيه/جلسة)</w:t>
       </w:r>
     </w:p>
     <w:p>
       <w:pPr>
-        <w:bidi w:val="1"/>
+        <w:bidi/>
         <w:jc w:val="right"/>
       </w:pPr>
       <w:r>
         <w:rPr>
-          <w:rFonts w:ascii="Montserrat" w:hAnsi="Montserrat"/>
+          <w:rFonts w:ascii="Arial" w:hAnsi="Arial" w:cs="Arial"/>
           <w:b/>
           <w:color w:val="886622"/>
           <w:sz w:val="36"/>
+          <w:rtl/>
+          <w:lang w:bidi="ar-SA"/>
         </w:rPr>
         <w:t>[متوسطة]  تأخر إتاحة المراكز التدريبية</w:t>
       </w:r>
     </w:p>
     <w:p>
       <w:pPr>
-        <w:bidi w:val="1"/>
+        <w:bidi/>
         <w:jc w:val="right"/>
       </w:pPr>
       <w:r>
         <w:rPr>
-          <w:rFonts w:ascii="Arial" w:hAnsi="Arial"/>
-          <w:color w:val="FFFFFF"/>
+          <w:rFonts w:ascii="Arial" w:hAnsi="Arial" w:cs="Arial"/>
+          <w:color w:val="0E0E0E"/>
           <w:sz w:val="22"/>
+          <w:rtl/>
+          <w:lang w:bidi="ar-SA"/>
         </w:rPr>
         <w:t>خطة بديلة: عقود إيجار مؤسسات خاصة جاهزة كـ backup — تم تحديدها مسبقاً</w:t>
       </w:r>
     </w:p>
     <w:p>
       <w:pPr>
-        <w:bidi w:val="1"/>
+        <w:bidi/>
         <w:jc w:val="right"/>
       </w:pPr>
       <w:r>
         <w:rPr>
-          <w:rFonts w:ascii="Montserrat" w:hAnsi="Montserrat"/>
+          <w:rFonts w:ascii="Arial" w:hAnsi="Arial" w:cs="Arial"/>
           <w:b/>
           <w:color w:val="886622"/>
           <w:sz w:val="36"/>
+          <w:rtl/>
+          <w:lang w:bidi="ar-SA"/>
         </w:rPr>
         <w:t>[متوسطة]  تذبذب التزام أصحاب العمل</w:t>
       </w:r>
     </w:p>
     <w:p>
       <w:pPr>
-        <w:bidi w:val="1"/>
+        <w:bidi/>
         <w:jc w:val="right"/>
       </w:pPr>
       <w:r>
         <w:rPr>
-          <w:rFonts w:ascii="Arial" w:hAnsi="Arial"/>
-          <w:color w:val="FFFFFF"/>
+          <w:rFonts w:ascii="Arial" w:hAnsi="Arial" w:cs="Arial"/>
+          <w:color w:val="0E0E0E"/>
           <w:sz w:val="22"/>
+          <w:rtl/>
+          <w:lang w:bidi="ar-SA"/>
         </w:rPr>
         <w:t>بروتوكولات توظيف موقّعة مسبقاً + قائمة انتظار 30+ شركة بديلة</w:t>
       </w:r>
     </w:p>
     <w:p>
       <w:pPr>
-        <w:bidi w:val="1"/>
+        <w:bidi/>
         <w:jc w:val="right"/>
       </w:pPr>
       <w:r>
         <w:rPr>
-          <w:rFonts w:ascii="Montserrat" w:hAnsi="Montserrat"/>
+          <w:rFonts w:ascii="Arial" w:hAnsi="Arial" w:cs="Arial"/>
           <w:b/>
           <w:color w:val="886622"/>
           <w:sz w:val="36"/>
+          <w:rtl/>
+          <w:lang w:bidi="ar-SA"/>
         </w:rPr>
         <w:t>[منخفضة]  تغيير السياسات الحكومية</w:t>
       </w:r>
     </w:p>
     <w:p>
       <w:pPr>
-        <w:bidi w:val="1"/>
+        <w:bidi/>
         <w:jc w:val="right"/>
       </w:pPr>
       <w:r>
         <w:rPr>
-          <w:rFonts w:ascii="Arial" w:hAnsi="Arial"/>
-          <w:color w:val="FFFFFF"/>
+          <w:rFonts w:ascii="Arial" w:hAnsi="Arial" w:cs="Arial"/>
+          <w:color w:val="0E0E0E"/>
           <w:sz w:val="22"/>
+          <w:rtl/>
+          <w:lang w:bidi="ar-SA"/>
         </w:rPr>
         <w:t>هيكل قانوني مرن (س.م.م) + بنود مراجعة سنوية في الاتفاقية</w:t>
       </w:r>
     </w:p>
     <w:p>
       <w:pPr>
-        <w:bidi w:val="1"/>
+        <w:bidi/>
         <w:jc w:val="right"/>
       </w:pPr>
       <w:r>
         <w:rPr>
-          <w:rFonts w:ascii="Montserrat" w:hAnsi="Montserrat"/>
+          <w:rFonts w:ascii="Arial" w:hAnsi="Arial" w:cs="Arial"/>
           <w:b/>
           <w:color w:val="886622"/>
           <w:sz w:val="36"/>
+          <w:rtl/>
+          <w:lang w:bidi="ar-SA"/>
         </w:rPr>
         <w:t>[منخفضة]  نقص المدربين المؤهلين</w:t>
       </w:r>
     </w:p>
     <w:p>
       <w:pPr>
-        <w:bidi w:val="1"/>
+        <w:bidi/>
         <w:jc w:val="right"/>
       </w:pPr>
       <w:r>
         <w:rPr>
-          <w:rFonts w:ascii="Arial" w:hAnsi="Arial"/>
-          <w:color w:val="FFFFFF"/>
+          <w:rFonts w:ascii="Arial" w:hAnsi="Arial" w:cs="Arial"/>
+          <w:color w:val="0E0E0E"/>
           <w:sz w:val="22"/>
+          <w:rtl/>
+          <w:lang w:bidi="ar-SA"/>
         </w:rPr>
         <w:t>قاعدة بيانات 45 مدرباً معتمداً — تم بناؤها خلال AASTMT Phase</w:t>
       </w:r>
@@ -1755,29 +1985,33 @@
     </w:p>
     <w:p>
       <w:pPr>
-        <w:bidi w:val="1"/>
+        <w:bidi/>
         <w:jc w:val="right"/>
       </w:pPr>
       <w:r>
         <w:rPr>
-          <w:rFonts w:ascii="Montserrat" w:hAnsi="Montserrat"/>
+          <w:rFonts w:ascii="Arial" w:hAnsi="Arial" w:cs="Arial"/>
           <w:b/>
           <w:color w:val="0E0E0E"/>
           <w:sz w:val="52"/>
+          <w:rtl/>
+          <w:lang w:bidi="ar-SA"/>
         </w:rPr>
         <w:t>06  ·  MY4 Education</w:t>
       </w:r>
     </w:p>
     <w:p>
       <w:pPr>
-        <w:bidi w:val="1"/>
+        <w:bidi/>
         <w:jc w:val="right"/>
       </w:pPr>
       <w:r>
         <w:rPr>
-          <w:rFonts w:ascii="Arial" w:hAnsi="Arial"/>
+          <w:rFonts w:ascii="Arial" w:hAnsi="Arial" w:cs="Arial"/>
           <w:color w:val="665522"/>
           <w:sz w:val="24"/>
+          <w:rtl/>
+          <w:lang w:bidi="ar-SA"/>
         </w:rPr>
         <w:t>الكيان القانوني · الفريق · التميز التنافسي</w:t>
       </w:r>
@@ -1789,43 +2023,49 @@
     </w:p>
     <w:p>
       <w:pPr>
-        <w:bidi w:val="1"/>
+        <w:bidi/>
         <w:jc w:val="right"/>
       </w:pPr>
       <w:r>
         <w:rPr>
-          <w:rFonts w:ascii="Montserrat" w:hAnsi="Montserrat"/>
+          <w:rFonts w:ascii="Arial" w:hAnsi="Arial" w:cs="Arial"/>
           <w:b/>
           <w:color w:val="0E0E0E"/>
           <w:sz w:val="44"/>
+          <w:rtl/>
+          <w:lang w:bidi="ar-SA"/>
         </w:rPr>
         <w:t>من نحن — الكيان والفريق</w:t>
       </w:r>
     </w:p>
     <w:p>
       <w:pPr>
-        <w:bidi w:val="1"/>
+        <w:bidi/>
         <w:jc w:val="right"/>
       </w:pPr>
       <w:r>
         <w:rPr>
-          <w:rFonts w:ascii="Arial" w:hAnsi="Arial"/>
-          <w:color w:val="FFFFFF"/>
+          <w:rFonts w:ascii="Arial" w:hAnsi="Arial" w:cs="Arial"/>
+          <w:color w:val="0E0E0E"/>
           <w:sz w:val="22"/>
+          <w:rtl/>
+          <w:lang w:bidi="ar-SA"/>
         </w:rPr>
         <w:t>شركة MY4 Education للتدريب والتطوير المهني (س.م.م رقم 157843) — مسجلة في مصر، متخصصة في تأهيل الشباب لسوق العمل منذ 2022.</w:t>
       </w:r>
     </w:p>
     <w:p>
       <w:pPr>
-        <w:bidi w:val="1"/>
+        <w:bidi/>
         <w:jc w:val="right"/>
       </w:pPr>
       <w:r>
         <w:rPr>
-          <w:rFonts w:ascii="Arial" w:hAnsi="Arial"/>
+          <w:rFonts w:ascii="Arial" w:hAnsi="Arial" w:cs="Arial"/>
           <w:color w:val="C8A24C"/>
           <w:sz w:val="22"/>
+          <w:rtl/>
+          <w:lang w:bidi="ar-SA"/>
         </w:rPr>
         <w:t>محمود جاداللا — مؤسس ومدير تنفيذي. خبرة 8+ سنوات في تصميم برامج التعليم والتدريب المهني. خريج ومدرب معتمد — شارك في تصميم برامج IFC/World Bank و UNICEF Egypt.</w:t>
       </w:r>
@@ -1834,14 +2074,16 @@
     <w:p>
       <w:pPr>
         <w:pStyle w:val="ListBullet"/>
-        <w:bidi w:val="1"/>
+        <w:bidi/>
         <w:jc w:val="right"/>
       </w:pPr>
       <w:r>
         <w:rPr>
-          <w:rFonts w:ascii="Arial" w:hAnsi="Arial"/>
+          <w:rFonts w:ascii="Arial" w:hAnsi="Arial" w:cs="Arial"/>
           <w:color w:val="0E0E0E"/>
           <w:sz w:val="22"/>
+          <w:rtl/>
+          <w:lang w:bidi="ar-SA"/>
         </w:rPr>
         <w:t>محمود جاداللا  —  المدير التنفيذي:  تصميم البرامج + الشراكات الاستراتيجية</w:t>
       </w:r>
@@ -1849,14 +2091,16 @@
     <w:p>
       <w:pPr>
         <w:pStyle w:val="ListBullet"/>
-        <w:bidi w:val="1"/>
+        <w:bidi/>
         <w:jc w:val="right"/>
       </w:pPr>
       <w:r>
         <w:rPr>
-          <w:rFonts w:ascii="Arial" w:hAnsi="Arial"/>
+          <w:rFonts w:ascii="Arial" w:hAnsi="Arial" w:cs="Arial"/>
           <w:color w:val="0E0E0E"/>
           <w:sz w:val="22"/>
+          <w:rtl/>
+          <w:lang w:bidi="ar-SA"/>
         </w:rPr>
         <w:t>د. أميرة حسن  —  مدير التدريب:  مناهج + جودة التدريب — PhD تربية جامعة القاهرة</w:t>
       </w:r>
@@ -1864,14 +2108,16 @@
     <w:p>
       <w:pPr>
         <w:pStyle w:val="ListBullet"/>
-        <w:bidi w:val="1"/>
+        <w:bidi/>
         <w:jc w:val="right"/>
       </w:pPr>
       <w:r>
         <w:rPr>
-          <w:rFonts w:ascii="Arial" w:hAnsi="Arial"/>
+          <w:rFonts w:ascii="Arial" w:hAnsi="Arial" w:cs="Arial"/>
           <w:color w:val="0E0E0E"/>
           <w:sz w:val="22"/>
+          <w:rtl/>
+          <w:lang w:bidi="ar-SA"/>
         </w:rPr>
         <w:t>أحمد الشافعي  —  مدير التوظيف وشركاء الأعمال:  إدارة شبكة أصحاب العمل — خبرة 10 سنوات HR</w:t>
       </w:r>
@@ -1879,14 +2125,16 @@
     <w:p>
       <w:pPr>
         <w:pStyle w:val="ListBullet"/>
-        <w:bidi w:val="1"/>
+        <w:bidi/>
         <w:jc w:val="right"/>
       </w:pPr>
       <w:r>
         <w:rPr>
-          <w:rFonts w:ascii="Arial" w:hAnsi="Arial"/>
+          <w:rFonts w:ascii="Arial" w:hAnsi="Arial" w:cs="Arial"/>
           <w:color w:val="0E0E0E"/>
           <w:sz w:val="22"/>
+          <w:rtl/>
+          <w:lang w:bidi="ar-SA"/>
         </w:rPr>
         <w:t>سارة مصطفى  —  مدير المتابعة والتقييم:  M&amp;E — شهادة دولية PMD Pro</w:t>
       </w:r>
@@ -1894,15 +2142,17 @@
     <w:p/>
     <w:p>
       <w:pPr>
-        <w:bidi w:val="1"/>
+        <w:bidi/>
         <w:jc w:val="right"/>
       </w:pPr>
       <w:r>
         <w:rPr>
-          <w:rFonts w:ascii="Montserrat" w:hAnsi="Montserrat"/>
+          <w:rFonts w:ascii="Arial" w:hAnsi="Arial" w:cs="Arial"/>
           <w:b/>
           <w:color w:val="0E0E0E"/>
           <w:sz w:val="36"/>
+          <w:rtl/>
+          <w:lang w:bidi="ar-SA"/>
         </w:rPr>
         <w:t>الاعتمادات</w:t>
       </w:r>
@@ -1910,14 +2160,16 @@
     <w:p>
       <w:pPr>
         <w:pStyle w:val="ListBullet"/>
-        <w:bidi w:val="1"/>
+        <w:bidi/>
         <w:jc w:val="right"/>
       </w:pPr>
       <w:r>
         <w:rPr>
-          <w:rFonts w:ascii="Arial" w:hAnsi="Arial"/>
+          <w:rFonts w:ascii="Arial" w:hAnsi="Arial" w:cs="Arial"/>
           <w:color w:val="0E0E0E"/>
           <w:sz w:val="22"/>
+          <w:rtl/>
+          <w:lang w:bidi="ar-SA"/>
         </w:rPr>
         <w:t>شريك معتمد — الأكاديمية العربية للعلوم والتكنولوجيا والنقل البحري (AASTMT)</w:t>
       </w:r>
@@ -1925,14 +2177,16 @@
     <w:p>
       <w:pPr>
         <w:pStyle w:val="ListBullet"/>
-        <w:bidi w:val="1"/>
+        <w:bidi/>
         <w:jc w:val="right"/>
       </w:pPr>
       <w:r>
         <w:rPr>
-          <w:rFonts w:ascii="Arial" w:hAnsi="Arial"/>
+          <w:rFonts w:ascii="Arial" w:hAnsi="Arial" w:cs="Arial"/>
           <w:color w:val="0E0E0E"/>
           <w:sz w:val="22"/>
+          <w:rtl/>
+          <w:lang w:bidi="ar-SA"/>
         </w:rPr>
         <w:t>عضو — منظومة Injaz Egypt / Junior Achievement Worldwide</w:t>
       </w:r>
@@ -1940,127 +2194,145 @@
     <w:p>
       <w:pPr>
         <w:pStyle w:val="ListBullet"/>
-        <w:bidi w:val="1"/>
+        <w:bidi/>
         <w:jc w:val="right"/>
       </w:pPr>
       <w:r>
         <w:rPr>
-          <w:rFonts w:ascii="Arial" w:hAnsi="Arial"/>
+          <w:rFonts w:ascii="Arial" w:hAnsi="Arial" w:cs="Arial"/>
           <w:color w:val="0E0E0E"/>
           <w:sz w:val="22"/>
+          <w:rtl/>
+          <w:lang w:bidi="ar-SA"/>
         </w:rPr>
         <w:t>معتمد — مركز امتحانات ECDL مصر</w:t>
       </w:r>
     </w:p>
     <w:p>
       <w:pPr>
-        <w:bidi w:val="1"/>
+        <w:bidi/>
         <w:jc w:val="right"/>
       </w:pPr>
       <w:r>
         <w:rPr>
-          <w:rFonts w:ascii="Montserrat" w:hAnsi="Montserrat"/>
+          <w:rFonts w:ascii="Arial" w:hAnsi="Arial" w:cs="Arial"/>
           <w:b/>
           <w:color w:val="0E0E0E"/>
           <w:sz w:val="44"/>
+          <w:rtl/>
+          <w:lang w:bidi="ar-SA"/>
         </w:rPr>
         <w:t>MY4 مقارنةً بالبدائل المتاحة</w:t>
       </w:r>
     </w:p>
     <w:p>
       <w:pPr>
-        <w:bidi w:val="1"/>
+        <w:bidi/>
         <w:jc w:val="right"/>
       </w:pPr>
       <w:r>
         <w:rPr>
-          <w:rFonts w:ascii="Arial" w:hAnsi="Arial"/>
-          <w:color w:val="FFFFFF"/>
+          <w:rFonts w:ascii="Arial" w:hAnsi="Arial" w:cs="Arial"/>
+          <w:color w:val="0E0E0E"/>
           <w:sz w:val="22"/>
+          <w:rtl/>
+          <w:lang w:bidi="ar-SA"/>
         </w:rPr>
         <w:t>المعيار  |  MY4 Education  |  ILO/GIZ/UNDP  |  ITIDA/MCIT</w:t>
       </w:r>
     </w:p>
     <w:p>
       <w:pPr>
-        <w:bidi w:val="1"/>
+        <w:bidi/>
         <w:jc w:val="right"/>
       </w:pPr>
       <w:r>
         <w:rPr>
-          <w:rFonts w:ascii="Arial" w:hAnsi="Arial"/>
-          <w:color w:val="FFFFFF"/>
+          <w:rFonts w:ascii="Arial" w:hAnsi="Arial" w:cs="Arial"/>
+          <w:color w:val="0E0E0E"/>
           <w:sz w:val="22"/>
+          <w:rtl/>
+          <w:lang w:bidi="ar-SA"/>
         </w:rPr>
         <w:t>المدة  |  8 أسابيع  |  6–12 أشهر  |  3–4 أشهر</w:t>
       </w:r>
     </w:p>
     <w:p>
       <w:pPr>
-        <w:bidi w:val="1"/>
+        <w:bidi/>
         <w:jc w:val="right"/>
       </w:pPr>
       <w:r>
         <w:rPr>
-          <w:rFonts w:ascii="Arial" w:hAnsi="Arial"/>
-          <w:color w:val="FFFFFF"/>
+          <w:rFonts w:ascii="Arial" w:hAnsi="Arial" w:cs="Arial"/>
+          <w:color w:val="0E0E0E"/>
           <w:sz w:val="22"/>
+          <w:rtl/>
+          <w:lang w:bidi="ar-SA"/>
         </w:rPr>
         <w:t>نسبة التوظيف  |  85%+  موثق  |  50–60% تقديري  |  65–70%  بالتقنية فقط</w:t>
       </w:r>
     </w:p>
     <w:p>
       <w:pPr>
-        <w:bidi w:val="1"/>
+        <w:bidi/>
         <w:jc w:val="right"/>
       </w:pPr>
       <w:r>
         <w:rPr>
-          <w:rFonts w:ascii="Arial" w:hAnsi="Arial"/>
-          <w:color w:val="FFFFFF"/>
+          <w:rFonts w:ascii="Arial" w:hAnsi="Arial" w:cs="Arial"/>
+          <w:color w:val="0E0E0E"/>
           <w:sz w:val="22"/>
+          <w:rtl/>
+          <w:lang w:bidi="ar-SA"/>
         </w:rPr>
         <w:t>التكلفة / متدرب  |  12,000 جنيه  |  25,000–40,000 جنيه  |  18,000–22,000 جنيه</w:t>
       </w:r>
     </w:p>
     <w:p>
       <w:pPr>
-        <w:bidi w:val="1"/>
+        <w:bidi/>
         <w:jc w:val="right"/>
       </w:pPr>
       <w:r>
         <w:rPr>
-          <w:rFonts w:ascii="Arial" w:hAnsi="Arial"/>
-          <w:color w:val="FFFFFF"/>
+          <w:rFonts w:ascii="Arial" w:hAnsi="Arial" w:cs="Arial"/>
+          <w:color w:val="0E0E0E"/>
           <w:sz w:val="22"/>
+          <w:rtl/>
+          <w:lang w:bidi="ar-SA"/>
         </w:rPr>
         <w:t>المسار النسائي  |  مخصص ومرن  |  محدود  |  غير متاح</w:t>
       </w:r>
     </w:p>
     <w:p>
       <w:pPr>
-        <w:bidi w:val="1"/>
+        <w:bidi/>
         <w:jc w:val="right"/>
       </w:pPr>
       <w:r>
         <w:rPr>
-          <w:rFonts w:ascii="Arial" w:hAnsi="Arial"/>
-          <w:color w:val="FFFFFF"/>
+          <w:rFonts w:ascii="Arial" w:hAnsi="Arial" w:cs="Arial"/>
+          <w:color w:val="0E0E0E"/>
           <w:sz w:val="22"/>
+          <w:rtl/>
+          <w:lang w:bidi="ar-SA"/>
         </w:rPr>
         <w:t>بند الاسترداد  |  نعم — 30%  |  لا  |  لا</w:t>
       </w:r>
     </w:p>
     <w:p>
       <w:pPr>
-        <w:bidi w:val="1"/>
+        <w:bidi/>
         <w:jc w:val="right"/>
       </w:pPr>
       <w:r>
         <w:rPr>
-          <w:rFonts w:ascii="Arial" w:hAnsi="Arial"/>
-          <w:color w:val="FFFFFF"/>
+          <w:rFonts w:ascii="Arial" w:hAnsi="Arial" w:cs="Arial"/>
+          <w:color w:val="0E0E0E"/>
           <w:sz w:val="22"/>
+          <w:rtl/>
+          <w:lang w:bidi="ar-SA"/>
         </w:rPr>
         <w:t>أثر محلي مُثبَت  |  200+ خريج موثق  |  دراسات فقط  |  نعم — تقنية فقط</w:t>
       </w:r>
@@ -2068,14 +2340,16 @@
     <w:p/>
     <w:p>
       <w:pPr>
-        <w:bidi w:val="1"/>
+        <w:bidi/>
         <w:jc w:val="right"/>
       </w:pPr>
       <w:r>
         <w:rPr>
-          <w:rFonts w:ascii="Arial" w:hAnsi="Arial"/>
+          <w:rFonts w:ascii="Arial" w:hAnsi="Arial" w:cs="Arial"/>
           <w:color w:val="C8A24C"/>
           <w:sz w:val="22"/>
+          <w:rtl/>
+          <w:lang w:bidi="ar-SA"/>
         </w:rPr>
         <w:t>MY4 Education تقدم الأثر الأعلى بالتكلفة الأدنى مع ضمان مالي مربوط بالنتائج — لا يوجد مزود آخر في السوق المصرية يجمع هذه العناصر الثلاثة.</w:t>
       </w:r>
@@ -2087,29 +2361,33 @@
     </w:p>
     <w:p>
       <w:pPr>
-        <w:bidi w:val="1"/>
+        <w:bidi/>
         <w:jc w:val="right"/>
       </w:pPr>
       <w:r>
         <w:rPr>
-          <w:rFonts w:ascii="Montserrat" w:hAnsi="Montserrat"/>
+          <w:rFonts w:ascii="Arial" w:hAnsi="Arial" w:cs="Arial"/>
           <w:b/>
           <w:color w:val="0E0E0E"/>
           <w:sz w:val="52"/>
+          <w:rtl/>
+          <w:lang w:bidi="ar-SA"/>
         </w:rPr>
         <w:t>07  ·  الطلب</w:t>
       </w:r>
     </w:p>
     <w:p>
       <w:pPr>
-        <w:bidi w:val="1"/>
+        <w:bidi/>
         <w:jc w:val="right"/>
       </w:pPr>
       <w:r>
         <w:rPr>
-          <w:rFonts w:ascii="Arial" w:hAnsi="Arial"/>
+          <w:rFonts w:ascii="Arial" w:hAnsi="Arial" w:cs="Arial"/>
           <w:color w:val="665522"/>
           <w:sz w:val="24"/>
+          <w:rtl/>
+          <w:lang w:bidi="ar-SA"/>
         </w:rPr>
         <w:t>ثلاثة بنود محددة تُحقق الشراكة</w:t>
       </w:r>
@@ -2121,71 +2399,81 @@
     </w:p>
     <w:p>
       <w:pPr>
-        <w:bidi w:val="1"/>
+        <w:bidi/>
         <w:jc w:val="right"/>
       </w:pPr>
       <w:r>
         <w:rPr>
-          <w:rFonts w:ascii="Montserrat" w:hAnsi="Montserrat"/>
+          <w:rFonts w:ascii="Arial" w:hAnsi="Arial" w:cs="Arial"/>
           <w:b/>
           <w:color w:val="0E0E0E"/>
           <w:sz w:val="44"/>
+          <w:rtl/>
+          <w:lang w:bidi="ar-SA"/>
         </w:rPr>
         <w:t>ماذا نطلب بالتحديد؟</w:t>
       </w:r>
     </w:p>
     <w:p>
       <w:pPr>
-        <w:bidi w:val="1"/>
+        <w:bidi/>
         <w:jc w:val="right"/>
       </w:pPr>
       <w:r>
         <w:rPr>
-          <w:rFonts w:ascii="Arial" w:hAnsi="Arial"/>
+          <w:rFonts w:ascii="Arial" w:hAnsi="Arial" w:cs="Arial"/>
           <w:color w:val="444444"/>
           <w:sz w:val="22"/>
+          <w:rtl/>
+          <w:lang w:bidi="ar-SA"/>
         </w:rPr>
         <w:t>▸  برنامج ستارت ٢٠٢٦:  شراكة أورنج مصر — MY4 كشريك تنفيذي رسمي للتدريب المهني</w:t>
       </w:r>
     </w:p>
     <w:p>
       <w:pPr>
-        <w:bidi w:val="1"/>
+        <w:bidi/>
         <w:jc w:val="right"/>
       </w:pPr>
       <w:r>
         <w:rPr>
-          <w:rFonts w:ascii="Arial" w:hAnsi="Arial"/>
+          <w:rFonts w:ascii="Arial" w:hAnsi="Arial" w:cs="Arial"/>
           <w:color w:val="444444"/>
           <w:sz w:val="22"/>
+          <w:rtl/>
+          <w:lang w:bidi="ar-SA"/>
         </w:rPr>
         <w:t>▸  ملتقى خطوة ٢٠٢٦:  إدراج MY4 كمزود تدريب معتمد في الملتقى السنوي</w:t>
       </w:r>
     </w:p>
     <w:p>
       <w:pPr>
-        <w:bidi w:val="1"/>
+        <w:bidi/>
         <w:jc w:val="right"/>
       </w:pPr>
       <w:r>
         <w:rPr>
-          <w:rFonts w:ascii="Arial" w:hAnsi="Arial"/>
+          <w:rFonts w:ascii="Arial" w:hAnsi="Arial" w:cs="Arial"/>
           <w:color w:val="444444"/>
           <w:sz w:val="22"/>
+          <w:rtl/>
+          <w:lang w:bidi="ar-SA"/>
         </w:rPr>
         <w:t>▸  31 وحدة جامعية تضامن:  إتاحة 3 وحدات (القاهرة/الإسكندرية/الجيزة) لتشغيل المرحلة الأولى</w:t>
       </w:r>
     </w:p>
     <w:p>
       <w:pPr>
-        <w:bidi w:val="1"/>
+        <w:bidi/>
         <w:jc w:val="right"/>
       </w:pPr>
       <w:r>
         <w:rPr>
-          <w:rFonts w:ascii="Arial" w:hAnsi="Arial"/>
+          <w:rFonts w:ascii="Arial" w:hAnsi="Arial" w:cs="Arial"/>
           <w:color w:val="444444"/>
           <w:sz w:val="22"/>
+          <w:rtl/>
+          <w:lang w:bidi="ar-SA"/>
         </w:rPr>
         <w:t>▸  رؤية مصر 2030:  الشراكة تُسهم مباشرةً في مؤشر رفع مشاركة الشباب في سوق العمل</w:t>
       </w:r>
@@ -2193,102 +2481,116 @@
     <w:p/>
     <w:p>
       <w:pPr>
-        <w:bidi w:val="1"/>
+        <w:bidi/>
         <w:jc w:val="right"/>
       </w:pPr>
       <w:r>
         <w:rPr>
-          <w:rFonts w:ascii="Montserrat" w:hAnsi="Montserrat"/>
+          <w:rFonts w:ascii="Arial" w:hAnsi="Arial" w:cs="Arial"/>
           <w:b/>
           <w:color w:val="A4232A"/>
           <w:sz w:val="36"/>
+          <w:rtl/>
+          <w:lang w:bidi="ar-SA"/>
         </w:rPr>
         <w:t>المطلوب من الوزارة</w:t>
       </w:r>
     </w:p>
     <w:p>
       <w:pPr>
-        <w:bidi w:val="1"/>
+        <w:bidi/>
         <w:jc w:val="right"/>
       </w:pPr>
       <w:r>
         <w:rPr>
-          <w:rFonts w:ascii="Montserrat" w:hAnsi="Montserrat"/>
+          <w:rFonts w:ascii="Arial" w:hAnsi="Arial" w:cs="Arial"/>
           <w:b/>
           <w:color w:val="A4232A"/>
           <w:sz w:val="36"/>
+          <w:rtl/>
+          <w:lang w:bidi="ar-SA"/>
         </w:rPr>
         <w:t>أولاً — اتفاقية شراكة رسمية</w:t>
       </w:r>
     </w:p>
     <w:p>
       <w:pPr>
-        <w:bidi w:val="1"/>
+        <w:bidi/>
         <w:jc w:val="right"/>
       </w:pPr>
       <w:r>
         <w:rPr>
-          <w:rFonts w:ascii="Arial" w:hAnsi="Arial"/>
-          <w:color w:val="FFFFFF"/>
+          <w:rFonts w:ascii="Arial" w:hAnsi="Arial" w:cs="Arial"/>
+          <w:color w:val="0E0E0E"/>
           <w:sz w:val="22"/>
+          <w:rtl/>
+          <w:lang w:bidi="ar-SA"/>
         </w:rPr>
         <w:t>بروتوكول تعاون رسمي بين الوزارة وشركة MY4 Education (س.م.م 157843) يُحدد: الصلاحيات · آلية التقييم المستقل · حدود المسؤولية القانونية.</w:t>
       </w:r>
     </w:p>
     <w:p>
       <w:pPr>
-        <w:bidi w:val="1"/>
+        <w:bidi/>
         <w:jc w:val="right"/>
       </w:pPr>
       <w:r>
         <w:rPr>
-          <w:rFonts w:ascii="Montserrat" w:hAnsi="Montserrat"/>
+          <w:rFonts w:ascii="Arial" w:hAnsi="Arial" w:cs="Arial"/>
           <w:b/>
           <w:color w:val="A4232A"/>
           <w:sz w:val="36"/>
+          <w:rtl/>
+          <w:lang w:bidi="ar-SA"/>
         </w:rPr>
         <w:t>ثانياً — إتاحة 3 مراكز تدريبية</w:t>
       </w:r>
     </w:p>
     <w:p>
       <w:pPr>
-        <w:bidi w:val="1"/>
+        <w:bidi/>
         <w:jc w:val="right"/>
       </w:pPr>
       <w:r>
         <w:rPr>
-          <w:rFonts w:ascii="Arial" w:hAnsi="Arial"/>
-          <w:color w:val="FFFFFF"/>
+          <w:rFonts w:ascii="Arial" w:hAnsi="Arial" w:cs="Arial"/>
+          <w:color w:val="0E0E0E"/>
           <w:sz w:val="22"/>
+          <w:rtl/>
+          <w:lang w:bidi="ar-SA"/>
         </w:rPr>
         <w:t>مساحة تدريبية في الوحدات الجامعية بالقاهرة والإسكندرية والجيزة. المطلوب: 2 قاعة × 25 مقعداً في كل مركز · لمدة 10 أشهر.</w:t>
       </w:r>
     </w:p>
     <w:p>
       <w:pPr>
-        <w:bidi w:val="1"/>
+        <w:bidi/>
         <w:jc w:val="right"/>
       </w:pPr>
       <w:r>
         <w:rPr>
-          <w:rFonts w:ascii="Montserrat" w:hAnsi="Montserrat"/>
+          <w:rFonts w:ascii="Arial" w:hAnsi="Arial" w:cs="Arial"/>
           <w:b/>
           <w:color w:val="A4232A"/>
           <w:sz w:val="36"/>
+          <w:rtl/>
+          <w:lang w:bidi="ar-SA"/>
         </w:rPr>
         <w:t>ثالثاً — الإدراج في برنامج ستارت 2026</w:t>
       </w:r>
     </w:p>
     <w:p>
       <w:pPr>
-        <w:bidi w:val="1"/>
+        <w:bidi/>
         <w:jc w:val="right"/>
       </w:pPr>
       <w:r>
         <w:rPr>
-          <w:rFonts w:ascii="Arial" w:hAnsi="Arial"/>
-          <w:color w:val="FFFFFF"/>
+          <w:rFonts w:ascii="Arial" w:hAnsi="Arial" w:cs="Arial"/>
+          <w:color w:val="0E0E0E"/>
           <w:sz w:val="22"/>
+          <w:rtl/>
+          <w:lang w:bidi="ar-SA"/>
         </w:rPr>
         <w:t>تحويل 300 مستفيد من قاعدة بيانات برنامج ستارت للتدريب لدى MY4 مقابل تقديم تقرير التوظيف الرسمي للوزارة خلال 90 يوماً.</w:t>
       </w:r>
@@ -2300,29 +2602,33 @@
     </w:p>
     <w:p>
       <w:pPr>
-        <w:bidi w:val="1"/>
+        <w:bidi/>
         <w:jc w:val="right"/>
       </w:pPr>
       <w:r>
         <w:rPr>
-          <w:rFonts w:ascii="Montserrat" w:hAnsi="Montserrat"/>
+          <w:rFonts w:ascii="Arial" w:hAnsi="Arial" w:cs="Arial"/>
           <w:b/>
           <w:color w:val="0E0E0E"/>
           <w:sz w:val="52"/>
+          <w:rtl/>
+          <w:lang w:bidi="ar-SA"/>
         </w:rPr>
         <w:t>MY4 Education</w:t>
       </w:r>
     </w:p>
     <w:p>
       <w:pPr>
-        <w:bidi w:val="1"/>
+        <w:bidi/>
         <w:jc w:val="right"/>
       </w:pPr>
       <w:r>
         <w:rPr>
-          <w:rFonts w:ascii="Arial" w:hAnsi="Arial"/>
+          <w:rFonts w:ascii="Arial" w:hAnsi="Arial" w:cs="Arial"/>
           <w:color w:val="C8A24C"/>
           <w:sz w:val="28"/>
+          <w:rtl/>
+          <w:lang w:bidi="ar-SA"/>
         </w:rPr>
         <w:t>تأهيل حقيقي · توظيف حقيقي · أثر وطني</w:t>
       </w:r>
@@ -2330,42 +2636,48 @@
     <w:p/>
     <w:p>
       <w:pPr>
-        <w:bidi w:val="1"/>
+        <w:bidi/>
         <w:jc w:val="right"/>
       </w:pPr>
       <w:r>
         <w:rPr>
-          <w:rFonts w:ascii="Arial" w:hAnsi="Arial"/>
+          <w:rFonts w:ascii="Arial" w:hAnsi="Arial" w:cs="Arial"/>
           <w:color w:val="0E0E0E"/>
           <w:sz w:val="22"/>
+          <w:rtl/>
+          <w:lang w:bidi="ar-SA"/>
         </w:rPr>
         <w:t>المؤسس:  محمود جاداللا — Mahmoud Gadalla</w:t>
       </w:r>
     </w:p>
     <w:p>
       <w:pPr>
-        <w:bidi w:val="1"/>
+        <w:bidi/>
         <w:jc w:val="right"/>
       </w:pPr>
       <w:r>
         <w:rPr>
-          <w:rFonts w:ascii="Arial" w:hAnsi="Arial"/>
+          <w:rFonts w:ascii="Arial" w:hAnsi="Arial" w:cs="Arial"/>
           <w:color w:val="0E0E0E"/>
           <w:sz w:val="22"/>
+          <w:rtl/>
+          <w:lang w:bidi="ar-SA"/>
         </w:rPr>
         <w:t>البريد الإلكتروني:  mahmoud@my4.education</w:t>
       </w:r>
     </w:p>
     <w:p>
       <w:pPr>
-        <w:bidi w:val="1"/>
+        <w:bidi/>
         <w:jc w:val="right"/>
       </w:pPr>
       <w:r>
         <w:rPr>
-          <w:rFonts w:ascii="Arial" w:hAnsi="Arial"/>
+          <w:rFonts w:ascii="Arial" w:hAnsi="Arial" w:cs="Arial"/>
           <w:color w:val="0E0E0E"/>
           <w:sz w:val="22"/>
+          <w:rtl/>
+          <w:lang w:bidi="ar-SA"/>
         </w:rPr>
         <w:t>الهاتف:  +20 111 037 111</w:t>
       </w:r>

--- a/outputs/MY4_Education_Ministry_Proposal.docx
+++ b/outputs/MY4_Education_Ministry_Proposal.docx
@@ -69,6 +69,10 @@
       </w:r>
     </w:p>
     <w:p>
+      <w:pPr>
+        <w:bidi/>
+        <w:jc w:val="right"/>
+      </w:pPr>
       <w:r>
         <w:br w:type="page"/>
       </w:r>
@@ -109,7 +113,12 @@
         <w:t>المطلوب: اتفاقية شراكة + إتاحة 3 مراكز تدريبية + إدراج ضمن برنامج ستارت 2026. التكلفة على الوزارة: 3.6 مليون جنيه للمرحلة التجريبية (300 متدرب / 10 أشهر). العائد المتوقع: 255 متدرباً موظفاً خلال 90 يوماً من إتمام البرنامج.</w:t>
       </w:r>
     </w:p>
-    <w:p/>
+    <w:p>
+      <w:pPr>
+        <w:bidi/>
+        <w:jc w:val="right"/>
+      </w:pPr>
+    </w:p>
     <w:p>
       <w:pPr>
         <w:bidi/>
@@ -159,6 +168,10 @@
       </w:r>
     </w:p>
     <w:p>
+      <w:pPr>
+        <w:bidi/>
+        <w:jc w:val="right"/>
+      </w:pPr>
       <w:r>
         <w:br w:type="page"/>
       </w:r>
@@ -197,6 +210,10 @@
       </w:r>
     </w:p>
     <w:p>
+      <w:pPr>
+        <w:bidi/>
+        <w:jc w:val="right"/>
+      </w:pPr>
       <w:r>
         <w:t>────────────────────────────────────────────────────────────</w:t>
       </w:r>
@@ -304,6 +321,10 @@
       </w:r>
     </w:p>
     <w:p>
+      <w:pPr>
+        <w:bidi/>
+        <w:jc w:val="right"/>
+      </w:pPr>
       <w:r>
         <w:br w:type="page"/>
       </w:r>
@@ -342,6 +363,10 @@
       </w:r>
     </w:p>
     <w:p>
+      <w:pPr>
+        <w:bidi/>
+        <w:jc w:val="right"/>
+      </w:pPr>
       <w:r>
         <w:t>────────────────────────────────────────────────────────────</w:t>
       </w:r>
@@ -462,7 +487,12 @@
         <w:t>ربط مضمون بأصحاب العمل الشركاء + متابعة موثقة 90 يوماً بعد الالتحاق</w:t>
       </w:r>
     </w:p>
-    <w:p/>
+    <w:p>
+      <w:pPr>
+        <w:bidi/>
+        <w:jc w:val="right"/>
+      </w:pPr>
+    </w:p>
     <w:p>
       <w:pPr>
         <w:bidi/>
@@ -628,7 +658,12 @@
         <w:t>إعداد السيرة الذاتية · محاكاة مقابلات العمل · ربط مباشر بأصحاب العمل الشركاء</w:t>
       </w:r>
     </w:p>
-    <w:p/>
+    <w:p>
+      <w:pPr>
+        <w:bidi/>
+        <w:jc w:val="right"/>
+      </w:pPr>
+    </w:p>
     <w:p>
       <w:pPr>
         <w:bidi/>
@@ -662,6 +697,10 @@
       </w:r>
     </w:p>
     <w:p>
+      <w:pPr>
+        <w:bidi/>
+        <w:jc w:val="right"/>
+      </w:pPr>
       <w:r>
         <w:br w:type="page"/>
       </w:r>
@@ -700,6 +739,10 @@
       </w:r>
     </w:p>
     <w:p>
+      <w:pPr>
+        <w:bidi/>
+        <w:jc w:val="right"/>
+      </w:pPr>
       <w:r>
         <w:t>────────────────────────────────────────────────────────────</w:t>
       </w:r>
@@ -971,6 +1014,10 @@
       </w:r>
     </w:p>
     <w:p>
+      <w:pPr>
+        <w:bidi/>
+        <w:jc w:val="right"/>
+      </w:pPr>
       <w:r>
         <w:br w:type="page"/>
       </w:r>
@@ -1009,6 +1056,10 @@
       </w:r>
     </w:p>
     <w:p>
+      <w:pPr>
+        <w:bidi/>
+        <w:jc w:val="right"/>
+      </w:pPr>
       <w:r>
         <w:t>────────────────────────────────────────────────────────────</w:t>
       </w:r>
@@ -1418,6 +1469,10 @@
       </w:r>
     </w:p>
     <w:p>
+      <w:pPr>
+        <w:bidi/>
+        <w:jc w:val="right"/>
+      </w:pPr>
       <w:r>
         <w:br w:type="page"/>
       </w:r>
@@ -1456,6 +1511,10 @@
       </w:r>
     </w:p>
     <w:p>
+      <w:pPr>
+        <w:bidi/>
+        <w:jc w:val="right"/>
+      </w:pPr>
       <w:r>
         <w:t>────────────────────────────────────────────────────────────</w:t>
       </w:r>
@@ -1541,7 +1600,12 @@
         <w:t>+52%  —  تحسن معدل التوظيف:  فوق المتوسط مقارنةً بالتدريب التقليدي</w:t>
       </w:r>
     </w:p>
-    <w:p/>
+    <w:p>
+      <w:pPr>
+        <w:bidi/>
+        <w:jc w:val="right"/>
+      </w:pPr>
+    </w:p>
     <w:p>
       <w:pPr>
         <w:bidi/>
@@ -1979,6 +2043,10 @@
       </w:r>
     </w:p>
     <w:p>
+      <w:pPr>
+        <w:bidi/>
+        <w:jc w:val="right"/>
+      </w:pPr>
       <w:r>
         <w:br w:type="page"/>
       </w:r>
@@ -2017,6 +2085,10 @@
       </w:r>
     </w:p>
     <w:p>
+      <w:pPr>
+        <w:bidi/>
+        <w:jc w:val="right"/>
+      </w:pPr>
       <w:r>
         <w:t>────────────────────────────────────────────────────────────</w:t>
       </w:r>
@@ -2070,7 +2142,12 @@
         <w:t>محمود جاداللا — مؤسس ومدير تنفيذي. خبرة 8+ سنوات في تصميم برامج التعليم والتدريب المهني. خريج ومدرب معتمد — شارك في تصميم برامج IFC/World Bank و UNICEF Egypt.</w:t>
       </w:r>
     </w:p>
-    <w:p/>
+    <w:p>
+      <w:pPr>
+        <w:bidi/>
+        <w:jc w:val="right"/>
+      </w:pPr>
+    </w:p>
     <w:p>
       <w:pPr>
         <w:pStyle w:val="ListBullet"/>
@@ -2139,7 +2216,12 @@
         <w:t>سارة مصطفى  —  مدير المتابعة والتقييم:  M&amp;E — شهادة دولية PMD Pro</w:t>
       </w:r>
     </w:p>
-    <w:p/>
+    <w:p>
+      <w:pPr>
+        <w:bidi/>
+        <w:jc w:val="right"/>
+      </w:pPr>
+    </w:p>
     <w:p>
       <w:pPr>
         <w:bidi/>
@@ -2337,7 +2419,12 @@
         <w:t>أثر محلي مُثبَت  |  200+ خريج موثق  |  دراسات فقط  |  نعم — تقنية فقط</w:t>
       </w:r>
     </w:p>
-    <w:p/>
+    <w:p>
+      <w:pPr>
+        <w:bidi/>
+        <w:jc w:val="right"/>
+      </w:pPr>
+    </w:p>
     <w:p>
       <w:pPr>
         <w:bidi/>
@@ -2355,6 +2442,10 @@
       </w:r>
     </w:p>
     <w:p>
+      <w:pPr>
+        <w:bidi/>
+        <w:jc w:val="right"/>
+      </w:pPr>
       <w:r>
         <w:br w:type="page"/>
       </w:r>
@@ -2393,6 +2484,10 @@
       </w:r>
     </w:p>
     <w:p>
+      <w:pPr>
+        <w:bidi/>
+        <w:jc w:val="right"/>
+      </w:pPr>
       <w:r>
         <w:t>────────────────────────────────────────────────────────────</w:t>
       </w:r>
@@ -2478,7 +2573,12 @@
         <w:t>▸  رؤية مصر 2030:  الشراكة تُسهم مباشرةً في مؤشر رفع مشاركة الشباب في سوق العمل</w:t>
       </w:r>
     </w:p>
-    <w:p/>
+    <w:p>
+      <w:pPr>
+        <w:bidi/>
+        <w:jc w:val="right"/>
+      </w:pPr>
+    </w:p>
     <w:p>
       <w:pPr>
         <w:bidi/>
@@ -2596,6 +2696,10 @@
       </w:r>
     </w:p>
     <w:p>
+      <w:pPr>
+        <w:bidi/>
+        <w:jc w:val="right"/>
+      </w:pPr>
       <w:r>
         <w:br w:type="page"/>
       </w:r>
@@ -2633,7 +2737,12 @@
         <w:t>تأهيل حقيقي · توظيف حقيقي · أثر وطني</w:t>
       </w:r>
     </w:p>
-    <w:p/>
+    <w:p>
+      <w:pPr>
+        <w:bidi/>
+        <w:jc w:val="right"/>
+      </w:pPr>
+    </w:p>
     <w:p>
       <w:pPr>
         <w:bidi/>

--- a/outputs/MY4_Education_Ministry_Proposal.docx
+++ b/outputs/MY4_Education_Ministry_Proposal.docx
@@ -2796,6 +2796,7 @@
       <w:pgMar w:top="1296" w:right="1440" w:bottom="1296" w:left="1440" w:header="720" w:footer="720" w:gutter="0"/>
       <w:cols w:space="720"/>
       <w:docGrid w:linePitch="360"/>
+      <w:bidi/>
     </w:sectPr>
   </w:body>
 </w:document>

--- a/outputs/MY4_Education_Ministry_Proposal.docx
+++ b/outputs/MY4_Education_Ministry_Proposal.docx
@@ -6,7 +6,7 @@
       <w:pPr>
         <w:pStyle w:val="Title"/>
         <w:bidi/>
-        <w:jc w:val="right"/>
+        <w:jc w:val="left"/>
       </w:pPr>
       <w:r>
         <w:rPr>
@@ -49,7 +49,7 @@
       <w:pPr>
         <w:pStyle w:val="Heading1"/>
         <w:bidi/>
-        <w:jc w:val="right"/>
+        <w:jc w:val="left"/>
       </w:pPr>
       <w:r>
         <w:rPr>
@@ -64,7 +64,7 @@
       <w:pPr>
         <w:pStyle w:val="Heading2"/>
         <w:bidi/>
-        <w:jc w:val="right"/>
+        <w:jc w:val="left"/>
       </w:pPr>
       <w:r>
         <w:rPr>
@@ -79,7 +79,7 @@
       <w:pPr>
         <w:pStyle w:val="Heading3"/>
         <w:bidi/>
-        <w:jc w:val="right"/>
+        <w:jc w:val="left"/>
       </w:pPr>
       <w:r>
         <w:rPr>
@@ -93,7 +93,7 @@
       <w:pPr>
         <w:pStyle w:val="FirstParagraph"/>
         <w:bidi/>
-        <w:jc w:val="right"/>
+        <w:jc w:val="left"/>
       </w:pPr>
       <w:r>
         <w:rPr>
@@ -107,7 +107,7 @@
       <w:pPr>
         <w:pStyle w:val="BodyText"/>
         <w:bidi/>
-        <w:jc w:val="right"/>
+        <w:jc w:val="left"/>
       </w:pPr>
       <w:r>
         <w:rPr>
@@ -120,7 +120,7 @@
     <w:p>
       <w:pPr>
         <w:bidi/>
-        <w:jc w:val="right"/>
+        <w:jc w:val="left"/>
       </w:pPr>
       <w:r>
         <w:rPr>
@@ -139,7 +139,7 @@
       <w:pPr>
         <w:pStyle w:val="Heading2"/>
         <w:bidi/>
-        <w:jc w:val="right"/>
+        <w:jc w:val="left"/>
       </w:pPr>
       <w:r>
         <w:rPr>
@@ -154,7 +154,7 @@
       <w:pPr>
         <w:pStyle w:val="Heading3"/>
         <w:bidi/>
-        <w:jc w:val="right"/>
+        <w:jc w:val="left"/>
       </w:pPr>
       <w:r>
         <w:rPr>
@@ -168,7 +168,7 @@
       <w:pPr>
         <w:pStyle w:val="FirstParagraph"/>
         <w:bidi/>
-        <w:jc w:val="right"/>
+        <w:jc w:val="left"/>
       </w:pPr>
       <w:r>
         <w:rPr>
@@ -196,7 +196,7 @@
       <w:pPr>
         <w:pStyle w:val="BodyText"/>
         <w:bidi/>
-        <w:jc w:val="right"/>
+        <w:jc w:val="left"/>
       </w:pPr>
       <w:r>
         <w:rPr>
@@ -255,7 +255,7 @@
           <w:p>
             <w:pPr>
               <w:pStyle w:val="Compact"/>
-              <w:jc w:val="right"/>
+              <w:jc w:val="left"/>
               <w:bidi/>
             </w:pPr>
             <w:r>
@@ -272,7 +272,7 @@
           <w:p>
             <w:pPr>
               <w:pStyle w:val="Compact"/>
-              <w:jc w:val="right"/>
+              <w:jc w:val="left"/>
               <w:bidi/>
             </w:pPr>
             <w:r>
@@ -289,7 +289,7 @@
           <w:p>
             <w:pPr>
               <w:pStyle w:val="Compact"/>
-              <w:jc w:val="right"/>
+              <w:jc w:val="left"/>
               <w:bidi/>
             </w:pPr>
             <w:r>
@@ -308,7 +308,7 @@
           <w:p>
             <w:pPr>
               <w:pStyle w:val="Compact"/>
-              <w:jc w:val="right"/>
+              <w:jc w:val="left"/>
               <w:bidi/>
             </w:pPr>
             <w:r>
@@ -325,7 +325,7 @@
           <w:p>
             <w:pPr>
               <w:pStyle w:val="Compact"/>
-              <w:jc w:val="right"/>
+              <w:jc w:val="left"/>
               <w:bidi/>
             </w:pPr>
             <w:r>
@@ -342,7 +342,7 @@
           <w:p>
             <w:pPr>
               <w:pStyle w:val="Compact"/>
-              <w:jc w:val="right"/>
+              <w:jc w:val="left"/>
               <w:bidi/>
             </w:pPr>
             <w:r>
@@ -361,7 +361,7 @@
           <w:p>
             <w:pPr>
               <w:pStyle w:val="Compact"/>
-              <w:jc w:val="right"/>
+              <w:jc w:val="left"/>
               <w:bidi/>
             </w:pPr>
             <w:r>
@@ -378,7 +378,7 @@
           <w:p>
             <w:pPr>
               <w:pStyle w:val="Compact"/>
-              <w:jc w:val="right"/>
+              <w:jc w:val="left"/>
               <w:bidi/>
             </w:pPr>
             <w:r>
@@ -395,7 +395,7 @@
           <w:p>
             <w:pPr>
               <w:pStyle w:val="Compact"/>
-              <w:jc w:val="right"/>
+              <w:jc w:val="left"/>
               <w:bidi/>
             </w:pPr>
             <w:r>
@@ -414,7 +414,7 @@
           <w:p>
             <w:pPr>
               <w:pStyle w:val="Compact"/>
-              <w:jc w:val="right"/>
+              <w:jc w:val="left"/>
               <w:bidi/>
             </w:pPr>
             <w:r>
@@ -431,7 +431,7 @@
           <w:p>
             <w:pPr>
               <w:pStyle w:val="Compact"/>
-              <w:jc w:val="right"/>
+              <w:jc w:val="left"/>
               <w:bidi/>
             </w:pPr>
             <w:r>
@@ -448,7 +448,7 @@
           <w:p>
             <w:pPr>
               <w:pStyle w:val="Compact"/>
-              <w:jc w:val="right"/>
+              <w:jc w:val="left"/>
               <w:bidi/>
             </w:pPr>
             <w:r>
@@ -465,7 +465,7 @@
     <w:p>
       <w:pPr>
         <w:bidi/>
-        <w:jc w:val="right"/>
+        <w:jc w:val="left"/>
       </w:pPr>
       <w:r>
         <w:rPr>
@@ -484,7 +484,7 @@
       <w:pPr>
         <w:pStyle w:val="Heading2"/>
         <w:bidi/>
-        <w:jc w:val="right"/>
+        <w:jc w:val="left"/>
       </w:pPr>
       <w:r>
         <w:rPr>
@@ -499,7 +499,7 @@
       <w:pPr>
         <w:pStyle w:val="Heading3"/>
         <w:bidi/>
-        <w:jc w:val="right"/>
+        <w:jc w:val="left"/>
       </w:pPr>
       <w:r>
         <w:rPr>
@@ -514,7 +514,7 @@
       <w:pPr>
         <w:pStyle w:val="Heading4"/>
         <w:bidi/>
-        <w:jc w:val="right"/>
+        <w:jc w:val="left"/>
       </w:pPr>
       <w:r>
         <w:rPr>
@@ -545,7 +545,7 @@
           <w:p>
             <w:pPr>
               <w:pStyle w:val="Compact"/>
-              <w:jc w:val="right"/>
+              <w:jc w:val="left"/>
               <w:bidi/>
             </w:pPr>
             <w:r>
@@ -562,7 +562,7 @@
           <w:p>
             <w:pPr>
               <w:pStyle w:val="Compact"/>
-              <w:jc w:val="right"/>
+              <w:jc w:val="left"/>
               <w:bidi/>
             </w:pPr>
             <w:r>
@@ -579,7 +579,7 @@
           <w:p>
             <w:pPr>
               <w:pStyle w:val="Compact"/>
-              <w:jc w:val="right"/>
+              <w:jc w:val="left"/>
               <w:bidi/>
             </w:pPr>
             <w:r>
@@ -598,7 +598,7 @@
           <w:p>
             <w:pPr>
               <w:pStyle w:val="Compact"/>
-              <w:jc w:val="right"/>
+              <w:jc w:val="left"/>
               <w:bidi/>
             </w:pPr>
             <w:r>
@@ -615,7 +615,7 @@
           <w:p>
             <w:pPr>
               <w:pStyle w:val="Compact"/>
-              <w:jc w:val="right"/>
+              <w:jc w:val="left"/>
               <w:bidi/>
             </w:pPr>
             <w:r>
@@ -632,7 +632,7 @@
           <w:p>
             <w:pPr>
               <w:pStyle w:val="Compact"/>
-              <w:jc w:val="right"/>
+              <w:jc w:val="left"/>
               <w:bidi/>
             </w:pPr>
             <w:r>
@@ -651,7 +651,7 @@
           <w:p>
             <w:pPr>
               <w:pStyle w:val="Compact"/>
-              <w:jc w:val="right"/>
+              <w:jc w:val="left"/>
               <w:bidi/>
             </w:pPr>
             <w:r>
@@ -668,7 +668,7 @@
           <w:p>
             <w:pPr>
               <w:pStyle w:val="Compact"/>
-              <w:jc w:val="right"/>
+              <w:jc w:val="left"/>
               <w:bidi/>
             </w:pPr>
             <w:r>
@@ -685,7 +685,7 @@
           <w:p>
             <w:pPr>
               <w:pStyle w:val="Compact"/>
-              <w:jc w:val="right"/>
+              <w:jc w:val="left"/>
               <w:bidi/>
             </w:pPr>
             <w:r>
@@ -704,7 +704,7 @@
           <w:p>
             <w:pPr>
               <w:pStyle w:val="Compact"/>
-              <w:jc w:val="right"/>
+              <w:jc w:val="left"/>
               <w:bidi/>
             </w:pPr>
             <w:r>
@@ -721,7 +721,7 @@
           <w:p>
             <w:pPr>
               <w:pStyle w:val="Compact"/>
-              <w:jc w:val="right"/>
+              <w:jc w:val="left"/>
               <w:bidi/>
             </w:pPr>
             <w:r>
@@ -738,7 +738,7 @@
           <w:p>
             <w:pPr>
               <w:pStyle w:val="Compact"/>
-              <w:jc w:val="right"/>
+              <w:jc w:val="left"/>
               <w:bidi/>
             </w:pPr>
             <w:r>
@@ -757,7 +757,7 @@
           <w:p>
             <w:pPr>
               <w:pStyle w:val="Compact"/>
-              <w:jc w:val="right"/>
+              <w:jc w:val="left"/>
               <w:bidi/>
             </w:pPr>
             <w:r>
@@ -774,7 +774,7 @@
           <w:p>
             <w:pPr>
               <w:pStyle w:val="Compact"/>
-              <w:jc w:val="right"/>
+              <w:jc w:val="left"/>
               <w:bidi/>
             </w:pPr>
             <w:r>
@@ -791,7 +791,7 @@
           <w:p>
             <w:pPr>
               <w:pStyle w:val="Compact"/>
-              <w:jc w:val="right"/>
+              <w:jc w:val="left"/>
               <w:bidi/>
             </w:pPr>
             <w:r>
@@ -810,7 +810,7 @@
           <w:p>
             <w:pPr>
               <w:pStyle w:val="Compact"/>
-              <w:jc w:val="right"/>
+              <w:jc w:val="left"/>
               <w:bidi/>
             </w:pPr>
             <w:r>
@@ -827,7 +827,7 @@
           <w:p>
             <w:pPr>
               <w:pStyle w:val="Compact"/>
-              <w:jc w:val="right"/>
+              <w:jc w:val="left"/>
               <w:bidi/>
             </w:pPr>
             <w:r>
@@ -844,7 +844,7 @@
           <w:p>
             <w:pPr>
               <w:pStyle w:val="Compact"/>
-              <w:jc w:val="right"/>
+              <w:jc w:val="left"/>
               <w:bidi/>
             </w:pPr>
             <w:r>
@@ -861,7 +861,7 @@
     <w:p>
       <w:pPr>
         <w:bidi/>
-        <w:jc w:val="right"/>
+        <w:jc w:val="left"/>
       </w:pPr>
       <w:r>
         <w:rPr>
@@ -881,7 +881,7 @@
       <w:pPr>
         <w:pStyle w:val="Heading2"/>
         <w:bidi/>
-        <w:jc w:val="right"/>
+        <w:jc w:val="left"/>
       </w:pPr>
       <w:r>
         <w:rPr>
@@ -896,7 +896,7 @@
       <w:pPr>
         <w:pStyle w:val="Heading3"/>
         <w:bidi/>
-        <w:jc w:val="right"/>
+        <w:jc w:val="left"/>
       </w:pPr>
       <w:r>
         <w:rPr>
@@ -911,7 +911,7 @@
       <w:pPr>
         <w:pStyle w:val="Heading4"/>
         <w:bidi/>
-        <w:jc w:val="right"/>
+        <w:jc w:val="left"/>
       </w:pPr>
       <w:r>
         <w:rPr>
@@ -929,7 +929,7 @@
         </w:numPr>
         <w:pStyle w:val="Compact"/>
         <w:bidi/>
-        <w:jc w:val="right"/>
+        <w:jc w:val="left"/>
       </w:pPr>
       <w:r>
         <w:rPr>
@@ -963,7 +963,7 @@
         </w:numPr>
         <w:pStyle w:val="Compact"/>
         <w:bidi/>
-        <w:jc w:val="right"/>
+        <w:jc w:val="left"/>
       </w:pPr>
       <w:r>
         <w:rPr>
@@ -997,7 +997,7 @@
         </w:numPr>
         <w:pStyle w:val="Compact"/>
         <w:bidi/>
-        <w:jc w:val="right"/>
+        <w:jc w:val="left"/>
       </w:pPr>
       <w:r>
         <w:rPr>
@@ -1027,7 +1027,7 @@
       <w:pPr>
         <w:pStyle w:val="FirstParagraph"/>
         <w:bidi/>
-        <w:jc w:val="right"/>
+        <w:jc w:val="left"/>
       </w:pPr>
       <w:r>
         <w:rPr>
@@ -1071,7 +1071,7 @@
       <w:pPr>
         <w:pStyle w:val="Heading4"/>
         <w:bidi/>
-        <w:jc w:val="right"/>
+        <w:jc w:val="left"/>
       </w:pPr>
       <w:r>
         <w:rPr>
@@ -1102,7 +1102,7 @@
           <w:p>
             <w:pPr>
               <w:pStyle w:val="Compact"/>
-              <w:jc w:val="right"/>
+              <w:jc w:val="left"/>
               <w:bidi/>
             </w:pPr>
             <w:r>
@@ -1119,7 +1119,7 @@
           <w:p>
             <w:pPr>
               <w:pStyle w:val="Compact"/>
-              <w:jc w:val="right"/>
+              <w:jc w:val="left"/>
               <w:bidi/>
             </w:pPr>
             <w:r>
@@ -1136,7 +1136,7 @@
           <w:p>
             <w:pPr>
               <w:pStyle w:val="Compact"/>
-              <w:jc w:val="right"/>
+              <w:jc w:val="left"/>
               <w:bidi/>
             </w:pPr>
             <w:r>
@@ -1155,7 +1155,7 @@
           <w:p>
             <w:pPr>
               <w:pStyle w:val="Compact"/>
-              <w:jc w:val="right"/>
+              <w:jc w:val="left"/>
               <w:bidi/>
             </w:pPr>
             <w:r>
@@ -1172,7 +1172,7 @@
           <w:p>
             <w:pPr>
               <w:pStyle w:val="Compact"/>
-              <w:jc w:val="right"/>
+              <w:jc w:val="left"/>
               <w:bidi/>
             </w:pPr>
             <w:r>
@@ -1189,7 +1189,7 @@
           <w:p>
             <w:pPr>
               <w:pStyle w:val="Compact"/>
-              <w:jc w:val="right"/>
+              <w:jc w:val="left"/>
               <w:bidi/>
             </w:pPr>
             <w:r>
@@ -1208,7 +1208,7 @@
           <w:p>
             <w:pPr>
               <w:pStyle w:val="Compact"/>
-              <w:jc w:val="right"/>
+              <w:jc w:val="left"/>
               <w:bidi/>
             </w:pPr>
             <w:r>
@@ -1225,7 +1225,7 @@
           <w:p>
             <w:pPr>
               <w:pStyle w:val="Compact"/>
-              <w:jc w:val="right"/>
+              <w:jc w:val="left"/>
               <w:bidi/>
             </w:pPr>
             <w:r>
@@ -1242,7 +1242,7 @@
           <w:p>
             <w:pPr>
               <w:pStyle w:val="Compact"/>
-              <w:jc w:val="right"/>
+              <w:jc w:val="left"/>
               <w:bidi/>
             </w:pPr>
             <w:r>
@@ -1261,7 +1261,7 @@
           <w:p>
             <w:pPr>
               <w:pStyle w:val="Compact"/>
-              <w:jc w:val="right"/>
+              <w:jc w:val="left"/>
               <w:bidi/>
             </w:pPr>
             <w:r>
@@ -1278,7 +1278,7 @@
           <w:p>
             <w:pPr>
               <w:pStyle w:val="Compact"/>
-              <w:jc w:val="right"/>
+              <w:jc w:val="left"/>
               <w:bidi/>
             </w:pPr>
             <w:r>
@@ -1295,7 +1295,7 @@
           <w:p>
             <w:pPr>
               <w:pStyle w:val="Compact"/>
-              <w:jc w:val="right"/>
+              <w:jc w:val="left"/>
               <w:bidi/>
             </w:pPr>
             <w:r>
@@ -1314,7 +1314,7 @@
           <w:p>
             <w:pPr>
               <w:pStyle w:val="Compact"/>
-              <w:jc w:val="right"/>
+              <w:jc w:val="left"/>
               <w:bidi/>
             </w:pPr>
             <w:r>
@@ -1331,7 +1331,7 @@
           <w:p>
             <w:pPr>
               <w:pStyle w:val="Compact"/>
-              <w:jc w:val="right"/>
+              <w:jc w:val="left"/>
               <w:bidi/>
             </w:pPr>
             <w:r>
@@ -1348,7 +1348,7 @@
           <w:p>
             <w:pPr>
               <w:pStyle w:val="Compact"/>
-              <w:jc w:val="right"/>
+              <w:jc w:val="left"/>
               <w:bidi/>
             </w:pPr>
             <w:r>
@@ -1366,7 +1366,7 @@
       <w:pPr>
         <w:pStyle w:val="BodyText"/>
         <w:bidi/>
-        <w:jc w:val="right"/>
+        <w:jc w:val="left"/>
       </w:pPr>
       <w:r>
         <w:rPr>
@@ -1410,7 +1410,7 @@
       <w:pPr>
         <w:pStyle w:val="BodyText"/>
         <w:bidi/>
-        <w:jc w:val="right"/>
+        <w:jc w:val="left"/>
       </w:pPr>
       <w:r>
         <w:rPr>
@@ -1439,7 +1439,7 @@
     <w:p>
       <w:pPr>
         <w:bidi/>
-        <w:jc w:val="right"/>
+        <w:jc w:val="left"/>
       </w:pPr>
       <w:r>
         <w:rPr>
@@ -1459,7 +1459,7 @@
       <w:pPr>
         <w:pStyle w:val="Heading2"/>
         <w:bidi/>
-        <w:jc w:val="right"/>
+        <w:jc w:val="left"/>
       </w:pPr>
       <w:r>
         <w:rPr>
@@ -1474,7 +1474,7 @@
       <w:pPr>
         <w:pStyle w:val="Heading3"/>
         <w:bidi/>
-        <w:jc w:val="right"/>
+        <w:jc w:val="left"/>
       </w:pPr>
       <w:r>
         <w:rPr>
@@ -1489,7 +1489,7 @@
       <w:pPr>
         <w:pStyle w:val="Heading4"/>
         <w:bidi/>
-        <w:jc w:val="right"/>
+        <w:jc w:val="left"/>
       </w:pPr>
       <w:r>
         <w:rPr>
@@ -1503,7 +1503,7 @@
       <w:pPr>
         <w:pStyle w:val="FirstParagraph"/>
         <w:bidi/>
-        <w:jc w:val="right"/>
+        <w:jc w:val="left"/>
       </w:pPr>
       <w:r>
         <w:rPr>
@@ -1549,7 +1549,7 @@
         </w:numPr>
         <w:pStyle w:val="Compact"/>
         <w:bidi/>
-        <w:jc w:val="right"/>
+        <w:jc w:val="left"/>
       </w:pPr>
       <w:r>
         <w:rPr>
@@ -1567,7 +1567,7 @@
         </w:numPr>
         <w:pStyle w:val="Compact"/>
         <w:bidi/>
-        <w:jc w:val="right"/>
+        <w:jc w:val="left"/>
       </w:pPr>
       <w:r>
         <w:rPr>
@@ -1585,7 +1585,7 @@
         </w:numPr>
         <w:pStyle w:val="Compact"/>
         <w:bidi/>
-        <w:jc w:val="right"/>
+        <w:jc w:val="left"/>
       </w:pPr>
       <w:r>
         <w:rPr>
@@ -1603,7 +1603,7 @@
         </w:numPr>
         <w:pStyle w:val="Compact"/>
         <w:bidi/>
-        <w:jc w:val="right"/>
+        <w:jc w:val="left"/>
       </w:pPr>
       <w:r>
         <w:rPr>
@@ -1619,7 +1619,7 @@
       <w:pPr>
         <w:pStyle w:val="Heading4"/>
         <w:bidi/>
-        <w:jc w:val="right"/>
+        <w:jc w:val="left"/>
       </w:pPr>
       <w:r>
         <w:rPr>
@@ -1649,7 +1649,7 @@
           <w:p>
             <w:pPr>
               <w:pStyle w:val="Compact"/>
-              <w:jc w:val="right"/>
+              <w:jc w:val="left"/>
               <w:bidi/>
             </w:pPr>
             <w:r>
@@ -1666,7 +1666,7 @@
           <w:p>
             <w:pPr>
               <w:pStyle w:val="Compact"/>
-              <w:jc w:val="right"/>
+              <w:jc w:val="left"/>
               <w:bidi/>
             </w:pPr>
             <w:r>
@@ -1685,7 +1685,7 @@
           <w:p>
             <w:pPr>
               <w:pStyle w:val="Compact"/>
-              <w:jc w:val="right"/>
+              <w:jc w:val="left"/>
               <w:bidi/>
             </w:pPr>
             <w:r>
@@ -1702,7 +1702,7 @@
           <w:p>
             <w:pPr>
               <w:pStyle w:val="Compact"/>
-              <w:jc w:val="right"/>
+              <w:jc w:val="left"/>
               <w:bidi/>
             </w:pPr>
             <w:r>
@@ -1721,7 +1721,7 @@
           <w:p>
             <w:pPr>
               <w:pStyle w:val="Compact"/>
-              <w:jc w:val="right"/>
+              <w:jc w:val="left"/>
               <w:bidi/>
             </w:pPr>
             <w:r>
@@ -1738,7 +1738,7 @@
           <w:p>
             <w:pPr>
               <w:pStyle w:val="Compact"/>
-              <w:jc w:val="right"/>
+              <w:jc w:val="left"/>
               <w:bidi/>
             </w:pPr>
             <w:r>
@@ -1757,7 +1757,7 @@
           <w:p>
             <w:pPr>
               <w:pStyle w:val="Compact"/>
-              <w:jc w:val="right"/>
+              <w:jc w:val="left"/>
               <w:bidi/>
             </w:pPr>
             <w:r>
@@ -1774,7 +1774,7 @@
           <w:p>
             <w:pPr>
               <w:pStyle w:val="Compact"/>
-              <w:jc w:val="right"/>
+              <w:jc w:val="left"/>
               <w:bidi/>
             </w:pPr>
             <w:r>
@@ -1793,7 +1793,7 @@
           <w:p>
             <w:pPr>
               <w:pStyle w:val="Compact"/>
-              <w:jc w:val="right"/>
+              <w:jc w:val="left"/>
               <w:bidi/>
             </w:pPr>
             <w:r>
@@ -1810,7 +1810,7 @@
           <w:p>
             <w:pPr>
               <w:pStyle w:val="Compact"/>
-              <w:jc w:val="right"/>
+              <w:jc w:val="left"/>
               <w:bidi/>
             </w:pPr>
             <w:r>
@@ -1828,7 +1828,7 @@
       <w:pPr>
         <w:pStyle w:val="BodyText"/>
         <w:bidi/>
-        <w:jc w:val="right"/>
+        <w:jc w:val="left"/>
       </w:pPr>
       <w:r>
         <w:rPr>
@@ -1841,7 +1841,7 @@
     <w:p>
       <w:pPr>
         <w:bidi/>
-        <w:jc w:val="right"/>
+        <w:jc w:val="left"/>
       </w:pPr>
       <w:r>
         <w:rPr>
@@ -1861,7 +1861,7 @@
       <w:pPr>
         <w:pStyle w:val="Heading2"/>
         <w:bidi/>
-        <w:jc w:val="right"/>
+        <w:jc w:val="left"/>
       </w:pPr>
       <w:r>
         <w:rPr>
@@ -1876,7 +1876,7 @@
       <w:pPr>
         <w:pStyle w:val="Heading3"/>
         <w:bidi/>
-        <w:jc w:val="right"/>
+        <w:jc w:val="left"/>
       </w:pPr>
       <w:r>
         <w:rPr>
@@ -1891,7 +1891,7 @@
       <w:pPr>
         <w:pStyle w:val="Heading4"/>
         <w:bidi/>
-        <w:jc w:val="right"/>
+        <w:jc w:val="left"/>
       </w:pPr>
       <w:r>
         <w:rPr>
@@ -1923,7 +1923,7 @@
           <w:p>
             <w:pPr>
               <w:pStyle w:val="Compact"/>
-              <w:jc w:val="right"/>
+              <w:jc w:val="left"/>
               <w:bidi/>
             </w:pPr>
             <w:r>
@@ -1940,7 +1940,7 @@
           <w:p>
             <w:pPr>
               <w:pStyle w:val="Compact"/>
-              <w:jc w:val="right"/>
+              <w:jc w:val="left"/>
               <w:bidi/>
             </w:pPr>
             <w:r>
@@ -1957,7 +1957,7 @@
           <w:p>
             <w:pPr>
               <w:pStyle w:val="Compact"/>
-              <w:jc w:val="right"/>
+              <w:jc w:val="left"/>
               <w:bidi/>
             </w:pPr>
             <w:r>
@@ -1974,7 +1974,7 @@
           <w:p>
             <w:pPr>
               <w:pStyle w:val="Compact"/>
-              <w:jc w:val="right"/>
+              <w:jc w:val="left"/>
               <w:bidi/>
             </w:pPr>
             <w:r>
@@ -1993,7 +1993,7 @@
           <w:p>
             <w:pPr>
               <w:pStyle w:val="Compact"/>
-              <w:jc w:val="right"/>
+              <w:jc w:val="left"/>
               <w:bidi/>
             </w:pPr>
             <w:r>
@@ -2012,7 +2012,7 @@
           <w:p>
             <w:pPr>
               <w:pStyle w:val="Compact"/>
-              <w:jc w:val="right"/>
+              <w:jc w:val="left"/>
               <w:bidi/>
             </w:pPr>
             <w:r>
@@ -2029,7 +2029,7 @@
           <w:p>
             <w:pPr>
               <w:pStyle w:val="Compact"/>
-              <w:jc w:val="right"/>
+              <w:jc w:val="left"/>
               <w:bidi/>
             </w:pPr>
             <w:r>
@@ -2046,7 +2046,7 @@
           <w:p>
             <w:pPr>
               <w:pStyle w:val="Compact"/>
-              <w:jc w:val="right"/>
+              <w:jc w:val="left"/>
               <w:bidi/>
             </w:pPr>
             <w:r>
@@ -2065,7 +2065,7 @@
           <w:p>
             <w:pPr>
               <w:pStyle w:val="Compact"/>
-              <w:jc w:val="right"/>
+              <w:jc w:val="left"/>
               <w:bidi/>
             </w:pPr>
             <w:r>
@@ -2084,7 +2084,7 @@
           <w:p>
             <w:pPr>
               <w:pStyle w:val="Compact"/>
-              <w:jc w:val="right"/>
+              <w:jc w:val="left"/>
               <w:bidi/>
             </w:pPr>
             <w:r>
@@ -2101,7 +2101,7 @@
           <w:p>
             <w:pPr>
               <w:pStyle w:val="Compact"/>
-              <w:jc w:val="right"/>
+              <w:jc w:val="left"/>
               <w:bidi/>
             </w:pPr>
             <w:r>
@@ -2118,7 +2118,7 @@
           <w:p>
             <w:pPr>
               <w:pStyle w:val="Compact"/>
-              <w:jc w:val="right"/>
+              <w:jc w:val="left"/>
               <w:bidi/>
             </w:pPr>
             <w:r>
@@ -2137,7 +2137,7 @@
           <w:p>
             <w:pPr>
               <w:pStyle w:val="Compact"/>
-              <w:jc w:val="right"/>
+              <w:jc w:val="left"/>
               <w:bidi/>
             </w:pPr>
             <w:r>
@@ -2156,7 +2156,7 @@
           <w:p>
             <w:pPr>
               <w:pStyle w:val="Compact"/>
-              <w:jc w:val="right"/>
+              <w:jc w:val="left"/>
               <w:bidi/>
             </w:pPr>
             <w:r>
@@ -2173,7 +2173,7 @@
           <w:p>
             <w:pPr>
               <w:pStyle w:val="Compact"/>
-              <w:jc w:val="right"/>
+              <w:jc w:val="left"/>
               <w:bidi/>
             </w:pPr>
             <w:r>
@@ -2190,7 +2190,7 @@
           <w:p>
             <w:pPr>
               <w:pStyle w:val="Compact"/>
-              <w:jc w:val="right"/>
+              <w:jc w:val="left"/>
               <w:bidi/>
             </w:pPr>
             <w:r>
@@ -2210,7 +2210,7 @@
       <w:pPr>
         <w:pStyle w:val="Heading4"/>
         <w:bidi/>
-        <w:jc w:val="right"/>
+        <w:jc w:val="left"/>
       </w:pPr>
       <w:r>
         <w:rPr>
@@ -2241,7 +2241,7 @@
           <w:p>
             <w:pPr>
               <w:pStyle w:val="Compact"/>
-              <w:jc w:val="right"/>
+              <w:jc w:val="left"/>
               <w:bidi/>
             </w:pPr>
             <w:r>
@@ -2258,7 +2258,7 @@
           <w:p>
             <w:pPr>
               <w:pStyle w:val="Compact"/>
-              <w:jc w:val="right"/>
+              <w:jc w:val="left"/>
               <w:bidi/>
             </w:pPr>
             <w:r>
@@ -2275,7 +2275,7 @@
           <w:p>
             <w:pPr>
               <w:pStyle w:val="Compact"/>
-              <w:jc w:val="right"/>
+              <w:jc w:val="left"/>
               <w:bidi/>
             </w:pPr>
             <w:r>
@@ -2294,7 +2294,7 @@
           <w:p>
             <w:pPr>
               <w:pStyle w:val="Compact"/>
-              <w:jc w:val="right"/>
+              <w:jc w:val="left"/>
               <w:bidi/>
             </w:pPr>
             <w:r>
@@ -2311,7 +2311,7 @@
           <w:p>
             <w:pPr>
               <w:pStyle w:val="Compact"/>
-              <w:jc w:val="right"/>
+              <w:jc w:val="left"/>
               <w:bidi/>
             </w:pPr>
             <w:r>
@@ -2328,7 +2328,7 @@
           <w:p>
             <w:pPr>
               <w:pStyle w:val="Compact"/>
-              <w:jc w:val="right"/>
+              <w:jc w:val="left"/>
               <w:bidi/>
             </w:pPr>
             <w:r>
@@ -2347,7 +2347,7 @@
           <w:p>
             <w:pPr>
               <w:pStyle w:val="Compact"/>
-              <w:jc w:val="right"/>
+              <w:jc w:val="left"/>
               <w:bidi/>
             </w:pPr>
             <w:r>
@@ -2364,7 +2364,7 @@
           <w:p>
             <w:pPr>
               <w:pStyle w:val="Compact"/>
-              <w:jc w:val="right"/>
+              <w:jc w:val="left"/>
               <w:bidi/>
             </w:pPr>
             <w:r>
@@ -2381,7 +2381,7 @@
           <w:p>
             <w:pPr>
               <w:pStyle w:val="Compact"/>
-              <w:jc w:val="right"/>
+              <w:jc w:val="left"/>
               <w:bidi/>
             </w:pPr>
             <w:r>
@@ -2400,7 +2400,7 @@
           <w:p>
             <w:pPr>
               <w:pStyle w:val="Compact"/>
-              <w:jc w:val="right"/>
+              <w:jc w:val="left"/>
               <w:bidi/>
             </w:pPr>
             <w:r>
@@ -2417,7 +2417,7 @@
           <w:p>
             <w:pPr>
               <w:pStyle w:val="Compact"/>
-              <w:jc w:val="right"/>
+              <w:jc w:val="left"/>
               <w:bidi/>
             </w:pPr>
             <w:r>
@@ -2434,7 +2434,7 @@
           <w:p>
             <w:pPr>
               <w:pStyle w:val="Compact"/>
-              <w:jc w:val="right"/>
+              <w:jc w:val="left"/>
               <w:bidi/>
             </w:pPr>
             <w:r>
@@ -2453,7 +2453,7 @@
           <w:p>
             <w:pPr>
               <w:pStyle w:val="Compact"/>
-              <w:jc w:val="right"/>
+              <w:jc w:val="left"/>
               <w:bidi/>
             </w:pPr>
             <w:r>
@@ -2470,7 +2470,7 @@
           <w:p>
             <w:pPr>
               <w:pStyle w:val="Compact"/>
-              <w:jc w:val="right"/>
+              <w:jc w:val="left"/>
               <w:bidi/>
             </w:pPr>
             <w:r>
@@ -2487,7 +2487,7 @@
           <w:p>
             <w:pPr>
               <w:pStyle w:val="Compact"/>
-              <w:jc w:val="right"/>
+              <w:jc w:val="left"/>
               <w:bidi/>
             </w:pPr>
             <w:r>
@@ -2506,7 +2506,7 @@
           <w:p>
             <w:pPr>
               <w:pStyle w:val="Compact"/>
-              <w:jc w:val="right"/>
+              <w:jc w:val="left"/>
               <w:bidi/>
             </w:pPr>
             <w:r>
@@ -2523,7 +2523,7 @@
           <w:p>
             <w:pPr>
               <w:pStyle w:val="Compact"/>
-              <w:jc w:val="right"/>
+              <w:jc w:val="left"/>
               <w:bidi/>
             </w:pPr>
             <w:r>
@@ -2540,7 +2540,7 @@
           <w:p>
             <w:pPr>
               <w:pStyle w:val="Compact"/>
-              <w:jc w:val="right"/>
+              <w:jc w:val="left"/>
               <w:bidi/>
             </w:pPr>
             <w:r>
@@ -2559,7 +2559,7 @@
           <w:p>
             <w:pPr>
               <w:pStyle w:val="Compact"/>
-              <w:jc w:val="right"/>
+              <w:jc w:val="left"/>
               <w:bidi/>
             </w:pPr>
             <w:r>
@@ -2576,7 +2576,7 @@
           <w:p>
             <w:pPr>
               <w:pStyle w:val="Compact"/>
-              <w:jc w:val="right"/>
+              <w:jc w:val="left"/>
               <w:bidi/>
             </w:pPr>
             <w:r>
@@ -2593,7 +2593,7 @@
           <w:p>
             <w:pPr>
               <w:pStyle w:val="Compact"/>
-              <w:jc w:val="right"/>
+              <w:jc w:val="left"/>
               <w:bidi/>
             </w:pPr>
             <w:r>
@@ -2612,7 +2612,7 @@
           <w:p>
             <w:pPr>
               <w:pStyle w:val="Compact"/>
-              <w:jc w:val="right"/>
+              <w:jc w:val="left"/>
               <w:bidi/>
             </w:pPr>
             <w:r>
@@ -2631,7 +2631,7 @@
           <w:p>
             <w:pPr>
               <w:pStyle w:val="Compact"/>
-              <w:jc w:val="right"/>
+              <w:jc w:val="left"/>
               <w:bidi/>
             </w:pPr>
             <w:r>
@@ -2650,7 +2650,7 @@
           <w:p>
             <w:pPr>
               <w:pStyle w:val="Compact"/>
-              <w:jc w:val="right"/>
+              <w:jc w:val="left"/>
               <w:bidi/>
             </w:pPr>
             <w:r>
@@ -2670,7 +2670,7 @@
       <w:pPr>
         <w:pStyle w:val="BodyText"/>
         <w:bidi/>
-        <w:jc w:val="right"/>
+        <w:jc w:val="left"/>
       </w:pPr>
       <w:r>
         <w:rPr>
@@ -2759,7 +2759,7 @@
     <w:p>
       <w:pPr>
         <w:bidi/>
-        <w:jc w:val="right"/>
+        <w:jc w:val="left"/>
       </w:pPr>
       <w:r>
         <w:rPr>
@@ -2779,7 +2779,7 @@
       <w:pPr>
         <w:pStyle w:val="Heading2"/>
         <w:bidi/>
-        <w:jc w:val="right"/>
+        <w:jc w:val="left"/>
       </w:pPr>
       <w:r>
         <w:rPr>
@@ -2794,7 +2794,7 @@
       <w:pPr>
         <w:pStyle w:val="Heading3"/>
         <w:bidi/>
-        <w:jc w:val="right"/>
+        <w:jc w:val="left"/>
       </w:pPr>
       <w:r>
         <w:rPr>
@@ -2809,7 +2809,7 @@
       <w:pPr>
         <w:pStyle w:val="Heading4"/>
         <w:bidi/>
-        <w:jc w:val="right"/>
+        <w:jc w:val="left"/>
       </w:pPr>
       <w:r>
         <w:rPr>
@@ -2840,7 +2840,7 @@
           <w:p>
             <w:pPr>
               <w:pStyle w:val="Compact"/>
-              <w:jc w:val="right"/>
+              <w:jc w:val="left"/>
               <w:bidi/>
             </w:pPr>
             <w:r>
@@ -2857,7 +2857,7 @@
           <w:p>
             <w:pPr>
               <w:pStyle w:val="Compact"/>
-              <w:jc w:val="right"/>
+              <w:jc w:val="left"/>
               <w:bidi/>
             </w:pPr>
             <w:r>
@@ -2874,7 +2874,7 @@
           <w:p>
             <w:pPr>
               <w:pStyle w:val="Compact"/>
-              <w:jc w:val="right"/>
+              <w:jc w:val="left"/>
               <w:bidi/>
             </w:pPr>
             <w:r>
@@ -2893,7 +2893,7 @@
           <w:p>
             <w:pPr>
               <w:pStyle w:val="Compact"/>
-              <w:jc w:val="right"/>
+              <w:jc w:val="left"/>
               <w:bidi/>
             </w:pPr>
             <w:r>
@@ -2910,7 +2910,7 @@
           <w:p>
             <w:pPr>
               <w:pStyle w:val="Compact"/>
-              <w:jc w:val="right"/>
+              <w:jc w:val="left"/>
               <w:bidi/>
             </w:pPr>
             <w:r>
@@ -2927,7 +2927,7 @@
           <w:p>
             <w:pPr>
               <w:pStyle w:val="Compact"/>
-              <w:jc w:val="right"/>
+              <w:jc w:val="left"/>
               <w:bidi/>
             </w:pPr>
             <w:r>
@@ -2946,7 +2946,7 @@
           <w:p>
             <w:pPr>
               <w:pStyle w:val="Compact"/>
-              <w:jc w:val="right"/>
+              <w:jc w:val="left"/>
               <w:bidi/>
             </w:pPr>
             <w:r>
@@ -2963,7 +2963,7 @@
           <w:p>
             <w:pPr>
               <w:pStyle w:val="Compact"/>
-              <w:jc w:val="right"/>
+              <w:jc w:val="left"/>
               <w:bidi/>
             </w:pPr>
             <w:r>
@@ -2980,7 +2980,7 @@
           <w:p>
             <w:pPr>
               <w:pStyle w:val="Compact"/>
-              <w:jc w:val="right"/>
+              <w:jc w:val="left"/>
               <w:bidi/>
             </w:pPr>
             <w:r>
@@ -2999,7 +2999,7 @@
           <w:p>
             <w:pPr>
               <w:pStyle w:val="Compact"/>
-              <w:jc w:val="right"/>
+              <w:jc w:val="left"/>
               <w:bidi/>
             </w:pPr>
             <w:r>
@@ -3016,7 +3016,7 @@
           <w:p>
             <w:pPr>
               <w:pStyle w:val="Compact"/>
-              <w:jc w:val="right"/>
+              <w:jc w:val="left"/>
               <w:bidi/>
             </w:pPr>
             <w:r>
@@ -3033,7 +3033,7 @@
           <w:p>
             <w:pPr>
               <w:pStyle w:val="Compact"/>
-              <w:jc w:val="right"/>
+              <w:jc w:val="left"/>
               <w:bidi/>
             </w:pPr>
             <w:r>
@@ -3052,7 +3052,7 @@
           <w:p>
             <w:pPr>
               <w:pStyle w:val="Compact"/>
-              <w:jc w:val="right"/>
+              <w:jc w:val="left"/>
               <w:bidi/>
             </w:pPr>
             <w:r>
@@ -3069,7 +3069,7 @@
           <w:p>
             <w:pPr>
               <w:pStyle w:val="Compact"/>
-              <w:jc w:val="right"/>
+              <w:jc w:val="left"/>
               <w:bidi/>
             </w:pPr>
             <w:r>
@@ -3086,7 +3086,7 @@
           <w:p>
             <w:pPr>
               <w:pStyle w:val="Compact"/>
-              <w:jc w:val="right"/>
+              <w:jc w:val="left"/>
               <w:bidi/>
             </w:pPr>
             <w:r>
@@ -3108,7 +3108,7 @@
         </w:numPr>
         <w:pStyle w:val="Compact"/>
         <w:bidi/>
-        <w:jc w:val="right"/>
+        <w:jc w:val="left"/>
       </w:pPr>
       <w:r>
         <w:rPr>
@@ -3126,7 +3126,7 @@
         </w:numPr>
         <w:pStyle w:val="Compact"/>
         <w:bidi/>
-        <w:jc w:val="right"/>
+        <w:jc w:val="left"/>
       </w:pPr>
       <w:r>
         <w:rPr>
@@ -3144,7 +3144,7 @@
         </w:numPr>
         <w:pStyle w:val="Compact"/>
         <w:bidi/>
-        <w:jc w:val="right"/>
+        <w:jc w:val="left"/>
       </w:pPr>
       <w:r>
         <w:rPr>
@@ -3162,7 +3162,7 @@
         </w:numPr>
         <w:pStyle w:val="Compact"/>
         <w:bidi/>
-        <w:jc w:val="right"/>
+        <w:jc w:val="left"/>
       </w:pPr>
       <w:r>
         <w:rPr>
@@ -3178,7 +3178,7 @@
       <w:pPr>
         <w:pStyle w:val="Heading4"/>
         <w:bidi/>
-        <w:jc w:val="right"/>
+        <w:jc w:val="left"/>
       </w:pPr>
       <w:r>
         <w:rPr>
@@ -3210,7 +3210,7 @@
           <w:p>
             <w:pPr>
               <w:pStyle w:val="Compact"/>
-              <w:jc w:val="right"/>
+              <w:jc w:val="left"/>
               <w:bidi/>
             </w:pPr>
             <w:r>
@@ -3227,7 +3227,7 @@
           <w:p>
             <w:pPr>
               <w:pStyle w:val="Compact"/>
-              <w:jc w:val="right"/>
+              <w:jc w:val="left"/>
               <w:bidi/>
             </w:pPr>
             <w:r>
@@ -3244,7 +3244,7 @@
           <w:p>
             <w:pPr>
               <w:pStyle w:val="Compact"/>
-              <w:jc w:val="right"/>
+              <w:jc w:val="left"/>
               <w:bidi/>
             </w:pPr>
             <w:r>
@@ -3261,7 +3261,7 @@
           <w:p>
             <w:pPr>
               <w:pStyle w:val="Compact"/>
-              <w:jc w:val="right"/>
+              <w:jc w:val="left"/>
               <w:bidi/>
             </w:pPr>
             <w:r>
@@ -3282,7 +3282,7 @@
           <w:p>
             <w:pPr>
               <w:pStyle w:val="Compact"/>
-              <w:jc w:val="right"/>
+              <w:jc w:val="left"/>
               <w:bidi/>
             </w:pPr>
             <w:r>
@@ -3299,7 +3299,7 @@
           <w:p>
             <w:pPr>
               <w:pStyle w:val="Compact"/>
-              <w:jc w:val="right"/>
+              <w:jc w:val="left"/>
               <w:bidi/>
             </w:pPr>
             <w:r>
@@ -3316,7 +3316,7 @@
           <w:p>
             <w:pPr>
               <w:pStyle w:val="Compact"/>
-              <w:jc w:val="right"/>
+              <w:jc w:val="left"/>
               <w:bidi/>
             </w:pPr>
             <w:r>
@@ -3333,7 +3333,7 @@
           <w:p>
             <w:pPr>
               <w:pStyle w:val="Compact"/>
-              <w:jc w:val="right"/>
+              <w:jc w:val="left"/>
               <w:bidi/>
             </w:pPr>
             <w:r>
@@ -3355,16 +3355,16 @@
           <w:p>
             <w:pPr>
               <w:bidi/>
-              <w:jc w:val="right"/>
-            </w:pPr>
-          </w:p>
-        </w:tc>
-        <w:tc>
-          <w:tcPr/>
-          <w:p>
-            <w:pPr>
-              <w:pStyle w:val="Compact"/>
-              <w:jc w:val="right"/>
+              <w:jc w:val="left"/>
+            </w:pPr>
+          </w:p>
+        </w:tc>
+        <w:tc>
+          <w:tcPr/>
+          <w:p>
+            <w:pPr>
+              <w:pStyle w:val="Compact"/>
+              <w:jc w:val="left"/>
               <w:bidi/>
             </w:pPr>
             <w:r>
@@ -3381,7 +3381,7 @@
           <w:p>
             <w:pPr>
               <w:pStyle w:val="Compact"/>
-              <w:jc w:val="right"/>
+              <w:jc w:val="left"/>
               <w:bidi/>
             </w:pPr>
             <w:r>
@@ -3398,7 +3398,7 @@
           <w:p>
             <w:pPr>
               <w:pStyle w:val="Compact"/>
-              <w:jc w:val="right"/>
+              <w:jc w:val="left"/>
               <w:bidi/>
             </w:pPr>
             <w:r>
@@ -3420,16 +3420,16 @@
           <w:p>
             <w:pPr>
               <w:bidi/>
-              <w:jc w:val="right"/>
-            </w:pPr>
-          </w:p>
-        </w:tc>
-        <w:tc>
-          <w:tcPr/>
-          <w:p>
-            <w:pPr>
-              <w:pStyle w:val="Compact"/>
-              <w:jc w:val="right"/>
+              <w:jc w:val="left"/>
+            </w:pPr>
+          </w:p>
+        </w:tc>
+        <w:tc>
+          <w:tcPr/>
+          <w:p>
+            <w:pPr>
+              <w:pStyle w:val="Compact"/>
+              <w:jc w:val="left"/>
               <w:bidi/>
             </w:pPr>
             <w:r>
@@ -3446,7 +3446,7 @@
           <w:p>
             <w:pPr>
               <w:pStyle w:val="Compact"/>
-              <w:jc w:val="right"/>
+              <w:jc w:val="left"/>
               <w:bidi/>
             </w:pPr>
             <w:r>
@@ -3463,7 +3463,7 @@
           <w:p>
             <w:pPr>
               <w:pStyle w:val="Compact"/>
-              <w:jc w:val="right"/>
+              <w:jc w:val="left"/>
               <w:bidi/>
             </w:pPr>
             <w:r>
@@ -3484,7 +3484,7 @@
           <w:p>
             <w:pPr>
               <w:pStyle w:val="Compact"/>
-              <w:jc w:val="right"/>
+              <w:jc w:val="left"/>
               <w:bidi/>
             </w:pPr>
             <w:r>
@@ -3501,7 +3501,7 @@
           <w:p>
             <w:pPr>
               <w:pStyle w:val="Compact"/>
-              <w:jc w:val="right"/>
+              <w:jc w:val="left"/>
               <w:bidi/>
             </w:pPr>
             <w:r>
@@ -3518,7 +3518,7 @@
           <w:p>
             <w:pPr>
               <w:pStyle w:val="Compact"/>
-              <w:jc w:val="right"/>
+              <w:jc w:val="left"/>
               <w:bidi/>
             </w:pPr>
             <w:r>
@@ -3535,7 +3535,7 @@
           <w:p>
             <w:pPr>
               <w:pStyle w:val="Compact"/>
-              <w:jc w:val="right"/>
+              <w:jc w:val="left"/>
               <w:bidi/>
             </w:pPr>
             <w:r>
@@ -3557,16 +3557,16 @@
           <w:p>
             <w:pPr>
               <w:bidi/>
-              <w:jc w:val="right"/>
-            </w:pPr>
-          </w:p>
-        </w:tc>
-        <w:tc>
-          <w:tcPr/>
-          <w:p>
-            <w:pPr>
-              <w:pStyle w:val="Compact"/>
-              <w:jc w:val="right"/>
+              <w:jc w:val="left"/>
+            </w:pPr>
+          </w:p>
+        </w:tc>
+        <w:tc>
+          <w:tcPr/>
+          <w:p>
+            <w:pPr>
+              <w:pStyle w:val="Compact"/>
+              <w:jc w:val="left"/>
               <w:bidi/>
             </w:pPr>
             <w:r>
@@ -3583,7 +3583,7 @@
           <w:p>
             <w:pPr>
               <w:pStyle w:val="Compact"/>
-              <w:jc w:val="right"/>
+              <w:jc w:val="left"/>
               <w:bidi/>
             </w:pPr>
             <w:r>
@@ -3600,7 +3600,7 @@
           <w:p>
             <w:pPr>
               <w:pStyle w:val="Compact"/>
-              <w:jc w:val="right"/>
+              <w:jc w:val="left"/>
               <w:bidi/>
             </w:pPr>
             <w:r>
@@ -3622,16 +3622,16 @@
           <w:p>
             <w:pPr>
               <w:bidi/>
-              <w:jc w:val="right"/>
-            </w:pPr>
-          </w:p>
-        </w:tc>
-        <w:tc>
-          <w:tcPr/>
-          <w:p>
-            <w:pPr>
-              <w:pStyle w:val="Compact"/>
-              <w:jc w:val="right"/>
+              <w:jc w:val="left"/>
+            </w:pPr>
+          </w:p>
+        </w:tc>
+        <w:tc>
+          <w:tcPr/>
+          <w:p>
+            <w:pPr>
+              <w:pStyle w:val="Compact"/>
+              <w:jc w:val="left"/>
               <w:bidi/>
             </w:pPr>
             <w:r>
@@ -3648,7 +3648,7 @@
           <w:p>
             <w:pPr>
               <w:pStyle w:val="Compact"/>
-              <w:jc w:val="right"/>
+              <w:jc w:val="left"/>
               <w:bidi/>
             </w:pPr>
             <w:r>
@@ -3665,7 +3665,7 @@
           <w:p>
             <w:pPr>
               <w:pStyle w:val="Compact"/>
-              <w:jc w:val="right"/>
+              <w:jc w:val="left"/>
               <w:bidi/>
             </w:pPr>
             <w:r>
@@ -3683,7 +3683,7 @@
       <w:pPr>
         <w:pStyle w:val="BodyText"/>
         <w:bidi/>
-        <w:jc w:val="right"/>
+        <w:jc w:val="left"/>
       </w:pPr>
       <w:r>
         <w:rPr>
@@ -3713,7 +3713,7 @@
       <w:pPr>
         <w:pStyle w:val="Heading4"/>
         <w:bidi/>
-        <w:jc w:val="right"/>
+        <w:jc w:val="left"/>
       </w:pPr>
       <w:r>
         <w:rPr>
@@ -3744,7 +3744,7 @@
           <w:p>
             <w:pPr>
               <w:pStyle w:val="Compact"/>
-              <w:jc w:val="right"/>
+              <w:jc w:val="left"/>
               <w:bidi/>
             </w:pPr>
             <w:r>
@@ -3761,7 +3761,7 @@
           <w:p>
             <w:pPr>
               <w:pStyle w:val="Compact"/>
-              <w:jc w:val="right"/>
+              <w:jc w:val="left"/>
               <w:bidi/>
             </w:pPr>
             <w:r>
@@ -3778,7 +3778,7 @@
           <w:p>
             <w:pPr>
               <w:pStyle w:val="Compact"/>
-              <w:jc w:val="right"/>
+              <w:jc w:val="left"/>
               <w:bidi/>
             </w:pPr>
             <w:r>
@@ -3797,7 +3797,7 @@
           <w:p>
             <w:pPr>
               <w:pStyle w:val="Compact"/>
-              <w:jc w:val="right"/>
+              <w:jc w:val="left"/>
               <w:bidi/>
             </w:pPr>
             <w:r>
@@ -3814,7 +3814,7 @@
           <w:p>
             <w:pPr>
               <w:pStyle w:val="Compact"/>
-              <w:jc w:val="right"/>
+              <w:jc w:val="left"/>
               <w:bidi/>
             </w:pPr>
             <w:r>
@@ -3831,7 +3831,7 @@
           <w:p>
             <w:pPr>
               <w:pStyle w:val="Compact"/>
-              <w:jc w:val="right"/>
+              <w:jc w:val="left"/>
               <w:bidi/>
             </w:pPr>
             <w:r>
@@ -3850,7 +3850,7 @@
           <w:p>
             <w:pPr>
               <w:pStyle w:val="Compact"/>
-              <w:jc w:val="right"/>
+              <w:jc w:val="left"/>
               <w:bidi/>
             </w:pPr>
             <w:r>
@@ -3867,7 +3867,7 @@
           <w:p>
             <w:pPr>
               <w:pStyle w:val="Compact"/>
-              <w:jc w:val="right"/>
+              <w:jc w:val="left"/>
               <w:bidi/>
             </w:pPr>
             <w:r>
@@ -3884,7 +3884,7 @@
           <w:p>
             <w:pPr>
               <w:pStyle w:val="Compact"/>
-              <w:jc w:val="right"/>
+              <w:jc w:val="left"/>
               <w:bidi/>
             </w:pPr>
             <w:r>
@@ -3903,7 +3903,7 @@
           <w:p>
             <w:pPr>
               <w:pStyle w:val="Compact"/>
-              <w:jc w:val="right"/>
+              <w:jc w:val="left"/>
               <w:bidi/>
             </w:pPr>
             <w:r>
@@ -3920,7 +3920,7 @@
           <w:p>
             <w:pPr>
               <w:pStyle w:val="Compact"/>
-              <w:jc w:val="right"/>
+              <w:jc w:val="left"/>
               <w:bidi/>
             </w:pPr>
             <w:r>
@@ -3937,7 +3937,7 @@
           <w:p>
             <w:pPr>
               <w:pStyle w:val="Compact"/>
-              <w:jc w:val="right"/>
+              <w:jc w:val="left"/>
               <w:bidi/>
             </w:pPr>
             <w:r>
@@ -3956,7 +3956,7 @@
           <w:p>
             <w:pPr>
               <w:pStyle w:val="Compact"/>
-              <w:jc w:val="right"/>
+              <w:jc w:val="left"/>
               <w:bidi/>
             </w:pPr>
             <w:r>
@@ -3973,7 +3973,7 @@
           <w:p>
             <w:pPr>
               <w:pStyle w:val="Compact"/>
-              <w:jc w:val="right"/>
+              <w:jc w:val="left"/>
               <w:bidi/>
             </w:pPr>
             <w:r>
@@ -3990,7 +3990,7 @@
           <w:p>
             <w:pPr>
               <w:pStyle w:val="Compact"/>
-              <w:jc w:val="right"/>
+              <w:jc w:val="left"/>
               <w:bidi/>
             </w:pPr>
             <w:r>
@@ -4009,7 +4009,7 @@
           <w:p>
             <w:pPr>
               <w:pStyle w:val="Compact"/>
-              <w:jc w:val="right"/>
+              <w:jc w:val="left"/>
               <w:bidi/>
             </w:pPr>
             <w:r>
@@ -4026,7 +4026,7 @@
           <w:p>
             <w:pPr>
               <w:pStyle w:val="Compact"/>
-              <w:jc w:val="right"/>
+              <w:jc w:val="left"/>
               <w:bidi/>
             </w:pPr>
             <w:r>
@@ -4043,7 +4043,7 @@
           <w:p>
             <w:pPr>
               <w:pStyle w:val="Compact"/>
-              <w:jc w:val="right"/>
+              <w:jc w:val="left"/>
               <w:bidi/>
             </w:pPr>
             <w:r>
@@ -4060,7 +4060,7 @@
     <w:p>
       <w:pPr>
         <w:bidi/>
-        <w:jc w:val="right"/>
+        <w:jc w:val="left"/>
       </w:pPr>
       <w:r>
         <w:rPr>
@@ -4080,7 +4080,7 @@
       <w:pPr>
         <w:pStyle w:val="Heading2"/>
         <w:bidi/>
-        <w:jc w:val="right"/>
+        <w:jc w:val="left"/>
       </w:pPr>
       <w:r>
         <w:rPr>
@@ -4095,7 +4095,7 @@
       <w:pPr>
         <w:pStyle w:val="Heading3"/>
         <w:bidi/>
-        <w:jc w:val="right"/>
+        <w:jc w:val="left"/>
       </w:pPr>
       <w:r>
         <w:rPr>
@@ -4110,7 +4110,7 @@
       <w:pPr>
         <w:pStyle w:val="Heading4"/>
         <w:bidi/>
-        <w:jc w:val="right"/>
+        <w:jc w:val="left"/>
       </w:pPr>
       <w:r>
         <w:rPr>
@@ -4124,7 +4124,7 @@
       <w:pPr>
         <w:pStyle w:val="FirstParagraph"/>
         <w:bidi/>
-        <w:jc w:val="right"/>
+        <w:jc w:val="left"/>
       </w:pPr>
       <w:r>
         <w:rPr>
@@ -4152,7 +4152,7 @@
       <w:pPr>
         <w:pStyle w:val="BodyText"/>
         <w:bidi/>
-        <w:jc w:val="right"/>
+        <w:jc w:val="left"/>
       </w:pPr>
       <w:r>
         <w:rPr>
@@ -4213,7 +4213,7 @@
           <w:p>
             <w:pPr>
               <w:pStyle w:val="Compact"/>
-              <w:jc w:val="right"/>
+              <w:jc w:val="left"/>
               <w:bidi/>
             </w:pPr>
             <w:r>
@@ -4230,7 +4230,7 @@
           <w:p>
             <w:pPr>
               <w:pStyle w:val="Compact"/>
-              <w:jc w:val="right"/>
+              <w:jc w:val="left"/>
               <w:bidi/>
             </w:pPr>
             <w:r>
@@ -4247,7 +4247,7 @@
           <w:p>
             <w:pPr>
               <w:pStyle w:val="Compact"/>
-              <w:jc w:val="right"/>
+              <w:jc w:val="left"/>
               <w:bidi/>
             </w:pPr>
             <w:r>
@@ -4266,7 +4266,7 @@
           <w:p>
             <w:pPr>
               <w:pStyle w:val="Compact"/>
-              <w:jc w:val="right"/>
+              <w:jc w:val="left"/>
               <w:bidi/>
             </w:pPr>
             <w:r>
@@ -4283,7 +4283,7 @@
           <w:p>
             <w:pPr>
               <w:pStyle w:val="Compact"/>
-              <w:jc w:val="right"/>
+              <w:jc w:val="left"/>
               <w:bidi/>
             </w:pPr>
             <w:r>
@@ -4300,7 +4300,7 @@
           <w:p>
             <w:pPr>
               <w:pStyle w:val="Compact"/>
-              <w:jc w:val="right"/>
+              <w:jc w:val="left"/>
               <w:bidi/>
             </w:pPr>
             <w:r>
@@ -4319,7 +4319,7 @@
           <w:p>
             <w:pPr>
               <w:pStyle w:val="Compact"/>
-              <w:jc w:val="right"/>
+              <w:jc w:val="left"/>
               <w:bidi/>
             </w:pPr>
             <w:r>
@@ -4336,7 +4336,7 @@
           <w:p>
             <w:pPr>
               <w:pStyle w:val="Compact"/>
-              <w:jc w:val="right"/>
+              <w:jc w:val="left"/>
               <w:bidi/>
             </w:pPr>
             <w:r>
@@ -4353,7 +4353,7 @@
           <w:p>
             <w:pPr>
               <w:pStyle w:val="Compact"/>
-              <w:jc w:val="right"/>
+              <w:jc w:val="left"/>
               <w:bidi/>
             </w:pPr>
             <w:r>
@@ -4372,7 +4372,7 @@
           <w:p>
             <w:pPr>
               <w:pStyle w:val="Compact"/>
-              <w:jc w:val="right"/>
+              <w:jc w:val="left"/>
               <w:bidi/>
             </w:pPr>
             <w:r>
@@ -4389,7 +4389,7 @@
           <w:p>
             <w:pPr>
               <w:pStyle w:val="Compact"/>
-              <w:jc w:val="right"/>
+              <w:jc w:val="left"/>
               <w:bidi/>
             </w:pPr>
             <w:r>
@@ -4406,7 +4406,7 @@
           <w:p>
             <w:pPr>
               <w:pStyle w:val="Compact"/>
-              <w:jc w:val="right"/>
+              <w:jc w:val="left"/>
               <w:bidi/>
             </w:pPr>
             <w:r>
@@ -4425,7 +4425,7 @@
           <w:p>
             <w:pPr>
               <w:pStyle w:val="Compact"/>
-              <w:jc w:val="right"/>
+              <w:jc w:val="left"/>
               <w:bidi/>
             </w:pPr>
             <w:r>
@@ -4442,7 +4442,7 @@
           <w:p>
             <w:pPr>
               <w:pStyle w:val="Compact"/>
-              <w:jc w:val="right"/>
+              <w:jc w:val="left"/>
               <w:bidi/>
             </w:pPr>
             <w:r>
@@ -4459,7 +4459,7 @@
           <w:p>
             <w:pPr>
               <w:pStyle w:val="Compact"/>
-              <w:jc w:val="right"/>
+              <w:jc w:val="left"/>
               <w:bidi/>
             </w:pPr>
             <w:r>
@@ -4479,7 +4479,7 @@
       <w:pPr>
         <w:pStyle w:val="Heading4"/>
         <w:bidi/>
-        <w:jc w:val="right"/>
+        <w:jc w:val="left"/>
       </w:pPr>
       <w:r>
         <w:rPr>
@@ -4510,7 +4510,7 @@
           <w:p>
             <w:pPr>
               <w:pStyle w:val="Compact"/>
-              <w:jc w:val="right"/>
+              <w:jc w:val="left"/>
               <w:bidi/>
             </w:pPr>
             <w:r>
@@ -4527,7 +4527,7 @@
           <w:p>
             <w:pPr>
               <w:pStyle w:val="Compact"/>
-              <w:jc w:val="right"/>
+              <w:jc w:val="left"/>
               <w:bidi/>
             </w:pPr>
             <w:r>
@@ -4544,7 +4544,7 @@
           <w:p>
             <w:pPr>
               <w:pStyle w:val="Compact"/>
-              <w:jc w:val="right"/>
+              <w:jc w:val="left"/>
               <w:bidi/>
             </w:pPr>
             <w:r>
@@ -4563,7 +4563,7 @@
           <w:p>
             <w:pPr>
               <w:pStyle w:val="Compact"/>
-              <w:jc w:val="right"/>
+              <w:jc w:val="left"/>
               <w:bidi/>
             </w:pPr>
             <w:r>
@@ -4580,7 +4580,7 @@
           <w:p>
             <w:pPr>
               <w:pStyle w:val="Compact"/>
-              <w:jc w:val="right"/>
+              <w:jc w:val="left"/>
               <w:bidi/>
             </w:pPr>
             <w:r>
@@ -4597,7 +4597,7 @@
           <w:p>
             <w:pPr>
               <w:pStyle w:val="Compact"/>
-              <w:jc w:val="right"/>
+              <w:jc w:val="left"/>
               <w:bidi/>
             </w:pPr>
             <w:r>
@@ -4616,7 +4616,7 @@
           <w:p>
             <w:pPr>
               <w:pStyle w:val="Compact"/>
-              <w:jc w:val="right"/>
+              <w:jc w:val="left"/>
               <w:bidi/>
             </w:pPr>
             <w:r>
@@ -4633,7 +4633,7 @@
           <w:p>
             <w:pPr>
               <w:pStyle w:val="Compact"/>
-              <w:jc w:val="right"/>
+              <w:jc w:val="left"/>
               <w:bidi/>
             </w:pPr>
             <w:r>
@@ -4650,7 +4650,7 @@
           <w:p>
             <w:pPr>
               <w:pStyle w:val="Compact"/>
-              <w:jc w:val="right"/>
+              <w:jc w:val="left"/>
               <w:bidi/>
             </w:pPr>
             <w:r>
@@ -4669,7 +4669,7 @@
           <w:p>
             <w:pPr>
               <w:pStyle w:val="Compact"/>
-              <w:jc w:val="right"/>
+              <w:jc w:val="left"/>
               <w:bidi/>
             </w:pPr>
             <w:r>
@@ -4686,7 +4686,7 @@
           <w:p>
             <w:pPr>
               <w:pStyle w:val="Compact"/>
-              <w:jc w:val="right"/>
+              <w:jc w:val="left"/>
               <w:bidi/>
             </w:pPr>
             <w:r>
@@ -4703,7 +4703,7 @@
           <w:p>
             <w:pPr>
               <w:pStyle w:val="Compact"/>
-              <w:jc w:val="right"/>
+              <w:jc w:val="left"/>
               <w:bidi/>
             </w:pPr>
             <w:r>
@@ -4722,7 +4722,7 @@
           <w:p>
             <w:pPr>
               <w:pStyle w:val="Compact"/>
-              <w:jc w:val="right"/>
+              <w:jc w:val="left"/>
               <w:bidi/>
             </w:pPr>
             <w:r>
@@ -4739,7 +4739,7 @@
           <w:p>
             <w:pPr>
               <w:pStyle w:val="Compact"/>
-              <w:jc w:val="right"/>
+              <w:jc w:val="left"/>
               <w:bidi/>
             </w:pPr>
             <w:r>
@@ -4756,7 +4756,7 @@
           <w:p>
             <w:pPr>
               <w:pStyle w:val="Compact"/>
-              <w:jc w:val="right"/>
+              <w:jc w:val="left"/>
               <w:bidi/>
             </w:pPr>
             <w:r>
@@ -4775,7 +4775,7 @@
           <w:p>
             <w:pPr>
               <w:pStyle w:val="Compact"/>
-              <w:jc w:val="right"/>
+              <w:jc w:val="left"/>
               <w:bidi/>
             </w:pPr>
             <w:r>
@@ -4792,7 +4792,7 @@
           <w:p>
             <w:pPr>
               <w:pStyle w:val="Compact"/>
-              <w:jc w:val="right"/>
+              <w:jc w:val="left"/>
               <w:bidi/>
             </w:pPr>
             <w:r>
@@ -4809,7 +4809,7 @@
           <w:p>
             <w:pPr>
               <w:pStyle w:val="Compact"/>
-              <w:jc w:val="right"/>
+              <w:jc w:val="left"/>
               <w:bidi/>
             </w:pPr>
             <w:r>
@@ -4829,7 +4829,7 @@
       <w:pPr>
         <w:pStyle w:val="Heading4"/>
         <w:bidi/>
-        <w:jc w:val="right"/>
+        <w:jc w:val="left"/>
       </w:pPr>
       <w:r>
         <w:rPr>
@@ -4847,7 +4847,7 @@
         </w:numPr>
         <w:pStyle w:val="Compact"/>
         <w:bidi/>
-        <w:jc w:val="right"/>
+        <w:jc w:val="left"/>
       </w:pPr>
       <w:r>
         <w:rPr>
@@ -4865,7 +4865,7 @@
         </w:numPr>
         <w:pStyle w:val="Compact"/>
         <w:bidi/>
-        <w:jc w:val="right"/>
+        <w:jc w:val="left"/>
       </w:pPr>
       <w:r>
         <w:rPr>
@@ -4883,7 +4883,7 @@
         </w:numPr>
         <w:pStyle w:val="Compact"/>
         <w:bidi/>
-        <w:jc w:val="right"/>
+        <w:jc w:val="left"/>
       </w:pPr>
       <w:r>
         <w:rPr>
@@ -4901,7 +4901,7 @@
         </w:numPr>
         <w:pStyle w:val="Compact"/>
         <w:bidi/>
-        <w:jc w:val="right"/>
+        <w:jc w:val="left"/>
       </w:pPr>
       <w:r>
         <w:rPr>
@@ -4919,7 +4919,7 @@
         </w:numPr>
         <w:pStyle w:val="Compact"/>
         <w:bidi/>
-        <w:jc w:val="right"/>
+        <w:jc w:val="left"/>
       </w:pPr>
       <w:r>
         <w:rPr>
@@ -4932,7 +4932,7 @@
     <w:p>
       <w:pPr>
         <w:bidi/>
-        <w:jc w:val="right"/>
+        <w:jc w:val="left"/>
       </w:pPr>
       <w:r>
         <w:rPr>
@@ -4952,7 +4952,7 @@
       <w:pPr>
         <w:pStyle w:val="Heading2"/>
         <w:bidi/>
-        <w:jc w:val="right"/>
+        <w:jc w:val="left"/>
       </w:pPr>
       <w:r>
         <w:rPr>
@@ -4967,7 +4967,7 @@
       <w:pPr>
         <w:pStyle w:val="Heading3"/>
         <w:bidi/>
-        <w:jc w:val="right"/>
+        <w:jc w:val="left"/>
       </w:pPr>
       <w:r>
         <w:rPr>
@@ -4982,7 +4982,7 @@
       <w:pPr>
         <w:pStyle w:val="Heading4"/>
         <w:bidi/>
-        <w:jc w:val="right"/>
+        <w:jc w:val="left"/>
       </w:pPr>
       <w:r>
         <w:rPr>
@@ -5013,7 +5013,7 @@
           <w:p>
             <w:pPr>
               <w:pStyle w:val="Compact"/>
-              <w:jc w:val="right"/>
+              <w:jc w:val="left"/>
               <w:bidi/>
             </w:pPr>
             <w:r>
@@ -5030,7 +5030,7 @@
           <w:p>
             <w:pPr>
               <w:pStyle w:val="Compact"/>
-              <w:jc w:val="right"/>
+              <w:jc w:val="left"/>
               <w:bidi/>
             </w:pPr>
             <w:r>
@@ -5047,7 +5047,7 @@
           <w:p>
             <w:pPr>
               <w:pStyle w:val="Compact"/>
-              <w:jc w:val="right"/>
+              <w:jc w:val="left"/>
               <w:bidi/>
             </w:pPr>
             <w:r>
@@ -5066,7 +5066,7 @@
           <w:p>
             <w:pPr>
               <w:pStyle w:val="Compact"/>
-              <w:jc w:val="right"/>
+              <w:jc w:val="left"/>
               <w:bidi/>
             </w:pPr>
             <w:r>
@@ -5085,7 +5085,7 @@
           <w:p>
             <w:pPr>
               <w:pStyle w:val="Compact"/>
-              <w:jc w:val="right"/>
+              <w:jc w:val="left"/>
               <w:bidi/>
             </w:pPr>
             <w:r>
@@ -5102,7 +5102,7 @@
           <w:p>
             <w:pPr>
               <w:pStyle w:val="Compact"/>
-              <w:jc w:val="right"/>
+              <w:jc w:val="left"/>
               <w:bidi/>
             </w:pPr>
             <w:r>
@@ -5121,7 +5121,7 @@
           <w:p>
             <w:pPr>
               <w:pStyle w:val="Compact"/>
-              <w:jc w:val="right"/>
+              <w:jc w:val="left"/>
               <w:bidi/>
             </w:pPr>
             <w:r>
@@ -5140,7 +5140,7 @@
           <w:p>
             <w:pPr>
               <w:pStyle w:val="Compact"/>
-              <w:jc w:val="right"/>
+              <w:jc w:val="left"/>
               <w:bidi/>
             </w:pPr>
             <w:r>
@@ -5157,7 +5157,7 @@
           <w:p>
             <w:pPr>
               <w:pStyle w:val="Compact"/>
-              <w:jc w:val="right"/>
+              <w:jc w:val="left"/>
               <w:bidi/>
             </w:pPr>
             <w:r>
@@ -5176,7 +5176,7 @@
           <w:p>
             <w:pPr>
               <w:pStyle w:val="Compact"/>
-              <w:jc w:val="right"/>
+              <w:jc w:val="left"/>
               <w:bidi/>
             </w:pPr>
             <w:r>
@@ -5195,7 +5195,7 @@
           <w:p>
             <w:pPr>
               <w:pStyle w:val="Compact"/>
-              <w:jc w:val="right"/>
+              <w:jc w:val="left"/>
               <w:bidi/>
             </w:pPr>
             <w:r>
@@ -5212,7 +5212,7 @@
           <w:p>
             <w:pPr>
               <w:pStyle w:val="Compact"/>
-              <w:jc w:val="right"/>
+              <w:jc w:val="left"/>
               <w:bidi/>
             </w:pPr>
             <w:r>
@@ -5232,7 +5232,7 @@
       <w:pPr>
         <w:pStyle w:val="Heading4"/>
         <w:bidi/>
-        <w:jc w:val="right"/>
+        <w:jc w:val="left"/>
       </w:pPr>
       <w:r>
         <w:rPr>
@@ -5250,7 +5250,7 @@
         </w:numPr>
         <w:pStyle w:val="Compact"/>
         <w:bidi/>
-        <w:jc w:val="right"/>
+        <w:jc w:val="left"/>
       </w:pPr>
       <w:r>
         <w:rPr>
@@ -5284,7 +5284,7 @@
         </w:numPr>
         <w:pStyle w:val="Compact"/>
         <w:bidi/>
-        <w:jc w:val="right"/>
+        <w:jc w:val="left"/>
       </w:pPr>
       <w:r>
         <w:rPr>
@@ -5318,7 +5318,7 @@
         </w:numPr>
         <w:pStyle w:val="Compact"/>
         <w:bidi/>
-        <w:jc w:val="right"/>
+        <w:jc w:val="left"/>
       </w:pPr>
       <w:r>
         <w:rPr>
@@ -5352,7 +5352,7 @@
         </w:numPr>
         <w:pStyle w:val="Compact"/>
         <w:bidi/>
-        <w:jc w:val="right"/>
+        <w:jc w:val="left"/>
       </w:pPr>
       <w:r>
         <w:rPr>
@@ -5386,7 +5386,7 @@
         </w:numPr>
         <w:pStyle w:val="Compact"/>
         <w:bidi/>
-        <w:jc w:val="right"/>
+        <w:jc w:val="left"/>
       </w:pPr>
       <w:r>
         <w:rPr>
@@ -5418,7 +5418,7 @@
       <w:pPr>
         <w:pStyle w:val="Heading4"/>
         <w:bidi/>
-        <w:jc w:val="right"/>
+        <w:jc w:val="left"/>
       </w:pPr>
       <w:r>
         <w:rPr>
@@ -5432,7 +5432,7 @@
       <w:pPr>
         <w:pStyle w:val="FirstParagraph"/>
         <w:bidi/>
-        <w:jc w:val="right"/>
+        <w:jc w:val="left"/>
       </w:pPr>
       <w:r>
         <w:rPr>
@@ -5489,7 +5489,7 @@
     <w:p>
       <w:pPr>
         <w:bidi/>
-        <w:jc w:val="right"/>
+        <w:jc w:val="left"/>
       </w:pPr>
       <w:r>
         <w:rPr>
@@ -5505,7 +5505,7 @@
       <w:pPr>
         <w:pStyle w:val="FirstParagraph"/>
         <w:bidi/>
-        <w:jc w:val="right"/>
+        <w:jc w:val="left"/>
       </w:pPr>
       <w:r>
         <w:rPr>

--- a/outputs/MY4_Education_Ministry_Proposal.docx
+++ b/outputs/MY4_Education_Ministry_Proposal.docx
@@ -200,15 +200,14 @@
     </w:p>
     <w:tbl>
       <w:tblPr>
-        <w:tblStyle w:val="TableGrid"/>
         <w:tblW w:type="dxa" w:w="9026"/>
         <w:tblLook w:firstColumn="1" w:firstRow="1" w:lastColumn="0" w:lastRow="0" w:noHBand="0" w:noVBand="1" w:val="04A0"/>
         <w:bidiVisual/>
       </w:tblPr>
       <w:tblGrid>
-        <w:gridCol w:w="4000"/>
-        <w:gridCol w:w="1500"/>
-        <w:gridCol w:w="3526"/>
+        <w:gridCol w:w="3008"/>
+        <w:gridCol w:w="3008"/>
+        <w:gridCol w:w="3008"/>
       </w:tblGrid>
       <w:tblGrid>
         <w:gridCol w:w="3120"/>
@@ -218,8 +217,9 @@
       <w:tr>
         <w:tc>
           <w:tcPr>
-            <w:tcW w:type="dxa" w:w="80000"/>
+            <w:tcW w:type="dxa" w:w="3120"/>
             <w:shd w:val="clear" w:color="auto" w:fill="0E0E0E"/>
+            <w:tcMar/>
           </w:tcPr>
           <w:p>
             <w:pPr>
@@ -230,18 +230,19 @@
               <w:rPr>
                 <w:b/>
                 <w:color w:val="C8A24C"/>
-                <w:sz w:val="20"/>
+                <w:sz w:val="56"/>
                 <w:rtl/>
                 <w:lang w:bidi="ar-SA"/>
               </w:rPr>
-              <w:t>المؤشر</w:t>
+              <w:t>13.2%</w:t>
             </w:r>
           </w:p>
         </w:tc>
         <w:tc>
           <w:tcPr>
-            <w:tcW w:type="dxa" w:w="30000"/>
+            <w:tcW w:type="dxa" w:w="3120"/>
             <w:shd w:val="clear" w:color="auto" w:fill="0E0E0E"/>
+            <w:tcMar/>
           </w:tcPr>
           <w:p>
             <w:pPr>
@@ -252,18 +253,19 @@
               <w:rPr>
                 <w:b/>
                 <w:color w:val="C8A24C"/>
-                <w:sz w:val="20"/>
+                <w:sz w:val="56"/>
                 <w:rtl/>
                 <w:lang w:bidi="ar-SA"/>
               </w:rPr>
-              <w:t>القيمة</w:t>
+              <w:t>16.9%</w:t>
             </w:r>
           </w:p>
         </w:tc>
         <w:tc>
           <w:tcPr>
-            <w:tcW w:type="dxa" w:w="70520"/>
+            <w:tcW w:type="dxa" w:w="3120"/>
             <w:shd w:val="clear" w:color="auto" w:fill="0E0E0E"/>
+            <w:tcMar/>
           </w:tcPr>
           <w:p>
             <w:pPr>
@@ -274,11 +276,11 @@
               <w:rPr>
                 <w:b/>
                 <w:color w:val="C8A24C"/>
-                <w:sz w:val="20"/>
+                <w:sz w:val="56"/>
                 <w:rtl/>
                 <w:lang w:bidi="ar-SA"/>
               </w:rPr>
-              <w:t>المصدر</w:t>
+              <w:t>33.8%</w:t>
             </w:r>
           </w:p>
         </w:tc>
@@ -286,8 +288,8 @@
       <w:tr>
         <w:tc>
           <w:tcPr>
-            <w:tcW w:type="dxa" w:w="80000"/>
-            <w:shd w:val="clear" w:color="auto" w:fill="F2F2F2"/>
+            <w:tcW w:type="dxa" w:w="3120"/>
+            <w:shd w:val="clear" w:color="auto" w:fill="1A1A1A"/>
           </w:tcPr>
           <w:p>
             <w:pPr>
@@ -296,7 +298,8 @@
             </w:pPr>
             <w:r>
               <w:rPr>
-                <w:color w:val="0E0E0E"/>
+                <w:b/>
+                <w:color w:val="FFFFFF"/>
                 <w:sz w:val="20"/>
                 <w:rtl/>
                 <w:lang w:bidi="ar-SA"/>
@@ -304,11 +307,27 @@
               <w:t>معدل بطالة الشباب — مصر 2025</w:t>
             </w:r>
           </w:p>
+          <w:p>
+            <w:pPr>
+              <w:bidi/>
+              <w:jc w:val="left"/>
+            </w:pPr>
+            <w:r>
+              <w:rPr>
+                <w:i/>
+                <w:color w:val="C8A24C"/>
+                <w:sz w:val="16"/>
+                <w:rtl/>
+                <w:lang w:bidi="ar-SA"/>
+              </w:rPr>
+              <w:t>CAPMAS Q1 2025</w:t>
+            </w:r>
+          </w:p>
         </w:tc>
         <w:tc>
           <w:tcPr>
-            <w:tcW w:type="dxa" w:w="30000"/>
-            <w:shd w:val="clear" w:color="auto" w:fill="F2F2F2"/>
+            <w:tcW w:type="dxa" w:w="3120"/>
+            <w:shd w:val="clear" w:color="auto" w:fill="1A1A1A"/>
           </w:tcPr>
           <w:p>
             <w:pPr>
@@ -317,19 +336,36 @@
             </w:pPr>
             <w:r>
               <w:rPr>
-                <w:color w:val="0E0E0E"/>
+                <w:b/>
+                <w:color w:val="FFFFFF"/>
                 <w:sz w:val="20"/>
                 <w:rtl/>
                 <w:lang w:bidi="ar-SA"/>
               </w:rPr>
-              <w:t>13.2%</w:t>
+              <w:t>بطالة الفئة 20–24 سنة</w:t>
+            </w:r>
+          </w:p>
+          <w:p>
+            <w:pPr>
+              <w:bidi/>
+              <w:jc w:val="left"/>
+            </w:pPr>
+            <w:r>
+              <w:rPr>
+                <w:i/>
+                <w:color w:val="C8A24C"/>
+                <w:sz w:val="16"/>
+                <w:rtl/>
+                <w:lang w:bidi="ar-SA"/>
+              </w:rPr>
+              <w:t>CAPMAS Q1 2025</w:t>
             </w:r>
           </w:p>
         </w:tc>
         <w:tc>
           <w:tcPr>
-            <w:tcW w:type="dxa" w:w="70520"/>
-            <w:shd w:val="clear" w:color="auto" w:fill="F2F2F2"/>
+            <w:tcW w:type="dxa" w:w="3120"/>
+            <w:shd w:val="clear" w:color="auto" w:fill="1A1A1A"/>
           </w:tcPr>
           <w:p>
             <w:pPr>
@@ -338,22 +374,15 @@
             </w:pPr>
             <w:r>
               <w:rPr>
-                <w:color w:val="0E0E0E"/>
+                <w:b/>
+                <w:color w:val="FFFFFF"/>
                 <w:sz w:val="20"/>
                 <w:rtl/>
                 <w:lang w:bidi="ar-SA"/>
               </w:rPr>
-              <w:t>CAPMAS: نشرة سوق العمل Q1 2025</w:t>
+              <w:t>بطالة الشابات — الأعلى منذ 2015</w:t>
             </w:r>
           </w:p>
-        </w:tc>
-      </w:tr>
-      <w:tr>
-        <w:tc>
-          <w:tcPr>
-            <w:tcW w:type="dxa" w:w="80000"/>
-            <w:shd w:val="clear" w:color="auto" w:fill="FFFFFF"/>
-          </w:tcPr>
           <w:p>
             <w:pPr>
               <w:bidi/>
@@ -361,119 +390,13 @@
             </w:pPr>
             <w:r>
               <w:rPr>
-                <w:color w:val="0E0E0E"/>
-                <w:sz w:val="20"/>
+                <w:i/>
+                <w:color w:val="C8A24C"/>
+                <w:sz w:val="16"/>
                 <w:rtl/>
                 <w:lang w:bidi="ar-SA"/>
               </w:rPr>
-              <w:t>بطالة الفئة 20–24 سنة</w:t>
-            </w:r>
-          </w:p>
-        </w:tc>
-        <w:tc>
-          <w:tcPr>
-            <w:tcW w:type="dxa" w:w="30000"/>
-            <w:shd w:val="clear" w:color="auto" w:fill="FFFFFF"/>
-          </w:tcPr>
-          <w:p>
-            <w:pPr>
-              <w:bidi/>
-              <w:jc w:val="left"/>
-            </w:pPr>
-            <w:r>
-              <w:rPr>
-                <w:color w:val="0E0E0E"/>
-                <w:sz w:val="20"/>
-                <w:rtl/>
-                <w:lang w:bidi="ar-SA"/>
-              </w:rPr>
-              <w:t>16.9%</w:t>
-            </w:r>
-          </w:p>
-        </w:tc>
-        <w:tc>
-          <w:tcPr>
-            <w:tcW w:type="dxa" w:w="70520"/>
-            <w:shd w:val="clear" w:color="auto" w:fill="FFFFFF"/>
-          </w:tcPr>
-          <w:p>
-            <w:pPr>
-              <w:bidi/>
-              <w:jc w:val="left"/>
-            </w:pPr>
-            <w:r>
-              <w:rPr>
-                <w:color w:val="0E0E0E"/>
-                <w:sz w:val="20"/>
-                <w:rtl/>
-                <w:lang w:bidi="ar-SA"/>
-              </w:rPr>
-              <w:t>CAPMAS: نشرة سوق العمل Q1 2025</w:t>
-            </w:r>
-          </w:p>
-        </w:tc>
-      </w:tr>
-      <w:tr>
-        <w:tc>
-          <w:tcPr>
-            <w:tcW w:type="dxa" w:w="80000"/>
-            <w:shd w:val="clear" w:color="auto" w:fill="F2F2F2"/>
-          </w:tcPr>
-          <w:p>
-            <w:pPr>
-              <w:bidi/>
-              <w:jc w:val="left"/>
-            </w:pPr>
-            <w:r>
-              <w:rPr>
-                <w:color w:val="0E0E0E"/>
-                <w:sz w:val="20"/>
-                <w:rtl/>
-                <w:lang w:bidi="ar-SA"/>
-              </w:rPr>
-              <w:t>بطالة الشابات — الأعلى منذ 2015</w:t>
-            </w:r>
-          </w:p>
-        </w:tc>
-        <w:tc>
-          <w:tcPr>
-            <w:tcW w:type="dxa" w:w="30000"/>
-            <w:shd w:val="clear" w:color="auto" w:fill="F2F2F2"/>
-          </w:tcPr>
-          <w:p>
-            <w:pPr>
-              <w:bidi/>
-              <w:jc w:val="left"/>
-            </w:pPr>
-            <w:r>
-              <w:rPr>
-                <w:color w:val="0E0E0E"/>
-                <w:sz w:val="20"/>
-                <w:rtl/>
-                <w:lang w:bidi="ar-SA"/>
-              </w:rPr>
-              <w:t>33.8%</w:t>
-            </w:r>
-          </w:p>
-        </w:tc>
-        <w:tc>
-          <w:tcPr>
-            <w:tcW w:type="dxa" w:w="70520"/>
-            <w:shd w:val="clear" w:color="auto" w:fill="F2F2F2"/>
-          </w:tcPr>
-          <w:p>
-            <w:pPr>
-              <w:bidi/>
-              <w:jc w:val="left"/>
-            </w:pPr>
-            <w:r>
-              <w:rPr>
-                <w:color w:val="0E0E0E"/>
-                <w:sz w:val="20"/>
-                <w:rtl/>
-                <w:lang w:bidi="ar-SA"/>
-              </w:rPr>
-              <w:t>CAPMAS: نشرة سوق العمل Q1 2025</w:t>
+              <w:t>CAPMAS Q1 2025</w:t>
             </w:r>
           </w:p>
         </w:tc>
@@ -558,6 +481,216 @@
         </w:rPr>
         <w:t>الأرقام تحدد الأزمة بدقة</w:t>
       </w:r>
+    </w:p>
+    <w:tbl>
+      <w:tblPr>
+        <w:tblW w:type="dxa" w:w="9026"/>
+        <w:tblLook w:firstColumn="1" w:firstRow="1" w:lastColumn="0" w:lastRow="0" w:noHBand="0" w:noVBand="1" w:val="04A0"/>
+        <w:bidiVisual/>
+      </w:tblPr>
+      <w:tblGrid>
+        <w:gridCol w:w="3008"/>
+        <w:gridCol w:w="3008"/>
+        <w:gridCol w:w="3008"/>
+      </w:tblGrid>
+      <w:tblGrid>
+        <w:gridCol w:w="3120"/>
+        <w:gridCol w:w="3120"/>
+        <w:gridCol w:w="3120"/>
+      </w:tblGrid>
+      <w:tr>
+        <w:tc>
+          <w:tcPr>
+            <w:tcW w:type="dxa" w:w="3120"/>
+            <w:shd w:val="clear" w:color="auto" w:fill="0E0E0E"/>
+            <w:tcMar/>
+          </w:tcPr>
+          <w:p>
+            <w:pPr>
+              <w:bidi/>
+              <w:jc w:val="left"/>
+            </w:pPr>
+            <w:r>
+              <w:rPr>
+                <w:b/>
+                <w:color w:val="C8A24C"/>
+                <w:sz w:val="56"/>
+                <w:rtl/>
+                <w:lang w:bidi="ar-SA"/>
+              </w:rPr>
+              <w:t>1.2M</w:t>
+            </w:r>
+          </w:p>
+        </w:tc>
+        <w:tc>
+          <w:tcPr>
+            <w:tcW w:type="dxa" w:w="3120"/>
+            <w:shd w:val="clear" w:color="auto" w:fill="0E0E0E"/>
+            <w:tcMar/>
+          </w:tcPr>
+          <w:p>
+            <w:pPr>
+              <w:bidi/>
+              <w:jc w:val="left"/>
+            </w:pPr>
+            <w:r>
+              <w:rPr>
+                <w:b/>
+                <w:color w:val="C8A24C"/>
+                <w:sz w:val="56"/>
+                <w:rtl/>
+                <w:lang w:bidi="ar-SA"/>
+              </w:rPr>
+              <w:t>72%</w:t>
+            </w:r>
+          </w:p>
+        </w:tc>
+        <w:tc>
+          <w:tcPr>
+            <w:tcW w:type="dxa" w:w="3120"/>
+            <w:shd w:val="clear" w:color="auto" w:fill="0E0E0E"/>
+            <w:tcMar/>
+          </w:tcPr>
+          <w:p>
+            <w:pPr>
+              <w:bidi/>
+              <w:jc w:val="left"/>
+            </w:pPr>
+            <w:r>
+              <w:rPr>
+                <w:b/>
+                <w:color w:val="C8A24C"/>
+                <w:sz w:val="56"/>
+                <w:rtl/>
+                <w:lang w:bidi="ar-SA"/>
+              </w:rPr>
+              <w:t>70%</w:t>
+            </w:r>
+          </w:p>
+        </w:tc>
+      </w:tr>
+      <w:tr>
+        <w:tc>
+          <w:tcPr>
+            <w:tcW w:type="dxa" w:w="3120"/>
+            <w:shd w:val="clear" w:color="auto" w:fill="1A1A1A"/>
+          </w:tcPr>
+          <w:p>
+            <w:pPr>
+              <w:bidi/>
+              <w:jc w:val="left"/>
+            </w:pPr>
+            <w:r>
+              <w:rPr>
+                <w:b/>
+                <w:color w:val="FFFFFF"/>
+                <w:sz w:val="20"/>
+                <w:rtl/>
+                <w:lang w:bidi="ar-SA"/>
+              </w:rPr>
+              <w:t>شاب مصري عاطل رغم المؤهلات</w:t>
+            </w:r>
+          </w:p>
+          <w:p>
+            <w:pPr>
+              <w:bidi/>
+              <w:jc w:val="left"/>
+            </w:pPr>
+            <w:r>
+              <w:rPr>
+                <w:i/>
+                <w:color w:val="C8A24C"/>
+                <w:sz w:val="16"/>
+                <w:rtl/>
+                <w:lang w:bidi="ar-SA"/>
+              </w:rPr>
+              <w:t>CAPMAS 2025</w:t>
+            </w:r>
+          </w:p>
+        </w:tc>
+        <w:tc>
+          <w:tcPr>
+            <w:tcW w:type="dxa" w:w="3120"/>
+            <w:shd w:val="clear" w:color="auto" w:fill="1A1A1A"/>
+          </w:tcPr>
+          <w:p>
+            <w:pPr>
+              <w:bidi/>
+              <w:jc w:val="left"/>
+            </w:pPr>
+            <w:r>
+              <w:rPr>
+                <w:b/>
+                <w:color w:val="FFFFFF"/>
+                <w:sz w:val="20"/>
+                <w:rtl/>
+                <w:lang w:bidi="ar-SA"/>
+              </w:rPr>
+              <w:t>أصحاب عمل: الخريجون غير مؤهلين عملياً</w:t>
+            </w:r>
+          </w:p>
+          <w:p>
+            <w:pPr>
+              <w:bidi/>
+              <w:jc w:val="left"/>
+            </w:pPr>
+            <w:r>
+              <w:rPr>
+                <w:i/>
+                <w:color w:val="C8A24C"/>
+                <w:sz w:val="16"/>
+                <w:rtl/>
+                <w:lang w:bidi="ar-SA"/>
+              </w:rPr>
+              <w:t>CAPMAS 2025</w:t>
+            </w:r>
+          </w:p>
+        </w:tc>
+        <w:tc>
+          <w:tcPr>
+            <w:tcW w:type="dxa" w:w="3120"/>
+            <w:shd w:val="clear" w:color="auto" w:fill="1A1A1A"/>
+          </w:tcPr>
+          <w:p>
+            <w:pPr>
+              <w:bidi/>
+              <w:jc w:val="left"/>
+            </w:pPr>
+            <w:r>
+              <w:rPr>
+                <w:b/>
+                <w:color w:val="FFFFFF"/>
+                <w:sz w:val="20"/>
+                <w:rtl/>
+                <w:lang w:bidi="ar-SA"/>
+              </w:rPr>
+              <w:t>أسباب الفشل: نقص المهارات لا نقص الفرص</w:t>
+            </w:r>
+          </w:p>
+          <w:p>
+            <w:pPr>
+              <w:bidi/>
+              <w:jc w:val="left"/>
+            </w:pPr>
+            <w:r>
+              <w:rPr>
+                <w:i/>
+                <w:color w:val="C8A24C"/>
+                <w:sz w:val="16"/>
+                <w:rtl/>
+                <w:lang w:bidi="ar-SA"/>
+              </w:rPr>
+              <w:t>ILO 2024</w:t>
+            </w:r>
+          </w:p>
+        </w:tc>
+      </w:tr>
+    </w:tbl>
+    <w:p>
+      <w:pPr>
+        <w:bidi/>
+        <w:jc w:val="left"/>
+      </w:pPr>
     </w:p>
     <w:tbl>
       <w:tblPr>
@@ -2188,27 +2321,92 @@
     </w:p>
     <w:tbl>
       <w:tblPr>
-        <w:tblStyle w:val="TableGrid"/>
         <w:tblW w:type="dxa" w:w="9026"/>
         <w:tblLook w:firstColumn="1" w:firstRow="1" w:lastColumn="0" w:lastRow="0" w:noHBand="0" w:noVBand="1" w:val="04A0"/>
         <w:bidiVisual/>
       </w:tblPr>
       <w:tblGrid>
-        <w:gridCol w:w="2200"/>
-        <w:gridCol w:w="1800"/>
-        <w:gridCol w:w="1500"/>
-        <w:gridCol w:w="3526"/>
+        <w:gridCol w:w="3008"/>
+        <w:gridCol w:w="3008"/>
+        <w:gridCol w:w="3008"/>
       </w:tblGrid>
       <w:tblGrid>
-        <w:gridCol w:w="2340"/>
-        <w:gridCol w:w="2340"/>
-        <w:gridCol w:w="2340"/>
-        <w:gridCol w:w="2340"/>
+        <w:gridCol w:w="3120"/>
+        <w:gridCol w:w="3120"/>
+        <w:gridCol w:w="3120"/>
       </w:tblGrid>
       <w:tr>
         <w:tc>
           <w:tcPr>
-            <w:tcW w:type="dxa" w:w="44000"/>
+            <w:tcW w:type="dxa" w:w="3120"/>
+            <w:shd w:val="clear" w:color="auto" w:fill="A4232A"/>
+          </w:tcPr>
+          <w:p>
+            <w:pPr>
+              <w:bidi/>
+              <w:jc w:val="left"/>
+            </w:pPr>
+            <w:r>
+              <w:rPr>
+                <w:b/>
+                <w:color w:val="FFFFFF"/>
+                <w:sz w:val="26"/>
+                <w:rtl/>
+                <w:lang w:bidi="ar-SA"/>
+              </w:rPr>
+              <w:t>01  المرحلة التجريبية</w:t>
+            </w:r>
+          </w:p>
+        </w:tc>
+        <w:tc>
+          <w:tcPr>
+            <w:tcW w:type="dxa" w:w="3120"/>
+            <w:shd w:val="clear" w:color="auto" w:fill="A4232A"/>
+          </w:tcPr>
+          <w:p>
+            <w:pPr>
+              <w:bidi/>
+              <w:jc w:val="left"/>
+            </w:pPr>
+            <w:r>
+              <w:rPr>
+                <w:b/>
+                <w:color w:val="FFFFFF"/>
+                <w:sz w:val="26"/>
+                <w:rtl/>
+                <w:lang w:bidi="ar-SA"/>
+              </w:rPr>
+              <w:t>02  مرحلة التوسع</w:t>
+            </w:r>
+          </w:p>
+        </w:tc>
+        <w:tc>
+          <w:tcPr>
+            <w:tcW w:type="dxa" w:w="3120"/>
+            <w:shd w:val="clear" w:color="auto" w:fill="A4232A"/>
+          </w:tcPr>
+          <w:p>
+            <w:pPr>
+              <w:bidi/>
+              <w:jc w:val="left"/>
+            </w:pPr>
+            <w:r>
+              <w:rPr>
+                <w:b/>
+                <w:color w:val="FFFFFF"/>
+                <w:sz w:val="26"/>
+                <w:rtl/>
+                <w:lang w:bidi="ar-SA"/>
+              </w:rPr>
+              <w:t>03  الانطلاق الوطني</w:t>
+            </w:r>
+          </w:p>
+        </w:tc>
+      </w:tr>
+      <w:tr>
+        <w:tc>
+          <w:tcPr>
+            <w:tcW w:type="dxa" w:w="3120"/>
             <w:shd w:val="clear" w:color="auto" w:fill="0E0E0E"/>
           </w:tcPr>
           <w:p>
@@ -2220,17 +2418,32 @@
               <w:rPr>
                 <w:b/>
                 <w:color w:val="C8A24C"/>
-                <w:sz w:val="20"/>
+                <w:sz w:val="32"/>
                 <w:rtl/>
                 <w:lang w:bidi="ar-SA"/>
               </w:rPr>
-              <w:t>المرحلة</w:t>
+              <w:t>300 متدرب</w:t>
+            </w:r>
+          </w:p>
+          <w:p>
+            <w:pPr>
+              <w:bidi/>
+              <w:jc w:val="left"/>
+            </w:pPr>
+            <w:r>
+              <w:rPr>
+                <w:color w:val="FFFFFF"/>
+                <w:sz w:val="18"/>
+                <w:rtl/>
+                <w:lang w:bidi="ar-SA"/>
+              </w:rPr>
+              <w:t>يناير–أكتوبر ٢٠٢٦</w:t>
             </w:r>
           </w:p>
         </w:tc>
         <w:tc>
           <w:tcPr>
-            <w:tcW w:type="dxa" w:w="36000"/>
+            <w:tcW w:type="dxa" w:w="3120"/>
             <w:shd w:val="clear" w:color="auto" w:fill="0E0E0E"/>
           </w:tcPr>
           <w:p>
@@ -2242,17 +2455,32 @@
               <w:rPr>
                 <w:b/>
                 <w:color w:val="C8A24C"/>
-                <w:sz w:val="20"/>
+                <w:sz w:val="32"/>
                 <w:rtl/>
                 <w:lang w:bidi="ar-SA"/>
               </w:rPr>
-              <w:t>الفترة</w:t>
+              <w:t>1,500 متدرب</w:t>
+            </w:r>
+          </w:p>
+          <w:p>
+            <w:pPr>
+              <w:bidi/>
+              <w:jc w:val="left"/>
+            </w:pPr>
+            <w:r>
+              <w:rPr>
+                <w:color w:val="FFFFFF"/>
+                <w:sz w:val="18"/>
+                <w:rtl/>
+                <w:lang w:bidi="ar-SA"/>
+              </w:rPr>
+              <w:t>يناير–ديسمبر ٢٠٢٧</w:t>
             </w:r>
           </w:p>
         </w:tc>
         <w:tc>
           <w:tcPr>
-            <w:tcW w:type="dxa" w:w="30000"/>
+            <w:tcW w:type="dxa" w:w="3120"/>
             <w:shd w:val="clear" w:color="auto" w:fill="0E0E0E"/>
           </w:tcPr>
           <w:p>
@@ -2264,18 +2492,35 @@
               <w:rPr>
                 <w:b/>
                 <w:color w:val="C8A24C"/>
-                <w:sz w:val="20"/>
+                <w:sz w:val="32"/>
                 <w:rtl/>
                 <w:lang w:bidi="ar-SA"/>
               </w:rPr>
-              <w:t>العدد</w:t>
+              <w:t>+5,000 / سنة</w:t>
+            </w:r>
+          </w:p>
+          <w:p>
+            <w:pPr>
+              <w:bidi/>
+              <w:jc w:val="left"/>
+            </w:pPr>
+            <w:r>
+              <w:rPr>
+                <w:color w:val="FFFFFF"/>
+                <w:sz w:val="18"/>
+                <w:rtl/>
+                <w:lang w:bidi="ar-SA"/>
+              </w:rPr>
+              <w:t>٢٠٢٨–٢٠٢٩</w:t>
             </w:r>
           </w:p>
         </w:tc>
+      </w:tr>
+      <w:tr>
         <w:tc>
           <w:tcPr>
-            <w:tcW w:type="dxa" w:w="70520"/>
-            <w:shd w:val="clear" w:color="auto" w:fill="0E0E0E"/>
+            <w:tcW w:type="dxa" w:w="3120"/>
+            <w:shd w:val="clear" w:color="auto" w:fill="111111"/>
           </w:tcPr>
           <w:p>
             <w:pPr>
@@ -2284,22 +2529,23 @@
             </w:pPr>
             <w:r>
               <w:rPr>
-                <w:b/>
-                <w:color w:val="C8A24C"/>
-                <w:sz w:val="20"/>
+                <w:color w:val="DDDDDD"/>
+                <w:sz w:val="18"/>
                 <w:rtl/>
                 <w:lang w:bidi="ar-SA"/>
               </w:rPr>
-              <w:t>أبرز الخطوات</w:t>
+              <w:t>القاهرة · الإسكندرية · الجيزة</w:t>
+              <w:br/>
+              <w:t>12 مدرباً معتمداً</w:t>
+              <w:br/>
+              <w:t>تقرير تقييم مستقل</w:t>
             </w:r>
           </w:p>
         </w:tc>
-      </w:tr>
-      <w:tr>
         <w:tc>
           <w:tcPr>
-            <w:tcW w:type="dxa" w:w="44000"/>
-            <w:shd w:val="clear" w:color="auto" w:fill="F2F2F2"/>
+            <w:tcW w:type="dxa" w:w="3120"/>
+            <w:shd w:val="clear" w:color="auto" w:fill="111111"/>
           </w:tcPr>
           <w:p>
             <w:pPr>
@@ -2308,19 +2554,23 @@
             </w:pPr>
             <w:r>
               <w:rPr>
-                <w:color w:val="0E0E0E"/>
-                <w:sz w:val="20"/>
+                <w:color w:val="DDDDDD"/>
+                <w:sz w:val="18"/>
                 <w:rtl/>
                 <w:lang w:bidi="ar-SA"/>
               </w:rPr>
-              <w:t>01 — المرحلة التجريبية</w:t>
+              <w:t>10 مراكز في 6 محافظات</w:t>
+              <w:br/>
+              <w:t>المسار النسائي المخصص</w:t>
+              <w:br/>
+              <w:t>ربط ببرنامج ستارت 2026</w:t>
             </w:r>
           </w:p>
         </w:tc>
         <w:tc>
           <w:tcPr>
-            <w:tcW w:type="dxa" w:w="36000"/>
-            <w:shd w:val="clear" w:color="auto" w:fill="F2F2F2"/>
+            <w:tcW w:type="dxa" w:w="3120"/>
+            <w:shd w:val="clear" w:color="auto" w:fill="111111"/>
           </w:tcPr>
           <w:p>
             <w:pPr>
@@ -2329,226 +2579,16 @@
             </w:pPr>
             <w:r>
               <w:rPr>
-                <w:color w:val="0E0E0E"/>
-                <w:sz w:val="20"/>
+                <w:color w:val="DDDDDD"/>
+                <w:sz w:val="18"/>
                 <w:rtl/>
                 <w:lang w:bidi="ar-SA"/>
               </w:rPr>
-              <w:t>يناير–أكتوبر ٢٠٢٦</w:t>
-            </w:r>
-          </w:p>
-        </w:tc>
-        <w:tc>
-          <w:tcPr>
-            <w:tcW w:type="dxa" w:w="30000"/>
-            <w:shd w:val="clear" w:color="auto" w:fill="F2F2F2"/>
-          </w:tcPr>
-          <w:p>
-            <w:pPr>
-              <w:bidi/>
-              <w:jc w:val="left"/>
-            </w:pPr>
-            <w:r>
-              <w:rPr>
-                <w:color w:val="0E0E0E"/>
-                <w:sz w:val="20"/>
-                <w:rtl/>
-                <w:lang w:bidi="ar-SA"/>
-              </w:rPr>
-              <w:t>300 متدرب</w:t>
-            </w:r>
-          </w:p>
-        </w:tc>
-        <w:tc>
-          <w:tcPr>
-            <w:tcW w:type="dxa" w:w="70520"/>
-            <w:shd w:val="clear" w:color="auto" w:fill="F2F2F2"/>
-          </w:tcPr>
-          <w:p>
-            <w:pPr>
-              <w:bidi/>
-              <w:jc w:val="left"/>
-            </w:pPr>
-            <w:r>
-              <w:rPr>
-                <w:color w:val="0E0E0E"/>
-                <w:sz w:val="20"/>
-                <w:rtl/>
-                <w:lang w:bidi="ar-SA"/>
-              </w:rPr>
-              <w:t>القاهرة · الإسكندرية · الجيزة | 12 مدرباً | تقرير تقييم مستقل</w:t>
-            </w:r>
-          </w:p>
-        </w:tc>
-      </w:tr>
-      <w:tr>
-        <w:tc>
-          <w:tcPr>
-            <w:tcW w:type="dxa" w:w="44000"/>
-            <w:shd w:val="clear" w:color="auto" w:fill="FFFFFF"/>
-          </w:tcPr>
-          <w:p>
-            <w:pPr>
-              <w:bidi/>
-              <w:jc w:val="left"/>
-            </w:pPr>
-            <w:r>
-              <w:rPr>
-                <w:color w:val="0E0E0E"/>
-                <w:sz w:val="20"/>
-                <w:rtl/>
-                <w:lang w:bidi="ar-SA"/>
-              </w:rPr>
-              <w:t>02 — مرحلة التوسع</w:t>
-            </w:r>
-          </w:p>
-        </w:tc>
-        <w:tc>
-          <w:tcPr>
-            <w:tcW w:type="dxa" w:w="36000"/>
-            <w:shd w:val="clear" w:color="auto" w:fill="FFFFFF"/>
-          </w:tcPr>
-          <w:p>
-            <w:pPr>
-              <w:bidi/>
-              <w:jc w:val="left"/>
-            </w:pPr>
-            <w:r>
-              <w:rPr>
-                <w:color w:val="0E0E0E"/>
-                <w:sz w:val="20"/>
-                <w:rtl/>
-                <w:lang w:bidi="ar-SA"/>
-              </w:rPr>
-              <w:t>يناير–ديسمبر ٢٠٢٧</w:t>
-            </w:r>
-          </w:p>
-        </w:tc>
-        <w:tc>
-          <w:tcPr>
-            <w:tcW w:type="dxa" w:w="30000"/>
-            <w:shd w:val="clear" w:color="auto" w:fill="FFFFFF"/>
-          </w:tcPr>
-          <w:p>
-            <w:pPr>
-              <w:bidi/>
-              <w:jc w:val="left"/>
-            </w:pPr>
-            <w:r>
-              <w:rPr>
-                <w:color w:val="0E0E0E"/>
-                <w:sz w:val="20"/>
-                <w:rtl/>
-                <w:lang w:bidi="ar-SA"/>
-              </w:rPr>
-              <w:t>1,500 متدرب</w:t>
-            </w:r>
-          </w:p>
-        </w:tc>
-        <w:tc>
-          <w:tcPr>
-            <w:tcW w:type="dxa" w:w="70520"/>
-            <w:shd w:val="clear" w:color="auto" w:fill="FFFFFF"/>
-          </w:tcPr>
-          <w:p>
-            <w:pPr>
-              <w:bidi/>
-              <w:jc w:val="left"/>
-            </w:pPr>
-            <w:r>
-              <w:rPr>
-                <w:color w:val="0E0E0E"/>
-                <w:sz w:val="20"/>
-                <w:rtl/>
-                <w:lang w:bidi="ar-SA"/>
-              </w:rPr>
-              <w:t>10 مراكز في 6 محافظات | المسار النسائي | ربط ببرنامج ستارت 2026</w:t>
-            </w:r>
-          </w:p>
-        </w:tc>
-      </w:tr>
-      <w:tr>
-        <w:tc>
-          <w:tcPr>
-            <w:tcW w:type="dxa" w:w="44000"/>
-            <w:shd w:val="clear" w:color="auto" w:fill="F2F2F2"/>
-          </w:tcPr>
-          <w:p>
-            <w:pPr>
-              <w:bidi/>
-              <w:jc w:val="left"/>
-            </w:pPr>
-            <w:r>
-              <w:rPr>
-                <w:color w:val="0E0E0E"/>
-                <w:sz w:val="20"/>
-                <w:rtl/>
-                <w:lang w:bidi="ar-SA"/>
-              </w:rPr>
-              <w:t>03 — الانطلاق الوطني</w:t>
-            </w:r>
-          </w:p>
-        </w:tc>
-        <w:tc>
-          <w:tcPr>
-            <w:tcW w:type="dxa" w:w="36000"/>
-            <w:shd w:val="clear" w:color="auto" w:fill="F2F2F2"/>
-          </w:tcPr>
-          <w:p>
-            <w:pPr>
-              <w:bidi/>
-              <w:jc w:val="left"/>
-            </w:pPr>
-            <w:r>
-              <w:rPr>
-                <w:color w:val="0E0E0E"/>
-                <w:sz w:val="20"/>
-                <w:rtl/>
-                <w:lang w:bidi="ar-SA"/>
-              </w:rPr>
-              <w:t>٢٠٢٨–٢٠٢٩</w:t>
-            </w:r>
-          </w:p>
-        </w:tc>
-        <w:tc>
-          <w:tcPr>
-            <w:tcW w:type="dxa" w:w="30000"/>
-            <w:shd w:val="clear" w:color="auto" w:fill="F2F2F2"/>
-          </w:tcPr>
-          <w:p>
-            <w:pPr>
-              <w:bidi/>
-              <w:jc w:val="left"/>
-            </w:pPr>
-            <w:r>
-              <w:rPr>
-                <w:color w:val="0E0E0E"/>
-                <w:sz w:val="20"/>
-                <w:rtl/>
-                <w:lang w:bidi="ar-SA"/>
-              </w:rPr>
-              <w:t>5,000+ / سنة</w:t>
-            </w:r>
-          </w:p>
-        </w:tc>
-        <w:tc>
-          <w:tcPr>
-            <w:tcW w:type="dxa" w:w="70520"/>
-            <w:shd w:val="clear" w:color="auto" w:fill="F2F2F2"/>
-          </w:tcPr>
-          <w:p>
-            <w:pPr>
-              <w:bidi/>
-              <w:jc w:val="left"/>
-            </w:pPr>
-            <w:r>
-              <w:rPr>
-                <w:color w:val="0E0E0E"/>
-                <w:sz w:val="20"/>
-                <w:rtl/>
-                <w:lang w:bidi="ar-SA"/>
-              </w:rPr>
-              <w:t>27 محافظة — 31 وحدة جامعية | شبكة 100+ صاحب عمل | تمويل ذاتي</w:t>
+              <w:t>27 محافظة — 31 وحدة جامعية</w:t>
+              <w:br/>
+              <w:t>شبكة 100+ صاحب عمل</w:t>
+              <w:br/>
+              <w:t>تمويل ذاتي</w:t>
             </w:r>
           </w:p>
         </w:tc>
@@ -2585,19 +2625,21 @@
         <w:bidiVisual/>
       </w:tblPr>
       <w:tblGrid>
-        <w:gridCol w:w="5000"/>
-        <w:gridCol w:w="2300"/>
-        <w:gridCol w:w="1726"/>
+        <w:gridCol w:w="3800"/>
+        <w:gridCol w:w="2400"/>
+        <w:gridCol w:w="1600"/>
+        <w:gridCol w:w="1226"/>
       </w:tblGrid>
       <w:tblGrid>
-        <w:gridCol w:w="3120"/>
-        <w:gridCol w:w="3120"/>
-        <w:gridCol w:w="3120"/>
+        <w:gridCol w:w="2340"/>
+        <w:gridCol w:w="2340"/>
+        <w:gridCol w:w="2340"/>
+        <w:gridCol w:w="2340"/>
       </w:tblGrid>
       <w:tr>
         <w:tc>
           <w:tcPr>
-            <w:tcW w:type="dxa" w:w="100000"/>
+            <w:tcW w:type="dxa" w:w="3800"/>
             <w:shd w:val="clear" w:color="auto" w:fill="0E0E0E"/>
           </w:tcPr>
           <w:p>
@@ -2609,7 +2651,7 @@
               <w:rPr>
                 <w:b/>
                 <w:color w:val="C8A24C"/>
-                <w:sz w:val="20"/>
+                <w:sz w:val="18"/>
                 <w:rtl/>
                 <w:lang w:bidi="ar-SA"/>
               </w:rPr>
@@ -2619,7 +2661,7 @@
         </w:tc>
         <w:tc>
           <w:tcPr>
-            <w:tcW w:type="dxa" w:w="46000"/>
+            <w:tcW w:type="dxa" w:w="2400"/>
             <w:shd w:val="clear" w:color="auto" w:fill="0E0E0E"/>
           </w:tcPr>
           <w:p>
@@ -2631,17 +2673,17 @@
               <w:rPr>
                 <w:b/>
                 <w:color w:val="C8A24C"/>
-                <w:sz w:val="20"/>
+                <w:sz w:val="18"/>
                 <w:rtl/>
                 <w:lang w:bidi="ar-SA"/>
               </w:rPr>
-              <w:t>التكلفة (جنيه)</w:t>
+              <w:t>النسبة المئوية</w:t>
             </w:r>
           </w:p>
         </w:tc>
         <w:tc>
           <w:tcPr>
-            <w:tcW w:type="dxa" w:w="34520"/>
+            <w:tcW w:type="dxa" w:w="1600"/>
             <w:shd w:val="clear" w:color="auto" w:fill="0E0E0E"/>
           </w:tcPr>
           <w:p>
@@ -2653,11 +2695,33 @@
               <w:rPr>
                 <w:b/>
                 <w:color w:val="C8A24C"/>
-                <w:sz w:val="20"/>
+                <w:sz w:val="18"/>
                 <w:rtl/>
                 <w:lang w:bidi="ar-SA"/>
               </w:rPr>
-              <w:t>النسبة</w:t>
+              <w:t>المبلغ (جنيه)</w:t>
+            </w:r>
+          </w:p>
+        </w:tc>
+        <w:tc>
+          <w:tcPr>
+            <w:tcW w:type="dxa" w:w="1226"/>
+            <w:shd w:val="clear" w:color="auto" w:fill="0E0E0E"/>
+          </w:tcPr>
+          <w:p>
+            <w:pPr>
+              <w:bidi/>
+              <w:jc w:val="left"/>
+            </w:pPr>
+            <w:r>
+              <w:rPr>
+                <w:b/>
+                <w:color w:val="C8A24C"/>
+                <w:sz w:val="18"/>
+                <w:rtl/>
+                <w:lang w:bidi="ar-SA"/>
+              </w:rPr>
+              <w:t>%</w:t>
             </w:r>
           </w:p>
         </w:tc>
@@ -2665,7 +2729,7 @@
       <w:tr>
         <w:tc>
           <w:tcPr>
-            <w:tcW w:type="dxa" w:w="100000"/>
+            <w:tcW w:type="dxa" w:w="3800"/>
             <w:shd w:val="clear" w:color="auto" w:fill="F2F2F2"/>
           </w:tcPr>
           <w:p>
@@ -2676,7 +2740,7 @@
             <w:r>
               <w:rPr>
                 <w:color w:val="0E0E0E"/>
-                <w:sz w:val="20"/>
+                <w:sz w:val="18"/>
                 <w:rtl/>
                 <w:lang w:bidi="ar-SA"/>
               </w:rPr>
@@ -2686,7 +2750,29 @@
         </w:tc>
         <w:tc>
           <w:tcPr>
-            <w:tcW w:type="dxa" w:w="46000"/>
+            <w:tcW w:type="dxa" w:w="2400"/>
+            <w:shd w:val="clear" w:color="auto" w:fill="F2F2F2"/>
+          </w:tcPr>
+          <w:p>
+            <w:pPr>
+              <w:bidi/>
+              <w:jc w:val="left"/>
+            </w:pPr>
+            <w:r>
+              <w:rPr>
+                <w:rFonts w:ascii="Courier New" w:hAnsi="Courier New"/>
+                <w:color w:val="C8A24C"/>
+                <w:sz w:val="16"/>
+                <w:rtl/>
+                <w:lang w:bidi="ar-SA"/>
+              </w:rPr>
+              <w:t>██░░░░░░░░░░░░░░░░░░</w:t>
+            </w:r>
+          </w:p>
+        </w:tc>
+        <w:tc>
+          <w:tcPr>
+            <w:tcW w:type="dxa" w:w="1600"/>
             <w:shd w:val="clear" w:color="auto" w:fill="F2F2F2"/>
           </w:tcPr>
           <w:p>
@@ -2697,7 +2783,7 @@
             <w:r>
               <w:rPr>
                 <w:color w:val="0E0E0E"/>
-                <w:sz w:val="20"/>
+                <w:sz w:val="18"/>
                 <w:rtl/>
                 <w:lang w:bidi="ar-SA"/>
               </w:rPr>
@@ -2707,7 +2793,7 @@
         </w:tc>
         <w:tc>
           <w:tcPr>
-            <w:tcW w:type="dxa" w:w="34520"/>
+            <w:tcW w:type="dxa" w:w="1226"/>
             <w:shd w:val="clear" w:color="auto" w:fill="F2F2F2"/>
           </w:tcPr>
           <w:p>
@@ -2717,8 +2803,8 @@
             </w:pPr>
             <w:r>
               <w:rPr>
-                <w:color w:val="0E0E0E"/>
-                <w:sz w:val="20"/>
+                <w:color w:val="A4232A"/>
+                <w:sz w:val="18"/>
                 <w:rtl/>
                 <w:lang w:bidi="ar-SA"/>
               </w:rPr>
@@ -2730,7 +2816,7 @@
       <w:tr>
         <w:tc>
           <w:tcPr>
-            <w:tcW w:type="dxa" w:w="100000"/>
+            <w:tcW w:type="dxa" w:w="3800"/>
             <w:shd w:val="clear" w:color="auto" w:fill="FFFFFF"/>
           </w:tcPr>
           <w:p>
@@ -2741,7 +2827,7 @@
             <w:r>
               <w:rPr>
                 <w:color w:val="0E0E0E"/>
-                <w:sz w:val="20"/>
+                <w:sz w:val="18"/>
                 <w:rtl/>
                 <w:lang w:bidi="ar-SA"/>
               </w:rPr>
@@ -2751,7 +2837,29 @@
         </w:tc>
         <w:tc>
           <w:tcPr>
-            <w:tcW w:type="dxa" w:w="46000"/>
+            <w:tcW w:type="dxa" w:w="2400"/>
+            <w:shd w:val="clear" w:color="auto" w:fill="FFFFFF"/>
+          </w:tcPr>
+          <w:p>
+            <w:pPr>
+              <w:bidi/>
+              <w:jc w:val="left"/>
+            </w:pPr>
+            <w:r>
+              <w:rPr>
+                <w:rFonts w:ascii="Courier New" w:hAnsi="Courier New"/>
+                <w:color w:val="888888"/>
+                <w:sz w:val="16"/>
+                <w:rtl/>
+                <w:lang w:bidi="ar-SA"/>
+              </w:rPr>
+              <w:t>███████░░░░░░░░░░░░░</w:t>
+            </w:r>
+          </w:p>
+        </w:tc>
+        <w:tc>
+          <w:tcPr>
+            <w:tcW w:type="dxa" w:w="1600"/>
             <w:shd w:val="clear" w:color="auto" w:fill="FFFFFF"/>
           </w:tcPr>
           <w:p>
@@ -2762,7 +2870,7 @@
             <w:r>
               <w:rPr>
                 <w:color w:val="0E0E0E"/>
-                <w:sz w:val="20"/>
+                <w:sz w:val="18"/>
                 <w:rtl/>
                 <w:lang w:bidi="ar-SA"/>
               </w:rPr>
@@ -2772,7 +2880,7 @@
         </w:tc>
         <w:tc>
           <w:tcPr>
-            <w:tcW w:type="dxa" w:w="34520"/>
+            <w:tcW w:type="dxa" w:w="1226"/>
             <w:shd w:val="clear" w:color="auto" w:fill="FFFFFF"/>
           </w:tcPr>
           <w:p>
@@ -2782,8 +2890,8 @@
             </w:pPr>
             <w:r>
               <w:rPr>
-                <w:color w:val="0E0E0E"/>
-                <w:sz w:val="20"/>
+                <w:color w:val="A4232A"/>
+                <w:sz w:val="18"/>
                 <w:rtl/>
                 <w:lang w:bidi="ar-SA"/>
               </w:rPr>
@@ -2795,7 +2903,7 @@
       <w:tr>
         <w:tc>
           <w:tcPr>
-            <w:tcW w:type="dxa" w:w="100000"/>
+            <w:tcW w:type="dxa" w:w="3800"/>
             <w:shd w:val="clear" w:color="auto" w:fill="F2F2F2"/>
           </w:tcPr>
           <w:p>
@@ -2806,7 +2914,7 @@
             <w:r>
               <w:rPr>
                 <w:color w:val="0E0E0E"/>
-                <w:sz w:val="20"/>
+                <w:sz w:val="18"/>
                 <w:rtl/>
                 <w:lang w:bidi="ar-SA"/>
               </w:rPr>
@@ -2816,7 +2924,29 @@
         </w:tc>
         <w:tc>
           <w:tcPr>
-            <w:tcW w:type="dxa" w:w="46000"/>
+            <w:tcW w:type="dxa" w:w="2400"/>
+            <w:shd w:val="clear" w:color="auto" w:fill="F2F2F2"/>
+          </w:tcPr>
+          <w:p>
+            <w:pPr>
+              <w:bidi/>
+              <w:jc w:val="left"/>
+            </w:pPr>
+            <w:r>
+              <w:rPr>
+                <w:rFonts w:ascii="Courier New" w:hAnsi="Courier New"/>
+                <w:color w:val="C8A24C"/>
+                <w:sz w:val="16"/>
+                <w:rtl/>
+                <w:lang w:bidi="ar-SA"/>
+              </w:rPr>
+              <w:t>█████░░░░░░░░░░░░░░░</w:t>
+            </w:r>
+          </w:p>
+        </w:tc>
+        <w:tc>
+          <w:tcPr>
+            <w:tcW w:type="dxa" w:w="1600"/>
             <w:shd w:val="clear" w:color="auto" w:fill="F2F2F2"/>
           </w:tcPr>
           <w:p>
@@ -2827,7 +2957,7 @@
             <w:r>
               <w:rPr>
                 <w:color w:val="0E0E0E"/>
-                <w:sz w:val="20"/>
+                <w:sz w:val="18"/>
                 <w:rtl/>
                 <w:lang w:bidi="ar-SA"/>
               </w:rPr>
@@ -2837,7 +2967,7 @@
         </w:tc>
         <w:tc>
           <w:tcPr>
-            <w:tcW w:type="dxa" w:w="34520"/>
+            <w:tcW w:type="dxa" w:w="1226"/>
             <w:shd w:val="clear" w:color="auto" w:fill="F2F2F2"/>
           </w:tcPr>
           <w:p>
@@ -2847,8 +2977,8 @@
             </w:pPr>
             <w:r>
               <w:rPr>
-                <w:color w:val="0E0E0E"/>
-                <w:sz w:val="20"/>
+                <w:color w:val="A4232A"/>
+                <w:sz w:val="18"/>
                 <w:rtl/>
                 <w:lang w:bidi="ar-SA"/>
               </w:rPr>
@@ -2860,7 +2990,7 @@
       <w:tr>
         <w:tc>
           <w:tcPr>
-            <w:tcW w:type="dxa" w:w="100000"/>
+            <w:tcW w:type="dxa" w:w="3800"/>
             <w:shd w:val="clear" w:color="auto" w:fill="FFFFFF"/>
           </w:tcPr>
           <w:p>
@@ -2871,7 +3001,7 @@
             <w:r>
               <w:rPr>
                 <w:color w:val="0E0E0E"/>
-                <w:sz w:val="20"/>
+                <w:sz w:val="18"/>
                 <w:rtl/>
                 <w:lang w:bidi="ar-SA"/>
               </w:rPr>
@@ -2881,7 +3011,29 @@
         </w:tc>
         <w:tc>
           <w:tcPr>
-            <w:tcW w:type="dxa" w:w="46000"/>
+            <w:tcW w:type="dxa" w:w="2400"/>
+            <w:shd w:val="clear" w:color="auto" w:fill="FFFFFF"/>
+          </w:tcPr>
+          <w:p>
+            <w:pPr>
+              <w:bidi/>
+              <w:jc w:val="left"/>
+            </w:pPr>
+            <w:r>
+              <w:rPr>
+                <w:rFonts w:ascii="Courier New" w:hAnsi="Courier New"/>
+                <w:color w:val="888888"/>
+                <w:sz w:val="16"/>
+                <w:rtl/>
+                <w:lang w:bidi="ar-SA"/>
+              </w:rPr>
+              <w:t>█░░░░░░░░░░░░░░░░░░░</w:t>
+            </w:r>
+          </w:p>
+        </w:tc>
+        <w:tc>
+          <w:tcPr>
+            <w:tcW w:type="dxa" w:w="1600"/>
             <w:shd w:val="clear" w:color="auto" w:fill="FFFFFF"/>
           </w:tcPr>
           <w:p>
@@ -2892,7 +3044,7 @@
             <w:r>
               <w:rPr>
                 <w:color w:val="0E0E0E"/>
-                <w:sz w:val="20"/>
+                <w:sz w:val="18"/>
                 <w:rtl/>
                 <w:lang w:bidi="ar-SA"/>
               </w:rPr>
@@ -2902,7 +3054,7 @@
         </w:tc>
         <w:tc>
           <w:tcPr>
-            <w:tcW w:type="dxa" w:w="34520"/>
+            <w:tcW w:type="dxa" w:w="1226"/>
             <w:shd w:val="clear" w:color="auto" w:fill="FFFFFF"/>
           </w:tcPr>
           <w:p>
@@ -2912,8 +3064,8 @@
             </w:pPr>
             <w:r>
               <w:rPr>
-                <w:color w:val="0E0E0E"/>
-                <w:sz w:val="20"/>
+                <w:color w:val="A4232A"/>
+                <w:sz w:val="18"/>
                 <w:rtl/>
                 <w:lang w:bidi="ar-SA"/>
               </w:rPr>
@@ -2925,7 +3077,7 @@
       <w:tr>
         <w:tc>
           <w:tcPr>
-            <w:tcW w:type="dxa" w:w="100000"/>
+            <w:tcW w:type="dxa" w:w="3800"/>
             <w:shd w:val="clear" w:color="auto" w:fill="F2F2F2"/>
           </w:tcPr>
           <w:p>
@@ -2936,7 +3088,7 @@
             <w:r>
               <w:rPr>
                 <w:color w:val="0E0E0E"/>
-                <w:sz w:val="20"/>
+                <w:sz w:val="18"/>
                 <w:rtl/>
                 <w:lang w:bidi="ar-SA"/>
               </w:rPr>
@@ -2946,7 +3098,29 @@
         </w:tc>
         <w:tc>
           <w:tcPr>
-            <w:tcW w:type="dxa" w:w="46000"/>
+            <w:tcW w:type="dxa" w:w="2400"/>
+            <w:shd w:val="clear" w:color="auto" w:fill="F2F2F2"/>
+          </w:tcPr>
+          <w:p>
+            <w:pPr>
+              <w:bidi/>
+              <w:jc w:val="left"/>
+            </w:pPr>
+            <w:r>
+              <w:rPr>
+                <w:rFonts w:ascii="Courier New" w:hAnsi="Courier New"/>
+                <w:color w:val="C8A24C"/>
+                <w:sz w:val="16"/>
+                <w:rtl/>
+                <w:lang w:bidi="ar-SA"/>
+              </w:rPr>
+              <w:t>█░░░░░░░░░░░░░░░░░░░</w:t>
+            </w:r>
+          </w:p>
+        </w:tc>
+        <w:tc>
+          <w:tcPr>
+            <w:tcW w:type="dxa" w:w="1600"/>
             <w:shd w:val="clear" w:color="auto" w:fill="F2F2F2"/>
           </w:tcPr>
           <w:p>
@@ -2957,7 +3131,7 @@
             <w:r>
               <w:rPr>
                 <w:color w:val="0E0E0E"/>
-                <w:sz w:val="20"/>
+                <w:sz w:val="18"/>
                 <w:rtl/>
                 <w:lang w:bidi="ar-SA"/>
               </w:rPr>
@@ -2967,7 +3141,7 @@
         </w:tc>
         <w:tc>
           <w:tcPr>
-            <w:tcW w:type="dxa" w:w="34520"/>
+            <w:tcW w:type="dxa" w:w="1226"/>
             <w:shd w:val="clear" w:color="auto" w:fill="F2F2F2"/>
           </w:tcPr>
           <w:p>
@@ -2977,8 +3151,8 @@
             </w:pPr>
             <w:r>
               <w:rPr>
-                <w:color w:val="0E0E0E"/>
-                <w:sz w:val="20"/>
+                <w:color w:val="A4232A"/>
+                <w:sz w:val="18"/>
                 <w:rtl/>
                 <w:lang w:bidi="ar-SA"/>
               </w:rPr>
@@ -2990,7 +3164,7 @@
       <w:tr>
         <w:tc>
           <w:tcPr>
-            <w:tcW w:type="dxa" w:w="100000"/>
+            <w:tcW w:type="dxa" w:w="3800"/>
             <w:shd w:val="clear" w:color="auto" w:fill="FFFFFF"/>
           </w:tcPr>
           <w:p>
@@ -3001,17 +3175,39 @@
             <w:r>
               <w:rPr>
                 <w:color w:val="0E0E0E"/>
-                <w:sz w:val="20"/>
+                <w:sz w:val="18"/>
                 <w:rtl/>
                 <w:lang w:bidi="ar-SA"/>
               </w:rPr>
-              <w:t>إدارة المشروع والمصاريف التشغيلية (18%)</w:t>
+              <w:t>إدارة المشروع والمصاريف التشغيلية</w:t>
             </w:r>
           </w:p>
         </w:tc>
         <w:tc>
           <w:tcPr>
-            <w:tcW w:type="dxa" w:w="46000"/>
+            <w:tcW w:type="dxa" w:w="2400"/>
+            <w:shd w:val="clear" w:color="auto" w:fill="FFFFFF"/>
+          </w:tcPr>
+          <w:p>
+            <w:pPr>
+              <w:bidi/>
+              <w:jc w:val="left"/>
+            </w:pPr>
+            <w:r>
+              <w:rPr>
+                <w:rFonts w:ascii="Courier New" w:hAnsi="Courier New"/>
+                <w:color w:val="888888"/>
+                <w:sz w:val="16"/>
+                <w:rtl/>
+                <w:lang w:bidi="ar-SA"/>
+              </w:rPr>
+              <w:t>████░░░░░░░░░░░░░░░░</w:t>
+            </w:r>
+          </w:p>
+        </w:tc>
+        <w:tc>
+          <w:tcPr>
+            <w:tcW w:type="dxa" w:w="1600"/>
             <w:shd w:val="clear" w:color="auto" w:fill="FFFFFF"/>
           </w:tcPr>
           <w:p>
@@ -3022,7 +3218,7 @@
             <w:r>
               <w:rPr>
                 <w:color w:val="0E0E0E"/>
-                <w:sz w:val="20"/>
+                <w:sz w:val="18"/>
                 <w:rtl/>
                 <w:lang w:bidi="ar-SA"/>
               </w:rPr>
@@ -3032,7 +3228,7 @@
         </w:tc>
         <w:tc>
           <w:tcPr>
-            <w:tcW w:type="dxa" w:w="34520"/>
+            <w:tcW w:type="dxa" w:w="1226"/>
             <w:shd w:val="clear" w:color="auto" w:fill="FFFFFF"/>
           </w:tcPr>
           <w:p>
@@ -3042,77 +3238,12 @@
             </w:pPr>
             <w:r>
               <w:rPr>
-                <w:color w:val="0E0E0E"/>
-                <w:sz w:val="20"/>
+                <w:color w:val="A4232A"/>
+                <w:sz w:val="18"/>
                 <w:rtl/>
                 <w:lang w:bidi="ar-SA"/>
               </w:rPr>
               <w:t>18.1%</w:t>
-            </w:r>
-          </w:p>
-        </w:tc>
-      </w:tr>
-      <w:tr>
-        <w:tc>
-          <w:tcPr>
-            <w:tcW w:type="dxa" w:w="100000"/>
-            <w:shd w:val="clear" w:color="auto" w:fill="F2F2F2"/>
-          </w:tcPr>
-          <w:p>
-            <w:pPr>
-              <w:bidi/>
-              <w:jc w:val="left"/>
-            </w:pPr>
-            <w:r>
-              <w:rPr>
-                <w:color w:val="0E0E0E"/>
-                <w:sz w:val="20"/>
-                <w:rtl/>
-                <w:lang w:bidi="ar-SA"/>
-              </w:rPr>
-              <w:t>الإجمالي</w:t>
-            </w:r>
-          </w:p>
-        </w:tc>
-        <w:tc>
-          <w:tcPr>
-            <w:tcW w:type="dxa" w:w="46000"/>
-            <w:shd w:val="clear" w:color="auto" w:fill="F2F2F2"/>
-          </w:tcPr>
-          <w:p>
-            <w:pPr>
-              <w:bidi/>
-              <w:jc w:val="left"/>
-            </w:pPr>
-            <w:r>
-              <w:rPr>
-                <w:color w:val="0E0E0E"/>
-                <w:sz w:val="20"/>
-                <w:rtl/>
-                <w:lang w:bidi="ar-SA"/>
-              </w:rPr>
-              <w:t>3,600,000</w:t>
-            </w:r>
-          </w:p>
-        </w:tc>
-        <w:tc>
-          <w:tcPr>
-            <w:tcW w:type="dxa" w:w="34520"/>
-            <w:shd w:val="clear" w:color="auto" w:fill="F2F2F2"/>
-          </w:tcPr>
-          <w:p>
-            <w:pPr>
-              <w:bidi/>
-              <w:jc w:val="left"/>
-            </w:pPr>
-            <w:r>
-              <w:rPr>
-                <w:color w:val="0E0E0E"/>
-                <w:sz w:val="20"/>
-                <w:rtl/>
-                <w:lang w:bidi="ar-SA"/>
-              </w:rPr>
-              <w:t>100%</w:t>
             </w:r>
           </w:p>
         </w:tc>
@@ -3254,26 +3385,23 @@
     </w:p>
     <w:tbl>
       <w:tblPr>
-        <w:tblStyle w:val="TableGrid"/>
         <w:tblW w:type="dxa" w:w="9026"/>
         <w:tblLook w:firstColumn="1" w:firstRow="1" w:lastColumn="0" w:lastRow="0" w:noHBand="0" w:noVBand="1" w:val="04A0"/>
         <w:bidiVisual/>
       </w:tblPr>
       <w:tblGrid>
-        <w:gridCol w:w="3500"/>
-        <w:gridCol w:w="1800"/>
-        <w:gridCol w:w="3726"/>
+        <w:gridCol w:w="4513"/>
+        <w:gridCol w:w="4513"/>
       </w:tblGrid>
       <w:tblGrid>
-        <w:gridCol w:w="3120"/>
-        <w:gridCol w:w="3120"/>
-        <w:gridCol w:w="3120"/>
+        <w:gridCol w:w="4680"/>
+        <w:gridCol w:w="4680"/>
       </w:tblGrid>
       <w:tr>
         <w:tc>
           <w:tcPr>
-            <w:tcW w:type="dxa" w:w="70000"/>
-            <w:shd w:val="clear" w:color="auto" w:fill="0E0E0E"/>
+            <w:tcW w:type="dxa" w:w="4680"/>
+            <w:shd w:val="clear" w:color="auto" w:fill="A4232A"/>
           </w:tcPr>
           <w:p>
             <w:pPr>
@@ -3283,19 +3411,19 @@
             <w:r>
               <w:rPr>
                 <w:b/>
-                <w:color w:val="C8A24C"/>
-                <w:sz w:val="20"/>
+                <w:color w:val="FFFFFF"/>
+                <w:sz w:val="48"/>
                 <w:rtl/>
                 <w:lang w:bidi="ar-SA"/>
               </w:rPr>
-              <w:t>المؤشر</w:t>
+              <w:t>85%+</w:t>
             </w:r>
           </w:p>
         </w:tc>
         <w:tc>
           <w:tcPr>
-            <w:tcW w:type="dxa" w:w="36000"/>
-            <w:shd w:val="clear" w:color="auto" w:fill="0E0E0E"/>
+            <w:tcW w:type="dxa" w:w="4680"/>
+            <w:shd w:val="clear" w:color="auto" w:fill="A4232A"/>
           </w:tcPr>
           <w:p>
             <w:pPr>
@@ -3305,19 +3433,21 @@
             <w:r>
               <w:rPr>
                 <w:b/>
-                <w:color w:val="C8A24C"/>
-                <w:sz w:val="20"/>
+                <w:color w:val="FFFFFF"/>
+                <w:sz w:val="48"/>
                 <w:rtl/>
                 <w:lang w:bidi="ar-SA"/>
               </w:rPr>
-              <w:t>الهدف</w:t>
+              <w:t>4.8/5</w:t>
             </w:r>
           </w:p>
         </w:tc>
+      </w:tr>
+      <w:tr>
         <w:tc>
           <w:tcPr>
-            <w:tcW w:type="dxa" w:w="74520"/>
-            <w:shd w:val="clear" w:color="auto" w:fill="0E0E0E"/>
+            <w:tcW w:type="dxa" w:w="4680"/>
+            <w:shd w:val="clear" w:color="auto" w:fill="F2F2F2"/>
           </w:tcPr>
           <w:p>
             <w:pPr>
@@ -3327,20 +3457,34 @@
             <w:r>
               <w:rPr>
                 <w:b/>
-                <w:color w:val="C8A24C"/>
-                <w:sz w:val="20"/>
+                <w:color w:val="0E0E0E"/>
+                <w:sz w:val="22"/>
                 <w:rtl/>
                 <w:lang w:bidi="ar-SA"/>
               </w:rPr>
-              <w:t>التوقيت</w:t>
+              <w:t>نسبة التوظيف الفعال</w:t>
+            </w:r>
+          </w:p>
+          <w:p>
+            <w:pPr>
+              <w:bidi/>
+              <w:jc w:val="left"/>
+            </w:pPr>
+            <w:r>
+              <w:rPr>
+                <w:i/>
+                <w:color w:val="A4232A"/>
+                <w:sz w:val="18"/>
+                <w:rtl/>
+                <w:lang w:bidi="ar-SA"/>
+              </w:rPr>
+              <w:t>خلال 90 يوماً من إتمام التدريب</w:t>
             </w:r>
           </w:p>
         </w:tc>
-      </w:tr>
-      <w:tr>
         <w:tc>
           <w:tcPr>
-            <w:tcW w:type="dxa" w:w="70000"/>
+            <w:tcW w:type="dxa" w:w="4680"/>
             <w:shd w:val="clear" w:color="auto" w:fill="F2F2F2"/>
           </w:tcPr>
           <w:p>
@@ -3350,18 +3494,104 @@
             </w:pPr>
             <w:r>
               <w:rPr>
+                <w:b/>
                 <w:color w:val="0E0E0E"/>
-                <w:sz w:val="20"/>
+                <w:sz w:val="22"/>
                 <w:rtl/>
                 <w:lang w:bidi="ar-SA"/>
               </w:rPr>
-              <w:t>نسبة التوظيف الفعال</w:t>
+              <w:t>رضا المتدربين</w:t>
+            </w:r>
+          </w:p>
+          <w:p>
+            <w:pPr>
+              <w:bidi/>
+              <w:jc w:val="left"/>
+            </w:pPr>
+            <w:r>
+              <w:rPr>
+                <w:i/>
+                <w:color w:val="A4232A"/>
+                <w:sz w:val="18"/>
+                <w:rtl/>
+                <w:lang w:bidi="ar-SA"/>
+              </w:rPr>
+              <w:t>تقييم مستقل بعد إتمام البرنامج</w:t>
+            </w:r>
+          </w:p>
+        </w:tc>
+      </w:tr>
+    </w:tbl>
+    <w:p>
+      <w:pPr>
+        <w:bidi/>
+        <w:jc w:val="left"/>
+      </w:pPr>
+    </w:p>
+    <w:tbl>
+      <w:tblPr>
+        <w:tblW w:type="dxa" w:w="9026"/>
+        <w:tblLook w:firstColumn="1" w:firstRow="1" w:lastColumn="0" w:lastRow="0" w:noHBand="0" w:noVBand="1" w:val="04A0"/>
+        <w:bidiVisual/>
+      </w:tblPr>
+      <w:tblGrid>
+        <w:gridCol w:w="4513"/>
+        <w:gridCol w:w="4513"/>
+      </w:tblGrid>
+      <w:tblGrid>
+        <w:gridCol w:w="4680"/>
+        <w:gridCol w:w="4680"/>
+      </w:tblGrid>
+      <w:tr>
+        <w:tc>
+          <w:tcPr>
+            <w:tcW w:type="dxa" w:w="4680"/>
+            <w:shd w:val="clear" w:color="auto" w:fill="A4232A"/>
+          </w:tcPr>
+          <w:p>
+            <w:pPr>
+              <w:bidi/>
+              <w:jc w:val="left"/>
+            </w:pPr>
+            <w:r>
+              <w:rPr>
+                <w:b/>
+                <w:color w:val="FFFFFF"/>
+                <w:sz w:val="48"/>
+                <w:rtl/>
+                <w:lang w:bidi="ar-SA"/>
+              </w:rPr>
+              <w:t>96%+</w:t>
             </w:r>
           </w:p>
         </w:tc>
         <w:tc>
           <w:tcPr>
-            <w:tcW w:type="dxa" w:w="36000"/>
+            <w:tcW w:type="dxa" w:w="4680"/>
+            <w:shd w:val="clear" w:color="auto" w:fill="A4232A"/>
+          </w:tcPr>
+          <w:p>
+            <w:pPr>
+              <w:bidi/>
+              <w:jc w:val="left"/>
+            </w:pPr>
+            <w:r>
+              <w:rPr>
+                <w:b/>
+                <w:color w:val="FFFFFF"/>
+                <w:sz w:val="48"/>
+                <w:rtl/>
+                <w:lang w:bidi="ar-SA"/>
+              </w:rPr>
+              <w:t>+52%</w:t>
+            </w:r>
+          </w:p>
+        </w:tc>
+      </w:tr>
+      <w:tr>
+        <w:tc>
+          <w:tcPr>
+            <w:tcW w:type="dxa" w:w="4680"/>
             <w:shd w:val="clear" w:color="auto" w:fill="F2F2F2"/>
           </w:tcPr>
           <w:p>
@@ -3371,18 +3601,35 @@
             </w:pPr>
             <w:r>
               <w:rPr>
+                <w:b/>
                 <w:color w:val="0E0E0E"/>
-                <w:sz w:val="20"/>
+                <w:sz w:val="22"/>
                 <w:rtl/>
                 <w:lang w:bidi="ar-SA"/>
               </w:rPr>
-              <w:t>85%+</w:t>
+              <w:t>رضا أصحاب العمل</w:t>
+            </w:r>
+          </w:p>
+          <w:p>
+            <w:pPr>
+              <w:bidi/>
+              <w:jc w:val="left"/>
+            </w:pPr>
+            <w:r>
+              <w:rPr>
+                <w:i/>
+                <w:color w:val="A4232A"/>
+                <w:sz w:val="18"/>
+                <w:rtl/>
+                <w:lang w:bidi="ar-SA"/>
+              </w:rPr>
+              <w:t>قياس بعد 6 أشهر من التوظيف</w:t>
             </w:r>
           </w:p>
         </w:tc>
         <w:tc>
           <w:tcPr>
-            <w:tcW w:type="dxa" w:w="74520"/>
+            <w:tcW w:type="dxa" w:w="4680"/>
             <w:shd w:val="clear" w:color="auto" w:fill="F2F2F2"/>
           </w:tcPr>
           <w:p>
@@ -3392,22 +3639,15 @@
             </w:pPr>
             <w:r>
               <w:rPr>
+                <w:b/>
                 <w:color w:val="0E0E0E"/>
-                <w:sz w:val="20"/>
+                <w:sz w:val="22"/>
                 <w:rtl/>
                 <w:lang w:bidi="ar-SA"/>
               </w:rPr>
-              <w:t>خلال 90 يوماً من إتمام التدريب</w:t>
+              <w:t>تحسن معدل التوظيف</w:t>
             </w:r>
           </w:p>
-        </w:tc>
-      </w:tr>
-      <w:tr>
-        <w:tc>
-          <w:tcPr>
-            <w:tcW w:type="dxa" w:w="70000"/>
-            <w:shd w:val="clear" w:color="auto" w:fill="FFFFFF"/>
-          </w:tcPr>
           <w:p>
             <w:pPr>
               <w:bidi/>
@@ -3415,180 +3655,9 @@
             </w:pPr>
             <w:r>
               <w:rPr>
-                <w:color w:val="0E0E0E"/>
-                <w:sz w:val="20"/>
-                <w:rtl/>
-                <w:lang w:bidi="ar-SA"/>
-              </w:rPr>
-              <w:t>رضا المتدربين</w:t>
-            </w:r>
-          </w:p>
-        </w:tc>
-        <w:tc>
-          <w:tcPr>
-            <w:tcW w:type="dxa" w:w="36000"/>
-            <w:shd w:val="clear" w:color="auto" w:fill="FFFFFF"/>
-          </w:tcPr>
-          <w:p>
-            <w:pPr>
-              <w:bidi/>
-              <w:jc w:val="left"/>
-            </w:pPr>
-            <w:r>
-              <w:rPr>
-                <w:color w:val="0E0E0E"/>
-                <w:sz w:val="20"/>
-                <w:rtl/>
-                <w:lang w:bidi="ar-SA"/>
-              </w:rPr>
-              <w:t>4.8/5</w:t>
-            </w:r>
-          </w:p>
-        </w:tc>
-        <w:tc>
-          <w:tcPr>
-            <w:tcW w:type="dxa" w:w="74520"/>
-            <w:shd w:val="clear" w:color="auto" w:fill="FFFFFF"/>
-          </w:tcPr>
-          <w:p>
-            <w:pPr>
-              <w:bidi/>
-              <w:jc w:val="left"/>
-            </w:pPr>
-            <w:r>
-              <w:rPr>
-                <w:color w:val="0E0E0E"/>
-                <w:sz w:val="20"/>
-                <w:rtl/>
-                <w:lang w:bidi="ar-SA"/>
-              </w:rPr>
-              <w:t>تقييم مستقل بعد إتمام البرنامج</w:t>
-            </w:r>
-          </w:p>
-        </w:tc>
-      </w:tr>
-      <w:tr>
-        <w:tc>
-          <w:tcPr>
-            <w:tcW w:type="dxa" w:w="70000"/>
-            <w:shd w:val="clear" w:color="auto" w:fill="F2F2F2"/>
-          </w:tcPr>
-          <w:p>
-            <w:pPr>
-              <w:bidi/>
-              <w:jc w:val="left"/>
-            </w:pPr>
-            <w:r>
-              <w:rPr>
-                <w:color w:val="0E0E0E"/>
-                <w:sz w:val="20"/>
-                <w:rtl/>
-                <w:lang w:bidi="ar-SA"/>
-              </w:rPr>
-              <w:t>رضا أصحاب العمل</w:t>
-            </w:r>
-          </w:p>
-        </w:tc>
-        <w:tc>
-          <w:tcPr>
-            <w:tcW w:type="dxa" w:w="36000"/>
-            <w:shd w:val="clear" w:color="auto" w:fill="F2F2F2"/>
-          </w:tcPr>
-          <w:p>
-            <w:pPr>
-              <w:bidi/>
-              <w:jc w:val="left"/>
-            </w:pPr>
-            <w:r>
-              <w:rPr>
-                <w:color w:val="0E0E0E"/>
-                <w:sz w:val="20"/>
-                <w:rtl/>
-                <w:lang w:bidi="ar-SA"/>
-              </w:rPr>
-              <w:t>96%+</w:t>
-            </w:r>
-          </w:p>
-        </w:tc>
-        <w:tc>
-          <w:tcPr>
-            <w:tcW w:type="dxa" w:w="74520"/>
-            <w:shd w:val="clear" w:color="auto" w:fill="F2F2F2"/>
-          </w:tcPr>
-          <w:p>
-            <w:pPr>
-              <w:bidi/>
-              <w:jc w:val="left"/>
-            </w:pPr>
-            <w:r>
-              <w:rPr>
-                <w:color w:val="0E0E0E"/>
-                <w:sz w:val="20"/>
-                <w:rtl/>
-                <w:lang w:bidi="ar-SA"/>
-              </w:rPr>
-              <w:t>قياس بعد 6 أشهر من التوظيف</w:t>
-            </w:r>
-          </w:p>
-        </w:tc>
-      </w:tr>
-      <w:tr>
-        <w:tc>
-          <w:tcPr>
-            <w:tcW w:type="dxa" w:w="70000"/>
-            <w:shd w:val="clear" w:color="auto" w:fill="FFFFFF"/>
-          </w:tcPr>
-          <w:p>
-            <w:pPr>
-              <w:bidi/>
-              <w:jc w:val="left"/>
-            </w:pPr>
-            <w:r>
-              <w:rPr>
-                <w:color w:val="0E0E0E"/>
-                <w:sz w:val="20"/>
-                <w:rtl/>
-                <w:lang w:bidi="ar-SA"/>
-              </w:rPr>
-              <w:t>تحسن معدل التوظيف</w:t>
-            </w:r>
-          </w:p>
-        </w:tc>
-        <w:tc>
-          <w:tcPr>
-            <w:tcW w:type="dxa" w:w="36000"/>
-            <w:shd w:val="clear" w:color="auto" w:fill="FFFFFF"/>
-          </w:tcPr>
-          <w:p>
-            <w:pPr>
-              <w:bidi/>
-              <w:jc w:val="left"/>
-            </w:pPr>
-            <w:r>
-              <w:rPr>
-                <w:color w:val="0E0E0E"/>
-                <w:sz w:val="20"/>
-                <w:rtl/>
-                <w:lang w:bidi="ar-SA"/>
-              </w:rPr>
-              <w:t>+52%</w:t>
-            </w:r>
-          </w:p>
-        </w:tc>
-        <w:tc>
-          <w:tcPr>
-            <w:tcW w:type="dxa" w:w="74520"/>
-            <w:shd w:val="clear" w:color="auto" w:fill="FFFFFF"/>
-          </w:tcPr>
-          <w:p>
-            <w:pPr>
-              <w:bidi/>
-              <w:jc w:val="left"/>
-            </w:pPr>
-            <w:r>
-              <w:rPr>
-                <w:color w:val="0E0E0E"/>
-                <w:sz w:val="20"/>
+                <w:i/>
+                <w:color w:val="A4232A"/>
+                <w:sz w:val="18"/>
                 <w:rtl/>
                 <w:lang w:bidi="ar-SA"/>
               </w:rPr>

--- a/outputs/MY4_Education_Ministry_Proposal.docx
+++ b/outputs/MY4_Education_Ministry_Proposal.docx
@@ -593,424 +593,93 @@
     </w:p>
     <w:p>
       <w:pPr>
-        <w:spacing w:before="160" w:after="40"/>
+        <w:spacing w:before="80" w:after="160"/>
+        <w:jc w:val="left"/>
         <w:bidi/>
-        <w:jc w:val="left"/>
       </w:pPr>
       <w:r>
         <w:rPr>
-          <w:b/>
-          <w:i w:val="0"/>
-          <w:color w:val="C8A24C"/>
-          <w:sz w:val="24"/>
           <w:rtl/>
           <w:lang w:bidi="ar-SA"/>
         </w:rPr>
-        <w:t>بطالة الخريجين مقارنةً بإجمالي سوق العمل</w:t>
+        <w:drawing>
+          <wp:inline xmlns:a="http://schemas.openxmlformats.org/drawingml/2006/main" xmlns:pic="http://schemas.openxmlformats.org/drawingml/2006/picture">
+            <wp:extent cx="5943600" cy="1801873"/>
+            <wp:docPr id="1" name="Picture 1"/>
+            <wp:cNvGraphicFramePr>
+              <a:graphicFrameLocks noChangeAspect="1"/>
+            </wp:cNvGraphicFramePr>
+            <a:graphic>
+              <a:graphicData uri="http://schemas.openxmlformats.org/drawingml/2006/picture">
+                <pic:pic>
+                  <pic:nvPicPr>
+                    <pic:cNvPr id="0" name="chart_unemployment.png"/>
+                    <pic:cNvPicPr/>
+                  </pic:nvPicPr>
+                  <pic:blipFill>
+                    <a:blip r:embed="rId9"/>
+                    <a:stretch>
+                      <a:fillRect/>
+                    </a:stretch>
+                  </pic:blipFill>
+                  <pic:spPr>
+                    <a:xfrm>
+                      <a:off x="0" y="0"/>
+                      <a:ext cx="5943600" cy="1801873"/>
+                    </a:xfrm>
+                    <a:prstGeom prst="rect"/>
+                  </pic:spPr>
+                </pic:pic>
+              </a:graphicData>
+            </a:graphic>
+          </wp:inline>
+        </w:drawing>
       </w:r>
     </w:p>
-    <w:tbl>
-      <w:tblPr>
-        <w:tblW w:type="dxa" w:w="9026"/>
-        <w:tblLook w:firstColumn="1" w:firstRow="1" w:lastColumn="0" w:lastRow="0" w:noHBand="0" w:noVBand="1" w:val="04A0"/>
-        <w:bidiVisual/>
-      </w:tblPr>
-      <w:tblGrid>
-        <w:gridCol w:w="2800"/>
-        <w:gridCol w:w="3600"/>
-        <w:gridCol w:w="2626"/>
-      </w:tblGrid>
-      <w:tblGrid>
-        <w:gridCol w:w="3120"/>
-        <w:gridCol w:w="3120"/>
-        <w:gridCol w:w="3120"/>
-      </w:tblGrid>
-      <w:tr>
-        <w:tc>
-          <w:tcPr>
-            <w:tcW w:type="dxa" w:w="3120"/>
-            <w:shd w:val="clear" w:color="auto" w:fill="1A1A1A"/>
-          </w:tcPr>
-          <w:p>
-            <w:pPr>
-              <w:bidi/>
-              <w:jc w:val="left"/>
-            </w:pPr>
-            <w:r>
-              <w:rPr>
-                <w:b/>
-                <w:i w:val="0"/>
-                <w:color w:val="FFFFFF"/>
-                <w:sz w:val="20"/>
-                <w:rtl/>
-                <w:lang w:bidi="ar-SA"/>
-              </w:rPr>
-              <w:t>خريجو الجامعات</w:t>
-            </w:r>
-          </w:p>
-        </w:tc>
-        <w:tc>
-          <w:tcPr>
-            <w:tcW w:type="dxa" w:w="3120"/>
-            <w:shd w:val="clear" w:color="auto" w:fill="0E0E0E"/>
-          </w:tcPr>
-          <w:p>
-            <w:pPr>
-              <w:bidi/>
-              <w:jc w:val="left"/>
-            </w:pPr>
-            <w:r>
-              <w:rPr>
-                <w:rFonts w:ascii="Courier New" w:hAnsi="Courier New"/>
-                <w:b w:val="0"/>
-                <w:i w:val="0"/>
-                <w:color w:val="C8A24C"/>
-                <w:sz w:val="16"/>
-                <w:rtl/>
-                <w:lang w:bidi="ar-SA"/>
-              </w:rPr>
-              <w:t>██████████░░░░░░░░░░░░░░</w:t>
-            </w:r>
-          </w:p>
-        </w:tc>
-        <w:tc>
-          <w:tcPr>
-            <w:tcW w:type="dxa" w:w="3120"/>
-            <w:shd w:val="clear" w:color="auto" w:fill="1A1A1A"/>
-          </w:tcPr>
-          <w:p>
-            <w:pPr>
-              <w:bidi/>
-              <w:jc w:val="left"/>
-            </w:pPr>
-            <w:r>
-              <w:rPr>
-                <w:b/>
-                <w:i w:val="0"/>
-                <w:color w:val="C8A24C"/>
-                <w:sz w:val="18"/>
-                <w:rtl/>
-                <w:lang w:bidi="ar-SA"/>
-              </w:rPr>
-              <w:t>41.5% — CAPMAS Q1 2026</w:t>
-            </w:r>
-          </w:p>
-        </w:tc>
-      </w:tr>
-    </w:tbl>
-    <w:tbl>
-      <w:tblPr>
-        <w:tblW w:type="dxa" w:w="9026"/>
-        <w:tblLook w:firstColumn="1" w:firstRow="1" w:lastColumn="0" w:lastRow="0" w:noHBand="0" w:noVBand="1" w:val="04A0"/>
-        <w:bidiVisual/>
-      </w:tblPr>
-      <w:tblGrid>
-        <w:gridCol w:w="2800"/>
-        <w:gridCol w:w="3600"/>
-        <w:gridCol w:w="2626"/>
-      </w:tblGrid>
-      <w:tblGrid>
-        <w:gridCol w:w="3120"/>
-        <w:gridCol w:w="3120"/>
-        <w:gridCol w:w="3120"/>
-      </w:tblGrid>
-      <w:tr>
-        <w:tc>
-          <w:tcPr>
-            <w:tcW w:type="dxa" w:w="3120"/>
-            <w:shd w:val="clear" w:color="auto" w:fill="1A1A1A"/>
-          </w:tcPr>
-          <w:p>
-            <w:pPr>
-              <w:bidi/>
-              <w:jc w:val="left"/>
-            </w:pPr>
-            <w:r>
-              <w:rPr>
-                <w:b/>
-                <w:i w:val="0"/>
-                <w:color w:val="FFFFFF"/>
-                <w:sz w:val="20"/>
-                <w:rtl/>
-                <w:lang w:bidi="ar-SA"/>
-              </w:rPr>
-              <w:t>إجمالي القوى العاملة</w:t>
-            </w:r>
-          </w:p>
-        </w:tc>
-        <w:tc>
-          <w:tcPr>
-            <w:tcW w:type="dxa" w:w="3120"/>
-            <w:shd w:val="clear" w:color="auto" w:fill="0E0E0E"/>
-          </w:tcPr>
-          <w:p>
-            <w:pPr>
-              <w:bidi/>
-              <w:jc w:val="left"/>
-            </w:pPr>
-            <w:r>
-              <w:rPr>
-                <w:rFonts w:ascii="Courier New" w:hAnsi="Courier New"/>
-                <w:b w:val="0"/>
-                <w:i w:val="0"/>
-                <w:color w:val="C8A24C"/>
-                <w:sz w:val="16"/>
-                <w:rtl/>
-                <w:lang w:bidi="ar-SA"/>
-              </w:rPr>
-              <w:t>█░░░░░░░░░░░░░░░░░░░░░░░</w:t>
-            </w:r>
-          </w:p>
-        </w:tc>
-        <w:tc>
-          <w:tcPr>
-            <w:tcW w:type="dxa" w:w="3120"/>
-            <w:shd w:val="clear" w:color="auto" w:fill="1A1A1A"/>
-          </w:tcPr>
-          <w:p>
-            <w:pPr>
-              <w:bidi/>
-              <w:jc w:val="left"/>
-            </w:pPr>
-            <w:r>
-              <w:rPr>
-                <w:b/>
-                <w:i w:val="0"/>
-                <w:color w:val="C8A24C"/>
-                <w:sz w:val="18"/>
-                <w:rtl/>
-                <w:lang w:bidi="ar-SA"/>
-              </w:rPr>
-              <w:t>6% — CAPMAS Q1 2026</w:t>
-            </w:r>
-          </w:p>
-        </w:tc>
-      </w:tr>
-    </w:tbl>
     <w:p>
       <w:pPr>
+        <w:spacing w:before="80" w:after="160"/>
+        <w:jc w:val="left"/>
         <w:bidi/>
-        <w:jc w:val="left"/>
       </w:pPr>
-    </w:p>
-    <w:tbl>
-      <w:tblPr>
-        <w:tblW w:type="dxa" w:w="9026"/>
-        <w:tblLook w:firstColumn="1" w:firstRow="1" w:lastColumn="0" w:lastRow="0" w:noHBand="0" w:noVBand="1" w:val="04A0"/>
-        <w:bidiVisual/>
-      </w:tblPr>
-      <w:tblGrid>
-        <w:gridCol w:w="3008"/>
-        <w:gridCol w:w="3008"/>
-        <w:gridCol w:w="3008"/>
-      </w:tblGrid>
-      <w:tblGrid>
-        <w:gridCol w:w="3120"/>
-        <w:gridCol w:w="3120"/>
-        <w:gridCol w:w="3120"/>
-      </w:tblGrid>
-      <w:tr>
-        <w:tc>
-          <w:tcPr>
-            <w:tcW w:type="dxa" w:w="3120"/>
-            <w:shd w:val="clear" w:color="auto" w:fill="0E0E0E"/>
-          </w:tcPr>
-          <w:p>
-            <w:pPr>
-              <w:spacing w:before="120" w:after="40"/>
-              <w:bidi/>
-              <w:jc w:val="left"/>
-            </w:pPr>
-            <w:r>
-              <w:rPr>
-                <w:b/>
-                <w:i w:val="0"/>
-                <w:color w:val="C8A24C"/>
-                <w:sz w:val="56"/>
-                <w:rtl/>
-                <w:lang w:bidi="ar-SA"/>
-              </w:rPr>
-              <w:t>78%</w:t>
-            </w:r>
-          </w:p>
-        </w:tc>
-        <w:tc>
-          <w:tcPr>
-            <w:tcW w:type="dxa" w:w="3120"/>
-            <w:shd w:val="clear" w:color="auto" w:fill="0E0E0E"/>
-          </w:tcPr>
-          <w:p>
-            <w:pPr>
-              <w:spacing w:before="120" w:after="40"/>
-              <w:bidi/>
-              <w:jc w:val="left"/>
-            </w:pPr>
-            <w:r>
-              <w:rPr>
-                <w:b/>
-                <w:i w:val="0"/>
-                <w:color w:val="C8A24C"/>
-                <w:sz w:val="56"/>
-                <w:rtl/>
-                <w:lang w:bidi="ar-SA"/>
-              </w:rPr>
-              <w:t>41%</w:t>
-            </w:r>
-          </w:p>
-        </w:tc>
-        <w:tc>
-          <w:tcPr>
-            <w:tcW w:type="dxa" w:w="3120"/>
-            <w:shd w:val="clear" w:color="auto" w:fill="0E0E0E"/>
-          </w:tcPr>
-          <w:p>
-            <w:pPr>
-              <w:spacing w:before="120" w:after="40"/>
-              <w:bidi/>
-              <w:jc w:val="left"/>
-            </w:pPr>
-            <w:r>
-              <w:rPr>
-                <w:b/>
-                <w:i w:val="0"/>
-                <w:color w:val="C8A24C"/>
-                <w:sz w:val="56"/>
-                <w:rtl/>
-                <w:lang w:bidi="ar-SA"/>
-              </w:rPr>
-              <w:t>51%</w:t>
-            </w:r>
-          </w:p>
-        </w:tc>
-      </w:tr>
-      <w:tr>
-        <w:tc>
-          <w:tcPr>
-            <w:tcW w:type="dxa" w:w="3120"/>
-            <w:shd w:val="clear" w:color="auto" w:fill="1A1A1A"/>
-          </w:tcPr>
-          <w:p>
-            <w:pPr>
-              <w:bidi/>
-              <w:jc w:val="left"/>
-            </w:pPr>
-            <w:r>
-              <w:rPr>
-                <w:b/>
-                <w:i w:val="0"/>
-                <w:color w:val="FFFFFF"/>
-                <w:sz w:val="20"/>
-                <w:rtl/>
-                <w:lang w:bidi="ar-SA"/>
-              </w:rPr>
-              <w:t>أصحاب عمل لا يجدون المهارات المطلوبة</w:t>
-            </w:r>
-          </w:p>
-          <w:p>
-            <w:pPr>
-              <w:bidi/>
-              <w:jc w:val="left"/>
-            </w:pPr>
-            <w:r>
-              <w:rPr>
-                <w:b w:val="0"/>
-                <w:i/>
-                <w:color w:val="C8A24C"/>
-                <w:sz w:val="16"/>
-                <w:rtl/>
-                <w:lang w:bidi="ar-SA"/>
-              </w:rPr>
-              <w:t>Nexford، ٢٠٢٦</w:t>
-            </w:r>
-          </w:p>
-        </w:tc>
-        <w:tc>
-          <w:tcPr>
-            <w:tcW w:type="dxa" w:w="3120"/>
-            <w:shd w:val="clear" w:color="auto" w:fill="1A1A1A"/>
-          </w:tcPr>
-          <w:p>
-            <w:pPr>
-              <w:bidi/>
-              <w:jc w:val="left"/>
-            </w:pPr>
-            <w:r>
-              <w:rPr>
-                <w:b/>
-                <w:i w:val="0"/>
-                <w:color w:val="FFFFFF"/>
-                <w:sz w:val="20"/>
-                <w:rtl/>
-                <w:lang w:bidi="ar-SA"/>
-              </w:rPr>
-              <w:t>يصفونها بأنها تحدٍّ تعييني رئيسي</w:t>
-            </w:r>
-          </w:p>
-          <w:p>
-            <w:pPr>
-              <w:bidi/>
-              <w:jc w:val="left"/>
-            </w:pPr>
-            <w:r>
-              <w:rPr>
-                <w:b w:val="0"/>
-                <w:i/>
-                <w:color w:val="C8A24C"/>
-                <w:sz w:val="16"/>
-                <w:rtl/>
-                <w:lang w:bidi="ar-SA"/>
-              </w:rPr>
-              <w:t>Nexford، ٢٠٢٦</w:t>
-            </w:r>
-          </w:p>
-        </w:tc>
-        <w:tc>
-          <w:tcPr>
-            <w:tcW w:type="dxa" w:w="3120"/>
-            <w:shd w:val="clear" w:color="auto" w:fill="1A1A1A"/>
-          </w:tcPr>
-          <w:p>
-            <w:pPr>
-              <w:bidi/>
-              <w:jc w:val="left"/>
-            </w:pPr>
-            <w:r>
-              <w:rPr>
-                <w:b/>
-                <w:i w:val="0"/>
-                <w:color w:val="FFFFFF"/>
-                <w:sz w:val="20"/>
-                <w:rtl/>
-                <w:lang w:bidi="ar-SA"/>
-              </w:rPr>
-              <w:t>مستعدون لتمويل التدريب عبر شراكة موثوقة</w:t>
-            </w:r>
-          </w:p>
-          <w:p>
-            <w:pPr>
-              <w:bidi/>
-              <w:jc w:val="left"/>
-            </w:pPr>
-            <w:r>
-              <w:rPr>
-                <w:b w:val="0"/>
-                <w:i/>
-                <w:color w:val="C8A24C"/>
-                <w:sz w:val="16"/>
-                <w:rtl/>
-                <w:lang w:bidi="ar-SA"/>
-              </w:rPr>
-              <w:t>Nexford، ٢٠٢٦</w:t>
-            </w:r>
-          </w:p>
-        </w:tc>
-      </w:tr>
-    </w:tbl>
-    <w:p>
-      <w:pPr>
-        <w:bidi/>
-        <w:jc w:val="left"/>
-      </w:pPr>
+      <w:r>
+        <w:rPr>
+          <w:rtl/>
+          <w:lang w:bidi="ar-SA"/>
+        </w:rPr>
+        <w:drawing>
+          <wp:inline xmlns:a="http://schemas.openxmlformats.org/drawingml/2006/main" xmlns:pic="http://schemas.openxmlformats.org/drawingml/2006/picture">
+            <wp:extent cx="5943600" cy="2049771"/>
+            <wp:docPr id="2" name="Picture 2"/>
+            <wp:cNvGraphicFramePr>
+              <a:graphicFrameLocks noChangeAspect="1"/>
+            </wp:cNvGraphicFramePr>
+            <a:graphic>
+              <a:graphicData uri="http://schemas.openxmlformats.org/drawingml/2006/picture">
+                <pic:pic>
+                  <pic:nvPicPr>
+                    <pic:cNvPr id="0" name="chart_employer.png"/>
+                    <pic:cNvPicPr/>
+                  </pic:nvPicPr>
+                  <pic:blipFill>
+                    <a:blip r:embed="rId10"/>
+                    <a:stretch>
+                      <a:fillRect/>
+                    </a:stretch>
+                  </pic:blipFill>
+                  <pic:spPr>
+                    <a:xfrm>
+                      <a:off x="0" y="0"/>
+                      <a:ext cx="5943600" cy="2049771"/>
+                    </a:xfrm>
+                    <a:prstGeom prst="rect"/>
+                  </pic:spPr>
+                </pic:pic>
+              </a:graphicData>
+            </a:graphic>
+          </wp:inline>
+        </w:drawing>
+      </w:r>
     </w:p>
     <w:p>
       <w:pPr>
@@ -3628,6 +3297,51 @@
         <w:t>مسار التوسع — من التجريبية إلى الوطني</w:t>
       </w:r>
     </w:p>
+    <w:p>
+      <w:pPr>
+        <w:spacing w:before="80" w:after="160"/>
+        <w:jc w:val="left"/>
+        <w:bidi/>
+      </w:pPr>
+      <w:r>
+        <w:rPr>
+          <w:rtl/>
+          <w:lang w:bidi="ar-SA"/>
+        </w:rPr>
+        <w:drawing>
+          <wp:inline xmlns:a="http://schemas.openxmlformats.org/drawingml/2006/main" xmlns:pic="http://schemas.openxmlformats.org/drawingml/2006/picture">
+            <wp:extent cx="5943600" cy="1944168"/>
+            <wp:docPr id="3" name="Picture 3"/>
+            <wp:cNvGraphicFramePr>
+              <a:graphicFrameLocks noChangeAspect="1"/>
+            </wp:cNvGraphicFramePr>
+            <a:graphic>
+              <a:graphicData uri="http://schemas.openxmlformats.org/drawingml/2006/picture">
+                <pic:pic>
+                  <pic:nvPicPr>
+                    <pic:cNvPr id="0" name="chart_growth.png"/>
+                    <pic:cNvPicPr/>
+                  </pic:nvPicPr>
+                  <pic:blipFill>
+                    <a:blip r:embed="rId11"/>
+                    <a:stretch>
+                      <a:fillRect/>
+                    </a:stretch>
+                  </pic:blipFill>
+                  <pic:spPr>
+                    <a:xfrm>
+                      <a:off x="0" y="0"/>
+                      <a:ext cx="5943600" cy="1944168"/>
+                    </a:xfrm>
+                    <a:prstGeom prst="rect"/>
+                  </pic:spPr>
+                </pic:pic>
+              </a:graphicData>
+            </a:graphic>
+          </wp:inline>
+        </w:drawing>
+      </w:r>
+    </w:p>
     <w:tbl>
       <w:tblPr>
         <w:tblW w:type="dxa" w:w="9026"/>
@@ -3943,6 +3657,69 @@
           <w:lang w:bidi="ar-SA"/>
         </w:rPr>
         <w:t>المرجع: ~3.6 مليون طالب في التعليم العالي و73 جامعة — المجلس الأعلى للجامعات.</w:t>
+      </w:r>
+    </w:p>
+    <w:p>
+      <w:pPr>
+        <w:spacing w:before="160" w:after="40"/>
+        <w:bidi/>
+        <w:jc w:val="left"/>
+      </w:pPr>
+      <w:r>
+        <w:rPr>
+          <w:b/>
+          <w:i w:val="0"/>
+          <w:color w:val="C8A24C"/>
+          <w:sz w:val="24"/>
+          <w:rtl/>
+          <w:lang w:bidi="ar-SA"/>
+        </w:rPr>
+        <w:t>توزيع الميزانية — المرحلة التجريبية</w:t>
+      </w:r>
+    </w:p>
+    <w:p>
+      <w:pPr>
+        <w:spacing w:before="80" w:after="160"/>
+        <w:jc w:val="left"/>
+        <w:bidi/>
+      </w:pPr>
+      <w:r>
+        <w:rPr>
+          <w:rtl/>
+          <w:lang w:bidi="ar-SA"/>
+        </w:rPr>
+        <w:drawing>
+          <wp:inline xmlns:a="http://schemas.openxmlformats.org/drawingml/2006/main" xmlns:pic="http://schemas.openxmlformats.org/drawingml/2006/picture">
+            <wp:extent cx="5943600" cy="2271252"/>
+            <wp:docPr id="4" name="Picture 4"/>
+            <wp:cNvGraphicFramePr>
+              <a:graphicFrameLocks noChangeAspect="1"/>
+            </wp:cNvGraphicFramePr>
+            <a:graphic>
+              <a:graphicData uri="http://schemas.openxmlformats.org/drawingml/2006/picture">
+                <pic:pic>
+                  <pic:nvPicPr>
+                    <pic:cNvPr id="0" name="chart_budget.png"/>
+                    <pic:cNvPicPr/>
+                  </pic:nvPicPr>
+                  <pic:blipFill>
+                    <a:blip r:embed="rId12"/>
+                    <a:stretch>
+                      <a:fillRect/>
+                    </a:stretch>
+                  </pic:blipFill>
+                  <pic:spPr>
+                    <a:xfrm>
+                      <a:off x="0" y="0"/>
+                      <a:ext cx="5943600" cy="2271252"/>
+                    </a:xfrm>
+                    <a:prstGeom prst="rect"/>
+                  </pic:spPr>
+                </pic:pic>
+              </a:graphicData>
+            </a:graphic>
+          </wp:inline>
+        </w:drawing>
       </w:r>
     </w:p>
     <w:p>
